--- a/Avance 3 1609/Tesis_FISI_Completa.docx
+++ b/Avance 3 1609/Tesis_FISI_Completa.docx
@@ -2644,17 +2644,24 @@
           <w:szCs w:val="24"/>
           <w:lang w:val="pt-PT"/>
         </w:rPr>
-        <w:t xml:space="preserve">Figura 8.  </w:t>
-      </w:r>
-      <w:r>
-        <w:rPr>
-          <w:rFonts w:ascii="Times New Roman" w:eastAsia="Times New Roman" w:hAnsi="Times New Roman" w:cs="Times New Roman"/>
-          <w:sz w:val="24"/>
-          <w:szCs w:val="24"/>
-        </w:rPr>
-        <w:t>Documentación interactiva Swagger UI del sistema de clasificación</w:t>
-        <w:tab/>
-        <w:t>61</w:t>
+        <w:t xml:space="preserve">Figura 8.  Interfaz web principal del sistema de clasificación	61</w:t>
+      </w:r>
+    </w:p>
+    <w:p>
+      <w:pPr>
+        <w:tabs>
+          <w:tab w:val="right" w:pos="8640"/>
+        </w:tabs>
+        <w:spacing w:before="40" w:after="40" w:line="320" w:lineRule="auto"/>
+      </w:pPr>
+      <w:r>
+        <w:rPr>
+          <w:rFonts w:ascii="Times New Roman" w:eastAsia="Times New Roman" w:hAnsi="Times New Roman" w:cs="Times New Roman"/>
+          <w:sz w:val="24"/>
+          <w:szCs w:val="24"/>
+          <w:lang w:val="pt-PT"/>
+        </w:rPr>
+        <w:t xml:space="preserve">Figura 9.  Panel de métricas y gráficos interactivos del sistema	62</w:t>
       </w:r>
     </w:p>
     <w:p>
@@ -13173,7 +13180,7 @@
           <w:sz w:val="24"/>
           <w:szCs w:val="24"/>
         </w:rPr>
-        <w:t>Conforme a los resultados de la Tabla 6, Python con PyTorch es la tecnología seleccionada para el desarrollo de la CNN. PyTorch ofrece el ecosistema más completo para el desarrollo de modelos de aprendizaje profundo orientados a la investigación: soporte nativo para CNN con control granular de la arquitectura, compatibilidad con la biblioteca HuggingFace Transformers para la generación de embeddings en texto administrativo en español, y amplia adopción en la comunidad científica internacional que produce los artículos de referencia del estado del arte de esta tesis. Para el despliegue, se empleará FastAPI por su rendimiento asíncrono y su generación automática de documentación OpenAPI, empaquetado mediante Docker para garantizar la portabilidad entre entornos institucionales.</w:t>
+        <w:t xml:space="preserve">Conforme a los resultados de la Tabla 6, Python con PyTorch es la tecnología seleccionada para el desarrollo de la CNN. PyTorch ofrece el ecosistema más completo para el desarrollo de modelos de aprendizaje profundo orientados a la investigación: soporte nativo para CNN con control granular de la arquitectura, un ecosistema maduro de bibliotecas de procesamiento de lenguaje natural en español —como scikit-learn, empleada en este sistema para la vectorización TF-IDF del texto administrativo-académico— y amplia adopción en la comunidad científica internacional que produce los artículos de referencia del estado del arte de esta tesis. Para el despliegue, se empleará FastAPI por su rendimiento asíncrono y su generación automática de documentación OpenAPI, empaquetado mediante Docker para garantizar la portabilidad entre entornos institucionales.</w:t>
       </w:r>
     </w:p>
     <w:p>
@@ -17108,7 +17115,7 @@
           <w:sz w:val="24"/>
           <w:szCs w:val="24"/>
         </w:rPr>
-        <w:t>Keras es una API de alto nivel para el desarrollo de redes neuronales, integrada actualmente como interfaz oficial de TensorFlow. Su diseño minimalista facilita la construcción rápida de modelos, aunque sacrifica el control detallado sobre la arquitectura que requiere el diseño de una CNN especializada para texto administrativo-académico. Además, su ecosistema de soporte para PLN en español es más limitado que el de PyTorch con HuggingFace.</w:t>
+        <w:t xml:space="preserve">Keras es una API de alto nivel para el desarrollo de redes neuronales, integrada actualmente como interfaz oficial de TensorFlow. Su diseño minimalista facilita la construcción rápida de modelos, aunque sacrifica el control detallado sobre la arquitectura que requiere el diseño de una CNN especializada para texto administrativo-académico. Además, su ecosistema de soporte para PLN en español es más limitado que el de PyTorch, que cuenta con bibliotecas maduras como HuggingFace Transformers y scikit-learn.</w:t>
       </w:r>
     </w:p>
     <w:p>
@@ -18307,7 +18314,7 @@
           <w:sz w:val="24"/>
           <w:szCs w:val="24"/>
         </w:rPr>
-        <w:t>En conclusión, PyTorch es la tecnología seleccionada para la capa lógica del sistema, gracias a su alto control sobre la arquitectura CNN, su soporte nativo para la biblioteca HuggingFace Transformers —esencial para la generación de embeddings en texto administrativo en español— y su amplia adopción en la comunidad científica que produce los artículos de referencia del estado del arte de esta tesis.</w:t>
+        <w:t xml:space="preserve">En conclusión, PyTorch es la tecnología seleccionada para la capa lógica del sistema, gracias a su alto control sobre la arquitectura CNN, su compatibilidad con el ecosistema de procesamiento de lenguaje natural en español empleado en el sistema —vectorización TF-IDF mediante scikit-learn— y su amplia adopción en la comunidad científica que produce los artículos de referencia del estado del arte de esta tesis.</w:t>
       </w:r>
     </w:p>
     <w:p>
@@ -19447,6 +19454,14 @@
         </w:rPr>
         <w:t>En conclusión, se seleccionó PostgreSQL como tecnología para la capa de datos en el entorno de producción, por su alta escalabilidad, soporte para conexiones concurrentes y compatibilidad nativa con Python. Para el entorno de desarrollo y pruebas locales se empleará SQLite, dada su simplicidad de configuración y su integración directa con el ecosistema Python sin requerir instalación de servidor externo.</w:t>
       </w:r>
+      <w:r>
+        <w:rPr>
+          <w:rFonts w:ascii="Times New Roman" w:eastAsia="Times New Roman" w:hAnsi="Times New Roman" w:cs="Times New Roman"/>
+          <w:sz w:val="24"/>
+          <w:szCs w:val="24"/>
+        </w:rPr>
+        <w:t xml:space="preserve"> En el prototipo funcional desarrollado en el marco de esta investigación se implementó SQLite como capa de datos, conforme a lo señalado para el entorno de desarrollo y pruebas.</w:t>
+      </w:r>
     </w:p>
     <w:p>
       <w:pPr>
@@ -20971,7 +20986,7 @@
                 <w:sz w:val="20"/>
                 <w:szCs w:val="20"/>
               </w:rPr>
-              <w:t>HuggingFace Transformers</w:t>
+              <w:t>FastAPI</w:t>
             </w:r>
           </w:p>
         </w:tc>
@@ -20996,7 +21011,7 @@
                 <w:sz w:val="20"/>
                 <w:szCs w:val="20"/>
               </w:rPr>
-              <w:t>Biblioteca utilizada para la carga de modelos pre-entrenados en texto administrativo en español y la generación de embeddings de texto administrativo.</w:t>
+              <w:t>Framework utilizado para construir la API REST del sistema, incluyendo la documentación automática en formato Swagger UI.</w:t>
             </w:r>
           </w:p>
         </w:tc>
@@ -21023,7 +21038,7 @@
                 <w:sz w:val="20"/>
                 <w:szCs w:val="20"/>
               </w:rPr>
-              <w:t>FastAPI</w:t>
+              <w:t>Uvicorn</w:t>
             </w:r>
           </w:p>
         </w:tc>
@@ -21048,7 +21063,7 @@
                 <w:sz w:val="20"/>
                 <w:szCs w:val="20"/>
               </w:rPr>
-              <w:t>Framework utilizado para construir la API REST del sistema, incluyendo la documentación automática en formato Swagger UI.</w:t>
+              <w:t>Servidor ASGI (Asynchronous Server Gateway Interface) empleado para ejecutar la aplicación FastAPI en modo asíncrono de alto rendimiento.</w:t>
             </w:r>
           </w:p>
         </w:tc>
@@ -21075,7 +21090,7 @@
                 <w:sz w:val="20"/>
                 <w:szCs w:val="20"/>
               </w:rPr>
-              <w:t>Uvicorn</w:t>
+              <w:t xml:space="preserve">Chart.js</w:t>
             </w:r>
           </w:p>
         </w:tc>
@@ -21100,7 +21115,7 @@
                 <w:sz w:val="20"/>
                 <w:szCs w:val="20"/>
               </w:rPr>
-              <w:t>Servidor ASGI (Asynchronous Server Gateway Interface) empleado para ejecutar la aplicación FastAPI en modo asíncrono de alto rendimiento.</w:t>
+              <w:t xml:space="preserve">Biblioteca JavaScript utilizada en la interfaz web para renderizar los gráficos interactivos de distribución de documentos por categoría y de tiempo de inferencia.</w:t>
             </w:r>
           </w:p>
         </w:tc>
@@ -21308,7 +21323,7 @@
                 <w:sz w:val="20"/>
                 <w:szCs w:val="20"/>
               </w:rPr>
-              <w:t>Biblioteca utilizada para el cálculo de métricas de evaluación del modelo: F1-Score ponderado, AUC-ROC y matriz de confusión.</w:t>
+              <w:t xml:space="preserve">Biblioteca utilizada para la vectorización TF-IDF del texto administrativo-académico y para el cálculo de métricas de evaluación del modelo: F1-Score ponderado, AUC-ROC y matriz de confusión.</w:t>
             </w:r>
           </w:p>
         </w:tc>
@@ -22557,7 +22572,7 @@
           <w:sz w:val="24"/>
           <w:szCs w:val="24"/>
         </w:rPr>
-        <w:t>Dado que el sistema propuesto no cuenta con una interfaz gráfica de usuario tradicional, sino que opera como un servicio de clasificación accesible mediante API REST, la interfaz principal del sistema es la documentación interactiva generada automáticamente por FastAPI en formato Swagger UI. Esta interfaz permite al personal técnico de la UTI FISI explorar, probar y validar todos los endpoints disponibles del sistema desde un navegador web, sin necesidad de herramientas adicionales.</w:t>
+        <w:t xml:space="preserve">El sistema propuesto cuenta con dos interfaces de acceso complementarias. La primera es una interfaz web integrada, desarrollada en HTML, CSS y JavaScript y embebida directamente en la aplicación FastAPI, que permite al personal administrativo de la UTD clasificar documentos, consultar métricas y configurar las categorías del sistema desde un navegador web sin necesidad de herramientas adicionales. La segunda es la documentación interactiva generada automáticamente por FastAPI en formato Swagger UI, orientada al personal técnico para explorar, probar y validar todos los endpoints disponibles del sistema.</w:t>
       </w:r>
     </w:p>
     <w:p>
@@ -22572,7 +22587,7 @@
           <w:sz w:val="24"/>
           <w:szCs w:val="24"/>
         </w:rPr>
-        <w:t>La documentación Swagger UI del sistema está accesible en la ruta /docs del servidor después del despliegue. Presenta los cinco endpoints principales del sistema con sus parámetros de entrada, respuestas esperadas y códigos de estado HTTP, tal como se muestra en la Figura 8.</w:t>
+        <w:t xml:space="preserve">La interfaz web principal está disponible en la ruta raíz (/) del servidor tras el despliegue. Permite ingresar el texto de un documento, obtener la categoría asignada junto con su score de confianza y los términos clave que motivaron la predicción, así como visualizar el historial y las métricas del sistema, tal como se muestra en la Figura 8.</w:t>
       </w:r>
     </w:p>
     <w:p>
@@ -22595,55 +22610,21 @@
           <w:sz w:val="24"/>
           <w:szCs w:val="24"/>
         </w:rPr>
-        <w:t>Figura 8</w:t>
-      </w:r>
-      <w:r>
-        <w:rPr>
-          <w:noProof/>
-        </w:rPr>
-        <w:drawing>
-          <wp:anchor distT="0" distB="0" distL="114300" distR="114300" simplePos="0" relativeHeight="251664384" behindDoc="0" locked="0" layoutInCell="1" hidden="0" allowOverlap="1" wp14:anchorId="758E4E8B" wp14:editId="6F682DEC">
-            <wp:simplePos x="0" y="0"/>
-            <wp:positionH relativeFrom="column">
-              <wp:posOffset>173930</wp:posOffset>
-            </wp:positionH>
-            <wp:positionV relativeFrom="paragraph">
-              <wp:posOffset>363545</wp:posOffset>
-            </wp:positionV>
-            <wp:extent cx="5612130" cy="3590112"/>
-            <wp:effectExtent l="0" t="0" r="0" b="0"/>
-            <wp:wrapSquare wrapText="bothSides" distT="0" distB="0" distL="114300" distR="114300"/>
-            <wp:docPr id="1366294103" name="image5.png"/>
-            <wp:cNvGraphicFramePr/>
-            <a:graphic xmlns:a="http://schemas.openxmlformats.org/drawingml/2006/main">
-              <a:graphicData uri="http://schemas.openxmlformats.org/drawingml/2006/picture">
-                <pic:pic xmlns:pic="http://schemas.openxmlformats.org/drawingml/2006/picture">
-                  <pic:nvPicPr>
-                    <pic:cNvPr id="0" name="image5.png"/>
-                    <pic:cNvPicPr preferRelativeResize="0"/>
-                  </pic:nvPicPr>
-                  <pic:blipFill>
-                    <a:blip r:embed="rId20"/>
-                    <a:srcRect/>
-                    <a:stretch>
-                      <a:fillRect/>
-                    </a:stretch>
-                  </pic:blipFill>
-                  <pic:spPr>
-                    <a:xfrm>
-                      <a:off x="0" y="0"/>
-                      <a:ext cx="5612130" cy="3590112"/>
-                    </a:xfrm>
-                    <a:prstGeom prst="rect">
-                      <a:avLst/>
-                    </a:prstGeom>
-                    <a:ln/>
-                  </pic:spPr>
-                </pic:pic>
-              </a:graphicData>
-            </a:graphic>
-          </wp:anchor>
-        </w:drawing>
+        <w:t xml:space="preserve">Figura 8.  Interfaz web principal del sistema — formulario de clasificación y resultado</w:t>
+      </w:r>
+      <w:r>
+        <w:br/>
+      </w:r>
+      <w:r>
+        <w:rPr>
+          <w:rFonts w:ascii="Times New Roman" w:eastAsia="Times New Roman" w:hAnsi="Times New Roman" w:cs="Times New Roman"/>
+          <w:sz w:val="24"/>
+          <w:szCs w:val="24"/>
+          <w:i/>
+          <w:iCs/>
+          <w:highlight w:val="yellow"/>
+        </w:rPr>
+        <w:t xml:space="preserve">[ESPACIO PARA CAPTURA — pegar aquí una imagen de la página de inicio del sistema (http://localhost:8000/), mostrando el encabezado con el logo de la UNMSM, el formulario de clasificación y el resultado con la categoría, el score de confianza y los términos clave]</w:t>
       </w:r>
     </w:p>
     <w:p>
@@ -22662,7 +22643,7 @@
           <w:i/>
           <w:iCs/>
         </w:rPr>
-        <w:t>Nota. La interfaz Swagger UI es generada automáticamente por FastAPI a partir de las definiciones de los endpoints y los esquemas Pydantic del sistema. Permite probar los endpoints directamente desde el navegador sin necesidad de herramientas externas. Elaboración propia.</w:t>
+        <w:t xml:space="preserve">Nota. Captura de la interfaz web principal del sistema, accesible en la ruta raíz (/) del servidor. Muestra el formulario de clasificación, el resultado con el score de confianza y los términos clave (TF-IDF) que más influyeron en la predicción. Elaboración propia.</w:t>
       </w:r>
     </w:p>
     <w:p>
@@ -22687,8 +22668,7 @@
           <w:sz w:val="24"/>
           <w:szCs w:val="24"/>
         </w:rPr>
-        <w:lastRenderedPageBreak/>
-        <w:t>Los endpoints principales documentados en la interfaz del sistema son los siguientes:</w:t>
+        <w:t xml:space="preserve">Los endpoints principales expuestos por la API REST del sistema, documentados en la interfaz Swagger UI, son los siguientes:</w:t>
       </w:r>
     </w:p>
     <w:p>
@@ -22710,15 +22690,7 @@
           <w:sz w:val="24"/>
           <w:szCs w:val="24"/>
         </w:rPr>
-        <w:t xml:space="preserve">POST /clasificar. </w:t>
-      </w:r>
-      <w:r>
-        <w:rPr>
-          <w:rFonts w:ascii="Times New Roman" w:eastAsia="Times New Roman" w:hAnsi="Times New Roman" w:cs="Times New Roman"/>
-          <w:sz w:val="24"/>
-          <w:szCs w:val="24"/>
-        </w:rPr>
-        <w:t>Recibe el texto de un documento administrativo-académico en formato JSON y retorna la categoría asignada, el score de confianza y una alerta si el score es inferior al umbral definido.</w:t>
+        <w:t xml:space="preserve">POST /clasificar. Recibe el texto de un documento administrativo-académico en formato JSON y retorna la categoría asignada, el score de confianza, los términos clave (TF-IDF) que más influyeron en la predicción —como mecanismo de explicabilidad del modelo— y una alerta si el score es inferior al umbral definido.</w:t>
       </w:r>
     </w:p>
     <w:p>
@@ -22740,62 +22712,41 @@
           <w:sz w:val="24"/>
           <w:szCs w:val="24"/>
         </w:rPr>
-        <w:t>Figura 8</w:t>
-      </w:r>
-      <w:r>
-        <w:rPr>
-          <w:noProof/>
-        </w:rPr>
-        <w:drawing>
-          <wp:anchor distT="0" distB="0" distL="114300" distR="114300" simplePos="0" relativeHeight="251665408" behindDoc="0" locked="0" layoutInCell="1" hidden="0" allowOverlap="1" wp14:anchorId="0AB69838" wp14:editId="19FA5BF6">
-            <wp:simplePos x="0" y="0"/>
-            <wp:positionH relativeFrom="column">
-              <wp:posOffset>307165</wp:posOffset>
-            </wp:positionH>
-            <wp:positionV relativeFrom="paragraph">
-              <wp:posOffset>423632</wp:posOffset>
-            </wp:positionV>
-            <wp:extent cx="5612130" cy="3343738"/>
-            <wp:effectExtent l="0" t="0" r="0" b="0"/>
-            <wp:wrapSquare wrapText="bothSides" distT="0" distB="0" distL="114300" distR="114300"/>
-            <wp:docPr id="1366294095" name="image8.jpg"/>
-            <wp:cNvGraphicFramePr/>
-            <a:graphic xmlns:a="http://schemas.openxmlformats.org/drawingml/2006/main">
-              <a:graphicData uri="http://schemas.openxmlformats.org/drawingml/2006/picture">
-                <pic:pic xmlns:pic="http://schemas.openxmlformats.org/drawingml/2006/picture">
-                  <pic:nvPicPr>
-                    <pic:cNvPr id="0" name="image8.jpg"/>
-                    <pic:cNvPicPr preferRelativeResize="0"/>
-                  </pic:nvPicPr>
-                  <pic:blipFill>
-                    <a:blip r:embed="rId21"/>
-                    <a:srcRect/>
-                    <a:stretch>
-                      <a:fillRect/>
-                    </a:stretch>
-                  </pic:blipFill>
-                  <pic:spPr>
-                    <a:xfrm>
-                      <a:off x="0" y="0"/>
-                      <a:ext cx="5612130" cy="3343738"/>
-                    </a:xfrm>
-                    <a:prstGeom prst="rect">
-                      <a:avLst/>
-                    </a:prstGeom>
-                    <a:ln/>
-                  </pic:spPr>
-                </pic:pic>
-              </a:graphicData>
-            </a:graphic>
-          </wp:anchor>
-        </w:drawing>
-      </w:r>
-    </w:p>
-    <w:p>
-      <w:pPr>
-        <w:spacing w:before="120" w:after="120" w:line="360" w:lineRule="auto"/>
-        <w:jc w:val="both"/>
-      </w:pPr>
+        <w:t xml:space="preserve">Figura 9.  Panel de métricas y gráficos interactivos del sistema</w:t>
+      </w:r>
+      <w:r>
+        <w:br/>
+      </w:r>
+      <w:r>
+        <w:rPr>
+          <w:rFonts w:ascii="Times New Roman" w:eastAsia="Times New Roman" w:hAnsi="Times New Roman" w:cs="Times New Roman"/>
+          <w:sz w:val="24"/>
+          <w:szCs w:val="24"/>
+          <w:i/>
+          <w:iCs/>
+          <w:highlight w:val="yellow"/>
+        </w:rPr>
+        <w:t xml:space="preserve">[ESPACIO PARA CAPTURA — pegar aquí una imagen del panel de métricas del sistema, mostrando las tarjetas de estadísticas, el gráfico de dona de distribución por categoría y el gráfico de línea del tiempo de inferencia (Chart.js)]</w:t>
+      </w:r>
+    </w:p>
+    <w:p>
+      <w:pPr>
+        <w:spacing w:before="60" w:after="160" w:line="360" w:lineRule="auto"/>
+        <w:ind w:left="720"/>
+        <w:rPr>
+          <w:rFonts w:ascii="Times New Roman" w:eastAsia="Times New Roman" w:hAnsi="Times New Roman" w:cs="Times New Roman"/>
+          <w:i/>
+          <w:iCs/>
+        </w:rPr>
+      </w:pPr>
+      <w:r>
+        <w:rPr>
+          <w:rFonts w:ascii="Times New Roman" w:eastAsia="Times New Roman" w:hAnsi="Times New Roman" w:cs="Times New Roman"/>
+          <w:i/>
+          <w:iCs/>
+        </w:rPr>
+        <w:t xml:space="preserve">Nota. La interfaz Swagger UI es generada automáticamente por FastAPI a partir de las definiciones de los endpoints y los esquemas Pydantic del sistema. Permite probar los endpoints directamente desde el navegador sin necesidad de herramientas externas. Elaboración propia.</w:t>
+      </w:r>
     </w:p>
     <w:p>
       <w:pPr>
@@ -22900,6 +22851,28 @@
           <w:szCs w:val="24"/>
         </w:rPr>
         <w:t>Permite al administrador del sistema actualizar la configuración de las categorías de clasificación sin necesidad de reiniciar el servicio ni reentrenar el modelo.</w:t>
+      </w:r>
+    </w:p>
+    <w:p>
+      <w:pPr>
+        <w:spacing w:before="120" w:after="120" w:line="360" w:lineRule="auto"/>
+        <w:ind w:left="720" w:firstLine="720"/>
+        <w:jc w:val="both"/>
+        <w:rPr>
+          <w:rFonts w:ascii="Times New Roman" w:eastAsia="Times New Roman" w:hAnsi="Times New Roman" w:cs="Times New Roman"/>
+          <w:sz w:val="24"/>
+          <w:szCs w:val="24"/>
+        </w:rPr>
+      </w:pPr>
+      <w:r>
+        <w:rPr>
+          <w:rFonts w:ascii="Times New Roman" w:eastAsia="Times New Roman" w:hAnsi="Times New Roman" w:cs="Times New Roman"/>
+          <w:b/>
+          <w:bCs/>
+          <w:sz w:val="24"/>
+          <w:szCs w:val="24"/>
+        </w:rPr>
+        <w:t xml:space="preserve">GET /historial/exportar. Exporta el historial completo de clasificaciones en formato CSV, incluyendo el fragmento del documento, la categoría asignada, el score de confianza, los términos clave y la marca de tiempo de cada registro.</w:t>
       </w:r>
     </w:p>
     <w:p>

--- a/Avance 3 1609/Tesis_FISI_Completa.docx
+++ b/Avance 3 1609/Tesis_FISI_Completa.docx
@@ -334,20 +334,46 @@
         <w:jc w:val="center"/>
         <w:rPr>
           <w:rFonts w:ascii="Times New Roman" w:eastAsia="Times New Roman" w:hAnsi="Times New Roman" w:cs="Times New Roman"/>
-          <w:sz w:val="20"/>
-          <w:szCs w:val="20"/>
-        </w:rPr>
-      </w:pPr>
-      <w:r>
-        <w:rPr>
-          <w:rFonts w:ascii="Times New Roman" w:eastAsia="Times New Roman" w:hAnsi="Times New Roman" w:cs="Times New Roman"/>
           <w:b/>
           <w:bCs/>
           <w:sz w:val="20"/>
           <w:szCs w:val="20"/>
         </w:rPr>
+      </w:pPr>
+      <w:r>
+        <w:rPr>
+          <w:rFonts w:ascii="Times New Roman" w:eastAsia="Times New Roman" w:hAnsi="Times New Roman" w:cs="Times New Roman"/>
+          <w:b/>
+          <w:bCs/>
+          <w:sz w:val="20"/>
+          <w:szCs w:val="20"/>
+        </w:rPr>
         <w:t xml:space="preserve">Escuela Académico Profesional </w:t>
       </w:r>
+    </w:p>
+    <w:p>
+      <w:pPr>
+        <w:spacing w:before="40" w:after="40" w:line="360" w:lineRule="auto"/>
+        <w:jc w:val="center"/>
+        <w:rPr>
+          <w:rFonts w:ascii="Times New Roman" w:eastAsia="Times New Roman" w:hAnsi="Times New Roman" w:cs="Times New Roman"/>
+          <w:b/>
+          <w:bCs/>
+          <w:sz w:val="20"/>
+          <w:szCs w:val="20"/>
+        </w:rPr>
+      </w:pPr>
+    </w:p>
+    <w:p>
+      <w:pPr>
+        <w:spacing w:before="40" w:after="40" w:line="360" w:lineRule="auto"/>
+        <w:jc w:val="center"/>
+        <w:rPr>
+          <w:rFonts w:ascii="Times New Roman" w:eastAsia="Times New Roman" w:hAnsi="Times New Roman" w:cs="Times New Roman"/>
+          <w:sz w:val="20"/>
+          <w:szCs w:val="20"/>
+        </w:rPr>
+      </w:pPr>
     </w:p>
     <w:p>
       <w:pPr>
@@ -382,14 +408,25 @@
         <w:r>
           <w:rPr>
             <w:rFonts w:ascii="Times New Roman" w:eastAsia="Times New Roman" w:hAnsi="Times New Roman" w:cs="Times New Roman"/>
-            <w:color w:val="0563C1"/>
-            <w:u w:val="single"/>
             <w:b/>
             <w:bCs/>
+            <w:color w:val="0563C1"/>
             <w:sz w:val="24"/>
             <w:szCs w:val="24"/>
+            <w:u w:val="single"/>
           </w:rPr>
-          <w:t xml:space="preserve">Capítulo I: Introducción</w:t>
+          <w:t>Capítulo I: Introducción</w:t>
+        </w:r>
+        <w:r>
+          <w:rPr>
+            <w:rFonts w:ascii="Times New Roman" w:eastAsia="Times New Roman" w:hAnsi="Times New Roman" w:cs="Times New Roman"/>
+            <w:b/>
+            <w:bCs/>
+            <w:color w:val="0563C1"/>
+            <w:sz w:val="24"/>
+            <w:szCs w:val="24"/>
+            <w:u w:val="single"/>
+          </w:rPr>
           <w:tab/>
           <w:t>3</w:t>
         </w:r>
@@ -408,11 +445,20 @@
           <w:rPr>
             <w:rFonts w:ascii="Times New Roman" w:eastAsia="Times New Roman" w:hAnsi="Times New Roman" w:cs="Times New Roman"/>
             <w:color w:val="0563C1"/>
-            <w:u w:val="single"/>
             <w:sz w:val="24"/>
             <w:szCs w:val="24"/>
+            <w:u w:val="single"/>
           </w:rPr>
-          <w:t xml:space="preserve">1.1 Antecedentes</w:t>
+          <w:t>1.1 Antecedentes</w:t>
+        </w:r>
+        <w:r>
+          <w:rPr>
+            <w:rFonts w:ascii="Times New Roman" w:eastAsia="Times New Roman" w:hAnsi="Times New Roman" w:cs="Times New Roman"/>
+            <w:color w:val="0563C1"/>
+            <w:sz w:val="24"/>
+            <w:szCs w:val="24"/>
+            <w:u w:val="single"/>
+          </w:rPr>
           <w:tab/>
           <w:t>9</w:t>
         </w:r>
@@ -431,11 +477,20 @@
           <w:rPr>
             <w:rFonts w:ascii="Times New Roman" w:eastAsia="Times New Roman" w:hAnsi="Times New Roman" w:cs="Times New Roman"/>
             <w:color w:val="0563C1"/>
-            <w:u w:val="single"/>
             <w:sz w:val="24"/>
             <w:szCs w:val="24"/>
+            <w:u w:val="single"/>
           </w:rPr>
-          <w:t xml:space="preserve">1.2 Definición del problema</w:t>
+          <w:t>1.2 Definición del problema</w:t>
+        </w:r>
+        <w:r>
+          <w:rPr>
+            <w:rFonts w:ascii="Times New Roman" w:eastAsia="Times New Roman" w:hAnsi="Times New Roman" w:cs="Times New Roman"/>
+            <w:color w:val="0563C1"/>
+            <w:sz w:val="24"/>
+            <w:szCs w:val="24"/>
+            <w:u w:val="single"/>
+          </w:rPr>
           <w:tab/>
           <w:t>11</w:t>
         </w:r>
@@ -454,11 +509,20 @@
           <w:rPr>
             <w:rFonts w:ascii="Times New Roman" w:eastAsia="Times New Roman" w:hAnsi="Times New Roman" w:cs="Times New Roman"/>
             <w:color w:val="0563C1"/>
-            <w:u w:val="single"/>
             <w:sz w:val="24"/>
             <w:szCs w:val="24"/>
+            <w:u w:val="single"/>
           </w:rPr>
-          <w:t xml:space="preserve">1.3 Objetivos</w:t>
+          <w:t>1.3 Objetivos</w:t>
+        </w:r>
+        <w:r>
+          <w:rPr>
+            <w:rFonts w:ascii="Times New Roman" w:eastAsia="Times New Roman" w:hAnsi="Times New Roman" w:cs="Times New Roman"/>
+            <w:color w:val="0563C1"/>
+            <w:sz w:val="24"/>
+            <w:szCs w:val="24"/>
+            <w:u w:val="single"/>
+          </w:rPr>
           <w:tab/>
           <w:t>12</w:t>
         </w:r>
@@ -476,14 +540,25 @@
         <w:r>
           <w:rPr>
             <w:rFonts w:ascii="Times New Roman" w:eastAsia="Times New Roman" w:hAnsi="Times New Roman" w:cs="Times New Roman"/>
-            <w:color w:val="0563C1"/>
-            <w:u w:val="single"/>
             <w:i/>
             <w:iCs/>
+            <w:color w:val="0563C1"/>
             <w:sz w:val="24"/>
             <w:szCs w:val="24"/>
+            <w:u w:val="single"/>
           </w:rPr>
-          <w:t xml:space="preserve">1.3.1 General</w:t>
+          <w:t>1.3.1 General</w:t>
+        </w:r>
+        <w:r>
+          <w:rPr>
+            <w:rFonts w:ascii="Times New Roman" w:eastAsia="Times New Roman" w:hAnsi="Times New Roman" w:cs="Times New Roman"/>
+            <w:i/>
+            <w:iCs/>
+            <w:color w:val="0563C1"/>
+            <w:sz w:val="24"/>
+            <w:szCs w:val="24"/>
+            <w:u w:val="single"/>
+          </w:rPr>
           <w:tab/>
           <w:t>12</w:t>
         </w:r>
@@ -501,14 +576,25 @@
         <w:r>
           <w:rPr>
             <w:rFonts w:ascii="Times New Roman" w:eastAsia="Times New Roman" w:hAnsi="Times New Roman" w:cs="Times New Roman"/>
-            <w:color w:val="0563C1"/>
-            <w:u w:val="single"/>
             <w:i/>
             <w:iCs/>
+            <w:color w:val="0563C1"/>
             <w:sz w:val="24"/>
             <w:szCs w:val="24"/>
+            <w:u w:val="single"/>
           </w:rPr>
-          <w:t xml:space="preserve">1.3.2 Objetivos Específicos</w:t>
+          <w:t>1.3.2 Objetivos Específicos</w:t>
+        </w:r>
+        <w:r>
+          <w:rPr>
+            <w:rFonts w:ascii="Times New Roman" w:eastAsia="Times New Roman" w:hAnsi="Times New Roman" w:cs="Times New Roman"/>
+            <w:i/>
+            <w:iCs/>
+            <w:color w:val="0563C1"/>
+            <w:sz w:val="24"/>
+            <w:szCs w:val="24"/>
+            <w:u w:val="single"/>
+          </w:rPr>
           <w:tab/>
           <w:t>12</w:t>
         </w:r>
@@ -527,11 +613,20 @@
           <w:rPr>
             <w:rFonts w:ascii="Times New Roman" w:eastAsia="Times New Roman" w:hAnsi="Times New Roman" w:cs="Times New Roman"/>
             <w:color w:val="0563C1"/>
-            <w:u w:val="single"/>
             <w:sz w:val="24"/>
             <w:szCs w:val="24"/>
+            <w:u w:val="single"/>
           </w:rPr>
-          <w:t xml:space="preserve">1.4 Justificación</w:t>
+          <w:t>1.4 Justificación</w:t>
+        </w:r>
+        <w:r>
+          <w:rPr>
+            <w:rFonts w:ascii="Times New Roman" w:eastAsia="Times New Roman" w:hAnsi="Times New Roman" w:cs="Times New Roman"/>
+            <w:color w:val="0563C1"/>
+            <w:sz w:val="24"/>
+            <w:szCs w:val="24"/>
+            <w:u w:val="single"/>
+          </w:rPr>
           <w:tab/>
           <w:t>13</w:t>
         </w:r>
@@ -549,14 +644,25 @@
         <w:r>
           <w:rPr>
             <w:rFonts w:ascii="Times New Roman" w:eastAsia="Times New Roman" w:hAnsi="Times New Roman" w:cs="Times New Roman"/>
-            <w:color w:val="0563C1"/>
-            <w:u w:val="single"/>
             <w:i/>
             <w:iCs/>
+            <w:color w:val="0563C1"/>
             <w:sz w:val="24"/>
             <w:szCs w:val="24"/>
+            <w:u w:val="single"/>
           </w:rPr>
-          <w:t xml:space="preserve">1.4.1 Justificación Práctica</w:t>
+          <w:t>1.4.1 Justificación Práctica</w:t>
+        </w:r>
+        <w:r>
+          <w:rPr>
+            <w:rFonts w:ascii="Times New Roman" w:eastAsia="Times New Roman" w:hAnsi="Times New Roman" w:cs="Times New Roman"/>
+            <w:i/>
+            <w:iCs/>
+            <w:color w:val="0563C1"/>
+            <w:sz w:val="24"/>
+            <w:szCs w:val="24"/>
+            <w:u w:val="single"/>
+          </w:rPr>
           <w:tab/>
           <w:t>13</w:t>
         </w:r>
@@ -574,14 +680,25 @@
         <w:r>
           <w:rPr>
             <w:rFonts w:ascii="Times New Roman" w:eastAsia="Times New Roman" w:hAnsi="Times New Roman" w:cs="Times New Roman"/>
-            <w:color w:val="0563C1"/>
-            <w:u w:val="single"/>
             <w:i/>
             <w:iCs/>
+            <w:color w:val="0563C1"/>
             <w:sz w:val="24"/>
             <w:szCs w:val="24"/>
+            <w:u w:val="single"/>
           </w:rPr>
-          <w:t xml:space="preserve">1.4.2 Justificación Teórica</w:t>
+          <w:t>1.4.2 Justificación Teórica</w:t>
+        </w:r>
+        <w:r>
+          <w:rPr>
+            <w:rFonts w:ascii="Times New Roman" w:eastAsia="Times New Roman" w:hAnsi="Times New Roman" w:cs="Times New Roman"/>
+            <w:i/>
+            <w:iCs/>
+            <w:color w:val="0563C1"/>
+            <w:sz w:val="24"/>
+            <w:szCs w:val="24"/>
+            <w:u w:val="single"/>
+          </w:rPr>
           <w:tab/>
           <w:t>14</w:t>
         </w:r>
@@ -600,11 +717,20 @@
           <w:rPr>
             <w:rFonts w:ascii="Times New Roman" w:eastAsia="Times New Roman" w:hAnsi="Times New Roman" w:cs="Times New Roman"/>
             <w:color w:val="0563C1"/>
-            <w:u w:val="single"/>
             <w:sz w:val="24"/>
             <w:szCs w:val="24"/>
+            <w:u w:val="single"/>
           </w:rPr>
-          <w:t xml:space="preserve">1.5 Alcance</w:t>
+          <w:t>1.5 Alcance</w:t>
+        </w:r>
+        <w:r>
+          <w:rPr>
+            <w:rFonts w:ascii="Times New Roman" w:eastAsia="Times New Roman" w:hAnsi="Times New Roman" w:cs="Times New Roman"/>
+            <w:color w:val="0563C1"/>
+            <w:sz w:val="24"/>
+            <w:szCs w:val="24"/>
+            <w:u w:val="single"/>
+          </w:rPr>
           <w:tab/>
           <w:t>15</w:t>
         </w:r>
@@ -623,11 +749,20 @@
           <w:rPr>
             <w:rFonts w:ascii="Times New Roman" w:eastAsia="Times New Roman" w:hAnsi="Times New Roman" w:cs="Times New Roman"/>
             <w:color w:val="0563C1"/>
-            <w:u w:val="single"/>
             <w:sz w:val="24"/>
             <w:szCs w:val="24"/>
+            <w:u w:val="single"/>
           </w:rPr>
-          <w:t xml:space="preserve">1.6 Organización de la tesis</w:t>
+          <w:t>1.6 Organización de la tesis</w:t>
+        </w:r>
+        <w:r>
+          <w:rPr>
+            <w:rFonts w:ascii="Times New Roman" w:eastAsia="Times New Roman" w:hAnsi="Times New Roman" w:cs="Times New Roman"/>
+            <w:color w:val="0563C1"/>
+            <w:sz w:val="24"/>
+            <w:szCs w:val="24"/>
+            <w:u w:val="single"/>
+          </w:rPr>
           <w:tab/>
           <w:t>15</w:t>
         </w:r>
@@ -649,14 +784,25 @@
         <w:r>
           <w:rPr>
             <w:rFonts w:ascii="Times New Roman" w:eastAsia="Times New Roman" w:hAnsi="Times New Roman" w:cs="Times New Roman"/>
-            <w:color w:val="0563C1"/>
-            <w:u w:val="single"/>
             <w:b/>
             <w:bCs/>
+            <w:color w:val="0563C1"/>
             <w:sz w:val="24"/>
             <w:szCs w:val="24"/>
+            <w:u w:val="single"/>
           </w:rPr>
-          <w:t xml:space="preserve">Capítulo II: Marco Teórico</w:t>
+          <w:t>Capítulo II: Marco Teórico</w:t>
+        </w:r>
+        <w:r>
+          <w:rPr>
+            <w:rFonts w:ascii="Times New Roman" w:eastAsia="Times New Roman" w:hAnsi="Times New Roman" w:cs="Times New Roman"/>
+            <w:b/>
+            <w:bCs/>
+            <w:color w:val="0563C1"/>
+            <w:sz w:val="24"/>
+            <w:szCs w:val="24"/>
+            <w:u w:val="single"/>
+          </w:rPr>
           <w:tab/>
           <w:t>16</w:t>
         </w:r>
@@ -675,11 +821,20 @@
           <w:rPr>
             <w:rFonts w:ascii="Times New Roman" w:eastAsia="Times New Roman" w:hAnsi="Times New Roman" w:cs="Times New Roman"/>
             <w:color w:val="0563C1"/>
-            <w:u w:val="single"/>
             <w:sz w:val="24"/>
             <w:szCs w:val="24"/>
+            <w:u w:val="single"/>
           </w:rPr>
-          <w:t xml:space="preserve">2.1 Procesamiento del Lenguaje Natural (PLN)</w:t>
+          <w:t>2.1 Procesamiento del Lenguaje Natural (PLN)</w:t>
+        </w:r>
+        <w:r>
+          <w:rPr>
+            <w:rFonts w:ascii="Times New Roman" w:eastAsia="Times New Roman" w:hAnsi="Times New Roman" w:cs="Times New Roman"/>
+            <w:color w:val="0563C1"/>
+            <w:sz w:val="24"/>
+            <w:szCs w:val="24"/>
+            <w:u w:val="single"/>
+          </w:rPr>
           <w:tab/>
           <w:t>16</w:t>
         </w:r>
@@ -698,11 +853,20 @@
           <w:rPr>
             <w:rFonts w:ascii="Times New Roman" w:eastAsia="Times New Roman" w:hAnsi="Times New Roman" w:cs="Times New Roman"/>
             <w:color w:val="0563C1"/>
-            <w:u w:val="single"/>
             <w:sz w:val="24"/>
             <w:szCs w:val="24"/>
+            <w:u w:val="single"/>
           </w:rPr>
-          <w:t xml:space="preserve">2.2 Aprendizaje Automático y Profundo</w:t>
+          <w:t>2.2 Aprendizaje Automático y Profundo</w:t>
+        </w:r>
+        <w:r>
+          <w:rPr>
+            <w:rFonts w:ascii="Times New Roman" w:eastAsia="Times New Roman" w:hAnsi="Times New Roman" w:cs="Times New Roman"/>
+            <w:color w:val="0563C1"/>
+            <w:sz w:val="24"/>
+            <w:szCs w:val="24"/>
+            <w:u w:val="single"/>
+          </w:rPr>
           <w:tab/>
           <w:t>16</w:t>
         </w:r>
@@ -721,11 +885,20 @@
           <w:rPr>
             <w:rFonts w:ascii="Times New Roman" w:eastAsia="Times New Roman" w:hAnsi="Times New Roman" w:cs="Times New Roman"/>
             <w:color w:val="0563C1"/>
-            <w:u w:val="single"/>
             <w:sz w:val="24"/>
             <w:szCs w:val="24"/>
+            <w:u w:val="single"/>
           </w:rPr>
-          <w:t xml:space="preserve">2.3 Modelos de Lenguaje Grandes (LLMs) Basados en Transformers</w:t>
+          <w:t>2.3 Modelos de Lenguaje Grandes (LLMs) Basados en Transformers</w:t>
+        </w:r>
+        <w:r>
+          <w:rPr>
+            <w:rFonts w:ascii="Times New Roman" w:eastAsia="Times New Roman" w:hAnsi="Times New Roman" w:cs="Times New Roman"/>
+            <w:color w:val="0563C1"/>
+            <w:sz w:val="24"/>
+            <w:szCs w:val="24"/>
+            <w:u w:val="single"/>
+          </w:rPr>
           <w:tab/>
           <w:t>17</w:t>
         </w:r>
@@ -744,11 +917,20 @@
           <w:rPr>
             <w:rFonts w:ascii="Times New Roman" w:eastAsia="Times New Roman" w:hAnsi="Times New Roman" w:cs="Times New Roman"/>
             <w:color w:val="0563C1"/>
-            <w:u w:val="single"/>
             <w:sz w:val="24"/>
             <w:szCs w:val="24"/>
+            <w:u w:val="single"/>
           </w:rPr>
-          <w:t xml:space="preserve">2.4 Modelos Multimodales y Jerárquicos</w:t>
+          <w:t>2.4 Modelos Multimodales y Jerárquicos</w:t>
+        </w:r>
+        <w:r>
+          <w:rPr>
+            <w:rFonts w:ascii="Times New Roman" w:eastAsia="Times New Roman" w:hAnsi="Times New Roman" w:cs="Times New Roman"/>
+            <w:color w:val="0563C1"/>
+            <w:sz w:val="24"/>
+            <w:szCs w:val="24"/>
+            <w:u w:val="single"/>
+          </w:rPr>
           <w:tab/>
           <w:t>18</w:t>
         </w:r>
@@ -770,14 +952,25 @@
         <w:r>
           <w:rPr>
             <w:rFonts w:ascii="Times New Roman" w:eastAsia="Times New Roman" w:hAnsi="Times New Roman" w:cs="Times New Roman"/>
-            <w:color w:val="0563C1"/>
-            <w:u w:val="single"/>
             <w:b/>
             <w:bCs/>
+            <w:color w:val="0563C1"/>
             <w:sz w:val="24"/>
             <w:szCs w:val="24"/>
+            <w:u w:val="single"/>
           </w:rPr>
-          <w:t xml:space="preserve">Capítulo III: Estado del Arte</w:t>
+          <w:t>Capítulo III: Estado del Arte</w:t>
+        </w:r>
+        <w:r>
+          <w:rPr>
+            <w:rFonts w:ascii="Times New Roman" w:eastAsia="Times New Roman" w:hAnsi="Times New Roman" w:cs="Times New Roman"/>
+            <w:b/>
+            <w:bCs/>
+            <w:color w:val="0563C1"/>
+            <w:sz w:val="24"/>
+            <w:szCs w:val="24"/>
+            <w:u w:val="single"/>
+          </w:rPr>
           <w:tab/>
           <w:t>19</w:t>
         </w:r>
@@ -796,11 +989,20 @@
           <w:rPr>
             <w:rFonts w:ascii="Times New Roman" w:eastAsia="Times New Roman" w:hAnsi="Times New Roman" w:cs="Times New Roman"/>
             <w:color w:val="0563C1"/>
-            <w:u w:val="single"/>
             <w:sz w:val="24"/>
             <w:szCs w:val="24"/>
+            <w:u w:val="single"/>
           </w:rPr>
-          <w:t xml:space="preserve">3.1 Taxonomía</w:t>
+          <w:t>3.1 Taxonomía</w:t>
+        </w:r>
+        <w:r>
+          <w:rPr>
+            <w:rFonts w:ascii="Times New Roman" w:eastAsia="Times New Roman" w:hAnsi="Times New Roman" w:cs="Times New Roman"/>
+            <w:color w:val="0563C1"/>
+            <w:sz w:val="24"/>
+            <w:szCs w:val="24"/>
+            <w:u w:val="single"/>
+          </w:rPr>
           <w:tab/>
           <w:t>19</w:t>
         </w:r>
@@ -823,6 +1025,15 @@
           <w:szCs w:val="24"/>
         </w:rPr>
         <w:t>3.2 Revisión de la Literatura</w:t>
+      </w:r>
+      <w:r>
+        <w:rPr>
+          <w:rFonts w:ascii="Times New Roman" w:eastAsia="Times New Roman" w:hAnsi="Times New Roman" w:cs="Times New Roman"/>
+          <w:i/>
+          <w:iCs/>
+          <w:sz w:val="24"/>
+          <w:szCs w:val="24"/>
+        </w:rPr>
         <w:tab/>
         <w:t>13</w:t>
       </w:r>
@@ -839,14 +1050,25 @@
         <w:r>
           <w:rPr>
             <w:rFonts w:ascii="Times New Roman" w:eastAsia="Times New Roman" w:hAnsi="Times New Roman" w:cs="Times New Roman"/>
-            <w:color w:val="0563C1"/>
-            <w:u w:val="single"/>
             <w:i/>
             <w:iCs/>
+            <w:color w:val="0563C1"/>
             <w:sz w:val="24"/>
             <w:szCs w:val="24"/>
+            <w:u w:val="single"/>
           </w:rPr>
-          <w:t xml:space="preserve">3.2.1 Metodología de la Revisión de la Literatura</w:t>
+          <w:t>3.2.1 Metodología de la Revisión de la Literatura</w:t>
+        </w:r>
+        <w:r>
+          <w:rPr>
+            <w:rFonts w:ascii="Times New Roman" w:eastAsia="Times New Roman" w:hAnsi="Times New Roman" w:cs="Times New Roman"/>
+            <w:i/>
+            <w:iCs/>
+            <w:color w:val="0563C1"/>
+            <w:sz w:val="24"/>
+            <w:szCs w:val="24"/>
+            <w:u w:val="single"/>
+          </w:rPr>
           <w:tab/>
           <w:t>22</w:t>
         </w:r>
@@ -865,11 +1087,20 @@
           <w:rPr>
             <w:rFonts w:ascii="Times New Roman" w:eastAsia="Times New Roman" w:hAnsi="Times New Roman" w:cs="Times New Roman"/>
             <w:color w:val="0563C1"/>
-            <w:u w:val="single"/>
             <w:sz w:val="24"/>
             <w:szCs w:val="24"/>
+            <w:u w:val="single"/>
           </w:rPr>
-          <w:t xml:space="preserve">3.2.1.1 Preguntas de Investigación</w:t>
+          <w:t>3.2.1.1 Preguntas de Investigación</w:t>
+        </w:r>
+        <w:r>
+          <w:rPr>
+            <w:rFonts w:ascii="Times New Roman" w:eastAsia="Times New Roman" w:hAnsi="Times New Roman" w:cs="Times New Roman"/>
+            <w:color w:val="0563C1"/>
+            <w:sz w:val="24"/>
+            <w:szCs w:val="24"/>
+            <w:u w:val="single"/>
+          </w:rPr>
           <w:tab/>
           <w:t>23</w:t>
         </w:r>
@@ -888,11 +1119,20 @@
           <w:rPr>
             <w:rFonts w:ascii="Times New Roman" w:eastAsia="Times New Roman" w:hAnsi="Times New Roman" w:cs="Times New Roman"/>
             <w:color w:val="0563C1"/>
-            <w:u w:val="single"/>
             <w:sz w:val="24"/>
             <w:szCs w:val="24"/>
+            <w:u w:val="single"/>
           </w:rPr>
-          <w:t xml:space="preserve">3.2.1.2 Estrategia de Búsqueda</w:t>
+          <w:t>3.2.1.2 Estrategia de Búsqueda</w:t>
+        </w:r>
+        <w:r>
+          <w:rPr>
+            <w:rFonts w:ascii="Times New Roman" w:eastAsia="Times New Roman" w:hAnsi="Times New Roman" w:cs="Times New Roman"/>
+            <w:color w:val="0563C1"/>
+            <w:sz w:val="24"/>
+            <w:szCs w:val="24"/>
+            <w:u w:val="single"/>
+          </w:rPr>
           <w:tab/>
           <w:t>25</w:t>
         </w:r>
@@ -911,11 +1151,20 @@
           <w:rPr>
             <w:rFonts w:ascii="Times New Roman" w:eastAsia="Times New Roman" w:hAnsi="Times New Roman" w:cs="Times New Roman"/>
             <w:color w:val="0563C1"/>
-            <w:u w:val="single"/>
             <w:sz w:val="24"/>
             <w:szCs w:val="24"/>
+            <w:u w:val="single"/>
           </w:rPr>
-          <w:t xml:space="preserve">3.2.1.3 Criterios de Inclusión</w:t>
+          <w:t>3.2.1.3 Criterios de Inclusión</w:t>
+        </w:r>
+        <w:r>
+          <w:rPr>
+            <w:rFonts w:ascii="Times New Roman" w:eastAsia="Times New Roman" w:hAnsi="Times New Roman" w:cs="Times New Roman"/>
+            <w:color w:val="0563C1"/>
+            <w:sz w:val="24"/>
+            <w:szCs w:val="24"/>
+            <w:u w:val="single"/>
+          </w:rPr>
           <w:tab/>
           <w:t>26</w:t>
         </w:r>
@@ -934,11 +1183,20 @@
           <w:rPr>
             <w:rFonts w:ascii="Times New Roman" w:eastAsia="Times New Roman" w:hAnsi="Times New Roman" w:cs="Times New Roman"/>
             <w:color w:val="0563C1"/>
-            <w:u w:val="single"/>
             <w:sz w:val="24"/>
             <w:szCs w:val="24"/>
+            <w:u w:val="single"/>
           </w:rPr>
-          <w:t xml:space="preserve">3.2.1.4 Criterios de Exclusión</w:t>
+          <w:t>3.2.1.4 Criterios de Exclusión</w:t>
+        </w:r>
+        <w:r>
+          <w:rPr>
+            <w:rFonts w:ascii="Times New Roman" w:eastAsia="Times New Roman" w:hAnsi="Times New Roman" w:cs="Times New Roman"/>
+            <w:color w:val="0563C1"/>
+            <w:sz w:val="24"/>
+            <w:szCs w:val="24"/>
+            <w:u w:val="single"/>
+          </w:rPr>
           <w:tab/>
           <w:t>26</w:t>
         </w:r>
@@ -957,11 +1215,20 @@
           <w:rPr>
             <w:rFonts w:ascii="Times New Roman" w:eastAsia="Times New Roman" w:hAnsi="Times New Roman" w:cs="Times New Roman"/>
             <w:color w:val="0563C1"/>
-            <w:u w:val="single"/>
             <w:sz w:val="24"/>
             <w:szCs w:val="24"/>
+            <w:u w:val="single"/>
           </w:rPr>
-          <w:t xml:space="preserve">3.2.1.5 Estrategia de Extracción de Datos</w:t>
+          <w:t>3.2.1.5 Estrategia de Extracción de Datos</w:t>
+        </w:r>
+        <w:r>
+          <w:rPr>
+            <w:rFonts w:ascii="Times New Roman" w:eastAsia="Times New Roman" w:hAnsi="Times New Roman" w:cs="Times New Roman"/>
+            <w:color w:val="0563C1"/>
+            <w:sz w:val="24"/>
+            <w:szCs w:val="24"/>
+            <w:u w:val="single"/>
+          </w:rPr>
           <w:tab/>
           <w:t>27</w:t>
         </w:r>
@@ -982,15 +1249,27 @@
         <w:r>
           <w:rPr>
             <w:rFonts w:ascii="Times New Roman" w:eastAsia="Times New Roman" w:hAnsi="Times New Roman" w:cs="Times New Roman"/>
-            <w:color w:val="0563C1"/>
-            <w:u w:val="single"/>
             <w:i/>
             <w:iCs/>
+            <w:color w:val="0563C1"/>
             <w:sz w:val="24"/>
             <w:szCs w:val="24"/>
+            <w:u w:val="single"/>
             <w:lang w:val="en-US"/>
           </w:rPr>
-          <w:t xml:space="preserve">3.2.2 Artículos</w:t>
+          <w:t>3.2.2 Artículos</w:t>
+        </w:r>
+        <w:r>
+          <w:rPr>
+            <w:rFonts w:ascii="Times New Roman" w:eastAsia="Times New Roman" w:hAnsi="Times New Roman" w:cs="Times New Roman"/>
+            <w:i/>
+            <w:iCs/>
+            <w:color w:val="0563C1"/>
+            <w:sz w:val="24"/>
+            <w:szCs w:val="24"/>
+            <w:u w:val="single"/>
+            <w:lang w:val="en-US"/>
+          </w:rPr>
           <w:tab/>
           <w:t>27</w:t>
         </w:r>
@@ -1007,10 +1286,13 @@
       <w:r>
         <w:rPr>
           <w:rFonts w:ascii="Times New Roman" w:eastAsia="Times New Roman" w:hAnsi="Times New Roman" w:cs="Times New Roman"/>
-          <w:sz w:val="22"/>
-          <w:szCs w:val="22"/>
-        </w:rPr>
-        <w:t xml:space="preserve">3.2.2.1  Applying Convolutional Neural Networks to predict the ICD-9 codes of medical records. (Hsu et al., 2020)</w:t>
+        </w:rPr>
+        <w:t>3.2.2.1  Applying Convolutional Neural Networks to predict the ICD-9 codes of medical records. (Hsu et al., 2020)</w:t>
+      </w:r>
+      <w:r>
+        <w:rPr>
+          <w:rFonts w:ascii="Times New Roman" w:eastAsia="Times New Roman" w:hAnsi="Times New Roman" w:cs="Times New Roman"/>
+        </w:rPr>
         <w:tab/>
         <w:t>27</w:t>
       </w:r>
@@ -1026,10 +1308,20 @@
       <w:r>
         <w:rPr>
           <w:rFonts w:ascii="Times New Roman" w:eastAsia="Times New Roman" w:hAnsi="Times New Roman" w:cs="Times New Roman"/>
-          <w:sz w:val="22"/>
-          <w:szCs w:val="22"/>
-        </w:rPr>
-        <w:t xml:space="preserve">3.2.2.2  ICD Coding from Clinical Text Using Multi-Filter Residual Convolutional Neural Network. (Li &amp; Yu, 2020)</w:t>
+          <w:lang w:val="pt-PT"/>
+        </w:rPr>
+        <w:t xml:space="preserve">3.2.2.2  ICD Coding from Clinical Text Using Multi-Filter Residual Convolutional Neural Network. </w:t>
+      </w:r>
+      <w:r>
+        <w:rPr>
+          <w:rFonts w:ascii="Times New Roman" w:eastAsia="Times New Roman" w:hAnsi="Times New Roman" w:cs="Times New Roman"/>
+        </w:rPr>
+        <w:t>(Li &amp; Yu, 2020)</w:t>
+      </w:r>
+      <w:r>
+        <w:rPr>
+          <w:rFonts w:ascii="Times New Roman" w:eastAsia="Times New Roman" w:hAnsi="Times New Roman" w:cs="Times New Roman"/>
+        </w:rPr>
         <w:tab/>
         <w:t>27</w:t>
       </w:r>
@@ -1041,14 +1333,23 @@
         </w:tabs>
         <w:spacing w:before="40" w:after="40" w:line="320" w:lineRule="auto"/>
         <w:ind w:left="1080"/>
-      </w:pPr>
-      <w:r>
-        <w:rPr>
-          <w:rFonts w:ascii="Times New Roman" w:eastAsia="Times New Roman" w:hAnsi="Times New Roman" w:cs="Times New Roman"/>
-          <w:sz w:val="22"/>
-          <w:szCs w:val="22"/>
-        </w:rPr>
-        <w:t xml:space="preserve">3.2.2.3  Limitations of Transformers on Clinical Text Classification. (Gao et al., 2021)</w:t>
+        <w:rPr>
+          <w:lang w:val="pt-PT"/>
+        </w:rPr>
+      </w:pPr>
+      <w:r>
+        <w:rPr>
+          <w:rFonts w:ascii="Times New Roman" w:eastAsia="Times New Roman" w:hAnsi="Times New Roman" w:cs="Times New Roman"/>
+          <w:lang w:val="pt-PT"/>
+        </w:rPr>
+        <w:lastRenderedPageBreak/>
+        <w:t>3.2.2.3  Limitations of Transformers on Clinical Text Classification. (Gao et al., 2021)</w:t>
+      </w:r>
+      <w:r>
+        <w:rPr>
+          <w:rFonts w:ascii="Times New Roman" w:eastAsia="Times New Roman" w:hAnsi="Times New Roman" w:cs="Times New Roman"/>
+          <w:lang w:val="pt-PT"/>
+        </w:rPr>
         <w:tab/>
         <w:t>28</w:t>
       </w:r>
@@ -1060,14 +1361,22 @@
         </w:tabs>
         <w:spacing w:before="40" w:after="40" w:line="320" w:lineRule="auto"/>
         <w:ind w:left="1080"/>
-      </w:pPr>
-      <w:r>
-        <w:rPr>
-          <w:rFonts w:ascii="Times New Roman" w:eastAsia="Times New Roman" w:hAnsi="Times New Roman" w:cs="Times New Roman"/>
-          <w:sz w:val="22"/>
-          <w:szCs w:val="22"/>
-        </w:rPr>
-        <w:t xml:space="preserve">3.2.2.4  A Hybrid Deep Learning Approach for Medical Text Classification: Combining CNN, Bi-LSTM, and Attention Mechanism. (Sun &amp; Yu, 2022)</w:t>
+        <w:rPr>
+          <w:lang w:val="pt-PT"/>
+        </w:rPr>
+      </w:pPr>
+      <w:r>
+        <w:rPr>
+          <w:rFonts w:ascii="Times New Roman" w:eastAsia="Times New Roman" w:hAnsi="Times New Roman" w:cs="Times New Roman"/>
+          <w:lang w:val="pt-PT"/>
+        </w:rPr>
+        <w:t>3.2.2.4  A Hybrid Deep Learning Approach for Medical Text Classification: Combining CNN, Bi-LSTM, and Attention Mechanism. (Sun &amp; Yu, 2022)</w:t>
+      </w:r>
+      <w:r>
+        <w:rPr>
+          <w:rFonts w:ascii="Times New Roman" w:eastAsia="Times New Roman" w:hAnsi="Times New Roman" w:cs="Times New Roman"/>
+          <w:lang w:val="pt-PT"/>
+        </w:rPr>
         <w:tab/>
         <w:t>28</w:t>
       </w:r>
@@ -1079,14 +1388,22 @@
         </w:tabs>
         <w:spacing w:before="40" w:after="40" w:line="320" w:lineRule="auto"/>
         <w:ind w:left="1080"/>
-      </w:pPr>
-      <w:r>
-        <w:rPr>
-          <w:rFonts w:ascii="Times New Roman" w:eastAsia="Times New Roman" w:hAnsi="Times New Roman" w:cs="Times New Roman"/>
-          <w:sz w:val="22"/>
-          <w:szCs w:val="22"/>
-        </w:rPr>
-        <w:t xml:space="preserve">3.2.2.5  A Comparative Study on Deep Learning Models for Text Classification of Unstructured Medical Notes with Various Levels of Class Imbalance. (Lu et al., 2022)</w:t>
+        <w:rPr>
+          <w:lang w:val="pt-PT"/>
+        </w:rPr>
+      </w:pPr>
+      <w:r>
+        <w:rPr>
+          <w:rFonts w:ascii="Times New Roman" w:eastAsia="Times New Roman" w:hAnsi="Times New Roman" w:cs="Times New Roman"/>
+          <w:lang w:val="pt-PT"/>
+        </w:rPr>
+        <w:t>3.2.2.5  A Comparative Study on Deep Learning Models for Text Classification of Unstructured Medical Notes with Various Levels of Class Imbalance. (Lu et al., 2022)</w:t>
+      </w:r>
+      <w:r>
+        <w:rPr>
+          <w:rFonts w:ascii="Times New Roman" w:eastAsia="Times New Roman" w:hAnsi="Times New Roman" w:cs="Times New Roman"/>
+          <w:lang w:val="pt-PT"/>
+        </w:rPr>
         <w:tab/>
         <w:t>29</w:t>
       </w:r>
@@ -1098,14 +1415,22 @@
         </w:tabs>
         <w:spacing w:before="40" w:after="40" w:line="320" w:lineRule="auto"/>
         <w:ind w:left="1080"/>
-      </w:pPr>
-      <w:r>
-        <w:rPr>
-          <w:rFonts w:ascii="Times New Roman" w:eastAsia="Times New Roman" w:hAnsi="Times New Roman" w:cs="Times New Roman"/>
-          <w:sz w:val="22"/>
-          <w:szCs w:val="22"/>
-        </w:rPr>
-        <w:t xml:space="preserve">3.2.2.6  Automatic Classification of Scanned Electronic University Documents using Deep Neural Networks with Conv2D Layers. (Baimakhanova et al., 2023)</w:t>
+        <w:rPr>
+          <w:lang w:val="pt-PT"/>
+        </w:rPr>
+      </w:pPr>
+      <w:r>
+        <w:rPr>
+          <w:rFonts w:ascii="Times New Roman" w:eastAsia="Times New Roman" w:hAnsi="Times New Roman" w:cs="Times New Roman"/>
+          <w:lang w:val="pt-PT"/>
+        </w:rPr>
+        <w:t>3.2.2.6  Automatic Classification of Scanned Electronic University Documents using Deep Neural Networks with Conv2D Layers. (Baimakhanova et al., 2023)</w:t>
+      </w:r>
+      <w:r>
+        <w:rPr>
+          <w:rFonts w:ascii="Times New Roman" w:eastAsia="Times New Roman" w:hAnsi="Times New Roman" w:cs="Times New Roman"/>
+          <w:lang w:val="pt-PT"/>
+        </w:rPr>
         <w:tab/>
         <w:t>29</w:t>
       </w:r>
@@ -1117,14 +1442,22 @@
         </w:tabs>
         <w:spacing w:before="40" w:after="40" w:line="320" w:lineRule="auto"/>
         <w:ind w:left="1080"/>
-      </w:pPr>
-      <w:r>
-        <w:rPr>
-          <w:rFonts w:ascii="Times New Roman" w:eastAsia="Times New Roman" w:hAnsi="Times New Roman" w:cs="Times New Roman"/>
-          <w:sz w:val="22"/>
-          <w:szCs w:val="22"/>
-        </w:rPr>
-        <w:t xml:space="preserve">3.2.2.7  TextConvoNet: A Convolutional Neural Network Based Architecture for Text Classification. (Soni et al., 2023)</w:t>
+        <w:rPr>
+          <w:lang w:val="pt-PT"/>
+        </w:rPr>
+      </w:pPr>
+      <w:r>
+        <w:rPr>
+          <w:rFonts w:ascii="Times New Roman" w:eastAsia="Times New Roman" w:hAnsi="Times New Roman" w:cs="Times New Roman"/>
+          <w:lang w:val="pt-PT"/>
+        </w:rPr>
+        <w:t>3.2.2.7  TextConvoNet: A Convolutional Neural Network Based Architecture for Text Classification. (Soni et al., 2023)</w:t>
+      </w:r>
+      <w:r>
+        <w:rPr>
+          <w:rFonts w:ascii="Times New Roman" w:eastAsia="Times New Roman" w:hAnsi="Times New Roman" w:cs="Times New Roman"/>
+          <w:lang w:val="pt-PT"/>
+        </w:rPr>
         <w:tab/>
         <w:t>30</w:t>
       </w:r>
@@ -1136,14 +1469,22 @@
         </w:tabs>
         <w:spacing w:before="40" w:after="40" w:line="320" w:lineRule="auto"/>
         <w:ind w:left="1080"/>
-      </w:pPr>
-      <w:r>
-        <w:rPr>
-          <w:rFonts w:ascii="Times New Roman" w:eastAsia="Times New Roman" w:hAnsi="Times New Roman" w:cs="Times New Roman"/>
-          <w:sz w:val="22"/>
-          <w:szCs w:val="22"/>
-        </w:rPr>
-        <w:t xml:space="preserve">3.2.2.8  Effective Class-Imbalance Learning Based on SMOTE and Convolutional Neural Networks. (Joloudari et al., 2023)</w:t>
+        <w:rPr>
+          <w:lang w:val="pt-PT"/>
+        </w:rPr>
+      </w:pPr>
+      <w:r>
+        <w:rPr>
+          <w:rFonts w:ascii="Times New Roman" w:eastAsia="Times New Roman" w:hAnsi="Times New Roman" w:cs="Times New Roman"/>
+          <w:lang w:val="pt-PT"/>
+        </w:rPr>
+        <w:t>3.2.2.8  Effective Class-Imbalance Learning Based on SMOTE and Convolutional Neural Networks. (Joloudari et al., 2023)</w:t>
+      </w:r>
+      <w:r>
+        <w:rPr>
+          <w:rFonts w:ascii="Times New Roman" w:eastAsia="Times New Roman" w:hAnsi="Times New Roman" w:cs="Times New Roman"/>
+          <w:lang w:val="pt-PT"/>
+        </w:rPr>
         <w:tab/>
         <w:t>30</w:t>
       </w:r>
@@ -1155,14 +1496,22 @@
         </w:tabs>
         <w:spacing w:before="40" w:after="40" w:line="320" w:lineRule="auto"/>
         <w:ind w:left="1080"/>
-      </w:pPr>
-      <w:r>
-        <w:rPr>
-          <w:rFonts w:ascii="Times New Roman" w:eastAsia="Times New Roman" w:hAnsi="Times New Roman" w:cs="Times New Roman"/>
-          <w:sz w:val="22"/>
-          <w:szCs w:val="22"/>
-        </w:rPr>
-        <w:t xml:space="preserve">3.2.2.9  Transfer Learning for Text Classification via Model Risk Analysis. (Sun et al., 2024)</w:t>
+        <w:rPr>
+          <w:lang w:val="pt-PT"/>
+        </w:rPr>
+      </w:pPr>
+      <w:r>
+        <w:rPr>
+          <w:rFonts w:ascii="Times New Roman" w:eastAsia="Times New Roman" w:hAnsi="Times New Roman" w:cs="Times New Roman"/>
+          <w:lang w:val="pt-PT"/>
+        </w:rPr>
+        <w:t>3.2.2.9  Transfer Learning for Text Classification via Model Risk Analysis. (Sun et al., 2024)</w:t>
+      </w:r>
+      <w:r>
+        <w:rPr>
+          <w:rFonts w:ascii="Times New Roman" w:eastAsia="Times New Roman" w:hAnsi="Times New Roman" w:cs="Times New Roman"/>
+          <w:lang w:val="pt-PT"/>
+        </w:rPr>
         <w:tab/>
         <w:t>31</w:t>
       </w:r>
@@ -1174,14 +1523,22 @@
         </w:tabs>
         <w:spacing w:before="40" w:after="40" w:line="320" w:lineRule="auto"/>
         <w:ind w:left="1080"/>
-      </w:pPr>
-      <w:r>
-        <w:rPr>
-          <w:rFonts w:ascii="Times New Roman" w:eastAsia="Times New Roman" w:hAnsi="Times New Roman" w:cs="Times New Roman"/>
-          <w:sz w:val="22"/>
-          <w:szCs w:val="22"/>
-        </w:rPr>
-        <w:t xml:space="preserve">3.2.2.10  Automated Classification of Public Transport Complaints via Text Mining Using LLMs and Embeddings. (Rakhimzhanov et al., 2025)</w:t>
+        <w:rPr>
+          <w:lang w:val="pt-PT"/>
+        </w:rPr>
+      </w:pPr>
+      <w:r>
+        <w:rPr>
+          <w:rFonts w:ascii="Times New Roman" w:eastAsia="Times New Roman" w:hAnsi="Times New Roman" w:cs="Times New Roman"/>
+          <w:lang w:val="pt-PT"/>
+        </w:rPr>
+        <w:t>3.2.2.10  Automated Classification of Public Transport Complaints via Text Mining Using LLMs and Embeddings. (Rakhimzhanov et al., 2025)</w:t>
+      </w:r>
+      <w:r>
+        <w:rPr>
+          <w:rFonts w:ascii="Times New Roman" w:eastAsia="Times New Roman" w:hAnsi="Times New Roman" w:cs="Times New Roman"/>
+          <w:lang w:val="pt-PT"/>
+        </w:rPr>
         <w:tab/>
         <w:t>32</w:t>
       </w:r>
@@ -1193,14 +1550,22 @@
         </w:tabs>
         <w:spacing w:before="40" w:after="40" w:line="320" w:lineRule="auto"/>
         <w:ind w:left="1080"/>
-      </w:pPr>
-      <w:r>
-        <w:rPr>
-          <w:rFonts w:ascii="Times New Roman" w:eastAsia="Times New Roman" w:hAnsi="Times New Roman" w:cs="Times New Roman"/>
-          <w:sz w:val="22"/>
-          <w:szCs w:val="22"/>
-        </w:rPr>
-        <w:t xml:space="preserve">3.2.2.11  Towards Intelligent Legal Document Analysis: CNN-Driven Classification of Case Law Texts. (Hossain et al., 2026)</w:t>
+        <w:rPr>
+          <w:lang w:val="pt-PT"/>
+        </w:rPr>
+      </w:pPr>
+      <w:r>
+        <w:rPr>
+          <w:rFonts w:ascii="Times New Roman" w:eastAsia="Times New Roman" w:hAnsi="Times New Roman" w:cs="Times New Roman"/>
+          <w:lang w:val="pt-PT"/>
+        </w:rPr>
+        <w:t>3.2.2.11  Towards Intelligent Legal Document Analysis: CNN-Driven Classification of Case Law Texts. (Hossain et al., 2026)</w:t>
+      </w:r>
+      <w:r>
+        <w:rPr>
+          <w:rFonts w:ascii="Times New Roman" w:eastAsia="Times New Roman" w:hAnsi="Times New Roman" w:cs="Times New Roman"/>
+          <w:lang w:val="pt-PT"/>
+        </w:rPr>
         <w:tab/>
         <w:t>32</w:t>
       </w:r>
@@ -1212,14 +1577,22 @@
         </w:tabs>
         <w:spacing w:before="40" w:after="40" w:line="320" w:lineRule="auto"/>
         <w:ind w:left="1080"/>
-      </w:pPr>
-      <w:r>
-        <w:rPr>
-          <w:rFonts w:ascii="Times New Roman" w:eastAsia="Times New Roman" w:hAnsi="Times New Roman" w:cs="Times New Roman"/>
-          <w:sz w:val="22"/>
-          <w:szCs w:val="22"/>
-        </w:rPr>
-        <w:t xml:space="preserve">3.2.2.12  AI Appeals Processor: A Deep Learning Approach to Automated Classification of Citizen Appeals in Government Services. (Beskorovainyi, 2026)</w:t>
+        <w:rPr>
+          <w:lang w:val="pt-PT"/>
+        </w:rPr>
+      </w:pPr>
+      <w:r>
+        <w:rPr>
+          <w:rFonts w:ascii="Times New Roman" w:eastAsia="Times New Roman" w:hAnsi="Times New Roman" w:cs="Times New Roman"/>
+          <w:lang w:val="pt-PT"/>
+        </w:rPr>
+        <w:t>3.2.2.12  AI Appeals Processor: A Deep Learning Approach to Automated Classification of Citizen Appeals in Government Services. (Beskorovainyi, 2026)</w:t>
+      </w:r>
+      <w:r>
+        <w:rPr>
+          <w:rFonts w:ascii="Times New Roman" w:eastAsia="Times New Roman" w:hAnsi="Times New Roman" w:cs="Times New Roman"/>
+          <w:lang w:val="pt-PT"/>
+        </w:rPr>
         <w:tab/>
         <w:t>33</w:t>
       </w:r>
@@ -1231,14 +1604,22 @@
         </w:tabs>
         <w:spacing w:before="40" w:after="40" w:line="320" w:lineRule="auto"/>
         <w:ind w:left="1080"/>
-      </w:pPr>
-      <w:r>
-        <w:rPr>
-          <w:rFonts w:ascii="Times New Roman" w:eastAsia="Times New Roman" w:hAnsi="Times New Roman" w:cs="Times New Roman"/>
-          <w:sz w:val="22"/>
-          <w:szCs w:val="22"/>
-        </w:rPr>
-        <w:t xml:space="preserve">3.2.2.13  Evaluation of Deep Convolutional Nets for Document Image Classification and Retrieval. (Harley et al., 2015)</w:t>
+        <w:rPr>
+          <w:lang w:val="pt-PT"/>
+        </w:rPr>
+      </w:pPr>
+      <w:r>
+        <w:rPr>
+          <w:rFonts w:ascii="Times New Roman" w:eastAsia="Times New Roman" w:hAnsi="Times New Roman" w:cs="Times New Roman"/>
+          <w:lang w:val="pt-PT"/>
+        </w:rPr>
+        <w:t>3.2.2.13  Evaluation of Deep Convolutional Nets for Document Image Classification and Retrieval. (Harley et al., 2015)</w:t>
+      </w:r>
+      <w:r>
+        <w:rPr>
+          <w:rFonts w:ascii="Times New Roman" w:eastAsia="Times New Roman" w:hAnsi="Times New Roman" w:cs="Times New Roman"/>
+          <w:lang w:val="pt-PT"/>
+        </w:rPr>
         <w:tab/>
         <w:t>34</w:t>
       </w:r>
@@ -1254,10 +1635,20 @@
       <w:r>
         <w:rPr>
           <w:rFonts w:ascii="Times New Roman" w:eastAsia="Times New Roman" w:hAnsi="Times New Roman" w:cs="Times New Roman"/>
-          <w:sz w:val="22"/>
-          <w:szCs w:val="22"/>
-        </w:rPr>
-        <w:t xml:space="preserve">3.2.2.14  LayoutLM: Pre-training of Text and Layout for Document Image Understanding. (Xu et al., 2020)</w:t>
+          <w:lang w:val="pt-PT"/>
+        </w:rPr>
+        <w:t xml:space="preserve">3.2.2.14  LayoutLM: Pre-training of Text and Layout for Document Image Understanding. </w:t>
+      </w:r>
+      <w:r>
+        <w:rPr>
+          <w:rFonts w:ascii="Times New Roman" w:eastAsia="Times New Roman" w:hAnsi="Times New Roman" w:cs="Times New Roman"/>
+        </w:rPr>
+        <w:t>(Xu et al., 2020)</w:t>
+      </w:r>
+      <w:r>
+        <w:rPr>
+          <w:rFonts w:ascii="Times New Roman" w:eastAsia="Times New Roman" w:hAnsi="Times New Roman" w:cs="Times New Roman"/>
+        </w:rPr>
         <w:tab/>
         <w:t>34</w:t>
       </w:r>
@@ -1273,10 +1664,13 @@
       <w:r>
         <w:rPr>
           <w:rFonts w:ascii="Times New Roman" w:eastAsia="Times New Roman" w:hAnsi="Times New Roman" w:cs="Times New Roman"/>
-          <w:sz w:val="22"/>
-          <w:szCs w:val="22"/>
-        </w:rPr>
-        <w:t xml:space="preserve">3.2.2.15  Impact of Convolutional Neural Network and FastText Embedding on Text Classification. (Umer et al., 2023)</w:t>
+        </w:rPr>
+        <w:t>3.2.2.15  Impact of Convolutional Neural Network and FastText Embedding on Text Classification. (Umer et al., 2023)</w:t>
+      </w:r>
+      <w:r>
+        <w:rPr>
+          <w:rFonts w:ascii="Times New Roman" w:eastAsia="Times New Roman" w:hAnsi="Times New Roman" w:cs="Times New Roman"/>
+        </w:rPr>
         <w:tab/>
         <w:t>35</w:t>
       </w:r>
@@ -1292,10 +1686,20 @@
       <w:r>
         <w:rPr>
           <w:rFonts w:ascii="Times New Roman" w:eastAsia="Times New Roman" w:hAnsi="Times New Roman" w:cs="Times New Roman"/>
-          <w:sz w:val="22"/>
-          <w:szCs w:val="22"/>
-        </w:rPr>
-        <w:t xml:space="preserve">3.2.2.16  Fake News Detection and Classification: A Comparative Study of Convolutional Neural Networks, Large Language Models, and Natural Language Processing Models. (Roumeliotis et al., 2025)</w:t>
+          <w:lang w:val="pt-PT"/>
+        </w:rPr>
+        <w:t xml:space="preserve">3.2.2.16  Fake News Detection and Classification: A Comparative Study of Convolutional Neural Networks, Large Language Models, and Natural Language Processing Models. </w:t>
+      </w:r>
+      <w:r>
+        <w:rPr>
+          <w:rFonts w:ascii="Times New Roman" w:eastAsia="Times New Roman" w:hAnsi="Times New Roman" w:cs="Times New Roman"/>
+        </w:rPr>
+        <w:t>(Roumeliotis et al., 2025)</w:t>
+      </w:r>
+      <w:r>
+        <w:rPr>
+          <w:rFonts w:ascii="Times New Roman" w:eastAsia="Times New Roman" w:hAnsi="Times New Roman" w:cs="Times New Roman"/>
+        </w:rPr>
         <w:tab/>
         <w:t>36</w:t>
       </w:r>
@@ -1313,11 +1717,20 @@
           <w:rPr>
             <w:rFonts w:ascii="Times New Roman" w:eastAsia="Times New Roman" w:hAnsi="Times New Roman" w:cs="Times New Roman"/>
             <w:color w:val="0563C1"/>
-            <w:u w:val="single"/>
             <w:sz w:val="24"/>
             <w:szCs w:val="24"/>
+            <w:u w:val="single"/>
           </w:rPr>
-          <w:t xml:space="preserve">3.3 Marco Legal y Normativo</w:t>
+          <w:t>3.3 Marco Legal y Normativo</w:t>
+        </w:r>
+        <w:r>
+          <w:rPr>
+            <w:rFonts w:ascii="Times New Roman" w:eastAsia="Times New Roman" w:hAnsi="Times New Roman" w:cs="Times New Roman"/>
+            <w:color w:val="0563C1"/>
+            <w:sz w:val="24"/>
+            <w:szCs w:val="24"/>
+            <w:u w:val="single"/>
+          </w:rPr>
           <w:tab/>
           <w:t>36</w:t>
         </w:r>
@@ -1336,11 +1749,20 @@
           <w:rPr>
             <w:rFonts w:ascii="Times New Roman" w:eastAsia="Times New Roman" w:hAnsi="Times New Roman" w:cs="Times New Roman"/>
             <w:color w:val="0563C1"/>
-            <w:u w:val="single"/>
             <w:sz w:val="24"/>
             <w:szCs w:val="24"/>
+            <w:u w:val="single"/>
           </w:rPr>
-          <w:t xml:space="preserve">3.4 Aplicativos</w:t>
+          <w:t>3.4 Aplicativos</w:t>
+        </w:r>
+        <w:r>
+          <w:rPr>
+            <w:rFonts w:ascii="Times New Roman" w:eastAsia="Times New Roman" w:hAnsi="Times New Roman" w:cs="Times New Roman"/>
+            <w:color w:val="0563C1"/>
+            <w:sz w:val="24"/>
+            <w:szCs w:val="24"/>
+            <w:u w:val="single"/>
+          </w:rPr>
           <w:tab/>
           <w:t>37</w:t>
         </w:r>
@@ -1359,11 +1781,20 @@
           <w:rPr>
             <w:rFonts w:ascii="Times New Roman" w:eastAsia="Times New Roman" w:hAnsi="Times New Roman" w:cs="Times New Roman"/>
             <w:color w:val="0563C1"/>
-            <w:u w:val="single"/>
             <w:sz w:val="24"/>
             <w:szCs w:val="24"/>
+            <w:u w:val="single"/>
           </w:rPr>
-          <w:t xml:space="preserve">3.5 Casos de Éxito</w:t>
+          <w:t>3.5 Casos de Éxito</w:t>
+        </w:r>
+        <w:r>
+          <w:rPr>
+            <w:rFonts w:ascii="Times New Roman" w:eastAsia="Times New Roman" w:hAnsi="Times New Roman" w:cs="Times New Roman"/>
+            <w:color w:val="0563C1"/>
+            <w:sz w:val="24"/>
+            <w:szCs w:val="24"/>
+            <w:u w:val="single"/>
+          </w:rPr>
           <w:tab/>
           <w:t>41</w:t>
         </w:r>
@@ -1385,6 +1816,15 @@
           <w:szCs w:val="24"/>
         </w:rPr>
         <w:t>Referencias</w:t>
+      </w:r>
+      <w:r>
+        <w:rPr>
+          <w:rFonts w:ascii="Times New Roman" w:eastAsia="Times New Roman" w:hAnsi="Times New Roman" w:cs="Times New Roman"/>
+          <w:b/>
+          <w:bCs/>
+          <w:sz w:val="24"/>
+          <w:szCs w:val="24"/>
+        </w:rPr>
         <w:tab/>
         <w:t>37</w:t>
       </w:r>
@@ -1434,6 +1874,15 @@
           <w:szCs w:val="24"/>
         </w:rPr>
         <w:t>4.1 Planificación</w:t>
+      </w:r>
+      <w:r>
+        <w:rPr>
+          <w:rFonts w:ascii="Times New Roman" w:eastAsia="Times New Roman" w:hAnsi="Times New Roman" w:cs="Times New Roman"/>
+          <w:i/>
+          <w:iCs/>
+          <w:sz w:val="24"/>
+          <w:szCs w:val="24"/>
+        </w:rPr>
         <w:tab/>
         <w:t>39</w:t>
       </w:r>
@@ -1454,7 +1903,17 @@
           <w:sz w:val="24"/>
           <w:szCs w:val="24"/>
         </w:rPr>
+        <w:lastRenderedPageBreak/>
         <w:t>4.1.1 Selección de la Metodología de Desarrollo</w:t>
+      </w:r>
+      <w:r>
+        <w:rPr>
+          <w:rFonts w:ascii="Times New Roman" w:eastAsia="Times New Roman" w:hAnsi="Times New Roman" w:cs="Times New Roman"/>
+          <w:i/>
+          <w:iCs/>
+          <w:sz w:val="24"/>
+          <w:szCs w:val="24"/>
+        </w:rPr>
         <w:tab/>
         <w:t>39</w:t>
       </w:r>
@@ -1478,6 +1937,14 @@
           <w:lang w:val="en-US"/>
         </w:rPr>
         <w:t>4.1.1.1 CRISP-DM</w:t>
+      </w:r>
+      <w:r>
+        <w:rPr>
+          <w:rFonts w:ascii="Times New Roman" w:eastAsia="Times New Roman" w:hAnsi="Times New Roman" w:cs="Times New Roman"/>
+          <w:sz w:val="24"/>
+          <w:szCs w:val="24"/>
+          <w:lang w:val="en-US"/>
+        </w:rPr>
         <w:tab/>
         <w:t>39</w:t>
       </w:r>
@@ -1501,6 +1968,14 @@
           <w:lang w:val="en-US"/>
         </w:rPr>
         <w:t>4.1.1.2 KDD</w:t>
+      </w:r>
+      <w:r>
+        <w:rPr>
+          <w:rFonts w:ascii="Times New Roman" w:eastAsia="Times New Roman" w:hAnsi="Times New Roman" w:cs="Times New Roman"/>
+          <w:sz w:val="24"/>
+          <w:szCs w:val="24"/>
+          <w:lang w:val="en-US"/>
+        </w:rPr>
         <w:tab/>
         <w:t>40</w:t>
       </w:r>
@@ -1524,6 +1999,14 @@
           <w:lang w:val="en-US"/>
         </w:rPr>
         <w:t>4.1.1.3 SEMMA</w:t>
+      </w:r>
+      <w:r>
+        <w:rPr>
+          <w:rFonts w:ascii="Times New Roman" w:eastAsia="Times New Roman" w:hAnsi="Times New Roman" w:cs="Times New Roman"/>
+          <w:sz w:val="24"/>
+          <w:szCs w:val="24"/>
+          <w:lang w:val="en-US"/>
+        </w:rPr>
         <w:tab/>
         <w:t>40</w:t>
       </w:r>
@@ -1547,6 +2030,14 @@
           <w:lang w:val="en-US"/>
         </w:rPr>
         <w:t>4.1.1.4 Scrum</w:t>
+      </w:r>
+      <w:r>
+        <w:rPr>
+          <w:rFonts w:ascii="Times New Roman" w:eastAsia="Times New Roman" w:hAnsi="Times New Roman" w:cs="Times New Roman"/>
+          <w:sz w:val="24"/>
+          <w:szCs w:val="24"/>
+          <w:lang w:val="en-US"/>
+        </w:rPr>
         <w:tab/>
         <w:t>40</w:t>
       </w:r>
@@ -1566,6 +2057,13 @@
           <w:szCs w:val="24"/>
         </w:rPr>
         <w:t>4.1.1.5 TDSP</w:t>
+      </w:r>
+      <w:r>
+        <w:rPr>
+          <w:rFonts w:ascii="Times New Roman" w:eastAsia="Times New Roman" w:hAnsi="Times New Roman" w:cs="Times New Roman"/>
+          <w:sz w:val="24"/>
+          <w:szCs w:val="24"/>
+        </w:rPr>
         <w:tab/>
         <w:t>41</w:t>
       </w:r>
@@ -1585,6 +2083,13 @@
           <w:szCs w:val="24"/>
         </w:rPr>
         <w:t>4.1.1.6 Comparación de Metodologías</w:t>
+      </w:r>
+      <w:r>
+        <w:rPr>
+          <w:rFonts w:ascii="Times New Roman" w:eastAsia="Times New Roman" w:hAnsi="Times New Roman" w:cs="Times New Roman"/>
+          <w:sz w:val="24"/>
+          <w:szCs w:val="24"/>
+        </w:rPr>
         <w:tab/>
         <w:t>41</w:t>
       </w:r>
@@ -1606,6 +2111,15 @@
           <w:szCs w:val="24"/>
         </w:rPr>
         <w:t>4.1.2 Selección de Tecnologías</w:t>
+      </w:r>
+      <w:r>
+        <w:rPr>
+          <w:rFonts w:ascii="Times New Roman" w:eastAsia="Times New Roman" w:hAnsi="Times New Roman" w:cs="Times New Roman"/>
+          <w:i/>
+          <w:iCs/>
+          <w:sz w:val="24"/>
+          <w:szCs w:val="24"/>
+        </w:rPr>
         <w:tab/>
         <w:t>42</w:t>
       </w:r>
@@ -1624,8 +2138,14 @@
           <w:sz w:val="24"/>
           <w:szCs w:val="24"/>
         </w:rPr>
-        <w:lastRenderedPageBreak/>
         <w:t>4.1.2.1 Tecnologías de la Capa Lógica</w:t>
+      </w:r>
+      <w:r>
+        <w:rPr>
+          <w:rFonts w:ascii="Times New Roman" w:eastAsia="Times New Roman" w:hAnsi="Times New Roman" w:cs="Times New Roman"/>
+          <w:sz w:val="24"/>
+          <w:szCs w:val="24"/>
+        </w:rPr>
         <w:tab/>
         <w:t>42</w:t>
       </w:r>
@@ -1645,6 +2165,13 @@
           <w:szCs w:val="24"/>
         </w:rPr>
         <w:t>4.1.2.2 Tecnologías de la Capa de Datos</w:t>
+      </w:r>
+      <w:r>
+        <w:rPr>
+          <w:rFonts w:ascii="Times New Roman" w:eastAsia="Times New Roman" w:hAnsi="Times New Roman" w:cs="Times New Roman"/>
+          <w:sz w:val="24"/>
+          <w:szCs w:val="24"/>
+        </w:rPr>
         <w:tab/>
         <w:t>44</w:t>
       </w:r>
@@ -1666,6 +2193,15 @@
           <w:szCs w:val="24"/>
         </w:rPr>
         <w:t>4.1.3 Selección del Framework de la API</w:t>
+      </w:r>
+      <w:r>
+        <w:rPr>
+          <w:rFonts w:ascii="Times New Roman" w:eastAsia="Times New Roman" w:hAnsi="Times New Roman" w:cs="Times New Roman"/>
+          <w:i/>
+          <w:iCs/>
+          <w:sz w:val="24"/>
+          <w:szCs w:val="24"/>
+        </w:rPr>
         <w:tab/>
         <w:t>46</w:t>
       </w:r>
@@ -1689,6 +2225,14 @@
           <w:lang w:val="en-US"/>
         </w:rPr>
         <w:t>4.1.3.1 FastAPI</w:t>
+      </w:r>
+      <w:r>
+        <w:rPr>
+          <w:rFonts w:ascii="Times New Roman" w:eastAsia="Times New Roman" w:hAnsi="Times New Roman" w:cs="Times New Roman"/>
+          <w:sz w:val="24"/>
+          <w:szCs w:val="24"/>
+          <w:lang w:val="en-US"/>
+        </w:rPr>
         <w:tab/>
         <w:t>46</w:t>
       </w:r>
@@ -1712,6 +2256,14 @@
           <w:lang w:val="en-US"/>
         </w:rPr>
         <w:t>4.1.3.2 Flask</w:t>
+      </w:r>
+      <w:r>
+        <w:rPr>
+          <w:rFonts w:ascii="Times New Roman" w:eastAsia="Times New Roman" w:hAnsi="Times New Roman" w:cs="Times New Roman"/>
+          <w:sz w:val="24"/>
+          <w:szCs w:val="24"/>
+          <w:lang w:val="en-US"/>
+        </w:rPr>
         <w:tab/>
         <w:t>46</w:t>
       </w:r>
@@ -1735,6 +2287,14 @@
           <w:lang w:val="en-US"/>
         </w:rPr>
         <w:t>4.1.3.3 Django REST Framework</w:t>
+      </w:r>
+      <w:r>
+        <w:rPr>
+          <w:rFonts w:ascii="Times New Roman" w:eastAsia="Times New Roman" w:hAnsi="Times New Roman" w:cs="Times New Roman"/>
+          <w:sz w:val="24"/>
+          <w:szCs w:val="24"/>
+          <w:lang w:val="en-US"/>
+        </w:rPr>
         <w:tab/>
         <w:t>47</w:t>
       </w:r>
@@ -1754,6 +2314,13 @@
           <w:szCs w:val="24"/>
         </w:rPr>
         <w:t>4.1.3.4 Comparación de Frameworks</w:t>
+      </w:r>
+      <w:r>
+        <w:rPr>
+          <w:rFonts w:ascii="Times New Roman" w:eastAsia="Times New Roman" w:hAnsi="Times New Roman" w:cs="Times New Roman"/>
+          <w:sz w:val="24"/>
+          <w:szCs w:val="24"/>
+        </w:rPr>
         <w:tab/>
         <w:t>47</w:t>
       </w:r>
@@ -1775,6 +2342,15 @@
           <w:szCs w:val="24"/>
         </w:rPr>
         <w:t>4.1.4 Especificación de Requisitos</w:t>
+      </w:r>
+      <w:r>
+        <w:rPr>
+          <w:rFonts w:ascii="Times New Roman" w:eastAsia="Times New Roman" w:hAnsi="Times New Roman" w:cs="Times New Roman"/>
+          <w:i/>
+          <w:iCs/>
+          <w:sz w:val="24"/>
+          <w:szCs w:val="24"/>
+        </w:rPr>
         <w:tab/>
         <w:t>48</w:t>
       </w:r>
@@ -1794,6 +2370,13 @@
           <w:szCs w:val="24"/>
         </w:rPr>
         <w:t>4.1.4.1 Requisitos Funcionales</w:t>
+      </w:r>
+      <w:r>
+        <w:rPr>
+          <w:rFonts w:ascii="Times New Roman" w:eastAsia="Times New Roman" w:hAnsi="Times New Roman" w:cs="Times New Roman"/>
+          <w:sz w:val="24"/>
+          <w:szCs w:val="24"/>
+        </w:rPr>
         <w:tab/>
         <w:t>48</w:t>
       </w:r>
@@ -1813,6 +2396,13 @@
           <w:szCs w:val="24"/>
         </w:rPr>
         <w:t>4.1.4.2 Requisitos No Funcionales</w:t>
+      </w:r>
+      <w:r>
+        <w:rPr>
+          <w:rFonts w:ascii="Times New Roman" w:eastAsia="Times New Roman" w:hAnsi="Times New Roman" w:cs="Times New Roman"/>
+          <w:sz w:val="24"/>
+          <w:szCs w:val="24"/>
+        </w:rPr>
         <w:tab/>
         <w:t>49</w:t>
       </w:r>
@@ -1834,6 +2424,15 @@
           <w:szCs w:val="24"/>
         </w:rPr>
         <w:t>4.1.5 Definición de Actividades por Fase CRISP-DM</w:t>
+      </w:r>
+      <w:r>
+        <w:rPr>
+          <w:rFonts w:ascii="Times New Roman" w:eastAsia="Times New Roman" w:hAnsi="Times New Roman" w:cs="Times New Roman"/>
+          <w:i/>
+          <w:iCs/>
+          <w:sz w:val="24"/>
+          <w:szCs w:val="24"/>
+        </w:rPr>
         <w:tab/>
         <w:t>50</w:t>
       </w:r>
@@ -1860,6 +2459,15 @@
           <w:szCs w:val="24"/>
         </w:rPr>
         <w:t>4.2 Diseño del Sistema</w:t>
+      </w:r>
+      <w:r>
+        <w:rPr>
+          <w:rFonts w:ascii="Times New Roman" w:eastAsia="Times New Roman" w:hAnsi="Times New Roman" w:cs="Times New Roman"/>
+          <w:i/>
+          <w:iCs/>
+          <w:sz w:val="24"/>
+          <w:szCs w:val="24"/>
+        </w:rPr>
         <w:tab/>
         <w:t>51</w:t>
       </w:r>
@@ -1881,6 +2489,15 @@
           <w:szCs w:val="24"/>
         </w:rPr>
         <w:t>4.2.1 Descripción de la Solución Tecnológica</w:t>
+      </w:r>
+      <w:r>
+        <w:rPr>
+          <w:rFonts w:ascii="Times New Roman" w:eastAsia="Times New Roman" w:hAnsi="Times New Roman" w:cs="Times New Roman"/>
+          <w:i/>
+          <w:iCs/>
+          <w:sz w:val="24"/>
+          <w:szCs w:val="24"/>
+        </w:rPr>
         <w:tab/>
         <w:t>51</w:t>
       </w:r>
@@ -1902,6 +2519,15 @@
           <w:szCs w:val="24"/>
         </w:rPr>
         <w:t>4.2.2 Diagramas de Caso de Uso</w:t>
+      </w:r>
+      <w:r>
+        <w:rPr>
+          <w:rFonts w:ascii="Times New Roman" w:eastAsia="Times New Roman" w:hAnsi="Times New Roman" w:cs="Times New Roman"/>
+          <w:i/>
+          <w:iCs/>
+          <w:sz w:val="24"/>
+          <w:szCs w:val="24"/>
+        </w:rPr>
         <w:tab/>
         <w:t>52</w:t>
       </w:r>
@@ -1923,6 +2549,15 @@
           <w:szCs w:val="24"/>
         </w:rPr>
         <w:t>4.2.3 Diagramas de Actividades de los Casos de Uso</w:t>
+      </w:r>
+      <w:r>
+        <w:rPr>
+          <w:rFonts w:ascii="Times New Roman" w:eastAsia="Times New Roman" w:hAnsi="Times New Roman" w:cs="Times New Roman"/>
+          <w:i/>
+          <w:iCs/>
+          <w:sz w:val="24"/>
+          <w:szCs w:val="24"/>
+        </w:rPr>
         <w:tab/>
         <w:t>53</w:t>
       </w:r>
@@ -1944,6 +2579,15 @@
           <w:szCs w:val="24"/>
         </w:rPr>
         <w:t>4.2.4 Arquitectura del Sistema</w:t>
+      </w:r>
+      <w:r>
+        <w:rPr>
+          <w:rFonts w:ascii="Times New Roman" w:eastAsia="Times New Roman" w:hAnsi="Times New Roman" w:cs="Times New Roman"/>
+          <w:i/>
+          <w:iCs/>
+          <w:sz w:val="24"/>
+          <w:szCs w:val="24"/>
+        </w:rPr>
         <w:tab/>
         <w:t>54</w:t>
       </w:r>
@@ -1970,6 +2614,15 @@
           <w:szCs w:val="24"/>
         </w:rPr>
         <w:t>4.3 Implementación del Software</w:t>
+      </w:r>
+      <w:r>
+        <w:rPr>
+          <w:rFonts w:ascii="Times New Roman" w:eastAsia="Times New Roman" w:hAnsi="Times New Roman" w:cs="Times New Roman"/>
+          <w:i/>
+          <w:iCs/>
+          <w:sz w:val="24"/>
+          <w:szCs w:val="24"/>
+        </w:rPr>
         <w:tab/>
         <w:t>55</w:t>
       </w:r>
@@ -1991,6 +2644,15 @@
           <w:szCs w:val="24"/>
         </w:rPr>
         <w:t>4.3.1 Entorno de Desarrollo</w:t>
+      </w:r>
+      <w:r>
+        <w:rPr>
+          <w:rFonts w:ascii="Times New Roman" w:eastAsia="Times New Roman" w:hAnsi="Times New Roman" w:cs="Times New Roman"/>
+          <w:i/>
+          <w:iCs/>
+          <w:sz w:val="24"/>
+          <w:szCs w:val="24"/>
+        </w:rPr>
         <w:tab/>
         <w:t>55</w:t>
       </w:r>
@@ -2012,6 +2674,15 @@
           <w:szCs w:val="24"/>
         </w:rPr>
         <w:t>4.3.2 Tecnologías Utilizadas</w:t>
+      </w:r>
+      <w:r>
+        <w:rPr>
+          <w:rFonts w:ascii="Times New Roman" w:eastAsia="Times New Roman" w:hAnsi="Times New Roman" w:cs="Times New Roman"/>
+          <w:i/>
+          <w:iCs/>
+          <w:sz w:val="24"/>
+          <w:szCs w:val="24"/>
+        </w:rPr>
         <w:tab/>
         <w:t>56</w:t>
       </w:r>
@@ -2033,6 +2704,15 @@
           <w:szCs w:val="24"/>
         </w:rPr>
         <w:t>4.3.3 Módulos del Sistema</w:t>
+      </w:r>
+      <w:r>
+        <w:rPr>
+          <w:rFonts w:ascii="Times New Roman" w:eastAsia="Times New Roman" w:hAnsi="Times New Roman" w:cs="Times New Roman"/>
+          <w:i/>
+          <w:iCs/>
+          <w:sz w:val="24"/>
+          <w:szCs w:val="24"/>
+        </w:rPr>
         <w:tab/>
         <w:t>57</w:t>
       </w:r>
@@ -2052,6 +2732,13 @@
           <w:szCs w:val="24"/>
         </w:rPr>
         <w:t>4.3.3.1 Módulos Funcionales</w:t>
+      </w:r>
+      <w:r>
+        <w:rPr>
+          <w:rFonts w:ascii="Times New Roman" w:eastAsia="Times New Roman" w:hAnsi="Times New Roman" w:cs="Times New Roman"/>
+          <w:sz w:val="24"/>
+          <w:szCs w:val="24"/>
+        </w:rPr>
         <w:tab/>
         <w:t>57</w:t>
       </w:r>
@@ -2071,9 +2758,21 @@
           <w:szCs w:val="24"/>
         </w:rPr>
         <w:t>4.3.3.2 Módulos de Codificación</w:t>
+      </w:r>
+      <w:r>
+        <w:rPr>
+          <w:rFonts w:ascii="Times New Roman" w:eastAsia="Times New Roman" w:hAnsi="Times New Roman" w:cs="Times New Roman"/>
+          <w:sz w:val="24"/>
+          <w:szCs w:val="24"/>
+        </w:rPr>
         <w:tab/>
         <w:t>58</w:t>
       </w:r>
+    </w:p>
+    <w:p>
+      <w:pPr>
+        <w:spacing w:before="40" w:after="40" w:line="320" w:lineRule="auto"/>
+      </w:pPr>
     </w:p>
     <w:p>
       <w:pPr>
@@ -2096,7 +2795,17 @@
           <w:sz w:val="24"/>
           <w:szCs w:val="24"/>
         </w:rPr>
+        <w:lastRenderedPageBreak/>
         <w:t>4.4 Pruebas</w:t>
+      </w:r>
+      <w:r>
+        <w:rPr>
+          <w:rFonts w:ascii="Times New Roman" w:eastAsia="Times New Roman" w:hAnsi="Times New Roman" w:cs="Times New Roman"/>
+          <w:i/>
+          <w:iCs/>
+          <w:sz w:val="24"/>
+          <w:szCs w:val="24"/>
+        </w:rPr>
         <w:tab/>
         <w:t>59</w:t>
       </w:r>
@@ -2123,6 +2832,15 @@
           <w:szCs w:val="24"/>
         </w:rPr>
         <w:t>4.5 Despliegue</w:t>
+      </w:r>
+      <w:r>
+        <w:rPr>
+          <w:rFonts w:ascii="Times New Roman" w:eastAsia="Times New Roman" w:hAnsi="Times New Roman" w:cs="Times New Roman"/>
+          <w:i/>
+          <w:iCs/>
+          <w:sz w:val="24"/>
+          <w:szCs w:val="24"/>
+        </w:rPr>
         <w:tab/>
         <w:t>60</w:t>
       </w:r>
@@ -2149,6 +2867,15 @@
           <w:szCs w:val="24"/>
         </w:rPr>
         <w:t>4.6 Documentación e Interfaz del Sistema</w:t>
+      </w:r>
+      <w:r>
+        <w:rPr>
+          <w:rFonts w:ascii="Times New Roman" w:eastAsia="Times New Roman" w:hAnsi="Times New Roman" w:cs="Times New Roman"/>
+          <w:i/>
+          <w:iCs/>
+          <w:sz w:val="24"/>
+          <w:szCs w:val="24"/>
+        </w:rPr>
         <w:tab/>
         <w:t>61</w:t>
       </w:r>
@@ -2174,6 +2901,15 @@
           <w:szCs w:val="24"/>
         </w:rPr>
         <w:t>Referencias</w:t>
+      </w:r>
+      <w:r>
+        <w:rPr>
+          <w:rFonts w:ascii="Times New Roman" w:eastAsia="Times New Roman" w:hAnsi="Times New Roman" w:cs="Times New Roman"/>
+          <w:b/>
+          <w:bCs/>
+          <w:sz w:val="24"/>
+          <w:szCs w:val="24"/>
+        </w:rPr>
         <w:tab/>
         <w:t>62</w:t>
       </w:r>
@@ -2218,6 +2954,13 @@
           <w:szCs w:val="24"/>
         </w:rPr>
         <w:t>Tabla 1.   Líneas de investigación FISI-UNMSM (Áreas 1 y 2)</w:t>
+      </w:r>
+      <w:r>
+        <w:rPr>
+          <w:rFonts w:ascii="Times New Roman" w:eastAsia="Times New Roman" w:hAnsi="Times New Roman" w:cs="Times New Roman"/>
+          <w:sz w:val="24"/>
+          <w:szCs w:val="24"/>
+        </w:rPr>
         <w:tab/>
         <w:t>12</w:t>
       </w:r>
@@ -2236,6 +2979,13 @@
           <w:szCs w:val="24"/>
         </w:rPr>
         <w:t>Tabla 2.   Taxonomía IEEE, enero 2025, versión 1.05</w:t>
+      </w:r>
+      <w:r>
+        <w:rPr>
+          <w:rFonts w:ascii="Times New Roman" w:eastAsia="Times New Roman" w:hAnsi="Times New Roman" w:cs="Times New Roman"/>
+          <w:sz w:val="24"/>
+          <w:szCs w:val="24"/>
+        </w:rPr>
         <w:tab/>
         <w:t>12</w:t>
       </w:r>
@@ -2254,6 +3004,13 @@
           <w:szCs w:val="24"/>
         </w:rPr>
         <w:t>Tabla 3.   Clasificación informática ACM</w:t>
+      </w:r>
+      <w:r>
+        <w:rPr>
+          <w:rFonts w:ascii="Times New Roman" w:eastAsia="Times New Roman" w:hAnsi="Times New Roman" w:cs="Times New Roman"/>
+          <w:sz w:val="24"/>
+          <w:szCs w:val="24"/>
+        </w:rPr>
         <w:tab/>
         <w:t>13</w:t>
       </w:r>
@@ -2272,6 +3029,13 @@
           <w:szCs w:val="24"/>
         </w:rPr>
         <w:t>Tabla 4.   Correspondencia entre el framework PICOC y las preguntas de investigación</w:t>
+      </w:r>
+      <w:r>
+        <w:rPr>
+          <w:rFonts w:ascii="Times New Roman" w:eastAsia="Times New Roman" w:hAnsi="Times New Roman" w:cs="Times New Roman"/>
+          <w:sz w:val="24"/>
+          <w:szCs w:val="24"/>
+        </w:rPr>
         <w:tab/>
         <w:t>13</w:t>
       </w:r>
@@ -2290,6 +3054,13 @@
           <w:szCs w:val="24"/>
         </w:rPr>
         <w:t>Tabla 5.   Comparación entre sistemas de gestión de documentos administrativo-académicos existentes</w:t>
+      </w:r>
+      <w:r>
+        <w:rPr>
+          <w:rFonts w:ascii="Times New Roman" w:eastAsia="Times New Roman" w:hAnsi="Times New Roman" w:cs="Times New Roman"/>
+          <w:sz w:val="24"/>
+          <w:szCs w:val="24"/>
+        </w:rPr>
         <w:tab/>
         <w:t>34</w:t>
       </w:r>
@@ -2308,6 +3079,13 @@
           <w:szCs w:val="24"/>
         </w:rPr>
         <w:t>Tabla 6.   Comparación de metodologías de desarrollo para proyectos de IA</w:t>
+      </w:r>
+      <w:r>
+        <w:rPr>
+          <w:rFonts w:ascii="Times New Roman" w:eastAsia="Times New Roman" w:hAnsi="Times New Roman" w:cs="Times New Roman"/>
+          <w:sz w:val="24"/>
+          <w:szCs w:val="24"/>
+        </w:rPr>
         <w:tab/>
         <w:t>41</w:t>
       </w:r>
@@ -2326,6 +3104,13 @@
           <w:szCs w:val="24"/>
         </w:rPr>
         <w:t>Tabla 7.   Comparación de frameworks para la capa lógica del sistema</w:t>
+      </w:r>
+      <w:r>
+        <w:rPr>
+          <w:rFonts w:ascii="Times New Roman" w:eastAsia="Times New Roman" w:hAnsi="Times New Roman" w:cs="Times New Roman"/>
+          <w:sz w:val="24"/>
+          <w:szCs w:val="24"/>
+        </w:rPr>
         <w:tab/>
         <w:t>43</w:t>
       </w:r>
@@ -2344,6 +3129,13 @@
           <w:szCs w:val="24"/>
         </w:rPr>
         <w:t>Tabla 8.   Comparación de tecnologías para la capa de datos del sistema</w:t>
+      </w:r>
+      <w:r>
+        <w:rPr>
+          <w:rFonts w:ascii="Times New Roman" w:eastAsia="Times New Roman" w:hAnsi="Times New Roman" w:cs="Times New Roman"/>
+          <w:sz w:val="24"/>
+          <w:szCs w:val="24"/>
+        </w:rPr>
         <w:tab/>
         <w:t>45</w:t>
       </w:r>
@@ -2362,6 +3154,13 @@
           <w:szCs w:val="24"/>
         </w:rPr>
         <w:t>Tabla 9.   Comparación de frameworks para el desarrollo de la API REST</w:t>
+      </w:r>
+      <w:r>
+        <w:rPr>
+          <w:rFonts w:ascii="Times New Roman" w:eastAsia="Times New Roman" w:hAnsi="Times New Roman" w:cs="Times New Roman"/>
+          <w:sz w:val="24"/>
+          <w:szCs w:val="24"/>
+        </w:rPr>
         <w:tab/>
         <w:t>47</w:t>
       </w:r>
@@ -2380,6 +3179,13 @@
           <w:szCs w:val="24"/>
         </w:rPr>
         <w:t>Tabla 10.  Requisitos funcionales del sistema de clasificación automatizada</w:t>
+      </w:r>
+      <w:r>
+        <w:rPr>
+          <w:rFonts w:ascii="Times New Roman" w:eastAsia="Times New Roman" w:hAnsi="Times New Roman" w:cs="Times New Roman"/>
+          <w:sz w:val="24"/>
+          <w:szCs w:val="24"/>
+        </w:rPr>
         <w:tab/>
         <w:t>48</w:t>
       </w:r>
@@ -2398,6 +3204,13 @@
           <w:szCs w:val="24"/>
         </w:rPr>
         <w:t>Tabla 11.  Requisitos no funcionales del sistema de clasificación automatizada</w:t>
+      </w:r>
+      <w:r>
+        <w:rPr>
+          <w:rFonts w:ascii="Times New Roman" w:eastAsia="Times New Roman" w:hAnsi="Times New Roman" w:cs="Times New Roman"/>
+          <w:sz w:val="24"/>
+          <w:szCs w:val="24"/>
+        </w:rPr>
         <w:tab/>
         <w:t>49</w:t>
       </w:r>
@@ -2416,6 +3229,13 @@
           <w:szCs w:val="24"/>
         </w:rPr>
         <w:t>Tabla 12.  Actividades y entregables por fase CRISP-DM para el sistema propuesto</w:t>
+      </w:r>
+      <w:r>
+        <w:rPr>
+          <w:rFonts w:ascii="Times New Roman" w:eastAsia="Times New Roman" w:hAnsi="Times New Roman" w:cs="Times New Roman"/>
+          <w:sz w:val="24"/>
+          <w:szCs w:val="24"/>
+        </w:rPr>
         <w:tab/>
         <w:t>50</w:t>
       </w:r>
@@ -2434,6 +3254,13 @@
           <w:szCs w:val="24"/>
         </w:rPr>
         <w:t>Tabla 13.  Resumen de tecnologías utilizadas en el desarrollo del sistema</w:t>
+      </w:r>
+      <w:r>
+        <w:rPr>
+          <w:rFonts w:ascii="Times New Roman" w:eastAsia="Times New Roman" w:hAnsi="Times New Roman" w:cs="Times New Roman"/>
+          <w:sz w:val="24"/>
+          <w:szCs w:val="24"/>
+        </w:rPr>
         <w:tab/>
         <w:t>56</w:t>
       </w:r>
@@ -2444,6 +3271,11 @@
           <w:tab w:val="right" w:pos="8640"/>
         </w:tabs>
         <w:spacing w:before="40" w:after="40" w:line="320" w:lineRule="auto"/>
+        <w:rPr>
+          <w:rFonts w:ascii="Times New Roman" w:eastAsia="Times New Roman" w:hAnsi="Times New Roman" w:cs="Times New Roman"/>
+          <w:sz w:val="24"/>
+          <w:szCs w:val="24"/>
+        </w:rPr>
       </w:pPr>
       <w:r>
         <w:rPr>
@@ -2452,28 +3284,15 @@
           <w:szCs w:val="24"/>
         </w:rPr>
         <w:t>Tabla 14.  Módulos funcionales del sistema de clasificación automatizada</w:t>
+      </w:r>
+      <w:r>
+        <w:rPr>
+          <w:rFonts w:ascii="Times New Roman" w:eastAsia="Times New Roman" w:hAnsi="Times New Roman" w:cs="Times New Roman"/>
+          <w:sz w:val="24"/>
+          <w:szCs w:val="24"/>
+        </w:rPr>
         <w:tab/>
         <w:t>57</w:t>
-      </w:r>
-    </w:p>
-    <w:p>
-      <w:pPr>
-        <w:spacing w:before="160" w:after="80" w:line="360" w:lineRule="auto"/>
-        <w:jc w:val="center"/>
-        <w:rPr>
-          <w:lang w:val="pt-PT"/>
-        </w:rPr>
-      </w:pPr>
-      <w:r>
-        <w:rPr>
-          <w:rFonts w:ascii="Times New Roman" w:eastAsia="Times New Roman" w:hAnsi="Times New Roman" w:cs="Times New Roman"/>
-          <w:b/>
-          <w:bCs/>
-          <w:sz w:val="24"/>
-          <w:szCs w:val="24"/>
-          <w:lang w:val="pt-PT"/>
-        </w:rPr>
-        <w:t>Índice de Figuras</w:t>
       </w:r>
     </w:p>
     <w:p>
@@ -2483,20 +3302,11 @@
         </w:tabs>
         <w:spacing w:before="40" w:after="40" w:line="320" w:lineRule="auto"/>
         <w:rPr>
-          <w:lang w:val="pt-PT"/>
-        </w:rPr>
-      </w:pPr>
-      <w:r>
-        <w:rPr>
-          <w:rFonts w:ascii="Times New Roman" w:eastAsia="Times New Roman" w:hAnsi="Times New Roman" w:cs="Times New Roman"/>
-          <w:sz w:val="24"/>
-          <w:szCs w:val="24"/>
-          <w:lang w:val="pt-PT"/>
-        </w:rPr>
-        <w:t>Figura 1.  Árbol de problemas</w:t>
-        <w:tab/>
-        <w:t>4</w:t>
-      </w:r>
+          <w:rFonts w:ascii="Times New Roman" w:eastAsia="Times New Roman" w:hAnsi="Times New Roman" w:cs="Times New Roman"/>
+          <w:sz w:val="24"/>
+          <w:szCs w:val="24"/>
+        </w:rPr>
+      </w:pPr>
     </w:p>
     <w:p>
       <w:pPr>
@@ -2505,20 +3315,11 @@
         </w:tabs>
         <w:spacing w:before="40" w:after="40" w:line="320" w:lineRule="auto"/>
         <w:rPr>
-          <w:lang w:val="pt-PT"/>
-        </w:rPr>
-      </w:pPr>
-      <w:r>
-        <w:rPr>
-          <w:rFonts w:ascii="Times New Roman" w:eastAsia="Times New Roman" w:hAnsi="Times New Roman" w:cs="Times New Roman"/>
-          <w:sz w:val="24"/>
-          <w:szCs w:val="24"/>
-          <w:lang w:val="pt-PT"/>
-        </w:rPr>
-        <w:t>Figura 2.  Diagrama de procesos AS-IS</w:t>
-        <w:tab/>
-        <w:t>4</w:t>
-      </w:r>
+          <w:rFonts w:ascii="Times New Roman" w:eastAsia="Times New Roman" w:hAnsi="Times New Roman" w:cs="Times New Roman"/>
+          <w:sz w:val="24"/>
+          <w:szCs w:val="24"/>
+        </w:rPr>
+      </w:pPr>
     </w:p>
     <w:p>
       <w:pPr>
@@ -2527,20 +3328,11 @@
         </w:tabs>
         <w:spacing w:before="40" w:after="40" w:line="320" w:lineRule="auto"/>
         <w:rPr>
-          <w:lang w:val="pt-PT"/>
-        </w:rPr>
-      </w:pPr>
-      <w:r>
-        <w:rPr>
-          <w:rFonts w:ascii="Times New Roman" w:eastAsia="Times New Roman" w:hAnsi="Times New Roman" w:cs="Times New Roman"/>
-          <w:sz w:val="24"/>
-          <w:szCs w:val="24"/>
-          <w:lang w:val="pt-PT"/>
-        </w:rPr>
-        <w:t>Figura 3.  Diagrama de objetivos</w:t>
-        <w:tab/>
-        <w:t>6</w:t>
-      </w:r>
+          <w:rFonts w:ascii="Times New Roman" w:eastAsia="Times New Roman" w:hAnsi="Times New Roman" w:cs="Times New Roman"/>
+          <w:sz w:val="24"/>
+          <w:szCs w:val="24"/>
+        </w:rPr>
+      </w:pPr>
     </w:p>
     <w:p>
       <w:pPr>
@@ -2549,20 +3341,11 @@
         </w:tabs>
         <w:spacing w:before="40" w:after="40" w:line="320" w:lineRule="auto"/>
         <w:rPr>
-          <w:lang w:val="pt-PT"/>
-        </w:rPr>
-      </w:pPr>
-      <w:r>
-        <w:rPr>
-          <w:rFonts w:ascii="Times New Roman" w:eastAsia="Times New Roman" w:hAnsi="Times New Roman" w:cs="Times New Roman"/>
-          <w:sz w:val="24"/>
-          <w:szCs w:val="24"/>
-          <w:lang w:val="pt-PT"/>
-        </w:rPr>
-        <w:t>Figura 4.  Diagrama de flujo PRISMA 2020</w:t>
-        <w:tab/>
-        <w:t>13</w:t>
-      </w:r>
+          <w:rFonts w:ascii="Times New Roman" w:eastAsia="Times New Roman" w:hAnsi="Times New Roman" w:cs="Times New Roman"/>
+          <w:sz w:val="24"/>
+          <w:szCs w:val="24"/>
+        </w:rPr>
+      </w:pPr>
     </w:p>
     <w:p>
       <w:pPr>
@@ -2571,20 +3354,11 @@
         </w:tabs>
         <w:spacing w:before="40" w:after="40" w:line="320" w:lineRule="auto"/>
         <w:rPr>
-          <w:lang w:val="pt-PT"/>
-        </w:rPr>
-      </w:pPr>
-      <w:r>
-        <w:rPr>
-          <w:rFonts w:ascii="Times New Roman" w:eastAsia="Times New Roman" w:hAnsi="Times New Roman" w:cs="Times New Roman"/>
-          <w:sz w:val="24"/>
-          <w:szCs w:val="24"/>
-          <w:lang w:val="pt-PT"/>
-        </w:rPr>
-        <w:t>Figura 5.  Diagrama de casos de uso del sistema de clasificación automatizada</w:t>
-        <w:tab/>
-        <w:t>52</w:t>
-      </w:r>
+          <w:rFonts w:ascii="Times New Roman" w:eastAsia="Times New Roman" w:hAnsi="Times New Roman" w:cs="Times New Roman"/>
+          <w:sz w:val="24"/>
+          <w:szCs w:val="24"/>
+        </w:rPr>
+      </w:pPr>
     </w:p>
     <w:p>
       <w:pPr>
@@ -2593,20 +3367,11 @@
         </w:tabs>
         <w:spacing w:before="40" w:after="40" w:line="320" w:lineRule="auto"/>
         <w:rPr>
-          <w:lang w:val="pt-PT"/>
-        </w:rPr>
-      </w:pPr>
-      <w:r>
-        <w:rPr>
-          <w:rFonts w:ascii="Times New Roman" w:eastAsia="Times New Roman" w:hAnsi="Times New Roman" w:cs="Times New Roman"/>
-          <w:sz w:val="24"/>
-          <w:szCs w:val="24"/>
-          <w:lang w:val="pt-PT"/>
-        </w:rPr>
-        <w:t>Figura 6.  Diagrama de actividades del caso de uso CU-01: Clasificar Documento</w:t>
-        <w:tab/>
-        <w:t>53</w:t>
-      </w:r>
+          <w:rFonts w:ascii="Times New Roman" w:eastAsia="Times New Roman" w:hAnsi="Times New Roman" w:cs="Times New Roman"/>
+          <w:sz w:val="24"/>
+          <w:szCs w:val="24"/>
+        </w:rPr>
+      </w:pPr>
     </w:p>
     <w:p>
       <w:pPr>
@@ -2615,20 +3380,11 @@
         </w:tabs>
         <w:spacing w:before="40" w:after="40" w:line="320" w:lineRule="auto"/>
         <w:rPr>
-          <w:lang w:val="pt-PT"/>
-        </w:rPr>
-      </w:pPr>
-      <w:r>
-        <w:rPr>
-          <w:rFonts w:ascii="Times New Roman" w:eastAsia="Times New Roman" w:hAnsi="Times New Roman" w:cs="Times New Roman"/>
-          <w:sz w:val="24"/>
-          <w:szCs w:val="24"/>
-          <w:lang w:val="pt-PT"/>
-        </w:rPr>
-        <w:t>Figura 7.  Arquitectura del sistema desplegado mediante Docker Compose</w:t>
-        <w:tab/>
-        <w:t>54</w:t>
-      </w:r>
+          <w:rFonts w:ascii="Times New Roman" w:eastAsia="Times New Roman" w:hAnsi="Times New Roman" w:cs="Times New Roman"/>
+          <w:sz w:val="24"/>
+          <w:szCs w:val="24"/>
+        </w:rPr>
+      </w:pPr>
     </w:p>
     <w:p>
       <w:pPr>
@@ -2637,14 +3393,26 @@
         </w:tabs>
         <w:spacing w:before="40" w:after="40" w:line="320" w:lineRule="auto"/>
       </w:pPr>
-      <w:r>
-        <w:rPr>
-          <w:rFonts w:ascii="Times New Roman" w:eastAsia="Times New Roman" w:hAnsi="Times New Roman" w:cs="Times New Roman"/>
-          <w:sz w:val="24"/>
-          <w:szCs w:val="24"/>
+    </w:p>
+    <w:p>
+      <w:pPr>
+        <w:spacing w:before="160" w:after="80" w:line="360" w:lineRule="auto"/>
+        <w:jc w:val="center"/>
+        <w:rPr>
           <w:lang w:val="pt-PT"/>
         </w:rPr>
-        <w:t xml:space="preserve">Figura 8.  Interfaz web principal del sistema de clasificación	61</w:t>
+      </w:pPr>
+      <w:r>
+        <w:rPr>
+          <w:rFonts w:ascii="Times New Roman" w:eastAsia="Times New Roman" w:hAnsi="Times New Roman" w:cs="Times New Roman"/>
+          <w:b/>
+          <w:bCs/>
+          <w:sz w:val="24"/>
+          <w:szCs w:val="24"/>
+          <w:lang w:val="pt-PT"/>
+        </w:rPr>
+        <w:lastRenderedPageBreak/>
+        <w:t>Índice de Figuras</w:t>
       </w:r>
     </w:p>
     <w:p>
@@ -2653,15 +3421,267 @@
           <w:tab w:val="right" w:pos="8640"/>
         </w:tabs>
         <w:spacing w:before="40" w:after="40" w:line="320" w:lineRule="auto"/>
-      </w:pPr>
-      <w:r>
-        <w:rPr>
-          <w:rFonts w:ascii="Times New Roman" w:eastAsia="Times New Roman" w:hAnsi="Times New Roman" w:cs="Times New Roman"/>
-          <w:sz w:val="24"/>
-          <w:szCs w:val="24"/>
+        <w:rPr>
           <w:lang w:val="pt-PT"/>
         </w:rPr>
-        <w:t xml:space="preserve">Figura 9.  Panel de métricas y gráficos interactivos del sistema	62</w:t>
+      </w:pPr>
+      <w:r>
+        <w:rPr>
+          <w:rFonts w:ascii="Times New Roman" w:eastAsia="Times New Roman" w:hAnsi="Times New Roman" w:cs="Times New Roman"/>
+          <w:sz w:val="24"/>
+          <w:szCs w:val="24"/>
+          <w:lang w:val="pt-PT"/>
+        </w:rPr>
+        <w:t>Figura 1.  Árbol de problemas</w:t>
+      </w:r>
+      <w:r>
+        <w:rPr>
+          <w:rFonts w:ascii="Times New Roman" w:eastAsia="Times New Roman" w:hAnsi="Times New Roman" w:cs="Times New Roman"/>
+          <w:sz w:val="24"/>
+          <w:szCs w:val="24"/>
+          <w:lang w:val="pt-PT"/>
+        </w:rPr>
+        <w:tab/>
+        <w:t>4</w:t>
+      </w:r>
+    </w:p>
+    <w:p>
+      <w:pPr>
+        <w:tabs>
+          <w:tab w:val="right" w:pos="8640"/>
+        </w:tabs>
+        <w:spacing w:before="40" w:after="40" w:line="320" w:lineRule="auto"/>
+        <w:rPr>
+          <w:lang w:val="pt-PT"/>
+        </w:rPr>
+      </w:pPr>
+      <w:r>
+        <w:rPr>
+          <w:rFonts w:ascii="Times New Roman" w:eastAsia="Times New Roman" w:hAnsi="Times New Roman" w:cs="Times New Roman"/>
+          <w:sz w:val="24"/>
+          <w:szCs w:val="24"/>
+          <w:lang w:val="pt-PT"/>
+        </w:rPr>
+        <w:t>Figura 2.  Diagrama de procesos AS-IS</w:t>
+      </w:r>
+      <w:r>
+        <w:rPr>
+          <w:rFonts w:ascii="Times New Roman" w:eastAsia="Times New Roman" w:hAnsi="Times New Roman" w:cs="Times New Roman"/>
+          <w:sz w:val="24"/>
+          <w:szCs w:val="24"/>
+          <w:lang w:val="pt-PT"/>
+        </w:rPr>
+        <w:tab/>
+        <w:t>4</w:t>
+      </w:r>
+    </w:p>
+    <w:p>
+      <w:pPr>
+        <w:tabs>
+          <w:tab w:val="right" w:pos="8640"/>
+        </w:tabs>
+        <w:spacing w:before="40" w:after="40" w:line="320" w:lineRule="auto"/>
+        <w:rPr>
+          <w:lang w:val="pt-PT"/>
+        </w:rPr>
+      </w:pPr>
+      <w:r>
+        <w:rPr>
+          <w:rFonts w:ascii="Times New Roman" w:eastAsia="Times New Roman" w:hAnsi="Times New Roman" w:cs="Times New Roman"/>
+          <w:sz w:val="24"/>
+          <w:szCs w:val="24"/>
+          <w:lang w:val="pt-PT"/>
+        </w:rPr>
+        <w:t>Figura 3.  Diagrama de objetivos</w:t>
+      </w:r>
+      <w:r>
+        <w:rPr>
+          <w:rFonts w:ascii="Times New Roman" w:eastAsia="Times New Roman" w:hAnsi="Times New Roman" w:cs="Times New Roman"/>
+          <w:sz w:val="24"/>
+          <w:szCs w:val="24"/>
+          <w:lang w:val="pt-PT"/>
+        </w:rPr>
+        <w:tab/>
+        <w:t>6</w:t>
+      </w:r>
+    </w:p>
+    <w:p>
+      <w:pPr>
+        <w:tabs>
+          <w:tab w:val="right" w:pos="8640"/>
+        </w:tabs>
+        <w:spacing w:before="40" w:after="40" w:line="320" w:lineRule="auto"/>
+        <w:rPr>
+          <w:lang w:val="pt-PT"/>
+        </w:rPr>
+      </w:pPr>
+      <w:r>
+        <w:rPr>
+          <w:rFonts w:ascii="Times New Roman" w:eastAsia="Times New Roman" w:hAnsi="Times New Roman" w:cs="Times New Roman"/>
+          <w:sz w:val="24"/>
+          <w:szCs w:val="24"/>
+          <w:lang w:val="pt-PT"/>
+        </w:rPr>
+        <w:t>Figura 4.  Diagrama de flujo PRISMA 2020</w:t>
+      </w:r>
+      <w:r>
+        <w:rPr>
+          <w:rFonts w:ascii="Times New Roman" w:eastAsia="Times New Roman" w:hAnsi="Times New Roman" w:cs="Times New Roman"/>
+          <w:sz w:val="24"/>
+          <w:szCs w:val="24"/>
+          <w:lang w:val="pt-PT"/>
+        </w:rPr>
+        <w:tab/>
+        <w:t>13</w:t>
+      </w:r>
+    </w:p>
+    <w:p>
+      <w:pPr>
+        <w:tabs>
+          <w:tab w:val="right" w:pos="8640"/>
+        </w:tabs>
+        <w:spacing w:before="40" w:after="40" w:line="320" w:lineRule="auto"/>
+        <w:rPr>
+          <w:lang w:val="pt-PT"/>
+        </w:rPr>
+      </w:pPr>
+      <w:r>
+        <w:rPr>
+          <w:rFonts w:ascii="Times New Roman" w:eastAsia="Times New Roman" w:hAnsi="Times New Roman" w:cs="Times New Roman"/>
+          <w:sz w:val="24"/>
+          <w:szCs w:val="24"/>
+          <w:lang w:val="pt-PT"/>
+        </w:rPr>
+        <w:t>Figura 5.  Diagrama de casos de uso del sistema de clasificación automatizada</w:t>
+      </w:r>
+      <w:r>
+        <w:rPr>
+          <w:rFonts w:ascii="Times New Roman" w:eastAsia="Times New Roman" w:hAnsi="Times New Roman" w:cs="Times New Roman"/>
+          <w:sz w:val="24"/>
+          <w:szCs w:val="24"/>
+          <w:lang w:val="pt-PT"/>
+        </w:rPr>
+        <w:tab/>
+        <w:t>52</w:t>
+      </w:r>
+    </w:p>
+    <w:p>
+      <w:pPr>
+        <w:tabs>
+          <w:tab w:val="right" w:pos="8640"/>
+        </w:tabs>
+        <w:spacing w:before="40" w:after="40" w:line="320" w:lineRule="auto"/>
+        <w:rPr>
+          <w:lang w:val="pt-PT"/>
+        </w:rPr>
+      </w:pPr>
+      <w:r>
+        <w:rPr>
+          <w:rFonts w:ascii="Times New Roman" w:eastAsia="Times New Roman" w:hAnsi="Times New Roman" w:cs="Times New Roman"/>
+          <w:sz w:val="24"/>
+          <w:szCs w:val="24"/>
+          <w:lang w:val="pt-PT"/>
+        </w:rPr>
+        <w:t>Figura 6.  Diagrama de actividades del caso de uso CU-01: Clasificar Documento</w:t>
+      </w:r>
+      <w:r>
+        <w:rPr>
+          <w:rFonts w:ascii="Times New Roman" w:eastAsia="Times New Roman" w:hAnsi="Times New Roman" w:cs="Times New Roman"/>
+          <w:sz w:val="24"/>
+          <w:szCs w:val="24"/>
+          <w:lang w:val="pt-PT"/>
+        </w:rPr>
+        <w:tab/>
+        <w:t>53</w:t>
+      </w:r>
+    </w:p>
+    <w:p>
+      <w:pPr>
+        <w:tabs>
+          <w:tab w:val="right" w:pos="8640"/>
+        </w:tabs>
+        <w:spacing w:before="40" w:after="40" w:line="320" w:lineRule="auto"/>
+        <w:rPr>
+          <w:lang w:val="pt-PT"/>
+        </w:rPr>
+      </w:pPr>
+      <w:r>
+        <w:rPr>
+          <w:rFonts w:ascii="Times New Roman" w:eastAsia="Times New Roman" w:hAnsi="Times New Roman" w:cs="Times New Roman"/>
+          <w:sz w:val="24"/>
+          <w:szCs w:val="24"/>
+          <w:lang w:val="pt-PT"/>
+        </w:rPr>
+        <w:t>Figura 7.  Arquitectura del sistema desplegado mediante Docker Compose</w:t>
+      </w:r>
+      <w:r>
+        <w:rPr>
+          <w:rFonts w:ascii="Times New Roman" w:eastAsia="Times New Roman" w:hAnsi="Times New Roman" w:cs="Times New Roman"/>
+          <w:sz w:val="24"/>
+          <w:szCs w:val="24"/>
+          <w:lang w:val="pt-PT"/>
+        </w:rPr>
+        <w:tab/>
+        <w:t>54</w:t>
+      </w:r>
+    </w:p>
+    <w:p>
+      <w:pPr>
+        <w:tabs>
+          <w:tab w:val="right" w:pos="8640"/>
+        </w:tabs>
+        <w:spacing w:before="40" w:after="40" w:line="320" w:lineRule="auto"/>
+      </w:pPr>
+      <w:r>
+        <w:rPr>
+          <w:rFonts w:ascii="Times New Roman" w:eastAsia="Times New Roman" w:hAnsi="Times New Roman" w:cs="Times New Roman"/>
+          <w:sz w:val="24"/>
+          <w:szCs w:val="24"/>
+          <w:lang w:val="pt-PT"/>
+        </w:rPr>
+        <w:t xml:space="preserve">Figura 8.  </w:t>
+      </w:r>
+      <w:r>
+        <w:rPr>
+          <w:rFonts w:ascii="Times New Roman" w:eastAsia="Times New Roman" w:hAnsi="Times New Roman" w:cs="Times New Roman"/>
+          <w:sz w:val="24"/>
+          <w:szCs w:val="24"/>
+        </w:rPr>
+        <w:t>Interfaz web principal del sistema de clasificación</w:t>
+      </w:r>
+      <w:r>
+        <w:rPr>
+          <w:rFonts w:ascii="Times New Roman" w:eastAsia="Times New Roman" w:hAnsi="Times New Roman" w:cs="Times New Roman"/>
+          <w:sz w:val="24"/>
+          <w:szCs w:val="24"/>
+        </w:rPr>
+        <w:tab/>
+        <w:t>61</w:t>
+      </w:r>
+    </w:p>
+    <w:p>
+      <w:pPr>
+        <w:tabs>
+          <w:tab w:val="right" w:pos="8640"/>
+        </w:tabs>
+        <w:spacing w:before="40" w:after="40" w:line="320" w:lineRule="auto"/>
+      </w:pPr>
+      <w:r>
+        <w:rPr>
+          <w:rFonts w:ascii="Times New Roman" w:eastAsia="Times New Roman" w:hAnsi="Times New Roman" w:cs="Times New Roman"/>
+          <w:sz w:val="24"/>
+          <w:szCs w:val="24"/>
+        </w:rPr>
+        <w:t>Figura 9.  Panel de métricas y gráficos interactivos del sistema</w:t>
+      </w:r>
+      <w:r>
+        <w:rPr>
+          <w:rFonts w:ascii="Times New Roman" w:eastAsia="Times New Roman" w:hAnsi="Times New Roman" w:cs="Times New Roman"/>
+          <w:sz w:val="24"/>
+          <w:szCs w:val="24"/>
+        </w:rPr>
+        <w:tab/>
+        <w:t>62</w:t>
       </w:r>
     </w:p>
     <w:p>
@@ -2709,23 +3729,192 @@
         <w:jc w:val="center"/>
         <w:rPr>
           <w:rFonts w:ascii="Times New Roman" w:eastAsia="Times New Roman" w:hAnsi="Times New Roman" w:cs="Times New Roman"/>
-          <w:sz w:val="28"/>
-          <w:szCs w:val="28"/>
-        </w:rPr>
-      </w:pPr>
-      <w:bookmarkStart w:id="527" w:name="cap1"/>
-      <w:r>
-        <w:rPr>
-          <w:rFonts w:ascii="Times New Roman" w:eastAsia="Times New Roman" w:hAnsi="Times New Roman" w:cs="Times New Roman"/>
           <w:b/>
           <w:bCs/>
           <w:sz w:val="28"/>
           <w:szCs w:val="28"/>
         </w:rPr>
+      </w:pPr>
+    </w:p>
+    <w:p>
+      <w:pPr>
+        <w:spacing w:before="120" w:after="120" w:line="360" w:lineRule="auto"/>
+        <w:jc w:val="center"/>
+        <w:rPr>
+          <w:rFonts w:ascii="Times New Roman" w:eastAsia="Times New Roman" w:hAnsi="Times New Roman" w:cs="Times New Roman"/>
+          <w:b/>
+          <w:bCs/>
+          <w:sz w:val="28"/>
+          <w:szCs w:val="28"/>
+        </w:rPr>
+      </w:pPr>
+    </w:p>
+    <w:p>
+      <w:pPr>
+        <w:spacing w:before="120" w:after="120" w:line="360" w:lineRule="auto"/>
+        <w:jc w:val="center"/>
+        <w:rPr>
+          <w:rFonts w:ascii="Times New Roman" w:eastAsia="Times New Roman" w:hAnsi="Times New Roman" w:cs="Times New Roman"/>
+          <w:b/>
+          <w:bCs/>
+          <w:sz w:val="28"/>
+          <w:szCs w:val="28"/>
+        </w:rPr>
+      </w:pPr>
+    </w:p>
+    <w:p>
+      <w:pPr>
+        <w:spacing w:before="120" w:after="120" w:line="360" w:lineRule="auto"/>
+        <w:jc w:val="center"/>
+        <w:rPr>
+          <w:rFonts w:ascii="Times New Roman" w:eastAsia="Times New Roman" w:hAnsi="Times New Roman" w:cs="Times New Roman"/>
+          <w:b/>
+          <w:bCs/>
+          <w:sz w:val="28"/>
+          <w:szCs w:val="28"/>
+        </w:rPr>
+      </w:pPr>
+    </w:p>
+    <w:p>
+      <w:pPr>
+        <w:spacing w:before="120" w:after="120" w:line="360" w:lineRule="auto"/>
+        <w:jc w:val="center"/>
+        <w:rPr>
+          <w:rFonts w:ascii="Times New Roman" w:eastAsia="Times New Roman" w:hAnsi="Times New Roman" w:cs="Times New Roman"/>
+          <w:b/>
+          <w:bCs/>
+          <w:sz w:val="28"/>
+          <w:szCs w:val="28"/>
+        </w:rPr>
+      </w:pPr>
+    </w:p>
+    <w:p>
+      <w:pPr>
+        <w:spacing w:before="120" w:after="120" w:line="360" w:lineRule="auto"/>
+        <w:jc w:val="center"/>
+        <w:rPr>
+          <w:rFonts w:ascii="Times New Roman" w:eastAsia="Times New Roman" w:hAnsi="Times New Roman" w:cs="Times New Roman"/>
+          <w:b/>
+          <w:bCs/>
+          <w:sz w:val="28"/>
+          <w:szCs w:val="28"/>
+        </w:rPr>
+      </w:pPr>
+    </w:p>
+    <w:p>
+      <w:pPr>
+        <w:spacing w:before="120" w:after="120" w:line="360" w:lineRule="auto"/>
+        <w:jc w:val="center"/>
+        <w:rPr>
+          <w:rFonts w:ascii="Times New Roman" w:eastAsia="Times New Roman" w:hAnsi="Times New Roman" w:cs="Times New Roman"/>
+          <w:b/>
+          <w:bCs/>
+          <w:sz w:val="28"/>
+          <w:szCs w:val="28"/>
+        </w:rPr>
+      </w:pPr>
+    </w:p>
+    <w:p>
+      <w:pPr>
+        <w:spacing w:before="120" w:after="120" w:line="360" w:lineRule="auto"/>
+        <w:jc w:val="center"/>
+        <w:rPr>
+          <w:rFonts w:ascii="Times New Roman" w:eastAsia="Times New Roman" w:hAnsi="Times New Roman" w:cs="Times New Roman"/>
+          <w:b/>
+          <w:bCs/>
+          <w:sz w:val="28"/>
+          <w:szCs w:val="28"/>
+        </w:rPr>
+      </w:pPr>
+    </w:p>
+    <w:p>
+      <w:pPr>
+        <w:spacing w:before="120" w:after="120" w:line="360" w:lineRule="auto"/>
+        <w:jc w:val="center"/>
+        <w:rPr>
+          <w:rFonts w:ascii="Times New Roman" w:eastAsia="Times New Roman" w:hAnsi="Times New Roman" w:cs="Times New Roman"/>
+          <w:b/>
+          <w:bCs/>
+          <w:sz w:val="28"/>
+          <w:szCs w:val="28"/>
+        </w:rPr>
+      </w:pPr>
+    </w:p>
+    <w:p>
+      <w:pPr>
+        <w:spacing w:before="120" w:after="120" w:line="360" w:lineRule="auto"/>
+        <w:jc w:val="center"/>
+        <w:rPr>
+          <w:rFonts w:ascii="Times New Roman" w:eastAsia="Times New Roman" w:hAnsi="Times New Roman" w:cs="Times New Roman"/>
+          <w:b/>
+          <w:bCs/>
+          <w:sz w:val="28"/>
+          <w:szCs w:val="28"/>
+        </w:rPr>
+      </w:pPr>
+    </w:p>
+    <w:p>
+      <w:pPr>
+        <w:spacing w:before="120" w:after="120" w:line="360" w:lineRule="auto"/>
+        <w:jc w:val="center"/>
+        <w:rPr>
+          <w:rFonts w:ascii="Times New Roman" w:eastAsia="Times New Roman" w:hAnsi="Times New Roman" w:cs="Times New Roman"/>
+          <w:b/>
+          <w:bCs/>
+          <w:sz w:val="28"/>
+          <w:szCs w:val="28"/>
+        </w:rPr>
+      </w:pPr>
+    </w:p>
+    <w:p>
+      <w:pPr>
+        <w:spacing w:before="120" w:after="120" w:line="360" w:lineRule="auto"/>
+        <w:jc w:val="center"/>
+        <w:rPr>
+          <w:rFonts w:ascii="Times New Roman" w:eastAsia="Times New Roman" w:hAnsi="Times New Roman" w:cs="Times New Roman"/>
+          <w:b/>
+          <w:bCs/>
+          <w:sz w:val="28"/>
+          <w:szCs w:val="28"/>
+        </w:rPr>
+      </w:pPr>
+    </w:p>
+    <w:p>
+      <w:pPr>
+        <w:spacing w:before="120" w:after="120" w:line="360" w:lineRule="auto"/>
+        <w:jc w:val="center"/>
+        <w:rPr>
+          <w:rFonts w:ascii="Times New Roman" w:eastAsia="Times New Roman" w:hAnsi="Times New Roman" w:cs="Times New Roman"/>
+          <w:b/>
+          <w:bCs/>
+          <w:sz w:val="28"/>
+          <w:szCs w:val="28"/>
+        </w:rPr>
+      </w:pPr>
+    </w:p>
+    <w:p>
+      <w:pPr>
+        <w:spacing w:before="120" w:after="120" w:line="360" w:lineRule="auto"/>
+        <w:jc w:val="center"/>
+        <w:rPr>
+          <w:rFonts w:ascii="Times New Roman" w:eastAsia="Times New Roman" w:hAnsi="Times New Roman" w:cs="Times New Roman"/>
+          <w:sz w:val="28"/>
+          <w:szCs w:val="28"/>
+        </w:rPr>
+      </w:pPr>
+      <w:bookmarkStart w:id="0" w:name="cap1"/>
+      <w:r>
+        <w:rPr>
+          <w:rFonts w:ascii="Times New Roman" w:eastAsia="Times New Roman" w:hAnsi="Times New Roman" w:cs="Times New Roman"/>
+          <w:b/>
+          <w:bCs/>
+          <w:sz w:val="28"/>
+          <w:szCs w:val="28"/>
+        </w:rPr>
         <w:lastRenderedPageBreak/>
         <w:t>Capítulo I. Introducción</w:t>
       </w:r>
-      <w:bookmarkEnd w:id="527"/>
+      <w:bookmarkEnd w:id="0"/>
     </w:p>
     <w:p>
       <w:pPr>
@@ -2737,7 +3926,7 @@
           <w:szCs w:val="24"/>
         </w:rPr>
       </w:pPr>
-      <w:bookmarkStart w:id="526" w:name="sec1_1"/>
+      <w:bookmarkStart w:id="1" w:name="sec1_1"/>
       <w:r>
         <w:rPr>
           <w:rFonts w:ascii="Times New Roman" w:eastAsia="Times New Roman" w:hAnsi="Times New Roman" w:cs="Times New Roman"/>
@@ -2748,7 +3937,7 @@
         </w:rPr>
         <w:t>1.1 Antecedentes</w:t>
       </w:r>
-      <w:bookmarkEnd w:id="526"/>
+      <w:bookmarkEnd w:id="1"/>
     </w:p>
     <w:p>
       <w:pPr>
@@ -2799,7 +3988,7 @@
         </w:rPr>
         <w:t xml:space="preserve">Sin embargo, en el contexto específico de la Facultad de Ingeniería de Sistemas e Informática (FISI) de la UNMSM, estos avances contrastan de manera significativa con la realidad operativa documentada. La gestión de la Mesa de Partes Virtual presenta tres problemas críticos no resueltos por las soluciones </w:t>
       </w:r>
-      <w:commentRangeStart w:id="0"/>
+      <w:commentRangeStart w:id="2"/>
       <w:r>
         <w:rPr>
           <w:rFonts w:ascii="Times New Roman" w:eastAsia="Times New Roman" w:hAnsi="Times New Roman" w:cs="Times New Roman"/>
@@ -2808,7 +3997,7 @@
         </w:rPr>
         <w:t>existentes</w:t>
       </w:r>
-      <w:commentRangeEnd w:id="0"/>
+      <w:commentRangeEnd w:id="2"/>
       <w:r>
         <w:rPr>
           <w:rStyle w:val="Refdecomentario"/>
@@ -2816,7 +4005,7 @@
           <w:sz w:val="24"/>
           <w:szCs w:val="24"/>
         </w:rPr>
-        <w:commentReference w:id="0"/>
+        <w:commentReference w:id="2"/>
       </w:r>
       <w:r>
         <w:rPr>
@@ -3013,7 +4202,7 @@
         </w:rPr>
         <w:t xml:space="preserve">Esta investigación surge precisamente ante la necesidad de cubrir esa brecha: desarrollar y validar un sistema de clasificación automatizada de documentos administrativo-académicos específicamente adaptado al vocabulario del Formato Único de Trámite, técnicamente viable para la infraestructura informática de la FISI y capaz de reducir los tiempos de clasificación y derivación documental que actualmente afectan la experiencia de los </w:t>
       </w:r>
-      <w:commentRangeStart w:id="1"/>
+      <w:commentRangeStart w:id="3"/>
       <w:r>
         <w:rPr>
           <w:rFonts w:ascii="Times New Roman" w:eastAsia="Times New Roman" w:hAnsi="Times New Roman" w:cs="Times New Roman"/>
@@ -3022,7 +4211,7 @@
         </w:rPr>
         <w:t>solicitantes</w:t>
       </w:r>
-      <w:commentRangeEnd w:id="1"/>
+      <w:commentRangeEnd w:id="3"/>
       <w:r>
         <w:rPr>
           <w:rStyle w:val="Refdecomentario"/>
@@ -3030,7 +4219,7 @@
           <w:sz w:val="24"/>
           <w:szCs w:val="24"/>
         </w:rPr>
-        <w:commentReference w:id="1"/>
+        <w:commentReference w:id="3"/>
       </w:r>
       <w:r>
         <w:rPr>
@@ -3123,6 +4312,13 @@
           <w:sz w:val="24"/>
           <w:szCs w:val="24"/>
         </w:rPr>
+      </w:pPr>
+    </w:p>
+    <w:p>
+      <w:pPr>
+        <w:spacing w:before="120" w:after="120" w:line="360" w:lineRule="auto"/>
+        <w:ind w:left="720" w:firstLine="720"/>
+        <w:jc w:val="both"/>
       </w:pPr>
     </w:p>
     <w:p>
@@ -3226,6 +4422,15 @@
           <w:szCs w:val="24"/>
         </w:rPr>
         <w:t xml:space="preserve">Figura 1 </w:t>
+      </w:r>
+      <w:r>
+        <w:rPr>
+          <w:rFonts w:ascii="Times New Roman" w:eastAsia="Times New Roman" w:hAnsi="Times New Roman" w:cs="Times New Roman"/>
+          <w:b/>
+          <w:bCs/>
+          <w:sz w:val="24"/>
+          <w:szCs w:val="24"/>
+        </w:rPr>
         <w:br/>
       </w:r>
       <w:r>
@@ -3366,6 +4571,16 @@
           <w:lang w:val="pt-PT"/>
         </w:rPr>
         <w:t>Figura 2</w:t>
+      </w:r>
+      <w:r>
+        <w:rPr>
+          <w:rFonts w:ascii="Times New Roman" w:eastAsia="Times New Roman" w:hAnsi="Times New Roman" w:cs="Times New Roman"/>
+          <w:b/>
+          <w:bCs/>
+          <w:sz w:val="24"/>
+          <w:szCs w:val="24"/>
+          <w:lang w:val="pt-PT"/>
+        </w:rPr>
         <w:br/>
       </w:r>
       <w:r>
@@ -3379,7 +4594,7 @@
         </w:rPr>
         <w:t>Diagrama de procesos AS-</w:t>
       </w:r>
-      <w:commentRangeStart w:id="2"/>
+      <w:commentRangeStart w:id="4"/>
       <w:r>
         <w:rPr>
           <w:rFonts w:ascii="Times New Roman" w:eastAsia="Times New Roman" w:hAnsi="Times New Roman" w:cs="Times New Roman"/>
@@ -3391,7 +4606,7 @@
         </w:rPr>
         <w:t>IS</w:t>
       </w:r>
-      <w:commentRangeEnd w:id="2"/>
+      <w:commentRangeEnd w:id="4"/>
       <w:r>
         <w:rPr>
           <w:rStyle w:val="Refdecomentario"/>
@@ -3402,7 +4617,7 @@
           <w:szCs w:val="24"/>
           <w:lang w:val="pt-PT"/>
         </w:rPr>
-        <w:commentReference w:id="2"/>
+        <w:commentReference w:id="4"/>
       </w:r>
       <w:r>
         <w:rPr>
@@ -3443,6 +4658,18 @@
     </w:p>
     <w:p>
       <w:pPr>
+        <w:spacing w:before="60" w:after="160" w:line="360" w:lineRule="auto"/>
+        <w:ind w:left="720"/>
+      </w:pPr>
+    </w:p>
+    <w:p>
+      <w:pPr>
+        <w:spacing w:before="60" w:after="160" w:line="360" w:lineRule="auto"/>
+        <w:ind w:left="720"/>
+      </w:pPr>
+    </w:p>
+    <w:p>
+      <w:pPr>
         <w:spacing w:before="120" w:after="120" w:line="360" w:lineRule="auto"/>
         <w:ind w:firstLine="720"/>
         <w:rPr>
@@ -3453,7 +4680,7 @@
           <w:szCs w:val="24"/>
         </w:rPr>
       </w:pPr>
-      <w:bookmarkStart w:id="525" w:name="sec1_2"/>
+      <w:bookmarkStart w:id="5" w:name="sec1_2"/>
       <w:r>
         <w:rPr>
           <w:rFonts w:ascii="Times New Roman" w:eastAsia="Times New Roman" w:hAnsi="Times New Roman" w:cs="Times New Roman"/>
@@ -3465,7 +4692,7 @@
         <w:lastRenderedPageBreak/>
         <w:t xml:space="preserve">1.2 Definición del </w:t>
       </w:r>
-      <w:commentRangeStart w:id="3"/>
+      <w:commentRangeStart w:id="6"/>
       <w:r>
         <w:rPr>
           <w:rFonts w:ascii="Times New Roman" w:eastAsia="Times New Roman" w:hAnsi="Times New Roman" w:cs="Times New Roman"/>
@@ -3476,7 +4703,8 @@
         </w:rPr>
         <w:t>problema</w:t>
       </w:r>
-      <w:commentRangeEnd w:id="3"/>
+      <w:bookmarkEnd w:id="5"/>
+      <w:commentRangeEnd w:id="6"/>
       <w:r>
         <w:rPr>
           <w:rStyle w:val="Refdecomentario"/>
@@ -3486,9 +4714,8 @@
           <w:sz w:val="24"/>
           <w:szCs w:val="24"/>
         </w:rPr>
-        <w:commentReference w:id="3"/>
-      </w:r>
-      <w:bookmarkEnd w:id="525"/>
+        <w:commentReference w:id="6"/>
+      </w:r>
     </w:p>
     <w:p>
       <w:pPr>
@@ -3545,7 +4772,7 @@
         </w:rPr>
         <w:t xml:space="preserve">¿Cómo </w:t>
       </w:r>
-      <w:commentRangeStart w:id="4"/>
+      <w:commentRangeStart w:id="7"/>
       <w:r>
         <w:rPr>
           <w:rFonts w:ascii="Times New Roman" w:eastAsia="Times New Roman" w:hAnsi="Times New Roman" w:cs="Times New Roman"/>
@@ -3554,7 +4781,7 @@
         </w:rPr>
         <w:t xml:space="preserve">se puede </w:t>
       </w:r>
-      <w:commentRangeEnd w:id="4"/>
+      <w:commentRangeEnd w:id="7"/>
       <w:r>
         <w:rPr>
           <w:rStyle w:val="Refdecomentario"/>
@@ -3562,7 +4789,7 @@
           <w:sz w:val="24"/>
           <w:szCs w:val="24"/>
         </w:rPr>
-        <w:commentReference w:id="4"/>
+        <w:commentReference w:id="7"/>
       </w:r>
       <w:r>
         <w:rPr>
@@ -3572,7 +4799,7 @@
         </w:rPr>
         <w:t xml:space="preserve">optimizar la gestión documental de la Mesa de Partes Virtual de la Facultad de Ingeniería de Sistemas e Informática mediante el uso de inteligencia artificial para agilizar la clasificación de documentos administrativo-académicos </w:t>
       </w:r>
-      <w:commentRangeStart w:id="5"/>
+      <w:commentRangeStart w:id="8"/>
       <w:r>
         <w:rPr>
           <w:rFonts w:ascii="Times New Roman" w:eastAsia="Times New Roman" w:hAnsi="Times New Roman" w:cs="Times New Roman"/>
@@ -3581,7 +4808,7 @@
         </w:rPr>
         <w:t>y reducir los tiempos de respuesta administrativa</w:t>
       </w:r>
-      <w:commentRangeEnd w:id="5"/>
+      <w:commentRangeEnd w:id="8"/>
       <w:r>
         <w:rPr>
           <w:rStyle w:val="Refdecomentario"/>
@@ -3589,7 +4816,7 @@
           <w:sz w:val="24"/>
           <w:szCs w:val="24"/>
         </w:rPr>
-        <w:commentReference w:id="5"/>
+        <w:commentReference w:id="8"/>
       </w:r>
       <w:r>
         <w:rPr>
@@ -3750,7 +4977,7 @@
         </w:rPr>
         <w:t xml:space="preserve">A partir de lo expuesto, y considerando las etapas necesarias para la elaboración del producto, los problemas específicos identificados </w:t>
       </w:r>
-      <w:commentRangeStart w:id="6"/>
+      <w:commentRangeStart w:id="9"/>
       <w:r>
         <w:rPr>
           <w:rFonts w:ascii="Times New Roman" w:eastAsia="Times New Roman" w:hAnsi="Times New Roman" w:cs="Times New Roman"/>
@@ -3759,7 +4986,7 @@
         </w:rPr>
         <w:t>son</w:t>
       </w:r>
-      <w:commentRangeEnd w:id="6"/>
+      <w:commentRangeEnd w:id="9"/>
       <w:r>
         <w:rPr>
           <w:rStyle w:val="Refdecomentario"/>
@@ -3767,7 +4994,7 @@
           <w:sz w:val="24"/>
           <w:szCs w:val="24"/>
         </w:rPr>
-        <w:commentReference w:id="6"/>
+        <w:commentReference w:id="9"/>
       </w:r>
       <w:r>
         <w:rPr>
@@ -3826,8 +5053,16 @@
           <w:sz w:val="24"/>
           <w:szCs w:val="24"/>
         </w:rPr>
+        <w:t xml:space="preserve">¿Cómo implementar un esquema de categorización estandarizado que garantice la consistencia en el registro de metadatos entre las distintas </w:t>
+      </w:r>
+      <w:r>
+        <w:rPr>
+          <w:rFonts w:ascii="Times New Roman" w:eastAsia="Times New Roman" w:hAnsi="Times New Roman" w:cs="Times New Roman"/>
+          <w:sz w:val="24"/>
+          <w:szCs w:val="24"/>
+        </w:rPr>
         <w:lastRenderedPageBreak/>
-        <w:t>¿Cómo implementar un esquema de categorización estandarizado que garantice la consistencia en el registro de metadatos entre las distintas unidades administrativas (Secretaría Académica, Unidad de Trámite Documentario)?</w:t>
+        <w:t>unidades administrativas (Secretaría Académica, Unidad de Trámite Documentario)?</w:t>
       </w:r>
     </w:p>
     <w:p>
@@ -3882,7 +5117,7 @@
           <w:szCs w:val="24"/>
         </w:rPr>
       </w:pPr>
-      <w:bookmarkStart w:id="524" w:name="sec1_3_1"/>
+      <w:bookmarkStart w:id="10" w:name="sec1_3_1"/>
       <w:r>
         <w:rPr>
           <w:rFonts w:ascii="Times New Roman" w:eastAsia="Times New Roman" w:hAnsi="Times New Roman" w:cs="Times New Roman"/>
@@ -3895,7 +5130,7 @@
         </w:rPr>
         <w:t>1.3.1 General</w:t>
       </w:r>
-      <w:bookmarkEnd w:id="524"/>
+      <w:bookmarkEnd w:id="10"/>
     </w:p>
     <w:p>
       <w:pPr>
@@ -3930,7 +5165,7 @@
           <w:szCs w:val="24"/>
         </w:rPr>
       </w:pPr>
-      <w:bookmarkStart w:id="523" w:name="sec1_3_2"/>
+      <w:bookmarkStart w:id="11" w:name="sec1_3_2"/>
       <w:r>
         <w:rPr>
           <w:rFonts w:ascii="Times New Roman" w:eastAsia="Times New Roman" w:hAnsi="Times New Roman" w:cs="Times New Roman"/>
@@ -3943,7 +5178,7 @@
         </w:rPr>
         <w:t xml:space="preserve">1.3.2. Objetivos </w:t>
       </w:r>
-      <w:commentRangeStart w:id="7"/>
+      <w:commentRangeStart w:id="12"/>
       <w:r>
         <w:rPr>
           <w:rFonts w:ascii="Times New Roman" w:eastAsia="Times New Roman" w:hAnsi="Times New Roman" w:cs="Times New Roman"/>
@@ -3956,7 +5191,8 @@
         </w:rPr>
         <w:t>Específicos</w:t>
       </w:r>
-      <w:commentRangeEnd w:id="7"/>
+      <w:bookmarkEnd w:id="11"/>
+      <w:commentRangeEnd w:id="12"/>
       <w:r>
         <w:rPr>
           <w:rStyle w:val="Refdecomentario"/>
@@ -3968,9 +5204,8 @@
           <w:sz w:val="24"/>
           <w:szCs w:val="24"/>
         </w:rPr>
-        <w:commentReference w:id="7"/>
-      </w:r>
-      <w:bookmarkEnd w:id="523"/>
+        <w:commentReference w:id="12"/>
+      </w:r>
     </w:p>
     <w:p>
       <w:pPr>
@@ -4059,7 +5294,7 @@
         </w:rPr>
         <w:lastRenderedPageBreak/>
         <w:drawing>
-          <wp:anchor distT="0" distB="0" distL="114300" distR="114300" simplePos="0" relativeHeight="251668480" behindDoc="1" locked="0" layoutInCell="1" allowOverlap="1" wp14:anchorId="66EAB661" wp14:editId="5993A81D">
+          <wp:anchor distT="0" distB="0" distL="114300" distR="114300" simplePos="0" relativeHeight="251668480" behindDoc="1" locked="0" layoutInCell="1" allowOverlap="1" wp14:anchorId="66EAB661" wp14:editId="7727E709">
             <wp:simplePos x="0" y="0"/>
             <wp:positionH relativeFrom="margin">
               <wp:posOffset>221539</wp:posOffset>
@@ -4151,6 +5386,15 @@
           <w:szCs w:val="24"/>
         </w:rPr>
         <w:t>Figura 3</w:t>
+      </w:r>
+      <w:r>
+        <w:rPr>
+          <w:rFonts w:ascii="Times New Roman" w:eastAsia="Times New Roman" w:hAnsi="Times New Roman" w:cs="Times New Roman"/>
+          <w:b/>
+          <w:bCs/>
+          <w:sz w:val="24"/>
+          <w:szCs w:val="24"/>
+        </w:rPr>
         <w:br/>
       </w:r>
       <w:r>
@@ -4197,7 +5441,7 @@
           <w:szCs w:val="24"/>
         </w:rPr>
       </w:pPr>
-      <w:bookmarkStart w:id="522" w:name="sec1_4_1"/>
+      <w:bookmarkStart w:id="13" w:name="sec1_4_1"/>
       <w:r>
         <w:rPr>
           <w:rFonts w:ascii="Times New Roman" w:eastAsia="Times New Roman" w:hAnsi="Times New Roman" w:cs="Times New Roman"/>
@@ -4210,7 +5454,7 @@
         </w:rPr>
         <w:t xml:space="preserve">1.4.1. Justificación </w:t>
       </w:r>
-      <w:commentRangeStart w:id="8"/>
+      <w:commentRangeStart w:id="14"/>
       <w:r>
         <w:rPr>
           <w:rFonts w:ascii="Times New Roman" w:eastAsia="Times New Roman" w:hAnsi="Times New Roman" w:cs="Times New Roman"/>
@@ -4223,7 +5467,7 @@
         </w:rPr>
         <w:t>Práctica</w:t>
       </w:r>
-      <w:commentRangeEnd w:id="8"/>
+      <w:commentRangeEnd w:id="14"/>
       <w:r>
         <w:rPr>
           <w:rStyle w:val="Refdecomentario"/>
@@ -4233,7 +5477,7 @@
           <w:sz w:val="24"/>
           <w:szCs w:val="24"/>
         </w:rPr>
-        <w:commentReference w:id="8"/>
+        <w:commentReference w:id="14"/>
       </w:r>
       <w:r>
         <w:rPr>
@@ -4245,7 +5489,7 @@
         </w:rPr>
         <w:t xml:space="preserve"> </w:t>
       </w:r>
-      <w:bookmarkEnd w:id="522"/>
+      <w:bookmarkEnd w:id="13"/>
     </w:p>
     <w:p>
       <w:pPr>
@@ -4265,6 +5509,17 @@
         </w:rPr>
         <w:t xml:space="preserve">La relevancia práctica de este estudio se fundamenta en la propuesta de una solución tecnológica capaz de agilizar la gestión documental de la Mesa de Partes Virtual de la Facultad de Ingeniería de Sistemas e Informática. La implementación de un sistema de clasificación automática permite transformar la gestión de solicitudes administrativo-académicas, tradicionalmente dependiente de procesos manuales propensos al error humano y a la arbitrariedad en la categorización. Desde una perspectiva de ingeniería, el proyecto contempla el uso de contenedores mediante Docker y el desarrollo de servicios bajo el estándar REST con FastAPI, lo que asegura que la herramienta sea integrable con la infraestructura informática de la Unidad de Tecnología de Información (UTI FISI) y escalable según la demanda del entorno universitario. </w:t>
       </w:r>
+    </w:p>
+    <w:p>
+      <w:pPr>
+        <w:spacing w:before="120" w:after="120" w:line="360" w:lineRule="auto"/>
+        <w:ind w:left="720" w:firstLine="698"/>
+        <w:rPr>
+          <w:rFonts w:ascii="Times New Roman" w:eastAsia="Times New Roman" w:hAnsi="Times New Roman" w:cs="Times New Roman"/>
+          <w:sz w:val="24"/>
+          <w:szCs w:val="24"/>
+        </w:rPr>
+      </w:pPr>
     </w:p>
     <w:p>
       <w:pPr>
@@ -4376,7 +5631,7 @@
           <w:szCs w:val="24"/>
         </w:rPr>
       </w:pPr>
-      <w:bookmarkStart w:id="521" w:name="sec1_4_2"/>
+      <w:bookmarkStart w:id="15" w:name="sec1_4_2"/>
       <w:r>
         <w:rPr>
           <w:rFonts w:ascii="Times New Roman" w:eastAsia="Times New Roman" w:hAnsi="Times New Roman" w:cs="Times New Roman"/>
@@ -4389,7 +5644,7 @@
         </w:rPr>
         <w:t xml:space="preserve">1.4.2. Justificación </w:t>
       </w:r>
-      <w:commentRangeStart w:id="9"/>
+      <w:commentRangeStart w:id="16"/>
       <w:r>
         <w:rPr>
           <w:rFonts w:ascii="Times New Roman" w:eastAsia="Times New Roman" w:hAnsi="Times New Roman" w:cs="Times New Roman"/>
@@ -4402,7 +5657,7 @@
         </w:rPr>
         <w:t>Teórica</w:t>
       </w:r>
-      <w:commentRangeEnd w:id="9"/>
+      <w:commentRangeEnd w:id="16"/>
       <w:r>
         <w:rPr>
           <w:rStyle w:val="Refdecomentario"/>
@@ -4412,7 +5667,7 @@
           <w:sz w:val="24"/>
           <w:szCs w:val="24"/>
         </w:rPr>
-        <w:commentReference w:id="9"/>
+        <w:commentReference w:id="16"/>
       </w:r>
       <w:r>
         <w:rPr>
@@ -4424,7 +5679,7 @@
         </w:rPr>
         <w:t xml:space="preserve"> </w:t>
       </w:r>
-      <w:bookmarkEnd w:id="521"/>
+      <w:bookmarkEnd w:id="15"/>
     </w:p>
     <w:p>
       <w:pPr>
@@ -4496,9 +5751,16 @@
           <w:sz w:val="24"/>
           <w:szCs w:val="24"/>
         </w:rPr>
-        <w:t xml:space="preserve"> Por tanto, la investigación aporta evidencia empírica sobre la eficacia de modelos neuronales optimizados para la clasificación de texto administrativo en español, estableciendo una base </w:t>
+        <w:t xml:space="preserve"> Por tanto, la investigación aporta evidencia empírica sobre la eficacia de modelos neuronales optimizados para la clasificación de texto administrativo en español, </w:t>
+      </w:r>
+      <w:r>
+        <w:rPr>
+          <w:rFonts w:ascii="Times New Roman" w:eastAsia="Times New Roman" w:hAnsi="Times New Roman" w:cs="Times New Roman"/>
+          <w:sz w:val="24"/>
+          <w:szCs w:val="24"/>
+        </w:rPr>
         <w:lastRenderedPageBreak/>
-        <w:t>metodológica para futuros desarrollos de inteligencia artificial aplicada a la gestión universitaria.</w:t>
+        <w:t>estableciendo una base metodológica para futuros desarrollos de inteligencia artificial aplicada a la gestión universitaria.</w:t>
       </w:r>
     </w:p>
     <w:p>
@@ -4511,7 +5773,7 @@
           <w:szCs w:val="24"/>
         </w:rPr>
       </w:pPr>
-      <w:bookmarkStart w:id="520" w:name="sec1_5"/>
+      <w:bookmarkStart w:id="17" w:name="sec1_5"/>
       <w:r>
         <w:rPr>
           <w:rFonts w:ascii="Times New Roman" w:eastAsia="Times New Roman" w:hAnsi="Times New Roman" w:cs="Times New Roman"/>
@@ -4522,7 +5784,7 @@
         </w:rPr>
         <w:t>1.5 Alcance</w:t>
       </w:r>
-      <w:bookmarkEnd w:id="520"/>
+      <w:bookmarkEnd w:id="17"/>
     </w:p>
     <w:p>
       <w:pPr>
@@ -4669,7 +5931,7 @@
           <w:szCs w:val="24"/>
         </w:rPr>
       </w:pPr>
-      <w:bookmarkStart w:id="519" w:name="sec1_6"/>
+      <w:bookmarkStart w:id="18" w:name="sec1_6"/>
       <w:r>
         <w:rPr>
           <w:rFonts w:ascii="Times New Roman" w:eastAsia="Times New Roman" w:hAnsi="Times New Roman" w:cs="Times New Roman"/>
@@ -4680,7 +5942,7 @@
         </w:rPr>
         <w:t>1.6 Organización de la tesis</w:t>
       </w:r>
-      <w:bookmarkEnd w:id="519"/>
+      <w:bookmarkEnd w:id="18"/>
     </w:p>
     <w:p>
       <w:pPr>
@@ -4700,6 +5962,16 @@
         </w:rPr>
         <w:t>El presente trabajo de investigación se estructura de la siguiente manera: en el capítulo II, se describe el marco teórico (bases conceptuales del Procesamiento del Lenguaje Natural, Aprendizaje Profundo y arquitecturas neuronales como CNN y Transformers). En el capítulo III, se desarrolla el estado del arte (metodología PRISMA para la Revisión Sistemática de la Literatura, análisis de 31 artículos científicos y determinación de la brecha técnica local). En el capítulo IV, se detalla el diseño y la implementación del sistema de clasificación automatizada basado en redes neuronales. En el capítulo V, se exponen los resultados obtenidos y la validación del prototipo dentro de un entorno hospitalario real. Finalmente, el capítulo VI comprende las conclusiones, recomendaciones y las líneas propuestas para trabajos futuros.</w:t>
       </w:r>
+    </w:p>
+    <w:p>
+      <w:pPr>
+        <w:spacing w:before="120" w:after="120" w:line="360" w:lineRule="auto"/>
+        <w:rPr>
+          <w:rFonts w:ascii="Times New Roman" w:eastAsia="Times New Roman" w:hAnsi="Times New Roman" w:cs="Times New Roman"/>
+          <w:sz w:val="24"/>
+          <w:szCs w:val="24"/>
+        </w:rPr>
+      </w:pPr>
     </w:p>
     <w:p>
       <w:pPr>
@@ -4751,7 +6023,7 @@
           <w:szCs w:val="28"/>
         </w:rPr>
       </w:pPr>
-      <w:bookmarkStart w:id="518" w:name="cap2"/>
+      <w:bookmarkStart w:id="19" w:name="cap2"/>
       <w:r>
         <w:rPr>
           <w:rFonts w:ascii="Times New Roman" w:eastAsia="Times New Roman" w:hAnsi="Times New Roman" w:cs="Times New Roman"/>
@@ -4760,16 +6032,17 @@
           <w:sz w:val="28"/>
           <w:szCs w:val="28"/>
         </w:rPr>
+        <w:lastRenderedPageBreak/>
         <w:t>Capítulo II. Marco teórico</w:t>
       </w:r>
-      <w:bookmarkEnd w:id="518"/>
+      <w:bookmarkEnd w:id="19"/>
     </w:p>
     <w:p>
       <w:pPr>
         <w:spacing w:before="200" w:after="120" w:line="360" w:lineRule="auto"/>
         <w:ind w:left="720"/>
       </w:pPr>
-      <w:bookmarkStart w:id="517" w:name="sec2_1"/>
+      <w:bookmarkStart w:id="20" w:name="sec2_1"/>
       <w:r>
         <w:rPr>
           <w:rFonts w:ascii="Times New Roman" w:eastAsia="Times New Roman" w:hAnsi="Times New Roman" w:cs="Times New Roman"/>
@@ -4778,9 +6051,9 @@
           <w:sz w:val="24"/>
           <w:szCs w:val="24"/>
         </w:rPr>
-        <w:t xml:space="preserve">2.1 Procesamiento del Lenguaje Natural (PLN)</w:t>
-      </w:r>
-      <w:bookmarkEnd w:id="517"/>
+        <w:t>2.1 Procesamiento del Lenguaje Natural (PLN)</w:t>
+      </w:r>
+      <w:bookmarkEnd w:id="20"/>
     </w:p>
     <w:p>
       <w:pPr>
@@ -4794,7 +6067,7 @@
           <w:sz w:val="24"/>
           <w:szCs w:val="24"/>
         </w:rPr>
-        <w:t xml:space="preserve">El Procesamiento del Lenguaje Natural (PLN o NLP) es un campo interdisciplinario de la inteligencia artificial, la informática y la lingüística que se ocupa de la interacción entre las computadoras y el lenguaje humano. Su objetivo principal es permitir a las máquinas comprender, interpretar, generar y manipular el lenguaje natural de manera útil. En el contexto de la gestión documental institucional, el PLN es crucial para extraer información valiosa del texto no estructurado que abunda en los documentos administrativos, como solicitudes, constancias y formularios de trámite. Tareas comunes incluyen la clasificación de textos (asignar categorías predefinidas a documentos), el reconocimiento de entidades nombradas (identificar datos clave como nombres, códigos y tipos de trámite), la extracción de relaciones y la respuesta a preguntas. La aplicación exitosa del PLN puede transformar datos textuales en información estructurada y procesable, facilitando la automatización de tareas administrativas y la toma de decisiones basada en datos (Harley et al., 2015).</w:t>
+        <w:t>El Procesamiento del Lenguaje Natural (PLN o NLP) es un campo interdisciplinario de la inteligencia artificial, la informática y la lingüística que se ocupa de la interacción entre las computadoras y el lenguaje humano. Su objetivo principal es permitir a las máquinas comprender, interpretar, generar y manipular el lenguaje natural de manera útil. En el contexto de la gestión documental institucional, el PLN es crucial para extraer información valiosa del texto no estructurado que abunda en los documentos administrativos, como solicitudes, constancias y formularios de trámite. Tareas comunes incluyen la clasificación de textos (asignar categorías predefinidas a documentos), el reconocimiento de entidades nombradas (identificar datos clave como nombres, códigos y tipos de trámite), la extracción de relaciones y la respuesta a preguntas. La aplicación exitosa del PLN puede transformar datos textuales en información estructurada y procesable, facilitando la automatización de tareas administrativas y la toma de decisiones basada en datos (Harley et al., 2015).</w:t>
       </w:r>
     </w:p>
     <w:p>
@@ -4802,7 +6075,7 @@
         <w:spacing w:before="200" w:after="120" w:line="360" w:lineRule="auto"/>
         <w:ind w:left="720"/>
       </w:pPr>
-      <w:bookmarkStart w:id="516" w:name="sec2_2"/>
+      <w:bookmarkStart w:id="21" w:name="sec2_2"/>
       <w:r>
         <w:rPr>
           <w:rFonts w:ascii="Times New Roman" w:eastAsia="Times New Roman" w:hAnsi="Times New Roman" w:cs="Times New Roman"/>
@@ -4811,9 +6084,9 @@
           <w:sz w:val="24"/>
           <w:szCs w:val="24"/>
         </w:rPr>
-        <w:t xml:space="preserve">2.2 Aprendizaje Automático y Profundo</w:t>
-      </w:r>
-      <w:bookmarkEnd w:id="516"/>
+        <w:t>2.2 Aprendizaje Automático y Profundo</w:t>
+      </w:r>
+      <w:bookmarkEnd w:id="21"/>
     </w:p>
     <w:p>
       <w:pPr>
@@ -4827,7 +6100,7 @@
           <w:sz w:val="24"/>
           <w:szCs w:val="24"/>
         </w:rPr>
-        <w:t xml:space="preserve">El Aprendizaje Automático (Machine Learning, ML) es una rama de la inteligencia artificial que dota a los sistemas de la capacidad de aprender y mejorar a partir de la experiencia (datos) sin ser programados explícitamente para cada tarea. El Aprendizaje Profundo (Deep Learning, DL) es un subconjunto del ML que utiliza redes neuronales artificiales con múltiples capas (arquitecturas profundas) para modelar patrones complejos y aprender representaciones jerárquicas de los datos.</w:t>
+        <w:t>El Aprendizaje Automático (Machine Learning, ML) es una rama de la inteligencia artificial que dota a los sistemas de la capacidad de aprender y mejorar a partir de la experiencia (datos) sin ser programados explícitamente para cada tarea. El Aprendizaje Profundo (Deep Learning, DL) es un subconjunto del ML que utiliza redes neuronales artificiales con múltiples capas (arquitecturas profundas) para modelar patrones complejos y aprender representaciones jerárquicas de los datos.</w:t>
       </w:r>
     </w:p>
     <w:p>
@@ -4842,7 +6115,7 @@
           <w:sz w:val="24"/>
           <w:szCs w:val="24"/>
         </w:rPr>
-        <w:t xml:space="preserve">El DL ha supuesto una revolución en el PLN y en la clasificación automatizada de documentos (Harley et al., 2015). Las arquitecturas clave incluyen:</w:t>
+        <w:t>El DL ha supuesto una revolución en el PLN y en la clasificación automatizada de documentos (Harley et al., 2015). Las arquitecturas clave incluyen:</w:t>
       </w:r>
     </w:p>
     <w:p>
@@ -4860,7 +6133,16 @@
           <w:sz w:val="24"/>
           <w:szCs w:val="24"/>
         </w:rPr>
-        <w:t xml:space="preserve">Redes Neuronales Convolucionales (CNN): Originalmente populares en visión por computadora, las CNN también se han adaptado con éxito para el procesamiento de texto, capturando patrones locales (n-gramas) mediante filtros convolucionales. Se han utilizado para tareas de clasificación y codificación automática de documentos institucionales (Hsu et al., 2020), a menudo con arquitecturas especializadas como las redes residuales multi-filtro para mejorar la captura de características textuales (Li &amp; Yu, 2020).</w:t>
+        <w:t xml:space="preserve">Redes Neuronales Convolucionales (CNN): Originalmente populares en visión por computadora, las CNN también se han adaptado con éxito para el procesamiento de texto, capturando patrones locales (n-gramas) mediante filtros convolucionales. Se han utilizado para tareas de </w:t>
+      </w:r>
+      <w:r>
+        <w:rPr>
+          <w:rFonts w:ascii="Times New Roman" w:eastAsia="Times New Roman" w:hAnsi="Times New Roman" w:cs="Times New Roman"/>
+          <w:sz w:val="24"/>
+          <w:szCs w:val="24"/>
+        </w:rPr>
+        <w:lastRenderedPageBreak/>
+        <w:t>clasificación y codificación automática de documentos institucionales (Hsu et al., 2020), a menudo con arquitecturas especializadas como las redes residuales multi-filtro para mejorar la captura de características textuales (Li &amp; Yu, 2020).</w:t>
       </w:r>
     </w:p>
     <w:p>
@@ -4878,7 +6160,7 @@
           <w:sz w:val="24"/>
           <w:szCs w:val="24"/>
         </w:rPr>
-        <w:t xml:space="preserve">Redes Neuronales Recurrentes (RNN) y Long Short-Term Memory (LSTM): Diseñadas para manejar datos secuenciales, las RNN y sus variantes como LSTM fueron fundamentales para modelar dependencias a largo plazo en el texto. Sin embargo, pueden tener limitaciones en el manejo de secuencias muy largas y en la paralelización.</w:t>
+        <w:t>Redes Neuronales Recurrentes (RNN) y Long Short-Term Memory (LSTM): Diseñadas para manejar datos secuenciales, las RNN y sus variantes como LSTM fueron fundamentales para modelar dependencias a largo plazo en el texto. Sin embargo, pueden tener limitaciones en el manejo de secuencias muy largas y en la paralelización.</w:t>
       </w:r>
     </w:p>
     <w:p>
@@ -4896,7 +6178,7 @@
           <w:sz w:val="24"/>
           <w:szCs w:val="24"/>
         </w:rPr>
-        <w:t xml:space="preserve">Arquitectura Transformer: Introducida en 2017, la arquitectura Transformer se basa en mecanismos de autoatención (self-attention), que permiten al modelo ponderar la importancia de diferentes palabras en la secuencia al procesar cada palabra, independientemente de su posición. Esto supera las limitaciones secuenciales de las RNN/LSTM, permitiendo una mayor paralelización y la captura eficiente de dependencias a larga distancia. La atención multi-cabeza (multi-head attention) es una característica clave que permite al modelo atender a diferentes partes de la secuencia simultáneamente.</w:t>
+        <w:t>Arquitectura Transformer: Introducida en 2017, la arquitectura Transformer se basa en mecanismos de autoatención (self-attention), que permiten al modelo ponderar la importancia de diferentes palabras en la secuencia al procesar cada palabra, independientemente de su posición. Esto supera las limitaciones secuenciales de las RNN/LSTM, permitiendo una mayor paralelización y la captura eficiente de dependencias a larga distancia. La atención multi-cabeza (multi-head attention) es una característica clave que permite al modelo atender a diferentes partes de la secuencia simultáneamente.</w:t>
       </w:r>
     </w:p>
     <w:p>
@@ -4911,7 +6193,7 @@
           <w:sz w:val="24"/>
           <w:szCs w:val="24"/>
         </w:rPr>
-        <w:t xml:space="preserve">Se han desarrollado también modelos híbridos que combinan diferentes arquitecturas, como CNN con mecanismos de atención, para aprovechar las fortalezas de cada una (Sun &amp; Yu, 2022).</w:t>
+        <w:t>Se han desarrollado también modelos híbridos que combinan diferentes arquitecturas, como CNN con mecanismos de atención, para aprovechar las fortalezas de cada una (Sun &amp; Yu, 2022).</w:t>
       </w:r>
     </w:p>
     <w:p>
@@ -4919,7 +6201,7 @@
         <w:spacing w:before="200" w:after="120" w:line="360" w:lineRule="auto"/>
         <w:ind w:left="720"/>
       </w:pPr>
-      <w:bookmarkStart w:id="515" w:name="sec2_3"/>
+      <w:bookmarkStart w:id="22" w:name="sec2_3"/>
       <w:r>
         <w:rPr>
           <w:rFonts w:ascii="Times New Roman" w:eastAsia="Times New Roman" w:hAnsi="Times New Roman" w:cs="Times New Roman"/>
@@ -4928,9 +6210,9 @@
           <w:sz w:val="24"/>
           <w:szCs w:val="24"/>
         </w:rPr>
-        <w:t xml:space="preserve">2.3 Modelos de Lenguaje Grandes (LLMs) Basados en Transformers</w:t>
-      </w:r>
-      <w:bookmarkEnd w:id="515"/>
+        <w:t>2.3 Modelos de Lenguaje Grandes (LLMs) Basados en Transformers</w:t>
+      </w:r>
+      <w:bookmarkEnd w:id="22"/>
     </w:p>
     <w:p>
       <w:pPr>
@@ -4944,7 +6226,7 @@
           <w:sz w:val="24"/>
           <w:szCs w:val="24"/>
         </w:rPr>
-        <w:t xml:space="preserve">Los Modelos de Lenguaje Grandes (LLMs) representan el estado del arte actual en PLN. Son redes neuronales profundas, predominantemente basadas en la arquitectura Transformer, pre-entrenadas en cantidades masivas de datos textuales. Este pre-entrenamiento les permite adquirir un conocimiento lingüístico general y capacidades de razonamiento.</w:t>
+        <w:t>Los Modelos de Lenguaje Grandes (LLMs) representan el estado del arte actual en PLN. Son redes neuronales profundas, predominantemente basadas en la arquitectura Transformer, pre-entrenadas en cantidades masivas de datos textuales. Este pre-entrenamiento les permite adquirir un conocimiento lingüístico general y capacidades de razonamiento.</w:t>
       </w:r>
     </w:p>
     <w:p>
@@ -4959,7 +6241,7 @@
           <w:sz w:val="24"/>
           <w:szCs w:val="24"/>
         </w:rPr>
-        <w:t xml:space="preserve">Modelos clave incluyen:</w:t>
+        <w:t>Modelos clave incluyen:</w:t>
       </w:r>
     </w:p>
     <w:p>
@@ -4969,15 +6251,23 @@
           <w:numId w:val="8"/>
         </w:numPr>
         <w:spacing w:before="120" w:after="120" w:line="360" w:lineRule="auto"/>
-        <w:ind w:left="1440"/>
-      </w:pPr>
-      <w:r>
-        <w:rPr>
-          <w:rFonts w:ascii="Times New Roman" w:eastAsia="Times New Roman" w:hAnsi="Times New Roman" w:cs="Times New Roman"/>
-          <w:sz w:val="24"/>
-          <w:szCs w:val="24"/>
-        </w:rPr>
-        <w:t xml:space="preserve">BERT (Bidirectional Encoder Representations from Transformers): Un modelo basado en el codificador del Transformer, pre-entrenado para predecir palabras enmascaradas en un texto, lo que le permite aprender representaciones contextuales bidireccionales. Se han desarrollado variantes especializadas en la comprensión de documentos estructurados, como LayoutLM, que incorpora información de diseño visual (layout) junto con el texto para tareas de clasificación de documentos administrativos y formularios (Xu et al., 2020).</w:t>
+      </w:pPr>
+      <w:r>
+        <w:rPr>
+          <w:rFonts w:ascii="Times New Roman" w:eastAsia="Times New Roman" w:hAnsi="Times New Roman" w:cs="Times New Roman"/>
+          <w:sz w:val="24"/>
+          <w:szCs w:val="24"/>
+        </w:rPr>
+        <w:t xml:space="preserve">BERT (Bidirectional Encoder Representations from Transformers): Un modelo basado en el codificador del Transformer, pre-entrenado para predecir palabras enmascaradas en un texto, lo que le permite aprender </w:t>
+      </w:r>
+      <w:r>
+        <w:rPr>
+          <w:rFonts w:ascii="Times New Roman" w:eastAsia="Times New Roman" w:hAnsi="Times New Roman" w:cs="Times New Roman"/>
+          <w:sz w:val="24"/>
+          <w:szCs w:val="24"/>
+        </w:rPr>
+        <w:lastRenderedPageBreak/>
+        <w:t>representaciones contextuales bidireccionales. Se han desarrollado variantes especializadas en la comprensión de documentos estructurados, como LayoutLM, que incorpora información de diseño visual (layout) junto con el texto para tareas de clasificación de documentos administrativos y formularios (Xu et al., 2020).</w:t>
       </w:r>
     </w:p>
     <w:p>
@@ -4987,15 +6277,14 @@
           <w:numId w:val="8"/>
         </w:numPr>
         <w:spacing w:before="120" w:after="120" w:line="360" w:lineRule="auto"/>
-        <w:ind w:left="1440"/>
-      </w:pPr>
-      <w:r>
-        <w:rPr>
-          <w:rFonts w:ascii="Times New Roman" w:eastAsia="Times New Roman" w:hAnsi="Times New Roman" w:cs="Times New Roman"/>
-          <w:sz w:val="24"/>
-          <w:szCs w:val="24"/>
-        </w:rPr>
-        <w:t xml:space="preserve">Modelos Generativos Pre-entrenados (GPT): Basados en el decodificador del Transformer, estos modelos son entrenados para predecir la siguiente palabra en una secuencia. Modelos como GPT-3.5 y GPT-4 han demostrado capacidades impresionantes en generación de texto, respuesta a preguntas y seguimiento de instrucciones.</w:t>
+      </w:pPr>
+      <w:r>
+        <w:rPr>
+          <w:rFonts w:ascii="Times New Roman" w:eastAsia="Times New Roman" w:hAnsi="Times New Roman" w:cs="Times New Roman"/>
+          <w:sz w:val="24"/>
+          <w:szCs w:val="24"/>
+        </w:rPr>
+        <w:t>Modelos Generativos Pre-entrenados (GPT): Basados en el decodificador del Transformer, estos modelos son entrenados para predecir la siguiente palabra en una secuencia. Modelos como GPT-3.5 y GPT-4 han demostrado capacidades impresionantes en generación de texto, respuesta a preguntas y seguimiento de instrucciones.</w:t>
       </w:r>
     </w:p>
     <w:p>
@@ -5010,7 +6299,7 @@
           <w:sz w:val="24"/>
           <w:szCs w:val="24"/>
         </w:rPr>
-        <w:t xml:space="preserve">Los LLMs pueden ser adaptados a tareas específicas mediante fine-tuning (ajuste fino) o técnicas como el aprendizaje en contexto (in-context learning). Sin embargo, a pesar de su potencia, los Transformers también pueden tener limitaciones en tareas de clasificación de texto corto o ambiguo, como el que caracteriza a los documentos administrativos de trámite, donde modelos más simples como las CNN podrían ser competitivos (Gao et al., 2021).</w:t>
+        <w:t>Los LLMs pueden ser adaptados a tareas específicas mediante fine-tuning (ajuste fino) o técnicas como el aprendizaje en contexto (in-context learning). Sin embargo, a pesar de su potencia, los Transformers también pueden tener limitaciones en tareas de clasificación de texto corto o ambiguo, como el que caracteriza a los documentos administrativos de trámite, donde modelos más simples como las CNN podrían ser competitivos (Gao et al., 2021).</w:t>
       </w:r>
     </w:p>
     <w:p>
@@ -5018,7 +6307,7 @@
         <w:spacing w:before="200" w:after="120" w:line="360" w:lineRule="auto"/>
         <w:ind w:left="720"/>
       </w:pPr>
-      <w:bookmarkStart w:id="514" w:name="sec2_4"/>
+      <w:bookmarkStart w:id="23" w:name="sec2_4"/>
       <w:r>
         <w:rPr>
           <w:rFonts w:ascii="Times New Roman" w:eastAsia="Times New Roman" w:hAnsi="Times New Roman" w:cs="Times New Roman"/>
@@ -5027,9 +6316,9 @@
           <w:sz w:val="24"/>
           <w:szCs w:val="24"/>
         </w:rPr>
-        <w:t xml:space="preserve">2.4 Modelos Multimodales y Jerárquicos</w:t>
-      </w:r>
-      <w:bookmarkEnd w:id="514"/>
+        <w:t>2.4 Modelos Multimodales y Jerárquicos</w:t>
+      </w:r>
+      <w:bookmarkEnd w:id="23"/>
     </w:p>
     <w:p>
       <w:pPr>
@@ -5043,7 +6332,7 @@
           <w:sz w:val="24"/>
           <w:szCs w:val="24"/>
         </w:rPr>
-        <w:t xml:space="preserve">La información documental a menudo no se limita al texto. Los documentos administrativos pueden contener datos estructurados (campos de formulario, sellos, tablas), elementos de diseño visual (layout) y, en su versión escaneada, información puramente visual. Los modelos que pueden procesar múltiples tipos de datos se denominan multimodales.</w:t>
+        <w:t>La información documental a menudo no se limita al texto. Los documentos administrativos pueden contener datos estructurados (campos de formulario, sellos, tablas), elementos de diseño visual (layout) y, en su versión escaneada, información puramente visual. Los modelos que pueden procesar múltiples tipos de datos se denominan multimodales.</w:t>
       </w:r>
     </w:p>
     <w:p>
@@ -5051,15 +6340,27 @@
         <w:spacing w:before="120" w:after="120" w:line="360" w:lineRule="auto"/>
         <w:ind w:left="720" w:firstLine="720"/>
         <w:jc w:val="both"/>
-      </w:pPr>
-      <w:r>
-        <w:rPr>
-          <w:rFonts w:ascii="Times New Roman" w:eastAsia="Times New Roman" w:hAnsi="Times New Roman" w:cs="Times New Roman"/>
-          <w:sz w:val="24"/>
-          <w:szCs w:val="24"/>
-        </w:rPr>
-        <w:t xml:space="preserve">La integración de diferentes modalidades es un área de investigación activa en la comprensión de documentos. LayoutLM y sus variantes posteriores, por ejemplo, combinan la representación textual con la información de posición espacial (bounding boxes) de cada palabra dentro del documento, permitiendo capturar tanto el contenido como la estructura visual de formularios y documentos administrativos (Xu et al., 2020). Este enfoque multimodal complementa a los modelos basados exclusivamente en texto, como el empleado en la presente investigación, y representa una línea de trabajo futuro para incorporar información de diseño visual del Formato Único de Trámite.</w:t>
-      </w:r>
+        <w:rPr>
+          <w:rFonts w:ascii="Times New Roman" w:eastAsia="Times New Roman" w:hAnsi="Times New Roman" w:cs="Times New Roman"/>
+          <w:sz w:val="24"/>
+          <w:szCs w:val="24"/>
+        </w:rPr>
+      </w:pPr>
+      <w:r>
+        <w:rPr>
+          <w:rFonts w:ascii="Times New Roman" w:eastAsia="Times New Roman" w:hAnsi="Times New Roman" w:cs="Times New Roman"/>
+          <w:sz w:val="24"/>
+          <w:szCs w:val="24"/>
+        </w:rPr>
+        <w:t>La integración de diferentes modalidades es un área de investigación activa en la comprensión de documentos. LayoutLM y sus variantes posteriores, por ejemplo, combinan la representación textual con la información de posición espacial (bounding boxes) de cada palabra dentro del documento, permitiendo capturar tanto el contenido como la estructura visual de formularios y documentos administrativos (Xu et al., 2020). Este enfoque multimodal complementa a los modelos basados exclusivamente en texto, como el empleado en la presente investigación, y representa una línea de trabajo futuro para incorporar información de diseño visual del Formato Único de Trámite.</w:t>
+      </w:r>
+    </w:p>
+    <w:p>
+      <w:pPr>
+        <w:spacing w:before="120" w:after="120" w:line="360" w:lineRule="auto"/>
+        <w:ind w:left="720" w:firstLine="720"/>
+        <w:jc w:val="both"/>
+      </w:pPr>
     </w:p>
     <w:p>
       <w:pPr>
@@ -5071,7 +6372,7 @@
           <w:szCs w:val="28"/>
         </w:rPr>
       </w:pPr>
-      <w:bookmarkStart w:id="513" w:name="cap3"/>
+      <w:bookmarkStart w:id="24" w:name="cap3"/>
       <w:r>
         <w:rPr>
           <w:rFonts w:ascii="Times New Roman" w:eastAsia="Times New Roman" w:hAnsi="Times New Roman" w:cs="Times New Roman"/>
@@ -5083,7 +6384,7 @@
         <w:lastRenderedPageBreak/>
         <w:t>Capítulo III. Estado del arte</w:t>
       </w:r>
-      <w:bookmarkEnd w:id="513"/>
+      <w:bookmarkEnd w:id="24"/>
     </w:p>
     <w:p>
       <w:pPr>
@@ -5118,7 +6419,7 @@
           <w:szCs w:val="24"/>
         </w:rPr>
       </w:pPr>
-      <w:bookmarkStart w:id="512" w:name="sec3_1"/>
+      <w:bookmarkStart w:id="25" w:name="sec3_1"/>
       <w:r>
         <w:rPr>
           <w:rFonts w:ascii="Times New Roman" w:eastAsia="Times New Roman" w:hAnsi="Times New Roman" w:cs="Times New Roman"/>
@@ -5130,7 +6431,7 @@
         </w:rPr>
         <w:t>Taxonomía</w:t>
       </w:r>
-      <w:bookmarkEnd w:id="512"/>
+      <w:bookmarkEnd w:id="25"/>
     </w:p>
     <w:p>
       <w:pPr>
@@ -5186,6 +6487,28 @@
         </w:rPr>
         <w:t>Según la taxonomía del Instituto de Ingenieros Eléctricos y Electrónicos (IEEE), el trabajo se inscribe en el área de Computadoras y Procesamiento de Información, con énfasis en el subdominio del Aprendizaje Profundo orientado a la clasificación automática de texto biomédico. En consonancia con ello, la Asociación para la Maquinaria Computacional (ACM) clasifica esta línea de investigación bajo Informática Aplicada, específicamente en Inteligencia Artificial aplicada a la Salud y Gestión de Documentos Clínicos.</w:t>
       </w:r>
+    </w:p>
+    <w:p>
+      <w:pPr>
+        <w:spacing w:before="120" w:after="120" w:line="360" w:lineRule="auto"/>
+        <w:ind w:left="720"/>
+        <w:rPr>
+          <w:rFonts w:ascii="Times New Roman" w:eastAsia="Times New Roman" w:hAnsi="Times New Roman" w:cs="Times New Roman"/>
+          <w:sz w:val="24"/>
+          <w:szCs w:val="24"/>
+        </w:rPr>
+      </w:pPr>
+    </w:p>
+    <w:p>
+      <w:pPr>
+        <w:spacing w:before="120" w:after="120" w:line="360" w:lineRule="auto"/>
+        <w:ind w:left="720"/>
+        <w:rPr>
+          <w:rFonts w:ascii="Times New Roman" w:eastAsia="Times New Roman" w:hAnsi="Times New Roman" w:cs="Times New Roman"/>
+          <w:sz w:val="24"/>
+          <w:szCs w:val="24"/>
+        </w:rPr>
+      </w:pPr>
     </w:p>
     <w:p>
       <w:pPr>
@@ -5323,7 +6646,7 @@
           <w:id w:val="1653414089"/>
         </w:sdtPr>
         <w:sdtContent>
-          <w:commentRangeStart w:id="10"/>
+          <w:commentRangeStart w:id="26"/>
         </w:sdtContent>
       </w:sdt>
       <w:r>
@@ -5336,7 +6659,7 @@
         </w:rPr>
         <w:t xml:space="preserve">Tabla </w:t>
       </w:r>
-      <w:commentRangeEnd w:id="10"/>
+      <w:commentRangeEnd w:id="26"/>
       <w:r>
         <w:rPr>
           <w:rStyle w:val="Refdecomentario"/>
@@ -5346,7 +6669,7 @@
           <w:sz w:val="24"/>
           <w:szCs w:val="24"/>
         </w:rPr>
-        <w:commentReference w:id="10"/>
+        <w:commentReference w:id="26"/>
       </w:r>
       <w:r>
         <w:rPr>
@@ -5752,6 +7075,17 @@
     <w:p>
       <w:pPr>
         <w:spacing w:before="80" w:line="360" w:lineRule="auto"/>
+        <w:ind w:left="720"/>
+        <w:rPr>
+          <w:rFonts w:ascii="Times New Roman" w:eastAsia="Times New Roman" w:hAnsi="Times New Roman" w:cs="Times New Roman"/>
+          <w:sz w:val="24"/>
+          <w:szCs w:val="24"/>
+        </w:rPr>
+      </w:pPr>
+    </w:p>
+    <w:p>
+      <w:pPr>
+        <w:spacing w:before="80" w:line="360" w:lineRule="auto"/>
         <w:rPr>
           <w:rFonts w:ascii="Times New Roman" w:eastAsia="Times New Roman" w:hAnsi="Times New Roman" w:cs="Times New Roman"/>
           <w:sz w:val="24"/>
@@ -6071,6 +7405,17 @@
     <w:p>
       <w:pPr>
         <w:spacing w:before="80" w:line="360" w:lineRule="auto"/>
+        <w:ind w:left="720"/>
+        <w:rPr>
+          <w:rFonts w:ascii="Times New Roman" w:eastAsia="Times New Roman" w:hAnsi="Times New Roman" w:cs="Times New Roman"/>
+          <w:sz w:val="24"/>
+          <w:szCs w:val="24"/>
+        </w:rPr>
+      </w:pPr>
+    </w:p>
+    <w:p>
+      <w:pPr>
+        <w:spacing w:before="80" w:line="360" w:lineRule="auto"/>
         <w:rPr>
           <w:rFonts w:ascii="Times New Roman" w:eastAsia="Times New Roman" w:hAnsi="Times New Roman" w:cs="Times New Roman"/>
           <w:sz w:val="24"/>
@@ -6325,7 +7670,7 @@
           <w:szCs w:val="24"/>
         </w:rPr>
       </w:pPr>
-      <w:bookmarkStart w:id="511" w:name="sec3_2_1"/>
+      <w:bookmarkStart w:id="27" w:name="sec3_2_1"/>
       <w:r>
         <w:rPr>
           <w:rFonts w:ascii="Times New Roman" w:eastAsia="Times New Roman" w:hAnsi="Times New Roman" w:cs="Times New Roman"/>
@@ -6338,7 +7683,7 @@
         </w:rPr>
         <w:t>3.2.1. Metodología de la Revisión de la Literatura</w:t>
       </w:r>
-      <w:bookmarkEnd w:id="511"/>
+      <w:bookmarkEnd w:id="27"/>
     </w:p>
     <w:p>
       <w:pPr>
@@ -6352,7 +7697,16 @@
           <w:sz w:val="24"/>
           <w:szCs w:val="24"/>
         </w:rPr>
-        <w:t xml:space="preserve">El corpus bibliográfico de la presente tesis se construyó a partir de la consulta sistemática de bases de datos de alto impacto en el ámbito de la ciencia de la computación: Scopus, IEEE Xplore y ACM Digital Library. La selección de estudios se llevó a cabo siguiendo el protocolo PRISMA 2020 (Page et al., 2021), lo que permitió documentar con transparencia cada etapa del proceso de cribado y garantizar la replicabilidad de los criterios aplicados. Los descriptores de búsqueda combinaron términos del dominio del aprendizaje profundo con vocabulario propio de la clasificación de documentos administrativos: convolutional neural network, deep learning, document classification, administrative document, form understanding, citizen appeals y e-government. Se priorizó la búsqueda en inglés por la mayor densidad y variedad de resultados que este idioma ofrece en las bases indexadas, complementada con literatura en español cuando estuvo disponible. El proceso de cribado, detallado en la Figura 4, condujo a la conformación del corpus final de artículos que constituye la base del estado del arte de esta investigación.</w:t>
+        <w:t xml:space="preserve">El corpus bibliográfico de la presente tesis se construyó a partir de la consulta sistemática de bases de datos de alto impacto en el ámbito de la ciencia de la computación: Scopus, IEEE Xplore y ACM Digital Library. La selección de estudios se llevó a cabo siguiendo el protocolo PRISMA 2020 (Page et al., 2021), lo que permitió documentar con transparencia cada etapa del proceso de cribado y garantizar la replicabilidad de los criterios aplicados. Los descriptores de búsqueda combinaron términos del dominio del aprendizaje profundo con vocabulario propio de la clasificación de documentos administrativos: convolutional neural network, deep learning, document classification, administrative document, form understanding, citizen appeals y e-government. Se priorizó la búsqueda en inglés por la mayor densidad y variedad de resultados que este idioma ofrece en las bases indexadas, complementada con literatura en español cuando estuvo disponible. El proceso de cribado, detallado en la Figura </w:t>
+      </w:r>
+      <w:r>
+        <w:rPr>
+          <w:rFonts w:ascii="Times New Roman" w:eastAsia="Times New Roman" w:hAnsi="Times New Roman" w:cs="Times New Roman"/>
+          <w:sz w:val="24"/>
+          <w:szCs w:val="24"/>
+        </w:rPr>
+        <w:lastRenderedPageBreak/>
+        <w:t>4, condujo a la conformación del corpus final de artículos que constituye la base del estado del arte de esta investigación.</w:t>
       </w:r>
     </w:p>
     <w:p>
@@ -6373,6 +7727,15 @@
           <w:szCs w:val="24"/>
         </w:rPr>
         <w:t>Figura 4</w:t>
+      </w:r>
+      <w:r>
+        <w:rPr>
+          <w:rFonts w:ascii="Times New Roman" w:eastAsia="Times New Roman" w:hAnsi="Times New Roman" w:cs="Times New Roman"/>
+          <w:b/>
+          <w:bCs/>
+          <w:sz w:val="24"/>
+          <w:szCs w:val="24"/>
+        </w:rPr>
         <w:br/>
       </w:r>
       <w:r>
@@ -6528,7 +7891,7 @@
         <w:spacing w:before="120" w:after="120" w:line="360" w:lineRule="auto"/>
         <w:ind w:left="720" w:firstLine="720"/>
       </w:pPr>
-      <w:bookmarkStart w:id="510" w:name="sec3_2_1_1"/>
+      <w:bookmarkStart w:id="28" w:name="sec3_2_1_1"/>
       <w:r>
         <w:rPr>
           <w:rFonts w:ascii="Times New Roman" w:eastAsia="Times New Roman" w:hAnsi="Times New Roman" w:cs="Times New Roman"/>
@@ -6539,9 +7902,9 @@
           <w:sz w:val="24"/>
           <w:szCs w:val="24"/>
         </w:rPr>
-        <w:t xml:space="preserve">3.2.1.1. Preguntas de Investigación</w:t>
-      </w:r>
-      <w:bookmarkEnd w:id="510"/>
+        <w:t>3.2.1.1. Preguntas de Investigación</w:t>
+      </w:r>
+      <w:bookmarkEnd w:id="28"/>
     </w:p>
     <w:p>
       <w:pPr>
@@ -6555,7 +7918,16 @@
           <w:sz w:val="24"/>
           <w:szCs w:val="24"/>
         </w:rPr>
-        <w:t xml:space="preserve">Las preguntas de investigación de la presente RSL fueron formuladas siguiendo el framework PICOC (Population, Intervention, Comparison, Outcome, Context), una extensión del modelo PICO adoptada en revisiones sistemáticas del ámbito de la ingeniería de software (Kitchenham &amp; Charters, 2007). Este framework permite delimitar con precisión los elementos constitutivos de la pregunta de investigación principal y las preguntas secundarias (RQ), garantizando la trazabilidad entre los criterios de búsqueda, los criterios de selección y los resultados esperados.</w:t>
+        <w:t xml:space="preserve">Las preguntas de investigación de la presente RSL fueron formuladas siguiendo el framework PICOC (Population, Intervention, Comparison, Outcome, Context), una extensión del modelo PICO adoptada en revisiones sistemáticas del ámbito de la ingeniería de software (Kitchenham &amp; Charters, 2007). Este framework permite delimitar con precisión los elementos constitutivos de la pregunta de investigación principal y las preguntas secundarias (RQ), </w:t>
+      </w:r>
+      <w:r>
+        <w:rPr>
+          <w:rFonts w:ascii="Times New Roman" w:eastAsia="Times New Roman" w:hAnsi="Times New Roman" w:cs="Times New Roman"/>
+          <w:sz w:val="24"/>
+          <w:szCs w:val="24"/>
+        </w:rPr>
+        <w:lastRenderedPageBreak/>
+        <w:t>garantizando la trazabilidad entre los criterios de búsqueda, los criterios de selección y los resultados esperados.</w:t>
       </w:r>
     </w:p>
     <w:p>
@@ -6570,7 +7942,7 @@
           <w:sz w:val="24"/>
           <w:szCs w:val="24"/>
         </w:rPr>
-        <w:t xml:space="preserve">La pregunta principal de investigación, formulada bajo el framework PICOC, es la siguiente:</w:t>
+        <w:t>La pregunta principal de investigación, formulada bajo el framework PICOC, es la siguiente:</w:t>
       </w:r>
     </w:p>
     <w:p>
@@ -6585,7 +7957,7 @@
           <w:sz w:val="24"/>
           <w:szCs w:val="24"/>
         </w:rPr>
-        <w:t xml:space="preserve">¿En qué medida la aplicación de Redes Neuronales Convolucionales (I) sobre documentos administrativo-académicos textuales en español de la Mesa de Partes Virtual de la Facultad de Ingeniería de Sistemas e Informática (P) permite alcanzar niveles de clasificación automatizada comparables o superiores a los reportados por modelos de aprendizaje automático clásico e híbridos en la literatura internacional (C), medidos mediante F1-Score y AUC-ROC (O), en el contexto de infraestructura tecnológica de una institución de educación superior pública peruana (C)?</w:t>
+        <w:t>¿En qué medida la aplicación de Redes Neuronales Convolucionales (I) sobre documentos administrativo-académicos textuales en español de la Mesa de Partes Virtual de la Facultad de Ingeniería de Sistemas e Informática (P) permite alcanzar niveles de clasificación automatizada comparables o superiores a los reportados por modelos de aprendizaje automático clásico e híbridos en la literatura internacional (C), medidos mediante F1-Score y AUC-ROC (O), en el contexto de infraestructura tecnológica de una institución de educación superior pública peruana (C)?</w:t>
       </w:r>
     </w:p>
     <w:p>
@@ -6606,7 +7978,7 @@
     </w:p>
     <w:p>
       <w:pPr>
-        <w:spacing w:before="0" w:after="80" w:line="360" w:lineRule="auto"/>
+        <w:spacing w:after="80" w:line="360" w:lineRule="auto"/>
         <w:ind w:left="720" w:firstLine="720"/>
       </w:pPr>
       <w:r>
@@ -6617,7 +7989,7 @@
           <w:sz w:val="24"/>
           <w:szCs w:val="24"/>
         </w:rPr>
-        <w:t xml:space="preserve">Correspondencia entre el framework PICOC y las preguntas de investigación de la RSL</w:t>
+        <w:t>Correspondencia entre el framework PICOC y las preguntas de investigación de la RSL</w:t>
       </w:r>
     </w:p>
     <w:tbl>
@@ -6673,7 +8045,7 @@
                 <w:sz w:val="24"/>
                 <w:szCs w:val="24"/>
               </w:rPr>
-              <w:t xml:space="preserve">Elemento</w:t>
+              <w:t>Elemento</w:t>
             </w:r>
           </w:p>
         </w:tc>
@@ -6707,7 +8079,7 @@
                 <w:sz w:val="24"/>
                 <w:szCs w:val="24"/>
               </w:rPr>
-              <w:t xml:space="preserve">Significado</w:t>
+              <w:t>Significado</w:t>
             </w:r>
           </w:p>
         </w:tc>
@@ -6741,7 +8113,7 @@
                 <w:sz w:val="24"/>
                 <w:szCs w:val="24"/>
               </w:rPr>
-              <w:t xml:space="preserve">Aplicación en esta investigación</w:t>
+              <w:t>Aplicación en esta investigación</w:t>
             </w:r>
           </w:p>
         </w:tc>
@@ -6775,7 +8147,7 @@
                 <w:sz w:val="24"/>
                 <w:szCs w:val="24"/>
               </w:rPr>
-              <w:t xml:space="preserve">Preguntas de investigación relacionadas</w:t>
+              <w:t>Preguntas de investigación relacionadas</w:t>
             </w:r>
           </w:p>
         </w:tc>
@@ -6809,7 +8181,7 @@
                 <w:sz w:val="24"/>
                 <w:szCs w:val="24"/>
               </w:rPr>
-              <w:t xml:space="preserve">P</w:t>
+              <w:t>P</w:t>
             </w:r>
           </w:p>
         </w:tc>
@@ -6841,7 +8213,7 @@
                 <w:sz w:val="24"/>
                 <w:szCs w:val="24"/>
               </w:rPr>
-              <w:t xml:space="preserve">Population (Población)</w:t>
+              <w:t>Population (Población)</w:t>
             </w:r>
           </w:p>
         </w:tc>
@@ -6873,7 +8245,7 @@
                 <w:sz w:val="24"/>
                 <w:szCs w:val="24"/>
               </w:rPr>
-              <w:t xml:space="preserve">Documentos administrativo-académicos en español de la Mesa de Partes Virtual de la Facultad de Ingeniería de Sistemas e Informática (certificados de estudios, constancias, solicitudes de trámite).</w:t>
+              <w:t>Documentos administrativo-académicos en español de la Mesa de Partes Virtual de la Facultad de Ingeniería de Sistemas e Informática (certificados de estudios, constancias, solicitudes de trámite).</w:t>
             </w:r>
           </w:p>
         </w:tc>
@@ -6905,7 +8277,7 @@
                 <w:sz w:val="24"/>
                 <w:szCs w:val="24"/>
               </w:rPr>
-              <w:t xml:space="preserve">RQ1, RQ2</w:t>
+              <w:t>RQ1, RQ2</w:t>
             </w:r>
           </w:p>
         </w:tc>
@@ -6939,7 +8311,7 @@
                 <w:sz w:val="24"/>
                 <w:szCs w:val="24"/>
               </w:rPr>
-              <w:t xml:space="preserve">I</w:t>
+              <w:t>I</w:t>
             </w:r>
           </w:p>
         </w:tc>
@@ -6971,7 +8343,7 @@
                 <w:sz w:val="24"/>
                 <w:szCs w:val="24"/>
               </w:rPr>
-              <w:t xml:space="preserve">Intervention (Intervención)</w:t>
+              <w:t>Intervention (Intervención)</w:t>
             </w:r>
           </w:p>
         </w:tc>
@@ -7003,7 +8375,7 @@
                 <w:sz w:val="24"/>
                 <w:szCs w:val="24"/>
               </w:rPr>
-              <w:t xml:space="preserve">Aplicación de Redes Neuronales Convolucionales (CNN) para la clasificación automatizada de documentos administrativos.</w:t>
+              <w:t>Aplicación de Redes Neuronales Convolucionales (CNN) para la clasificación automatizada de documentos administrativos.</w:t>
             </w:r>
           </w:p>
         </w:tc>
@@ -7035,7 +8407,7 @@
                 <w:sz w:val="24"/>
                 <w:szCs w:val="24"/>
               </w:rPr>
-              <w:t xml:space="preserve">RQ1, RQ3</w:t>
+              <w:t>RQ1, RQ3</w:t>
             </w:r>
           </w:p>
         </w:tc>
@@ -7069,7 +8441,7 @@
                 <w:sz w:val="24"/>
                 <w:szCs w:val="24"/>
               </w:rPr>
-              <w:t xml:space="preserve">C</w:t>
+              <w:t>C</w:t>
             </w:r>
           </w:p>
         </w:tc>
@@ -7101,7 +8473,7 @@
                 <w:sz w:val="24"/>
                 <w:szCs w:val="24"/>
               </w:rPr>
-              <w:t xml:space="preserve">Comparison (Comparación)</w:t>
+              <w:t>Comparison (Comparación)</w:t>
             </w:r>
           </w:p>
         </w:tc>
@@ -7133,7 +8505,7 @@
                 <w:sz w:val="24"/>
                 <w:szCs w:val="24"/>
               </w:rPr>
-              <w:t xml:space="preserve">Arquitecturas alternativas: modelos de aprendizaje automático clásico (SVM, TF-IDF), modelos híbridos CNN con mecanismos de atención, y el proceso de clasificación manual.</w:t>
+              <w:t>Arquitecturas alternativas: modelos de aprendizaje automático clásico (SVM, TF-IDF), modelos híbridos CNN con mecanismos de atención, y el proceso de clasificación manual.</w:t>
             </w:r>
           </w:p>
         </w:tc>
@@ -7165,7 +8537,7 @@
                 <w:sz w:val="24"/>
                 <w:szCs w:val="24"/>
               </w:rPr>
-              <w:t xml:space="preserve">RQ3, RQ4</w:t>
+              <w:t>RQ3, RQ4</w:t>
             </w:r>
           </w:p>
         </w:tc>
@@ -7199,7 +8571,8 @@
                 <w:sz w:val="24"/>
                 <w:szCs w:val="24"/>
               </w:rPr>
-              <w:t xml:space="preserve">O</w:t>
+              <w:lastRenderedPageBreak/>
+              <w:t>O</w:t>
             </w:r>
           </w:p>
         </w:tc>
@@ -7231,7 +8604,7 @@
                 <w:sz w:val="24"/>
                 <w:szCs w:val="24"/>
               </w:rPr>
-              <w:t xml:space="preserve">Outcome (Resultado)</w:t>
+              <w:t>Outcome (Resultado)</w:t>
             </w:r>
           </w:p>
         </w:tc>
@@ -7263,7 +8636,7 @@
                 <w:sz w:val="24"/>
                 <w:szCs w:val="24"/>
               </w:rPr>
-              <w:t xml:space="preserve">Mejora en la precisión y eficiencia de la clasificación, medida mediante F1-Score, AUC-ROC y tiempo de procesamiento.</w:t>
+              <w:t>Mejora en la precisión y eficiencia de la clasificación, medida mediante F1-Score, AUC-ROC y tiempo de procesamiento.</w:t>
             </w:r>
           </w:p>
         </w:tc>
@@ -7295,7 +8668,7 @@
                 <w:sz w:val="24"/>
                 <w:szCs w:val="24"/>
               </w:rPr>
-              <w:t xml:space="preserve">RQ4, RQ5</w:t>
+              <w:t>RQ4, RQ5</w:t>
             </w:r>
           </w:p>
         </w:tc>
@@ -7329,7 +8702,7 @@
                 <w:sz w:val="24"/>
                 <w:szCs w:val="24"/>
               </w:rPr>
-              <w:t xml:space="preserve">C</w:t>
+              <w:t>C</w:t>
             </w:r>
           </w:p>
         </w:tc>
@@ -7361,7 +8734,7 @@
                 <w:sz w:val="24"/>
                 <w:szCs w:val="24"/>
               </w:rPr>
-              <w:t xml:space="preserve">Context (Contexto)</w:t>
+              <w:t>Context (Contexto)</w:t>
             </w:r>
           </w:p>
         </w:tc>
@@ -7393,7 +8766,7 @@
                 <w:sz w:val="24"/>
                 <w:szCs w:val="24"/>
               </w:rPr>
-              <w:t xml:space="preserve">Instituciones de educación superior pública peruana, con infraestructura tecnológica limitada y documentación administrativa en español.</w:t>
+              <w:t>Instituciones de educación superior pública peruana, con infraestructura tecnológica limitada y documentación administrativa en español.</w:t>
             </w:r>
           </w:p>
         </w:tc>
@@ -7425,7 +8798,7 @@
                 <w:sz w:val="24"/>
                 <w:szCs w:val="24"/>
               </w:rPr>
-              <w:t xml:space="preserve">RQ2, RQ5</w:t>
+              <w:t>RQ2, RQ5</w:t>
             </w:r>
           </w:p>
         </w:tc>
@@ -7441,10 +8814,8 @@
           <w:rFonts w:ascii="Times New Roman" w:eastAsia="Times New Roman" w:hAnsi="Times New Roman" w:cs="Times New Roman"/>
           <w:i/>
           <w:iCs/>
-          <w:sz w:val="22"/>
-          <w:szCs w:val="22"/>
-        </w:rPr>
-        <w:t xml:space="preserve">Nota. PICOC: Population, Intervention, Comparison, Outcome, Context. Framework adaptado de Kitchenham &amp; Charters (2007) para revisiones sistemáticas en ingeniería de software. Las preguntas RQ1-RQ5 se detallan a continuación. Elaboración propia.</w:t>
+        </w:rPr>
+        <w:t>Nota. PICOC: Population, Intervention, Comparison, Outcome, Context. Framework adaptado de Kitchenham &amp; Charters (2007) para revisiones sistemáticas en ingeniería de software. Las preguntas RQ1-RQ5 se detallan a continuación. Elaboración propia.</w:t>
       </w:r>
     </w:p>
     <w:p>
@@ -7459,7 +8830,7 @@
           <w:sz w:val="24"/>
           <w:szCs w:val="24"/>
         </w:rPr>
-        <w:t xml:space="preserve">A partir de la pregunta principal y los elementos PICOC identificados, se derivan las siguientes cinco preguntas de investigación secundarias que orientaron el proceso de revisión sistemática:</w:t>
+        <w:t>A partir de la pregunta principal y los elementos PICOC identificados, se derivan las siguientes cinco preguntas de investigación secundarias que orientaron el proceso de revisión sistemática:</w:t>
       </w:r>
     </w:p>
     <w:p>
@@ -7474,7 +8845,7 @@
           <w:sz w:val="24"/>
           <w:szCs w:val="24"/>
         </w:rPr>
-        <w:t xml:space="preserve">RQ1: ¿Qué técnicas de aprendizaje profundo se han utilizado para la clasificación de documentos administrativos e institucionales?</w:t>
+        <w:t>RQ1: ¿Qué técnicas de aprendizaje profundo se han utilizado para la clasificación de documentos administrativos e institucionales?</w:t>
       </w:r>
     </w:p>
     <w:p>
@@ -7489,7 +8860,7 @@
           <w:sz w:val="24"/>
           <w:szCs w:val="24"/>
         </w:rPr>
-        <w:t xml:space="preserve">RQ2: ¿Qué datasets y recursos en idioma español se han empleado para entrenar y evaluar modelos de clasificación de texto administrativo?</w:t>
+        <w:t>RQ2: ¿Qué datasets y recursos en idioma español se han empleado para entrenar y evaluar modelos de clasificación de texto administrativo?</w:t>
       </w:r>
     </w:p>
     <w:p>
@@ -7504,7 +8875,7 @@
           <w:sz w:val="24"/>
           <w:szCs w:val="24"/>
         </w:rPr>
-        <w:t xml:space="preserve">RQ3: ¿Qué arquitecturas —variantes de CNN, modelos híbridos, Transformers— reportan las mejores métricas para la clasificación de documentos de trámite o solicitudes ciudadanas?</w:t>
+        <w:t>RQ3: ¿Qué arquitecturas —variantes de CNN, modelos híbridos, Transformers— reportan las mejores métricas para la clasificación de documentos de trámite o solicitudes ciudadanas?</w:t>
       </w:r>
     </w:p>
     <w:p>
@@ -7519,7 +8890,7 @@
           <w:sz w:val="24"/>
           <w:szCs w:val="24"/>
         </w:rPr>
-        <w:t xml:space="preserve">RQ4: ¿Qué métricas de rendimiento (precisión, recall, F1-Score, AUC-ROC) y procedimientos de validación son empleados en estos estudios?</w:t>
+        <w:t>RQ4: ¿Qué métricas de rendimiento (precisión, recall, F1-Score, AUC-ROC) y procedimientos de validación son empleados en estos estudios?</w:t>
       </w:r>
     </w:p>
     <w:p>
@@ -7534,15 +8905,15 @@
           <w:sz w:val="24"/>
           <w:szCs w:val="24"/>
         </w:rPr>
-        <w:t xml:space="preserve">RQ5: ¿Qué limitaciones reportan los trabajos revisados —particularmente ante el desbalanceo de clases— y qué buenas prácticas proponen para mitigarlas?</w:t>
-      </w:r>
-    </w:p>
-    <w:p>
-      <w:pPr>
-        <w:spacing w:before="120" w:after="120" w:line="360" w:lineRule="auto"/>
-        <w:ind w:left="720" w:firstLine="720"/>
-      </w:pPr>
-      <w:bookmarkStart w:id="509" w:name="sec3_2_1_2"/>
+        <w:t>RQ5: ¿Qué limitaciones reportan los trabajos revisados —particularmente ante el desbalanceo de clases— y qué buenas prácticas proponen para mitigarlas?</w:t>
+      </w:r>
+    </w:p>
+    <w:p>
+      <w:pPr>
+        <w:spacing w:before="120" w:after="120" w:line="360" w:lineRule="auto"/>
+        <w:ind w:left="720" w:firstLine="720"/>
+      </w:pPr>
+      <w:bookmarkStart w:id="29" w:name="sec3_2_1_2"/>
       <w:r>
         <w:rPr>
           <w:rFonts w:ascii="Times New Roman" w:eastAsia="Times New Roman" w:hAnsi="Times New Roman" w:cs="Times New Roman"/>
@@ -7553,9 +8924,9 @@
           <w:sz w:val="24"/>
           <w:szCs w:val="24"/>
         </w:rPr>
-        <w:t xml:space="preserve">3.2.1.2. Estrategia de Búsqueda</w:t>
-      </w:r>
-      <w:bookmarkEnd w:id="509"/>
+        <w:t>3.2.1.2. Estrategia de Búsqueda</w:t>
+      </w:r>
+      <w:bookmarkEnd w:id="29"/>
     </w:p>
     <w:p>
       <w:pPr>
@@ -7569,7 +8940,7 @@
           <w:sz w:val="24"/>
           <w:szCs w:val="24"/>
         </w:rPr>
-        <w:t xml:space="preserve">La estrategia de búsqueda combinó términos relacionados con las técnicas de aprendizaje profundo y los tipos de documentos administrativos e institucionales, empleando operadores booleanos (AND, OR) para maximizar la cobertura temática en cada base de datos consultada. A continuación, se presentan las cadenas de búsqueda adaptadas a cada fuente:</w:t>
+        <w:t>La estrategia de búsqueda combinó términos relacionados con las técnicas de aprendizaje profundo y los tipos de documentos administrativos e institucionales, empleando operadores booleanos (AND, OR) para maximizar la cobertura temática en cada base de datos consultada. A continuación, se presentan las cadenas de búsqueda adaptadas a cada fuente:</w:t>
       </w:r>
     </w:p>
     <w:p>
@@ -7585,7 +8956,8 @@
           <w:sz w:val="24"/>
           <w:szCs w:val="24"/>
         </w:rPr>
-        <w:t xml:space="preserve">Para Scopus:</w:t>
+        <w:lastRenderedPageBreak/>
+        <w:t>Para Scopus:</w:t>
       </w:r>
     </w:p>
     <w:p>
@@ -7599,7 +8971,7 @@
           <w:sz w:val="20"/>
           <w:szCs w:val="20"/>
         </w:rPr>
-        <w:t xml:space="preserve">TITLE-ABS-KEY (("convolutional neural network" OR "CNN" OR "deep learning") AND ("document classification" OR "administrative document" OR "form understanding" OR "e-government" OR "citizen appeals")) AND (LIMIT-TO (PUBYEAR, 2026) OR PUBYEAR &gt; 2019)</w:t>
+        <w:t>TITLE-ABS-KEY (("convolutional neural network" OR "CNN" OR "deep learning") AND ("document classification" OR "administrative document" OR "form understanding" OR "e-government" OR "citizen appeals")) AND (LIMIT-TO (PUBYEAR, 2026) OR PUBYEAR &gt; 2019)</w:t>
       </w:r>
     </w:p>
     <w:p>
@@ -7615,7 +8987,7 @@
           <w:sz w:val="24"/>
           <w:szCs w:val="24"/>
         </w:rPr>
-        <w:t xml:space="preserve">Para IEEE Xplore:</w:t>
+        <w:t>Para IEEE Xplore:</w:t>
       </w:r>
     </w:p>
     <w:p>
@@ -7629,7 +9001,7 @@
           <w:sz w:val="20"/>
           <w:szCs w:val="20"/>
         </w:rPr>
-        <w:t xml:space="preserve">("All Metadata":("convolutional neural network" OR "CNN" OR "deep learning" OR "BERT" OR "transformer")) AND ("All Metadata":("document classification" OR "administrative document" OR "text classification" OR "form understanding")) AND ("Publication Year": 2020:2026)</w:t>
+        <w:t>("All Metadata":("convolutional neural network" OR "CNN" OR "deep learning" OR "BERT" OR "transformer")) AND ("All Metadata":("document classification" OR "administrative document" OR "text classification" OR "form understanding")) AND ("Publication Year": 2020:2026)</w:t>
       </w:r>
     </w:p>
     <w:p>
@@ -7645,7 +9017,7 @@
           <w:sz w:val="24"/>
           <w:szCs w:val="24"/>
         </w:rPr>
-        <w:t xml:space="preserve">Para ACM Digital Library:</w:t>
+        <w:t>Para ACM Digital Library:</w:t>
       </w:r>
     </w:p>
     <w:p>
@@ -7659,7 +9031,7 @@
           <w:sz w:val="20"/>
           <w:szCs w:val="20"/>
         </w:rPr>
-        <w:t xml:space="preserve">[[Title: document classification] OR [Title: administrative document]] AND [[Full Text: convolutional neural network] OR [Full Text: deep learning]] AND [Publication Date: (01/01/2020 TO 12/31/2026)]</w:t>
+        <w:t>[[Title: document classification] OR [Title: administrative document]] AND [[Full Text: convolutional neural network] OR [Full Text: deep learning]] AND [Publication Date: (01/01/2020 TO 12/31/2026)]</w:t>
       </w:r>
     </w:p>
     <w:p>
@@ -7674,15 +9046,15 @@
           <w:sz w:val="24"/>
           <w:szCs w:val="24"/>
         </w:rPr>
-        <w:t xml:space="preserve">Filtros aplicados en las tres bases de datos: artículos publicados entre 2020 y 2026, en inglés o español, con texto completo disponible.</w:t>
-      </w:r>
-    </w:p>
-    <w:p>
-      <w:pPr>
-        <w:spacing w:before="120" w:after="120" w:line="360" w:lineRule="auto"/>
-        <w:ind w:left="720" w:firstLine="720"/>
-      </w:pPr>
-      <w:bookmarkStart w:id="508" w:name="sec3_2_1_3"/>
+        <w:t>Filtros aplicados en las tres bases de datos: artículos publicados entre 2020 y 2026, en inglés o español, con texto completo disponible.</w:t>
+      </w:r>
+    </w:p>
+    <w:p>
+      <w:pPr>
+        <w:spacing w:before="120" w:after="120" w:line="360" w:lineRule="auto"/>
+        <w:ind w:left="720" w:firstLine="720"/>
+      </w:pPr>
+      <w:bookmarkStart w:id="30" w:name="sec3_2_1_3"/>
       <w:r>
         <w:rPr>
           <w:rFonts w:ascii="Times New Roman" w:eastAsia="Times New Roman" w:hAnsi="Times New Roman" w:cs="Times New Roman"/>
@@ -7693,9 +9065,9 @@
           <w:sz w:val="24"/>
           <w:szCs w:val="24"/>
         </w:rPr>
-        <w:t xml:space="preserve">3.2.1.3. Criterios de Inclusión</w:t>
-      </w:r>
-      <w:bookmarkEnd w:id="508"/>
+        <w:t>3.2.1.3. Criterios de Inclusión</w:t>
+      </w:r>
+      <w:bookmarkEnd w:id="30"/>
     </w:p>
     <w:p>
       <w:pPr>
@@ -7711,7 +9083,7 @@
           <w:sz w:val="24"/>
           <w:szCs w:val="24"/>
         </w:rPr>
-        <w:t xml:space="preserve">Artículos publicados en revistas o conferencias indexadas entre 2020 y 2026.</w:t>
+        <w:t>Artículos publicados en revistas o conferencias indexadas entre 2020 y 2026.</w:t>
       </w:r>
     </w:p>
     <w:p>
@@ -7728,7 +9100,7 @@
           <w:sz w:val="24"/>
           <w:szCs w:val="24"/>
         </w:rPr>
-        <w:t xml:space="preserve">Estudios que implementen técnicas de aprendizaje profundo (CNN, RNN, Transformers, LLMs) para la clasificación de documentos administrativos, institucionales o de texto corto estructurado.</w:t>
+        <w:t>Estudios que implementen técnicas de aprendizaje profundo (CNN, RNN, Transformers, LLMs) para la clasificación de documentos administrativos, institucionales o de texto corto estructurado.</w:t>
       </w:r>
     </w:p>
     <w:p>
@@ -7745,7 +9117,7 @@
           <w:sz w:val="24"/>
           <w:szCs w:val="24"/>
         </w:rPr>
-        <w:t xml:space="preserve">Trabajos con evaluación cuantitativa explícita: métricas como F1-Score, AUC-ROC, precisión, recall o exactitud, con descripción del dataset utilizado.</w:t>
+        <w:t>Trabajos con evaluación cuantitativa explícita: métricas como F1-Score, AUC-ROC, precisión, recall o exactitud, con descripción del dataset utilizado.</w:t>
       </w:r>
     </w:p>
     <w:p>
@@ -7762,15 +9134,15 @@
           <w:sz w:val="24"/>
           <w:szCs w:val="24"/>
         </w:rPr>
-        <w:t xml:space="preserve">Artículos escritos en inglés o español.</w:t>
-      </w:r>
-    </w:p>
-    <w:p>
-      <w:pPr>
-        <w:spacing w:before="120" w:after="120" w:line="360" w:lineRule="auto"/>
-        <w:ind w:left="720" w:firstLine="720"/>
-      </w:pPr>
-      <w:bookmarkStart w:id="507" w:name="sec3_2_1_4"/>
+        <w:t>Artículos escritos en inglés o español.</w:t>
+      </w:r>
+    </w:p>
+    <w:p>
+      <w:pPr>
+        <w:spacing w:before="120" w:after="120" w:line="360" w:lineRule="auto"/>
+        <w:ind w:left="720" w:firstLine="720"/>
+      </w:pPr>
+      <w:bookmarkStart w:id="31" w:name="sec3_2_1_4"/>
       <w:r>
         <w:rPr>
           <w:rFonts w:ascii="Times New Roman" w:eastAsia="Times New Roman" w:hAnsi="Times New Roman" w:cs="Times New Roman"/>
@@ -7781,9 +9153,9 @@
           <w:sz w:val="24"/>
           <w:szCs w:val="24"/>
         </w:rPr>
-        <w:t xml:space="preserve">3.2.1.4. Criterios de Exclusión</w:t>
-      </w:r>
-      <w:bookmarkEnd w:id="507"/>
+        <w:t>3.2.1.4. Criterios de Exclusión</w:t>
+      </w:r>
+      <w:bookmarkEnd w:id="31"/>
     </w:p>
     <w:p>
       <w:pPr>
@@ -7799,7 +9171,7 @@
           <w:sz w:val="24"/>
           <w:szCs w:val="24"/>
         </w:rPr>
-        <w:t xml:space="preserve">Estudios con antigüedad mayor a la ventana temporal definida, es decir, publicados antes de 2020.</w:t>
+        <w:t>Estudios con antigüedad mayor a la ventana temporal definida, es decir, publicados antes de 2020.</w:t>
       </w:r>
     </w:p>
     <w:p>
@@ -7816,7 +9188,7 @@
           <w:sz w:val="24"/>
           <w:szCs w:val="24"/>
         </w:rPr>
-        <w:t xml:space="preserve">Artículos publicados en versiones preliminares sin revisión por pares o sin resultados cuantitativos concluyentes.</w:t>
+        <w:t>Artículos publicados en versiones preliminares sin revisión por pares o sin resultados cuantitativos concluyentes.</w:t>
       </w:r>
     </w:p>
     <w:p>
@@ -7833,15 +9205,15 @@
           <w:sz w:val="24"/>
           <w:szCs w:val="24"/>
         </w:rPr>
-        <w:t xml:space="preserve">Publicaciones cuyo dominio de aplicación sea ajeno a la gestión documental, la clasificación de texto o el procesamiento de solicitudes administrativas.</w:t>
-      </w:r>
-    </w:p>
-    <w:p>
-      <w:pPr>
-        <w:spacing w:before="120" w:after="120" w:line="360" w:lineRule="auto"/>
-        <w:ind w:left="720" w:firstLine="720"/>
-      </w:pPr>
-      <w:bookmarkStart w:id="506" w:name="sec3_2_1_5"/>
+        <w:t>Publicaciones cuyo dominio de aplicación sea ajeno a la gestión documental, la clasificación de texto o el procesamiento de solicitudes administrativas.</w:t>
+      </w:r>
+    </w:p>
+    <w:p>
+      <w:pPr>
+        <w:spacing w:before="120" w:after="120" w:line="360" w:lineRule="auto"/>
+        <w:ind w:left="720" w:firstLine="720"/>
+      </w:pPr>
+      <w:bookmarkStart w:id="32" w:name="sec3_2_1_5"/>
       <w:r>
         <w:rPr>
           <w:rFonts w:ascii="Times New Roman" w:eastAsia="Times New Roman" w:hAnsi="Times New Roman" w:cs="Times New Roman"/>
@@ -7852,9 +9224,10 @@
           <w:sz w:val="24"/>
           <w:szCs w:val="24"/>
         </w:rPr>
-        <w:t xml:space="preserve">3.2.1.5. Estrategia de Extracción de Datos</w:t>
-      </w:r>
-      <w:bookmarkEnd w:id="506"/>
+        <w:lastRenderedPageBreak/>
+        <w:t>3.2.1.5. Estrategia de Extracción de Datos</w:t>
+      </w:r>
+      <w:bookmarkEnd w:id="32"/>
     </w:p>
     <w:p>
       <w:pPr>
@@ -7868,7 +9241,7 @@
           <w:sz w:val="24"/>
           <w:szCs w:val="24"/>
         </w:rPr>
-        <w:t xml:space="preserve">Para cada artículo incluido en la revisión, se extrajeron de manera sistemática los siguientes campos: autor(es) y año de publicación, objetivo del estudio, arquitectura o técnica de aprendizaje profundo empleada, tipo de documento o corpus utilizado, y métricas de evaluación reportadas. Esta extracción estructurada permitió sintetizar de manera comparable la información del corpus final de artículos, presentada en la sección 3.2.2 mediante los campos Objetivo, Metodología y Resultados para cada estudio revisado.</w:t>
+        <w:t>Para cada artículo incluido en la revisión, se extrajeron de manera sistemática los siguientes campos: autor(es) y año de publicación, objetivo del estudio, arquitectura o técnica de aprendizaje profundo empleada, tipo de documento o corpus utilizado, y métricas de evaluación reportadas. Esta extracción estructurada permitió sintetizar de manera comparable la información del corpus final de artículos, presentada en la sección 3.2.2 mediante los campos Objetivo, Metodología y Resultados para cada estudio revisado.</w:t>
       </w:r>
     </w:p>
     <w:p>
@@ -7886,7 +9259,7 @@
           <w:lang w:val="en-US"/>
         </w:rPr>
       </w:pPr>
-      <w:bookmarkStart w:id="505" w:name="sec3_2_2"/>
+      <w:bookmarkStart w:id="33" w:name="sec3_2_2"/>
       <w:r>
         <w:rPr>
           <w:rFonts w:ascii="Times New Roman" w:eastAsia="Times New Roman" w:hAnsi="Times New Roman" w:cs="Times New Roman"/>
@@ -7900,7 +9273,7 @@
         </w:rPr>
         <w:t>3.2.2. Artículos</w:t>
       </w:r>
-      <w:bookmarkEnd w:id="505"/>
+      <w:bookmarkEnd w:id="33"/>
     </w:p>
     <w:p>
       <w:pPr>
@@ -7970,6 +9343,125 @@
           <w:sz w:val="24"/>
           <w:szCs w:val="24"/>
         </w:rPr>
+        <w:t xml:space="preserve">Metodología. </w:t>
+      </w:r>
+      <w:r>
+        <w:rPr>
+          <w:rFonts w:ascii="Times New Roman" w:eastAsia="Times New Roman" w:hAnsi="Times New Roman" w:cs="Times New Roman"/>
+          <w:sz w:val="24"/>
+          <w:szCs w:val="24"/>
+        </w:rPr>
+        <w:t>Se empleó un corpus de registros hospitalarios, representando los textos mediante embeddings de palabras y procesándolos a través de capas convolucionales con múltiples tamaños de filtro.</w:t>
+      </w:r>
+    </w:p>
+    <w:p>
+      <w:pPr>
+        <w:spacing w:before="80" w:line="360" w:lineRule="auto"/>
+        <w:ind w:left="720" w:firstLine="720"/>
+        <w:rPr>
+          <w:rFonts w:ascii="Times New Roman" w:eastAsia="Times New Roman" w:hAnsi="Times New Roman" w:cs="Times New Roman"/>
+          <w:sz w:val="24"/>
+          <w:szCs w:val="24"/>
+        </w:rPr>
+      </w:pPr>
+      <w:r>
+        <w:rPr>
+          <w:rFonts w:ascii="Times New Roman" w:eastAsia="Times New Roman" w:hAnsi="Times New Roman" w:cs="Times New Roman"/>
+          <w:b/>
+          <w:bCs/>
+          <w:sz w:val="24"/>
+          <w:szCs w:val="24"/>
+        </w:rPr>
+        <w:t xml:space="preserve">Resultados. </w:t>
+      </w:r>
+      <w:r>
+        <w:rPr>
+          <w:rFonts w:ascii="Times New Roman" w:eastAsia="Times New Roman" w:hAnsi="Times New Roman" w:cs="Times New Roman"/>
+          <w:sz w:val="24"/>
+          <w:szCs w:val="24"/>
+        </w:rPr>
+        <w:t>Los resultados mostraron que la arquitectura CNN superó a métodos tradicionales de machine learning y a redes recurrentes simples en precisión y F1-Score para la mayoría de los códigos evaluados. Se concluye que las CNN son arquitecturas eficientes y precisas para la clasificación de texto administrativo, especialmente cuando se busca capturar patrones locales relevantes dentro de documentos de extensión variable.</w:t>
+      </w:r>
+    </w:p>
+    <w:p>
+      <w:pPr>
+        <w:spacing w:before="80" w:line="360" w:lineRule="auto"/>
+        <w:ind w:left="720" w:firstLine="720"/>
+        <w:rPr>
+          <w:rFonts w:ascii="Times New Roman" w:eastAsia="Times New Roman" w:hAnsi="Times New Roman" w:cs="Times New Roman"/>
+          <w:sz w:val="24"/>
+          <w:szCs w:val="24"/>
+        </w:rPr>
+      </w:pPr>
+      <w:r>
+        <w:rPr>
+          <w:rFonts w:ascii="Times New Roman" w:eastAsia="Times New Roman" w:hAnsi="Times New Roman" w:cs="Times New Roman"/>
+          <w:b/>
+          <w:bCs/>
+          <w:sz w:val="24"/>
+          <w:szCs w:val="24"/>
+          <w:lang w:val="pt-PT"/>
+        </w:rPr>
+        <w:t xml:space="preserve">3.2.2.2. ICD Coding from Clinical Text Using Multi-Filter Residual Convolutional Neural Network. </w:t>
+      </w:r>
+      <w:r>
+        <w:rPr>
+          <w:rFonts w:ascii="Times New Roman" w:eastAsia="Times New Roman" w:hAnsi="Times New Roman" w:cs="Times New Roman"/>
+          <w:b/>
+          <w:bCs/>
+          <w:sz w:val="24"/>
+          <w:szCs w:val="24"/>
+        </w:rPr>
+        <w:t>(Li &amp; Yu, 2020)</w:t>
+      </w:r>
+    </w:p>
+    <w:p>
+      <w:pPr>
+        <w:spacing w:before="80" w:line="360" w:lineRule="auto"/>
+        <w:ind w:left="720" w:firstLine="720"/>
+        <w:rPr>
+          <w:rFonts w:ascii="Times New Roman" w:eastAsia="Times New Roman" w:hAnsi="Times New Roman" w:cs="Times New Roman"/>
+          <w:sz w:val="24"/>
+          <w:szCs w:val="24"/>
+        </w:rPr>
+      </w:pPr>
+      <w:r>
+        <w:rPr>
+          <w:rFonts w:ascii="Times New Roman" w:eastAsia="Times New Roman" w:hAnsi="Times New Roman" w:cs="Times New Roman"/>
+          <w:b/>
+          <w:bCs/>
+          <w:sz w:val="24"/>
+          <w:szCs w:val="24"/>
+        </w:rPr>
+        <w:t xml:space="preserve">Objetivo. </w:t>
+      </w:r>
+      <w:r>
+        <w:rPr>
+          <w:rFonts w:ascii="Times New Roman" w:eastAsia="Times New Roman" w:hAnsi="Times New Roman" w:cs="Times New Roman"/>
+          <w:sz w:val="24"/>
+          <w:szCs w:val="24"/>
+        </w:rPr>
+        <w:t>El objetivo fue mejorar la captura de características textuales locales a diferentes escalas mediante el uso simultáneo de múltiples tamaños de filtros convolucionales y conexiones residuales entre capas.</w:t>
+      </w:r>
+    </w:p>
+    <w:p>
+      <w:pPr>
+        <w:spacing w:before="80" w:line="360" w:lineRule="auto"/>
+        <w:ind w:left="720" w:firstLine="720"/>
+        <w:rPr>
+          <w:rFonts w:ascii="Times New Roman" w:eastAsia="Times New Roman" w:hAnsi="Times New Roman" w:cs="Times New Roman"/>
+          <w:sz w:val="24"/>
+          <w:szCs w:val="24"/>
+        </w:rPr>
+      </w:pPr>
+      <w:r>
+        <w:rPr>
+          <w:rFonts w:ascii="Times New Roman" w:eastAsia="Times New Roman" w:hAnsi="Times New Roman" w:cs="Times New Roman"/>
+          <w:b/>
+          <w:bCs/>
+          <w:sz w:val="24"/>
+          <w:szCs w:val="24"/>
+        </w:rPr>
         <w:lastRenderedPageBreak/>
         <w:t xml:space="preserve">Metodología. </w:t>
       </w:r>
@@ -7979,7 +9471,7 @@
           <w:sz w:val="24"/>
           <w:szCs w:val="24"/>
         </w:rPr>
-        <w:t>Se empleó un corpus de registros hospitalarios, representando los textos mediante embeddings de palabras y procesándolos a través de capas convolucionales con múltiples tamaños de filtro.</w:t>
+        <w:t>Se empleó el corpus MIMIC-III como dataset de evaluación.</w:t>
       </w:r>
     </w:p>
     <w:p>
@@ -8008,7 +9500,7 @@
           <w:sz w:val="24"/>
           <w:szCs w:val="24"/>
         </w:rPr>
-        <w:t>Los resultados mostraron que la arquitectura CNN superó a métodos tradicionales de machine learning y a redes recurrentes simples en precisión y F1-Score para la mayoría de los códigos evaluados. Se concluye que las CNN son arquitecturas eficientes y precisas para la clasificación de texto administrativo, especialmente cuando se busca capturar patrones locales relevantes dentro de documentos de extensión variable.</w:t>
+        <w:t>Los resultados demostraron que MultiResCNN superó a arquitecturas previas basadas en CNN, LSTM y modelos de atención en las métricas de F1 macro y micro, estableciéndose como referencia del estado del arte en codificación ICD al momento de su publicación. Se concluye que la arquitectura residual multi-filtro permite capturar patrones lingüísticos a distintas granularidades dentro de un mismo documento administrativo-académico, superando las limitaciones de los filtros de tamaño fijo.</w:t>
       </w:r>
     </w:p>
     <w:p>
@@ -8030,7 +9522,7 @@
           <w:szCs w:val="24"/>
           <w:lang w:val="pt-PT"/>
         </w:rPr>
-        <w:t xml:space="preserve">3.2.2.2. ICD Coding from Clinical Text Using Multi-Filter Residual Convolutional Neural Network. </w:t>
+        <w:t xml:space="preserve">3.2.2.3. Limitations of Transformers on Clinical Text Classification. </w:t>
       </w:r>
       <w:r>
         <w:rPr>
@@ -8040,7 +9532,7 @@
           <w:sz w:val="24"/>
           <w:szCs w:val="24"/>
         </w:rPr>
-        <w:t>(Li &amp; Yu, 2020)</w:t>
+        <w:t>(Gao et al., 2021)</w:t>
       </w:r>
     </w:p>
     <w:p>
@@ -8069,7 +9561,7 @@
           <w:sz w:val="24"/>
           <w:szCs w:val="24"/>
         </w:rPr>
-        <w:t>El objetivo fue mejorar la captura de características textuales locales a diferentes escalas mediante el uso simultáneo de múltiples tamaños de filtros convolucionales y conexiones residuales entre capas.</w:t>
+        <w:t>El objetivo fue identificar condiciones específicas bajo las cuales los Transformers no superan a arquitecturas más simples como CNN o LSTM.</w:t>
       </w:r>
     </w:p>
     <w:p>
@@ -8098,7 +9590,7 @@
           <w:sz w:val="24"/>
           <w:szCs w:val="24"/>
         </w:rPr>
-        <w:t>Se empleó el corpus MIMIC-III como dataset de evaluación.</w:t>
+        <w:t>Se evaluaron múltiples configuraciones de modelos Transformer sobre el corpus de informes de patología oncológica, variando deliberadamente el nivel de desbalanceo y la longitud de los documentos.</w:t>
       </w:r>
     </w:p>
     <w:p>
@@ -8127,7 +9619,7 @@
           <w:sz w:val="24"/>
           <w:szCs w:val="24"/>
         </w:rPr>
-        <w:t>Los resultados demostraron que MultiResCNN superó a arquitecturas previas basadas en CNN, LSTM y modelos de atención en las métricas de F1 macro y micro, estableciéndose como referencia del estado del arte en codificación ICD al momento de su publicación. Se concluye que la arquitectura residual multi-filtro permite capturar patrones lingüísticos a distintas granularidades dentro de un mismo documento administrativo-académico, superando las limitaciones de los filtros de tamaño fijo.</w:t>
+        <w:t>Los resultados revelaron que los Transformers presentan limitaciones significativas en tareas con textos cortos o ambiguos y cuando el desbalanceo de clases es severo, escenarios en los que modelos más simples resultan competitivos o superiores. Se concluye que la elección arquitectónica debe realizarse en función de las características específicas del corpus clínico objetivo.</w:t>
       </w:r>
     </w:p>
     <w:p>
@@ -8147,10 +9639,20 @@
           <w:bCs/>
           <w:sz w:val="24"/>
           <w:szCs w:val="24"/>
-          <w:lang w:val="pt-PT"/>
-        </w:rPr>
-        <w:t xml:space="preserve">3.2.2.3. Limitations of Transformers on Clinical Text Classification. </w:t>
-      </w:r>
+        </w:rPr>
+        <w:t>3.2.2.4. A Hybrid Deep Learning Approach for Medical Text Classification: Combining CNN, Bi-LSTM, and Attention Mechanism. (Sun &amp; Yu, 2022)</w:t>
+      </w:r>
+    </w:p>
+    <w:p>
+      <w:pPr>
+        <w:spacing w:before="80" w:line="360" w:lineRule="auto"/>
+        <w:ind w:left="720" w:firstLine="720"/>
+        <w:rPr>
+          <w:rFonts w:ascii="Times New Roman" w:eastAsia="Times New Roman" w:hAnsi="Times New Roman" w:cs="Times New Roman"/>
+          <w:sz w:val="24"/>
+          <w:szCs w:val="24"/>
+        </w:rPr>
+      </w:pPr>
       <w:r>
         <w:rPr>
           <w:rFonts w:ascii="Times New Roman" w:eastAsia="Times New Roman" w:hAnsi="Times New Roman" w:cs="Times New Roman"/>
@@ -8159,7 +9661,15 @@
           <w:sz w:val="24"/>
           <w:szCs w:val="24"/>
         </w:rPr>
-        <w:t>(Gao et al., 2021)</w:t>
+        <w:t xml:space="preserve">Objetivo. </w:t>
+      </w:r>
+      <w:r>
+        <w:rPr>
+          <w:rFonts w:ascii="Times New Roman" w:eastAsia="Times New Roman" w:hAnsi="Times New Roman" w:cs="Times New Roman"/>
+          <w:sz w:val="24"/>
+          <w:szCs w:val="24"/>
+        </w:rPr>
+        <w:t>El objetivo fue explorar cómo la combinación de estas arquitecturas puede superar las limitaciones individuales de cada componente, logrando una captura más completa de las características semánticas y secuenciales del texto administrativo.</w:t>
       </w:r>
     </w:p>
     <w:p>
@@ -8180,15 +9690,16 @@
           <w:sz w:val="24"/>
           <w:szCs w:val="24"/>
         </w:rPr>
-        <w:t xml:space="preserve">Objetivo. </w:t>
-      </w:r>
-      <w:r>
-        <w:rPr>
-          <w:rFonts w:ascii="Times New Roman" w:eastAsia="Times New Roman" w:hAnsi="Times New Roman" w:cs="Times New Roman"/>
-          <w:sz w:val="24"/>
-          <w:szCs w:val="24"/>
-        </w:rPr>
-        <w:t>El objetivo fue identificar condiciones específicas bajo las cuales los Transformers no superan a arquitecturas más simples como CNN o LSTM.</w:t>
+        <w:lastRenderedPageBreak/>
+        <w:t xml:space="preserve">Metodología. </w:t>
+      </w:r>
+      <w:r>
+        <w:rPr>
+          <w:rFonts w:ascii="Times New Roman" w:eastAsia="Times New Roman" w:hAnsi="Times New Roman" w:cs="Times New Roman"/>
+          <w:sz w:val="24"/>
+          <w:szCs w:val="24"/>
+        </w:rPr>
+        <w:t>El modelo fue entrenado y evaluado sobre datasets de texto médico de acceso público.</w:t>
       </w:r>
     </w:p>
     <w:p>
@@ -8209,15 +9720,15 @@
           <w:sz w:val="24"/>
           <w:szCs w:val="24"/>
         </w:rPr>
-        <w:t xml:space="preserve">Metodología. </w:t>
-      </w:r>
-      <w:r>
-        <w:rPr>
-          <w:rFonts w:ascii="Times New Roman" w:eastAsia="Times New Roman" w:hAnsi="Times New Roman" w:cs="Times New Roman"/>
-          <w:sz w:val="24"/>
-          <w:szCs w:val="24"/>
-        </w:rPr>
-        <w:t>Se evaluaron múltiples configuraciones de modelos Transformer sobre el corpus de informes de patología oncológica, variando deliberadamente el nivel de desbalanceo y la longitud de los documentos.</w:t>
+        <w:t xml:space="preserve">Resultados. </w:t>
+      </w:r>
+      <w:r>
+        <w:rPr>
+          <w:rFonts w:ascii="Times New Roman" w:eastAsia="Times New Roman" w:hAnsi="Times New Roman" w:cs="Times New Roman"/>
+          <w:sz w:val="24"/>
+          <w:szCs w:val="24"/>
+        </w:rPr>
+        <w:t>Los resultados mostraron que la arquitectura híbrida alcanzó un F1-Score superior al de las CNN puras, las Bi-LSTM independientes y los modelos de referencia basados en Transformers ligeros. Se concluye que los modelos híbridos representan una alternativa de alto rendimiento y relativa eficiencia computacional para la clasificación de texto médico en entornos con recursos moderados.</w:t>
       </w:r>
     </w:p>
     <w:p>
@@ -8238,15 +9749,7 @@
           <w:sz w:val="24"/>
           <w:szCs w:val="24"/>
         </w:rPr>
-        <w:t xml:space="preserve">Resultados. </w:t>
-      </w:r>
-      <w:r>
-        <w:rPr>
-          <w:rFonts w:ascii="Times New Roman" w:eastAsia="Times New Roman" w:hAnsi="Times New Roman" w:cs="Times New Roman"/>
-          <w:sz w:val="24"/>
-          <w:szCs w:val="24"/>
-        </w:rPr>
-        <w:t>Los resultados revelaron que los Transformers presentan limitaciones significativas en tareas con textos cortos o ambiguos y cuando el desbalanceo de clases es severo, escenarios en los que modelos más simples resultan competitivos o superiores. Se concluye que la elección arquitectónica debe realizarse en función de las características específicas del corpus clínico objetivo.</w:t>
+        <w:t>3.2.2.5. A Comparative Study on Deep Learning Models for Text Classification of Unstructured Medical Notes with Various Levels of Class Imbalance. (Lu et al., 2022)</w:t>
       </w:r>
     </w:p>
     <w:p>
@@ -8267,7 +9770,15 @@
           <w:sz w:val="24"/>
           <w:szCs w:val="24"/>
         </w:rPr>
-        <w:t>3.2.2.4. A Hybrid Deep Learning Approach for Medical Text Classification: Combining CNN, Bi-LSTM, and Attention Mechanism. (Sun &amp; Yu, 2022)</w:t>
+        <w:t xml:space="preserve">Objetivo. </w:t>
+      </w:r>
+      <w:r>
+        <w:rPr>
+          <w:rFonts w:ascii="Times New Roman" w:eastAsia="Times New Roman" w:hAnsi="Times New Roman" w:cs="Times New Roman"/>
+          <w:sz w:val="24"/>
+          <w:szCs w:val="24"/>
+        </w:rPr>
+        <w:t>El objetivo fue identificar qué arquitecturas son más robustas ante el desbalanceo inherente a los datos médicos reales, donde las patologías de interés son frecuentemente eventos minoritarios.</w:t>
       </w:r>
     </w:p>
     <w:p>
@@ -8288,15 +9799,15 @@
           <w:sz w:val="24"/>
           <w:szCs w:val="24"/>
         </w:rPr>
-        <w:t xml:space="preserve">Objetivo. </w:t>
-      </w:r>
-      <w:r>
-        <w:rPr>
-          <w:rFonts w:ascii="Times New Roman" w:eastAsia="Times New Roman" w:hAnsi="Times New Roman" w:cs="Times New Roman"/>
-          <w:sz w:val="24"/>
-          <w:szCs w:val="24"/>
-        </w:rPr>
-        <w:t>El objetivo fue explorar cómo la combinación de estas arquitecturas puede superar las limitaciones individuales de cada componente, logrando una captura más completa de las características semánticas y secuenciales del texto administrativo.</w:t>
+        <w:t xml:space="preserve">Metodología. </w:t>
+      </w:r>
+      <w:r>
+        <w:rPr>
+          <w:rFonts w:ascii="Times New Roman" w:eastAsia="Times New Roman" w:hAnsi="Times New Roman" w:cs="Times New Roman"/>
+          <w:sz w:val="24"/>
+          <w:szCs w:val="24"/>
+        </w:rPr>
+        <w:t>Se realizaron experimentos sistemáticos variando deliberadamente la proporción entre clases en un corpus de notas hospitalarias.</w:t>
       </w:r>
     </w:p>
     <w:p>
@@ -8317,26 +9828,21 @@
           <w:sz w:val="24"/>
           <w:szCs w:val="24"/>
         </w:rPr>
-        <w:t xml:space="preserve">Metodología. </w:t>
-      </w:r>
-      <w:r>
-        <w:rPr>
-          <w:rFonts w:ascii="Times New Roman" w:eastAsia="Times New Roman" w:hAnsi="Times New Roman" w:cs="Times New Roman"/>
-          <w:sz w:val="24"/>
-          <w:szCs w:val="24"/>
-        </w:rPr>
-        <w:t>El modelo fue entrenado y evaluado sobre datasets de texto médico de acceso público.</w:t>
+        <w:t xml:space="preserve">Resultados. </w:t>
+      </w:r>
+      <w:r>
+        <w:rPr>
+          <w:rFonts w:ascii="Times New Roman" w:eastAsia="Times New Roman" w:hAnsi="Times New Roman" w:cs="Times New Roman"/>
+          <w:sz w:val="24"/>
+          <w:szCs w:val="24"/>
+        </w:rPr>
+        <w:t>Los resultados mostraron que BERT alcanzó el F1-Score y el AUC más altos en la mayoría de los escenarios evaluados, aunque las CNN mostraron un desempeño competitivo en escenarios con documentos cortos y desbalanceo moderado. Se concluye que la exactitud (Accuracy) simple es una métrica insuficiente para datos clínicos desbalanceados, y que el F1-Score ponderado y el AUC-ROC son las métricas de referencia para este tipo de tarea.</w:t>
       </w:r>
     </w:p>
     <w:p>
       <w:pPr>
         <w:spacing w:before="80" w:line="360" w:lineRule="auto"/>
         <w:ind w:left="720" w:firstLine="720"/>
-        <w:rPr>
-          <w:rFonts w:ascii="Times New Roman" w:eastAsia="Times New Roman" w:hAnsi="Times New Roman" w:cs="Times New Roman"/>
-          <w:sz w:val="24"/>
-          <w:szCs w:val="24"/>
-        </w:rPr>
       </w:pPr>
       <w:r>
         <w:rPr>
@@ -8346,26 +9852,13 @@
           <w:sz w:val="24"/>
           <w:szCs w:val="24"/>
         </w:rPr>
-        <w:t xml:space="preserve">Resultados. </w:t>
-      </w:r>
-      <w:r>
-        <w:rPr>
-          <w:rFonts w:ascii="Times New Roman" w:eastAsia="Times New Roman" w:hAnsi="Times New Roman" w:cs="Times New Roman"/>
-          <w:sz w:val="24"/>
-          <w:szCs w:val="24"/>
-        </w:rPr>
-        <w:t>Los resultados mostraron que la arquitectura híbrida alcanzó un F1-Score superior al de las CNN puras, las Bi-LSTM independientes y los modelos de referencia basados en Transformers ligeros. Se concluye que los modelos híbridos representan una alternativa de alto rendimiento y relativa eficiencia computacional para la clasificación de texto médico en entornos con recursos moderados.</w:t>
+        <w:t>3.2.2.6. Automatic Classification of Scanned Electronic University Documents using Deep Neural Networks with Conv2D Layers (Baimakhanova et al., 2023)</w:t>
       </w:r>
     </w:p>
     <w:p>
       <w:pPr>
         <w:spacing w:before="80" w:line="360" w:lineRule="auto"/>
         <w:ind w:left="720" w:firstLine="720"/>
-        <w:rPr>
-          <w:rFonts w:ascii="Times New Roman" w:eastAsia="Times New Roman" w:hAnsi="Times New Roman" w:cs="Times New Roman"/>
-          <w:sz w:val="24"/>
-          <w:szCs w:val="24"/>
-        </w:rPr>
       </w:pPr>
       <w:r>
         <w:rPr>
@@ -8375,18 +9868,21 @@
           <w:sz w:val="24"/>
           <w:szCs w:val="24"/>
         </w:rPr>
-        <w:t>3.2.2.5. A Comparative Study on Deep Learning Models for Text Classification of Unstructured Medical Notes with Various Levels of Class Imbalance. (Lu et al., 2022)</w:t>
+        <w:t xml:space="preserve">Objetivo. </w:t>
+      </w:r>
+      <w:r>
+        <w:rPr>
+          <w:rFonts w:ascii="Times New Roman" w:eastAsia="Times New Roman" w:hAnsi="Times New Roman" w:cs="Times New Roman"/>
+          <w:sz w:val="24"/>
+          <w:szCs w:val="24"/>
+        </w:rPr>
+        <w:t>El objetivo fue desarrollar un sistema de clasificación automática de documentos universitarios escaneados mediante una arquitectura híbrida CNN-RNN, evaluando su efectividad y robustez ante variaciones en la calidad del escaneo y la precisión del reconocimiento óptico de caracteres (OCR).</w:t>
       </w:r>
     </w:p>
     <w:p>
       <w:pPr>
         <w:spacing w:before="80" w:line="360" w:lineRule="auto"/>
         <w:ind w:left="720" w:firstLine="720"/>
-        <w:rPr>
-          <w:rFonts w:ascii="Times New Roman" w:eastAsia="Times New Roman" w:hAnsi="Times New Roman" w:cs="Times New Roman"/>
-          <w:sz w:val="24"/>
-          <w:szCs w:val="24"/>
-        </w:rPr>
       </w:pPr>
       <w:r>
         <w:rPr>
@@ -8396,26 +9892,22 @@
           <w:sz w:val="24"/>
           <w:szCs w:val="24"/>
         </w:rPr>
-        <w:t xml:space="preserve">Objetivo. </w:t>
-      </w:r>
-      <w:r>
-        <w:rPr>
-          <w:rFonts w:ascii="Times New Roman" w:eastAsia="Times New Roman" w:hAnsi="Times New Roman" w:cs="Times New Roman"/>
-          <w:sz w:val="24"/>
-          <w:szCs w:val="24"/>
-        </w:rPr>
-        <w:t>El objetivo fue identificar qué arquitecturas son más robustas ante el desbalanceo inherente a los datos médicos reales, donde las patologías de interés son frecuentemente eventos minoritarios.</w:t>
+        <w:lastRenderedPageBreak/>
+        <w:t xml:space="preserve">Metodología. </w:t>
+      </w:r>
+      <w:r>
+        <w:rPr>
+          <w:rFonts w:ascii="Times New Roman" w:eastAsia="Times New Roman" w:hAnsi="Times New Roman" w:cs="Times New Roman"/>
+          <w:sz w:val="24"/>
+          <w:szCs w:val="24"/>
+        </w:rPr>
+        <w:t>Se construyó un dataset propio de 11,139 documentos universitarios escaneados, clasificados en siete categorías, obtenidos del archivo de una universidad kazaja. El modelo combinó una CNN (MobileNetV2 preentrenada) para la extracción de características visuales con una RNN para modelar las dependencias secuenciales del texto extraído mediante OCR.</w:t>
       </w:r>
     </w:p>
     <w:p>
       <w:pPr>
         <w:spacing w:before="80" w:line="360" w:lineRule="auto"/>
         <w:ind w:left="720" w:firstLine="720"/>
-        <w:rPr>
-          <w:rFonts w:ascii="Times New Roman" w:eastAsia="Times New Roman" w:hAnsi="Times New Roman" w:cs="Times New Roman"/>
-          <w:sz w:val="24"/>
-          <w:szCs w:val="24"/>
-        </w:rPr>
       </w:pPr>
       <w:r>
         <w:rPr>
@@ -8425,6 +9917,887 @@
           <w:sz w:val="24"/>
           <w:szCs w:val="24"/>
         </w:rPr>
+        <w:t xml:space="preserve">Resultados. </w:t>
+      </w:r>
+      <w:r>
+        <w:rPr>
+          <w:rFonts w:ascii="Times New Roman" w:eastAsia="Times New Roman" w:hAnsi="Times New Roman" w:cs="Times New Roman"/>
+          <w:sz w:val="24"/>
+          <w:szCs w:val="24"/>
+        </w:rPr>
+        <w:t>El modelo propuesto alcanzó una exactitud (accuracy) de 97.3%, superando a los métodos tradicionales de aprendizaje automático (KNN, SVM) y a modelos de aprendizaje profundo de referencia (CNN estándar, UNET). La precisión de clasificación varió entre 75% y 99.32% según el tipo de documento, y el modelo demostró robustez ante variaciones en la calidad de los documentos escaneados.</w:t>
+      </w:r>
+    </w:p>
+    <w:p>
+      <w:pPr>
+        <w:spacing w:before="80" w:line="360" w:lineRule="auto"/>
+        <w:ind w:left="720" w:firstLine="720"/>
+      </w:pPr>
+      <w:r>
+        <w:rPr>
+          <w:rFonts w:ascii="Times New Roman" w:eastAsia="Times New Roman" w:hAnsi="Times New Roman" w:cs="Times New Roman"/>
+          <w:b/>
+          <w:bCs/>
+          <w:sz w:val="24"/>
+          <w:szCs w:val="24"/>
+        </w:rPr>
+        <w:t>3.2.2.7. TextConvoNet: A Convolutional Neural Network Based Architecture for Text Classification (Soni et al., 2023)</w:t>
+      </w:r>
+    </w:p>
+    <w:p>
+      <w:pPr>
+        <w:spacing w:before="80" w:line="360" w:lineRule="auto"/>
+        <w:ind w:left="720" w:firstLine="720"/>
+      </w:pPr>
+      <w:r>
+        <w:rPr>
+          <w:rFonts w:ascii="Times New Roman" w:eastAsia="Times New Roman" w:hAnsi="Times New Roman" w:cs="Times New Roman"/>
+          <w:b/>
+          <w:bCs/>
+          <w:sz w:val="24"/>
+          <w:szCs w:val="24"/>
+        </w:rPr>
+        <w:t xml:space="preserve">Objetivo. </w:t>
+      </w:r>
+      <w:r>
+        <w:rPr>
+          <w:rFonts w:ascii="Times New Roman" w:eastAsia="Times New Roman" w:hAnsi="Times New Roman" w:cs="Times New Roman"/>
+          <w:sz w:val="24"/>
+          <w:szCs w:val="24"/>
+        </w:rPr>
+        <w:t>El objetivo fue desarrollar una arquitectura CNN capaz de capturar simultáneamente características n-grama intra-oracionales e inter-oracionales en documentos de texto, superando la limitación de los modelos CNN convencionales que solo extraen características locales dentro de una misma oración.</w:t>
+      </w:r>
+    </w:p>
+    <w:p>
+      <w:pPr>
+        <w:spacing w:before="80" w:line="360" w:lineRule="auto"/>
+        <w:ind w:left="720" w:firstLine="720"/>
+      </w:pPr>
+      <w:r>
+        <w:rPr>
+          <w:rFonts w:ascii="Times New Roman" w:eastAsia="Times New Roman" w:hAnsi="Times New Roman" w:cs="Times New Roman"/>
+          <w:b/>
+          <w:bCs/>
+          <w:sz w:val="24"/>
+          <w:szCs w:val="24"/>
+        </w:rPr>
+        <w:t xml:space="preserve">Metodología. </w:t>
+      </w:r>
+      <w:r>
+        <w:rPr>
+          <w:rFonts w:ascii="Times New Roman" w:eastAsia="Times New Roman" w:hAnsi="Times New Roman" w:cs="Times New Roman"/>
+          <w:sz w:val="24"/>
+          <w:szCs w:val="24"/>
+        </w:rPr>
+        <w:t>Se propuso TextConvoNet, que representa el texto de entrada como una matriz bidimensional multi-escala y aplica convoluciones bidimensionales sobre ella. El modelo se evaluó en cinco conjuntos de datos de clasificación binaria y multiclase, comparándolo contra modelos de aprendizaje automático, aprendizaje profundo y modelos basados en atención.</w:t>
+      </w:r>
+    </w:p>
+    <w:p>
+      <w:pPr>
+        <w:spacing w:before="80" w:line="360" w:lineRule="auto"/>
+        <w:ind w:left="720" w:firstLine="720"/>
+      </w:pPr>
+      <w:r>
+        <w:rPr>
+          <w:rFonts w:ascii="Times New Roman" w:eastAsia="Times New Roman" w:hAnsi="Times New Roman" w:cs="Times New Roman"/>
+          <w:b/>
+          <w:bCs/>
+          <w:sz w:val="24"/>
+          <w:szCs w:val="24"/>
+        </w:rPr>
+        <w:t xml:space="preserve">Resultados. </w:t>
+      </w:r>
+      <w:r>
+        <w:rPr>
+          <w:rFonts w:ascii="Times New Roman" w:eastAsia="Times New Roman" w:hAnsi="Times New Roman" w:cs="Times New Roman"/>
+          <w:sz w:val="24"/>
+          <w:szCs w:val="24"/>
+        </w:rPr>
+        <w:t>TextConvoNet superó consistentemente a los modelos de comparación en las ocho métricas de evaluación empleadas (exactitud, precisión, recall, F1-score, especificidad, gmean1, gmean2 y coeficiente de correlación de Matthews), demostrando que la captura conjunta de patrones intra e inter-oracionales mejora la clasificación de texto de manera generalizable a distintos dominios.</w:t>
+      </w:r>
+    </w:p>
+    <w:p>
+      <w:pPr>
+        <w:spacing w:before="80" w:line="360" w:lineRule="auto"/>
+        <w:ind w:left="720" w:firstLine="720"/>
+      </w:pPr>
+      <w:r>
+        <w:rPr>
+          <w:rFonts w:ascii="Times New Roman" w:eastAsia="Times New Roman" w:hAnsi="Times New Roman" w:cs="Times New Roman"/>
+          <w:b/>
+          <w:bCs/>
+          <w:sz w:val="24"/>
+          <w:szCs w:val="24"/>
+        </w:rPr>
+        <w:t>3.2.2.8. Effective Class-Imbalance Learning Based on SMOTE and Convolutional Neural Networks (Joloudari et al., 2023)</w:t>
+      </w:r>
+    </w:p>
+    <w:p>
+      <w:pPr>
+        <w:spacing w:before="80" w:line="360" w:lineRule="auto"/>
+        <w:ind w:left="720" w:firstLine="720"/>
+      </w:pPr>
+      <w:r>
+        <w:rPr>
+          <w:rFonts w:ascii="Times New Roman" w:eastAsia="Times New Roman" w:hAnsi="Times New Roman" w:cs="Times New Roman"/>
+          <w:b/>
+          <w:bCs/>
+          <w:sz w:val="24"/>
+          <w:szCs w:val="24"/>
+        </w:rPr>
+        <w:lastRenderedPageBreak/>
+        <w:t xml:space="preserve">Objetivo. </w:t>
+      </w:r>
+      <w:r>
+        <w:rPr>
+          <w:rFonts w:ascii="Times New Roman" w:eastAsia="Times New Roman" w:hAnsi="Times New Roman" w:cs="Times New Roman"/>
+          <w:sz w:val="24"/>
+          <w:szCs w:val="24"/>
+        </w:rPr>
+        <w:t>El objetivo fue determinar la combinación más efectiva entre redes neuronales profundas (DNN y CNN) y técnicas de balanceo de datos (sobremuestreo y submuestreo) para la clasificación de conjuntos de datos con distribución de clases desigual.</w:t>
+      </w:r>
+    </w:p>
+    <w:p>
+      <w:pPr>
+        <w:spacing w:before="80" w:line="360" w:lineRule="auto"/>
+        <w:ind w:left="720" w:firstLine="720"/>
+      </w:pPr>
+      <w:r>
+        <w:rPr>
+          <w:rFonts w:ascii="Times New Roman" w:eastAsia="Times New Roman" w:hAnsi="Times New Roman" w:cs="Times New Roman"/>
+          <w:b/>
+          <w:bCs/>
+          <w:sz w:val="24"/>
+          <w:szCs w:val="24"/>
+        </w:rPr>
+        <w:t xml:space="preserve">Metodología. </w:t>
+      </w:r>
+      <w:r>
+        <w:rPr>
+          <w:rFonts w:ascii="Times New Roman" w:eastAsia="Times New Roman" w:hAnsi="Times New Roman" w:cs="Times New Roman"/>
+          <w:sz w:val="24"/>
+          <w:szCs w:val="24"/>
+        </w:rPr>
+        <w:t>Se evaluaron 24 datasets desbalanceados del repositorio KEEL, además de un dataset de cáncer de mama y uno cardiovascular (Z-Alizadeh Sani), combinando CNN y DNN con la técnica SMOTE (Synthetic Minority Oversampling Technique) y una función de pérdida focal (Focal Loss). Los experimentos se repitieron 100 veces con distribuciones de datos aleatorizadas para garantizar la fiabilidad de los resultados.</w:t>
+      </w:r>
+    </w:p>
+    <w:p>
+      <w:pPr>
+        <w:spacing w:before="80" w:line="360" w:lineRule="auto"/>
+        <w:ind w:left="720" w:firstLine="720"/>
+      </w:pPr>
+      <w:r>
+        <w:rPr>
+          <w:rFonts w:ascii="Times New Roman" w:eastAsia="Times New Roman" w:hAnsi="Times New Roman" w:cs="Times New Roman"/>
+          <w:b/>
+          <w:bCs/>
+          <w:sz w:val="24"/>
+          <w:szCs w:val="24"/>
+        </w:rPr>
+        <w:t xml:space="preserve">Resultados. </w:t>
+      </w:r>
+      <w:r>
+        <w:rPr>
+          <w:rFonts w:ascii="Times New Roman" w:eastAsia="Times New Roman" w:hAnsi="Times New Roman" w:cs="Times New Roman"/>
+          <w:sz w:val="24"/>
+          <w:szCs w:val="24"/>
+        </w:rPr>
+        <w:t>La combinación SMOTE-Normalización-CNN superó a las demás metodologías evaluadas, alcanzando un rendimiento de 99.08% en la métrica principal. Los autores concluyen que esta combinación es aplicable a otros problemas reales de clasificación binaria con desbalanceo de clases, más allá del dominio específico evaluado.</w:t>
+      </w:r>
+    </w:p>
+    <w:p>
+      <w:pPr>
+        <w:spacing w:before="80" w:line="360" w:lineRule="auto"/>
+        <w:ind w:left="720" w:firstLine="720"/>
+      </w:pPr>
+      <w:r>
+        <w:rPr>
+          <w:rFonts w:ascii="Times New Roman" w:eastAsia="Times New Roman" w:hAnsi="Times New Roman" w:cs="Times New Roman"/>
+          <w:b/>
+          <w:bCs/>
+          <w:sz w:val="24"/>
+          <w:szCs w:val="24"/>
+        </w:rPr>
+        <w:t>3.2.2.9. Transfer Learning for Text Classification via Model Risk Analysis (Sun et al., 2024)</w:t>
+      </w:r>
+    </w:p>
+    <w:p>
+      <w:pPr>
+        <w:spacing w:before="80" w:line="360" w:lineRule="auto"/>
+        <w:ind w:left="720" w:firstLine="720"/>
+      </w:pPr>
+      <w:r>
+        <w:rPr>
+          <w:rFonts w:ascii="Times New Roman" w:eastAsia="Times New Roman" w:hAnsi="Times New Roman" w:cs="Times New Roman"/>
+          <w:b/>
+          <w:bCs/>
+          <w:sz w:val="24"/>
+          <w:szCs w:val="24"/>
+        </w:rPr>
+        <w:t xml:space="preserve">Objetivo. </w:t>
+      </w:r>
+      <w:r>
+        <w:rPr>
+          <w:rFonts w:ascii="Times New Roman" w:eastAsia="Times New Roman" w:hAnsi="Times New Roman" w:cs="Times New Roman"/>
+          <w:sz w:val="24"/>
+          <w:szCs w:val="24"/>
+        </w:rPr>
+        <w:t>El objetivo fue abordar el problema de la degradación del rendimiento de modelos de clasificación de texto entrenados con aprendizaje profundo cuando se enfrentan a conjuntos de datos con distribución diferente a la de entrenamiento (distribution drift), incluso cuando las categorías de clasificación coinciden entre ambos conjuntos.</w:t>
+      </w:r>
+    </w:p>
+    <w:p>
+      <w:pPr>
+        <w:spacing w:before="80" w:line="360" w:lineRule="auto"/>
+        <w:ind w:left="720" w:firstLine="720"/>
+      </w:pPr>
+      <w:r>
+        <w:rPr>
+          <w:rFonts w:ascii="Times New Roman" w:eastAsia="Times New Roman" w:hAnsi="Times New Roman" w:cs="Times New Roman"/>
+          <w:b/>
+          <w:bCs/>
+          <w:sz w:val="24"/>
+          <w:szCs w:val="24"/>
+        </w:rPr>
+        <w:t xml:space="preserve">Metodología. </w:t>
+      </w:r>
+      <w:r>
+        <w:rPr>
+          <w:rFonts w:ascii="Times New Roman" w:eastAsia="Times New Roman" w:hAnsi="Times New Roman" w:cs="Times New Roman"/>
+          <w:sz w:val="24"/>
+          <w:szCs w:val="24"/>
+        </w:rPr>
+        <w:t>Se propuso un método de transferencia de aprendizaje basado en el análisis de riesgo del modelo, evaluado como caso de estudio sobre tareas de clasificación de texto. El enfoque analiza el riesgo de predicción del modelo para identificar y corregir las regiones del espacio de características donde el modelo entrenado es menos confiable ante el nuevo dominio.</w:t>
+      </w:r>
+    </w:p>
+    <w:p>
+      <w:pPr>
+        <w:spacing w:before="80" w:line="360" w:lineRule="auto"/>
+        <w:ind w:left="720" w:firstLine="720"/>
+      </w:pPr>
+      <w:r>
+        <w:rPr>
+          <w:rFonts w:ascii="Times New Roman" w:eastAsia="Times New Roman" w:hAnsi="Times New Roman" w:cs="Times New Roman"/>
+          <w:b/>
+          <w:bCs/>
+          <w:sz w:val="24"/>
+          <w:szCs w:val="24"/>
+        </w:rPr>
+        <w:t xml:space="preserve">Resultados. </w:t>
+      </w:r>
+      <w:r>
+        <w:rPr>
+          <w:rFonts w:ascii="Times New Roman" w:eastAsia="Times New Roman" w:hAnsi="Times New Roman" w:cs="Times New Roman"/>
+          <w:sz w:val="24"/>
+          <w:szCs w:val="24"/>
+        </w:rPr>
+        <w:t xml:space="preserve">El método propuesto demostró mejoras consistentes en la precisión de clasificación al transferir modelos entre conjuntos de datos con distribuciones distintas, en comparación con el ajuste fino (fine-tuning) convencional, validando su aplicabilidad a diversas tareas de procesamiento de </w:t>
+      </w:r>
+      <w:r>
+        <w:rPr>
+          <w:rFonts w:ascii="Times New Roman" w:eastAsia="Times New Roman" w:hAnsi="Times New Roman" w:cs="Times New Roman"/>
+          <w:sz w:val="24"/>
+          <w:szCs w:val="24"/>
+        </w:rPr>
+        <w:lastRenderedPageBreak/>
+        <w:t>lenguaje natural que enfrentan escasez de datos de entrenamiento específicos del dominio objetivo.</w:t>
+      </w:r>
+    </w:p>
+    <w:p>
+      <w:pPr>
+        <w:spacing w:before="80" w:line="360" w:lineRule="auto"/>
+        <w:ind w:left="720" w:firstLine="720"/>
+      </w:pPr>
+      <w:r>
+        <w:rPr>
+          <w:rFonts w:ascii="Times New Roman" w:eastAsia="Times New Roman" w:hAnsi="Times New Roman" w:cs="Times New Roman"/>
+          <w:b/>
+          <w:bCs/>
+          <w:sz w:val="24"/>
+          <w:szCs w:val="24"/>
+        </w:rPr>
+        <w:t>3.2.2.10. Automated Classification of Public Transport Complaints via Text Mining Using LLMs and Embeddings (Rakhimzhanov et al., 2025)</w:t>
+      </w:r>
+    </w:p>
+    <w:p>
+      <w:pPr>
+        <w:spacing w:before="80" w:line="360" w:lineRule="auto"/>
+        <w:ind w:left="720" w:firstLine="720"/>
+      </w:pPr>
+      <w:r>
+        <w:rPr>
+          <w:rFonts w:ascii="Times New Roman" w:eastAsia="Times New Roman" w:hAnsi="Times New Roman" w:cs="Times New Roman"/>
+          <w:b/>
+          <w:bCs/>
+          <w:sz w:val="24"/>
+          <w:szCs w:val="24"/>
+        </w:rPr>
+        <w:t xml:space="preserve">Objetivo. </w:t>
+      </w:r>
+      <w:r>
+        <w:rPr>
+          <w:rFonts w:ascii="Times New Roman" w:eastAsia="Times New Roman" w:hAnsi="Times New Roman" w:cs="Times New Roman"/>
+          <w:sz w:val="24"/>
+          <w:szCs w:val="24"/>
+        </w:rPr>
+        <w:t>El objetivo fue investigar la efectividad comparativa de Modelos de Lenguaje Grandes (LLMs) y modelos de embeddings ajustados mediante instrucciones para la categorización automática de quejas ciudadanas de transporte público, en el contexto de la expansión de plataformas de servicios públicos digitales y del gobierno electrónico.</w:t>
+      </w:r>
+    </w:p>
+    <w:p>
+      <w:pPr>
+        <w:spacing w:before="80" w:line="360" w:lineRule="auto"/>
+        <w:ind w:left="720" w:firstLine="720"/>
+      </w:pPr>
+      <w:r>
+        <w:rPr>
+          <w:rFonts w:ascii="Times New Roman" w:eastAsia="Times New Roman" w:hAnsi="Times New Roman" w:cs="Times New Roman"/>
+          <w:b/>
+          <w:bCs/>
+          <w:sz w:val="24"/>
+          <w:szCs w:val="24"/>
+        </w:rPr>
+        <w:t xml:space="preserve">Metodología. </w:t>
+      </w:r>
+      <w:r>
+        <w:rPr>
+          <w:rFonts w:ascii="Times New Roman" w:eastAsia="Times New Roman" w:hAnsi="Times New Roman" w:cs="Times New Roman"/>
+          <w:sz w:val="24"/>
+          <w:szCs w:val="24"/>
+        </w:rPr>
+        <w:t>Los LLMs se evaluaron mediante inferencia de pocos ejemplos (few-shot), mientras que los modelos de embeddings se evaluaron bajo tres paradigmas: clasificación zero-shot basada únicamente en las etiquetas, clasificación basada en instrucciones, y ajuste fino supervisado. El sistema se desplegó sobre datos reales de retroalimentación ciudadana en un contexto multilingüe.</w:t>
+      </w:r>
+    </w:p>
+    <w:p>
+      <w:pPr>
+        <w:spacing w:before="80" w:line="360" w:lineRule="auto"/>
+        <w:ind w:left="720" w:firstLine="720"/>
+      </w:pPr>
+      <w:r>
+        <w:rPr>
+          <w:rFonts w:ascii="Times New Roman" w:eastAsia="Times New Roman" w:hAnsi="Times New Roman" w:cs="Times New Roman"/>
+          <w:b/>
+          <w:bCs/>
+          <w:sz w:val="24"/>
+          <w:szCs w:val="24"/>
+        </w:rPr>
+        <w:t xml:space="preserve">Resultados. </w:t>
+      </w:r>
+      <w:r>
+        <w:rPr>
+          <w:rFonts w:ascii="Times New Roman" w:eastAsia="Times New Roman" w:hAnsi="Times New Roman" w:cs="Times New Roman"/>
+          <w:sz w:val="24"/>
+          <w:szCs w:val="24"/>
+        </w:rPr>
+        <w:t>El modelo de embeddings multilingüe ajustado mediante instrucciones demostró ser viable para su implementación en sistemas de retroalimentación cívica bajo restricciones reales de producción, operando en un régimen de inferencia no paramétrico que no requiere reentrenamiento ni ingeniería de prompts en el momento del despliegue, facilitando su integración en plataformas de gobierno electrónico.</w:t>
+      </w:r>
+    </w:p>
+    <w:p>
+      <w:pPr>
+        <w:spacing w:before="80" w:line="360" w:lineRule="auto"/>
+        <w:ind w:left="720" w:firstLine="720"/>
+      </w:pPr>
+      <w:r>
+        <w:rPr>
+          <w:rFonts w:ascii="Times New Roman" w:eastAsia="Times New Roman" w:hAnsi="Times New Roman" w:cs="Times New Roman"/>
+          <w:b/>
+          <w:bCs/>
+          <w:sz w:val="24"/>
+          <w:szCs w:val="24"/>
+        </w:rPr>
+        <w:t>3.2.2.11. Towards Intelligent Legal Document Analysis: CNN-Driven Classification of Case Law Texts (Hossain et al., 2026)</w:t>
+      </w:r>
+    </w:p>
+    <w:p>
+      <w:pPr>
+        <w:spacing w:before="80" w:line="360" w:lineRule="auto"/>
+        <w:ind w:left="720" w:firstLine="720"/>
+      </w:pPr>
+      <w:r>
+        <w:rPr>
+          <w:rFonts w:ascii="Times New Roman" w:eastAsia="Times New Roman" w:hAnsi="Times New Roman" w:cs="Times New Roman"/>
+          <w:b/>
+          <w:bCs/>
+          <w:sz w:val="24"/>
+          <w:szCs w:val="24"/>
+        </w:rPr>
+        <w:t xml:space="preserve">Objetivo. </w:t>
+      </w:r>
+      <w:r>
+        <w:rPr>
+          <w:rFonts w:ascii="Times New Roman" w:eastAsia="Times New Roman" w:hAnsi="Times New Roman" w:cs="Times New Roman"/>
+          <w:sz w:val="24"/>
+          <w:szCs w:val="24"/>
+        </w:rPr>
+        <w:t>El objetivo fue desarrollar un marco de clasificación ligero y de alta precisión para la categorización de documentos jurisprudenciales (case law), un dominio caracterizado por lenguaje formal, estructuras oracionales extensas y terminología altamente especializada que dificulta el triaje manual.</w:t>
+      </w:r>
+    </w:p>
+    <w:p>
+      <w:pPr>
+        <w:spacing w:before="80" w:line="360" w:lineRule="auto"/>
+        <w:ind w:left="720" w:firstLine="720"/>
+      </w:pPr>
+      <w:r>
+        <w:rPr>
+          <w:rFonts w:ascii="Times New Roman" w:eastAsia="Times New Roman" w:hAnsi="Times New Roman" w:cs="Times New Roman"/>
+          <w:b/>
+          <w:bCs/>
+          <w:sz w:val="24"/>
+          <w:szCs w:val="24"/>
+        </w:rPr>
+        <w:t xml:space="preserve">Metodología. </w:t>
+      </w:r>
+      <w:r>
+        <w:rPr>
+          <w:rFonts w:ascii="Times New Roman" w:eastAsia="Times New Roman" w:hAnsi="Times New Roman" w:cs="Times New Roman"/>
+          <w:sz w:val="24"/>
+          <w:szCs w:val="24"/>
+        </w:rPr>
+        <w:t xml:space="preserve">Se combinó un preprocesamiento basado en lematización con embeddings FastText sensibles a subpalabras y una CNN unidimensional multi-núcleo (multi-kernel). El sistema se evaluó sobre un corpus público de </w:t>
+      </w:r>
+      <w:r>
+        <w:rPr>
+          <w:rFonts w:ascii="Times New Roman" w:eastAsia="Times New Roman" w:hAnsi="Times New Roman" w:cs="Times New Roman"/>
+          <w:sz w:val="24"/>
+          <w:szCs w:val="24"/>
+        </w:rPr>
+        <w:lastRenderedPageBreak/>
+        <w:t>25,000 documentos jurídicos anotados, con una partición de entrenamiento y prueba de 75/25, comparándolo contra BERT ajustado, LSTM con FastText, CNN con embeddings aleatorios y un clasificador TF-IDF con k-vecinos más cercanos (KNN).</w:t>
+      </w:r>
+    </w:p>
+    <w:p>
+      <w:pPr>
+        <w:spacing w:before="80" w:line="360" w:lineRule="auto"/>
+        <w:ind w:left="720" w:firstLine="720"/>
+      </w:pPr>
+      <w:r>
+        <w:rPr>
+          <w:rFonts w:ascii="Times New Roman" w:eastAsia="Times New Roman" w:hAnsi="Times New Roman" w:cs="Times New Roman"/>
+          <w:b/>
+          <w:bCs/>
+          <w:sz w:val="24"/>
+          <w:szCs w:val="24"/>
+        </w:rPr>
+        <w:t xml:space="preserve">Resultados. </w:t>
+      </w:r>
+      <w:r>
+        <w:rPr>
+          <w:rFonts w:ascii="Times New Roman" w:eastAsia="Times New Roman" w:hAnsi="Times New Roman" w:cs="Times New Roman"/>
+          <w:sz w:val="24"/>
+          <w:szCs w:val="24"/>
+        </w:rPr>
+        <w:t>El sistema propuesto alcanzó una exactitud de clasificación de 97.26% y un F1-score macro de 96.82%, superando a todas las líneas base comparadas, incluyendo BERT ajustado. El modelo operó con solo 5.1 millones de parámetros y una latencia de inferencia de 0.31 ms por documento, más de 13 veces más rápido que BERT, evidenciando que arquitecturas CNN ligeras pueden superar a modelos Transformer de mayor tamaño en tareas de clasificación de documentos institucionales de dominio específico.</w:t>
+      </w:r>
+    </w:p>
+    <w:p>
+      <w:pPr>
+        <w:spacing w:before="80" w:line="360" w:lineRule="auto"/>
+        <w:ind w:left="720" w:firstLine="720"/>
+      </w:pPr>
+      <w:r>
+        <w:rPr>
+          <w:rFonts w:ascii="Times New Roman" w:eastAsia="Times New Roman" w:hAnsi="Times New Roman" w:cs="Times New Roman"/>
+          <w:b/>
+          <w:bCs/>
+          <w:sz w:val="24"/>
+          <w:szCs w:val="24"/>
+        </w:rPr>
+        <w:t>3.2.2.12. AI Appeals Processor: A Deep Learning Approach to Automated Classification of Citizen Appeals in Government Services (Beskorovainyi, 2026)</w:t>
+      </w:r>
+    </w:p>
+    <w:p>
+      <w:pPr>
+        <w:spacing w:before="80" w:line="360" w:lineRule="auto"/>
+        <w:ind w:left="720" w:firstLine="720"/>
+      </w:pPr>
+      <w:r>
+        <w:rPr>
+          <w:rFonts w:ascii="Times New Roman" w:eastAsia="Times New Roman" w:hAnsi="Times New Roman" w:cs="Times New Roman"/>
+          <w:b/>
+          <w:bCs/>
+          <w:sz w:val="24"/>
+          <w:szCs w:val="24"/>
+        </w:rPr>
+        <w:t xml:space="preserve">Objetivo. </w:t>
+      </w:r>
+      <w:r>
+        <w:rPr>
+          <w:rFonts w:ascii="Times New Roman" w:eastAsia="Times New Roman" w:hAnsi="Times New Roman" w:cs="Times New Roman"/>
+          <w:sz w:val="24"/>
+          <w:szCs w:val="24"/>
+        </w:rPr>
+        <w:t>El objetivo fue desarrollar un sistema de clasificación y derivación automatizada de solicitudes ciudadanas dirigidas a agencias gubernamentales, evaluando qué arquitectura de aprendizaje profundo ofrece el mejor equilibrio entre precisión de clasificación y eficiencia computacional para su despliegue en producción.</w:t>
+      </w:r>
+    </w:p>
+    <w:p>
+      <w:pPr>
+        <w:spacing w:before="80" w:line="360" w:lineRule="auto"/>
+        <w:ind w:left="720" w:firstLine="720"/>
+      </w:pPr>
+      <w:r>
+        <w:rPr>
+          <w:rFonts w:ascii="Times New Roman" w:eastAsia="Times New Roman" w:hAnsi="Times New Roman" w:cs="Times New Roman"/>
+          <w:b/>
+          <w:bCs/>
+          <w:sz w:val="24"/>
+          <w:szCs w:val="24"/>
+        </w:rPr>
+        <w:t xml:space="preserve">Metodología. </w:t>
+      </w:r>
+      <w:r>
+        <w:rPr>
+          <w:rFonts w:ascii="Times New Roman" w:eastAsia="Times New Roman" w:hAnsi="Times New Roman" w:cs="Times New Roman"/>
+          <w:sz w:val="24"/>
+          <w:szCs w:val="24"/>
+        </w:rPr>
+        <w:t>Se evaluaron cinco enfoques —Bag-of-Words con SVM, TF-IDF con SVM, fastText, Word2Vec con LSTM, y BERT— sobre un conjunto de datos de 10,000 solicitudes ciudadanas reales, clasificadas en tres categorías principales (quejas, solicitudes y propuestas) y siete dominios temáticos. El sistema se implementó como una arquitectura de microservicios integrada con los sistemas documentales gubernamentales existentes.</w:t>
+      </w:r>
+    </w:p>
+    <w:p>
+      <w:pPr>
+        <w:spacing w:before="80" w:line="360" w:lineRule="auto"/>
+        <w:ind w:left="720" w:firstLine="720"/>
+      </w:pPr>
+      <w:r>
+        <w:rPr>
+          <w:rFonts w:ascii="Times New Roman" w:eastAsia="Times New Roman" w:hAnsi="Times New Roman" w:cs="Times New Roman"/>
+          <w:b/>
+          <w:bCs/>
+          <w:sz w:val="24"/>
+          <w:szCs w:val="24"/>
+        </w:rPr>
+        <w:t xml:space="preserve">Resultados. </w:t>
+      </w:r>
+      <w:r>
+        <w:rPr>
+          <w:rFonts w:ascii="Times New Roman" w:eastAsia="Times New Roman" w:hAnsi="Times New Roman" w:cs="Times New Roman"/>
+          <w:sz w:val="24"/>
+          <w:szCs w:val="24"/>
+        </w:rPr>
+        <w:t>La arquitectura Word2Vec con LSTM alcanzó una exactitud de clasificación de 78%, reduciendo el tiempo de procesamiento en 54% (de 22.5 a 10.25 minutos por solicitud) respecto al procesamiento manual, que promedia 20 minutos por solicitud con solo 67% de exactitud. El sistema mantuvo un desempeño estable bajo carga concurrente, con un incremento de latencia de solo 25% ante 20 solicitudes simultáneas.</w:t>
+      </w:r>
+    </w:p>
+    <w:p>
+      <w:pPr>
+        <w:spacing w:before="80" w:line="360" w:lineRule="auto"/>
+        <w:ind w:left="720" w:firstLine="720"/>
+      </w:pPr>
+      <w:r>
+        <w:rPr>
+          <w:rFonts w:ascii="Times New Roman" w:eastAsia="Times New Roman" w:hAnsi="Times New Roman" w:cs="Times New Roman"/>
+          <w:b/>
+          <w:bCs/>
+          <w:sz w:val="24"/>
+          <w:szCs w:val="24"/>
+        </w:rPr>
+        <w:lastRenderedPageBreak/>
+        <w:t>3.2.2.13. Evaluation of Deep Convolutional Nets for Document Image Classification and Retrieval (Harley et al., 2015)</w:t>
+      </w:r>
+    </w:p>
+    <w:p>
+      <w:pPr>
+        <w:spacing w:before="80" w:line="360" w:lineRule="auto"/>
+        <w:ind w:left="720" w:firstLine="720"/>
+      </w:pPr>
+      <w:r>
+        <w:rPr>
+          <w:rFonts w:ascii="Times New Roman" w:eastAsia="Times New Roman" w:hAnsi="Times New Roman" w:cs="Times New Roman"/>
+          <w:b/>
+          <w:bCs/>
+          <w:sz w:val="24"/>
+          <w:szCs w:val="24"/>
+        </w:rPr>
+        <w:t xml:space="preserve">Objetivo. </w:t>
+      </w:r>
+      <w:r>
+        <w:rPr>
+          <w:rFonts w:ascii="Times New Roman" w:eastAsia="Times New Roman" w:hAnsi="Times New Roman" w:cs="Times New Roman"/>
+          <w:sz w:val="24"/>
+          <w:szCs w:val="24"/>
+        </w:rPr>
+        <w:t>El objetivo fue establecer un punto de referencia (benchmark) para la clasificación y recuperación de imágenes de documentos mediante redes neuronales convolucionales profundas, comparando su desempeño frente a métodos tradicionales basados en características diseñadas manualmente.</w:t>
+      </w:r>
+    </w:p>
+    <w:p>
+      <w:pPr>
+        <w:spacing w:before="80" w:line="360" w:lineRule="auto"/>
+        <w:ind w:left="720" w:firstLine="720"/>
+      </w:pPr>
+      <w:r>
+        <w:rPr>
+          <w:rFonts w:ascii="Times New Roman" w:eastAsia="Times New Roman" w:hAnsi="Times New Roman" w:cs="Times New Roman"/>
+          <w:b/>
+          <w:bCs/>
+          <w:sz w:val="24"/>
+          <w:szCs w:val="24"/>
+        </w:rPr>
+        <w:t xml:space="preserve">Metodología. </w:t>
+      </w:r>
+      <w:r>
+        <w:rPr>
+          <w:rFonts w:ascii="Times New Roman" w:eastAsia="Times New Roman" w:hAnsi="Times New Roman" w:cs="Times New Roman"/>
+          <w:sz w:val="24"/>
+          <w:szCs w:val="24"/>
+        </w:rPr>
+        <w:t>Se introdujo el conjunto de datos RVL-CDIP, compuesto por 400,000 imágenes de documentos administrativos y empresariales reales —cartas, memorandos, formularios, facturas, entre otros— distribuidos en 16 categorías. Se entrenaron arquitecturas CNN profundas sobre este corpus y se evaluó su capacidad de clasificación y recuperación frente a los métodos del estado del arte previo.</w:t>
+      </w:r>
+    </w:p>
+    <w:p>
+      <w:pPr>
+        <w:spacing w:before="80" w:line="360" w:lineRule="auto"/>
+        <w:ind w:left="720" w:firstLine="720"/>
+      </w:pPr>
+      <w:r>
+        <w:rPr>
+          <w:rFonts w:ascii="Times New Roman" w:eastAsia="Times New Roman" w:hAnsi="Times New Roman" w:cs="Times New Roman"/>
+          <w:b/>
+          <w:bCs/>
+          <w:sz w:val="24"/>
+          <w:szCs w:val="24"/>
+        </w:rPr>
+        <w:t xml:space="preserve">Resultados. </w:t>
+      </w:r>
+      <w:r>
+        <w:rPr>
+          <w:rFonts w:ascii="Times New Roman" w:eastAsia="Times New Roman" w:hAnsi="Times New Roman" w:cs="Times New Roman"/>
+          <w:sz w:val="24"/>
+          <w:szCs w:val="24"/>
+        </w:rPr>
+        <w:t>Las CNN superaron consistentemente a los métodos tradicionales de clasificación de documentos, estableciendo un nuevo estado del arte para la tarea. El conjunto de datos RVL-CDIP se convirtió posteriormente en el benchmark estándar de referencia para la investigación en clasificación de documentos administrativos mediante aprendizaje profundo.</w:t>
+      </w:r>
+    </w:p>
+    <w:p>
+      <w:pPr>
+        <w:spacing w:before="80" w:line="360" w:lineRule="auto"/>
+        <w:ind w:left="720" w:firstLine="720"/>
+      </w:pPr>
+      <w:r>
+        <w:rPr>
+          <w:rFonts w:ascii="Times New Roman" w:eastAsia="Times New Roman" w:hAnsi="Times New Roman" w:cs="Times New Roman"/>
+          <w:b/>
+          <w:bCs/>
+          <w:sz w:val="24"/>
+          <w:szCs w:val="24"/>
+        </w:rPr>
+        <w:t>3.2.2.14. LayoutLM: Pre-training of Text and Layout for Document Image Understanding (Xu et al., 2020)</w:t>
+      </w:r>
+    </w:p>
+    <w:p>
+      <w:pPr>
+        <w:spacing w:before="80" w:line="360" w:lineRule="auto"/>
+        <w:ind w:left="720" w:firstLine="720"/>
+      </w:pPr>
+      <w:r>
+        <w:rPr>
+          <w:rFonts w:ascii="Times New Roman" w:eastAsia="Times New Roman" w:hAnsi="Times New Roman" w:cs="Times New Roman"/>
+          <w:b/>
+          <w:bCs/>
+          <w:sz w:val="24"/>
+          <w:szCs w:val="24"/>
+        </w:rPr>
+        <w:t xml:space="preserve">Objetivo. </w:t>
+      </w:r>
+      <w:r>
+        <w:rPr>
+          <w:rFonts w:ascii="Times New Roman" w:eastAsia="Times New Roman" w:hAnsi="Times New Roman" w:cs="Times New Roman"/>
+          <w:sz w:val="24"/>
+          <w:szCs w:val="24"/>
+        </w:rPr>
+        <w:t>El objetivo fue desarrollar un modelo de preentrenamiento capaz de aprender conjuntamente la representación textual y la información de diseño visual (layout) de los documentos, para mejorar tareas posteriores de comprensión de documentos como la clasificación y la extracción de información en formularios.</w:t>
+      </w:r>
+    </w:p>
+    <w:p>
+      <w:pPr>
+        <w:spacing w:before="80" w:line="360" w:lineRule="auto"/>
+        <w:ind w:left="720" w:firstLine="720"/>
+      </w:pPr>
+      <w:r>
+        <w:rPr>
+          <w:rFonts w:ascii="Times New Roman" w:eastAsia="Times New Roman" w:hAnsi="Times New Roman" w:cs="Times New Roman"/>
+          <w:b/>
+          <w:bCs/>
+          <w:sz w:val="24"/>
+          <w:szCs w:val="24"/>
+        </w:rPr>
+        <w:t xml:space="preserve">Metodología. </w:t>
+      </w:r>
+      <w:r>
+        <w:rPr>
+          <w:rFonts w:ascii="Times New Roman" w:eastAsia="Times New Roman" w:hAnsi="Times New Roman" w:cs="Times New Roman"/>
+          <w:sz w:val="24"/>
+          <w:szCs w:val="24"/>
+        </w:rPr>
+        <w:t>Se preentrenó un modelo tipo BERT incorporando, además del texto, las coordenadas espaciales (bounding boxes) de cada palabra dentro del documento, permitiendo capturar la relación entre el contenido textual y su posición visual. El modelo se evaluó en tareas de clasificación de documentos y extracción de información en formularios.</w:t>
+      </w:r>
+    </w:p>
+    <w:p>
+      <w:pPr>
+        <w:spacing w:before="80" w:line="360" w:lineRule="auto"/>
+        <w:ind w:left="720" w:firstLine="720"/>
+      </w:pPr>
+      <w:r>
+        <w:rPr>
+          <w:rFonts w:ascii="Times New Roman" w:eastAsia="Times New Roman" w:hAnsi="Times New Roman" w:cs="Times New Roman"/>
+          <w:b/>
+          <w:bCs/>
+          <w:sz w:val="24"/>
+          <w:szCs w:val="24"/>
+        </w:rPr>
+        <w:lastRenderedPageBreak/>
+        <w:t xml:space="preserve">Resultados. </w:t>
+      </w:r>
+      <w:r>
+        <w:rPr>
+          <w:rFonts w:ascii="Times New Roman" w:eastAsia="Times New Roman" w:hAnsi="Times New Roman" w:cs="Times New Roman"/>
+          <w:sz w:val="24"/>
+          <w:szCs w:val="24"/>
+        </w:rPr>
+        <w:t>LayoutLM alcanzó una exactitud de 94.42% en la tarea de clasificación de documentos, superando significativamente a los enfoques basados exclusivamente en imagen. El modelo obtuvo su mejor desempeño en la categoría de correos electrónicos (email) y su desempeño más bajo en la categoría de formularios (form), evidenciando el valor de incorporar información de layout junto con el texto.</w:t>
+      </w:r>
+    </w:p>
+    <w:p>
+      <w:pPr>
+        <w:spacing w:before="80" w:line="360" w:lineRule="auto"/>
+        <w:ind w:left="720" w:firstLine="720"/>
+      </w:pPr>
+      <w:r>
+        <w:rPr>
+          <w:rFonts w:ascii="Times New Roman" w:eastAsia="Times New Roman" w:hAnsi="Times New Roman" w:cs="Times New Roman"/>
+          <w:b/>
+          <w:bCs/>
+          <w:sz w:val="24"/>
+          <w:szCs w:val="24"/>
+        </w:rPr>
+        <w:t>3.2.2.15. Impact of Convolutional Neural Network and FastText Embedding on Text Classification (Umer et al., 2023)</w:t>
+      </w:r>
+    </w:p>
+    <w:p>
+      <w:pPr>
+        <w:spacing w:before="80" w:line="360" w:lineRule="auto"/>
+        <w:ind w:left="720" w:firstLine="720"/>
+      </w:pPr>
+      <w:r>
+        <w:rPr>
+          <w:rFonts w:ascii="Times New Roman" w:eastAsia="Times New Roman" w:hAnsi="Times New Roman" w:cs="Times New Roman"/>
+          <w:b/>
+          <w:bCs/>
+          <w:sz w:val="24"/>
+          <w:szCs w:val="24"/>
+        </w:rPr>
+        <w:t xml:space="preserve">Objetivo. </w:t>
+      </w:r>
+      <w:r>
+        <w:rPr>
+          <w:rFonts w:ascii="Times New Roman" w:eastAsia="Times New Roman" w:hAnsi="Times New Roman" w:cs="Times New Roman"/>
+          <w:sz w:val="24"/>
+          <w:szCs w:val="24"/>
+        </w:rPr>
+        <w:t>El objetivo fue evaluar el impacto de distintas técnicas de representación de palabras (word embeddings) combinadas con arquitecturas CNN sobre el desempeño de la clasificación automática de texto, dado que la efectividad de estas técnicas no había sido evaluada sistemáticamente en términos de representación vectorial insuficiente durante el entrenamiento.</w:t>
+      </w:r>
+    </w:p>
+    <w:p>
+      <w:pPr>
+        <w:spacing w:before="80" w:line="360" w:lineRule="auto"/>
+        <w:ind w:left="720" w:firstLine="720"/>
+      </w:pPr>
+      <w:r>
+        <w:rPr>
+          <w:rFonts w:ascii="Times New Roman" w:eastAsia="Times New Roman" w:hAnsi="Times New Roman" w:cs="Times New Roman"/>
+          <w:b/>
+          <w:bCs/>
+          <w:sz w:val="24"/>
+          <w:szCs w:val="24"/>
+        </w:rPr>
+        <w:t xml:space="preserve">Metodología. </w:t>
+      </w:r>
+      <w:r>
+        <w:rPr>
+          <w:rFonts w:ascii="Times New Roman" w:eastAsia="Times New Roman" w:hAnsi="Times New Roman" w:cs="Times New Roman"/>
+          <w:sz w:val="24"/>
+          <w:szCs w:val="24"/>
+        </w:rPr>
+        <w:t>Se entrenó un modelo de clasificación basado en CNN utilizando FastText como técnica de generación de embeddings de palabras, evaluado sobre seis conjuntos de datos de referencia (AG News, Amazon Full y Polarity, Yahoo Question Answer, Yelp Full y Polarity) y adicionalmente sobre un dataset no estándar de reseñas de aerolíneas en Twitter.</w:t>
+      </w:r>
+    </w:p>
+    <w:p>
+      <w:pPr>
+        <w:spacing w:before="80" w:line="360" w:lineRule="auto"/>
+        <w:ind w:left="720" w:firstLine="720"/>
+      </w:pPr>
+      <w:r>
+        <w:rPr>
+          <w:rFonts w:ascii="Times New Roman" w:eastAsia="Times New Roman" w:hAnsi="Times New Roman" w:cs="Times New Roman"/>
+          <w:b/>
+          <w:bCs/>
+          <w:sz w:val="24"/>
+          <w:szCs w:val="24"/>
+        </w:rPr>
+        <w:t xml:space="preserve">Resultados. </w:t>
+      </w:r>
+      <w:r>
+        <w:rPr>
+          <w:rFonts w:ascii="Times New Roman" w:eastAsia="Times New Roman" w:hAnsi="Times New Roman" w:cs="Times New Roman"/>
+          <w:sz w:val="24"/>
+          <w:szCs w:val="24"/>
+        </w:rPr>
+        <w:t>El modelo CNN con embeddings FastText demostró un desempeño prometedor y consistente a través de los distintos conjuntos de datos evaluados, confirmando que FastText constituye una técnica de representación de palabras efectiva para mejorar la clasificación de texto mediante arquitecturas CNN, incluso en dominios y formatos de texto variados.</w:t>
+      </w:r>
+    </w:p>
+    <w:p>
+      <w:pPr>
+        <w:spacing w:before="80" w:line="360" w:lineRule="auto"/>
+        <w:ind w:left="720" w:firstLine="720"/>
+        <w:rPr>
+          <w:lang w:val="pt-PT"/>
+        </w:rPr>
+      </w:pPr>
+      <w:r>
+        <w:rPr>
+          <w:rFonts w:ascii="Times New Roman" w:eastAsia="Times New Roman" w:hAnsi="Times New Roman" w:cs="Times New Roman"/>
+          <w:b/>
+          <w:bCs/>
+          <w:sz w:val="24"/>
+          <w:szCs w:val="24"/>
+          <w:lang w:val="pt-PT"/>
+        </w:rPr>
+        <w:t>3.2.2.16. Fake News Detection and Classification: A Comparative Study of Convolutional Neural Networks, Large Language Models, and Natural Language Processing Models (Roumeliotis et al., 2025)</w:t>
+      </w:r>
+    </w:p>
+    <w:p>
+      <w:pPr>
+        <w:spacing w:before="80" w:line="360" w:lineRule="auto"/>
+        <w:ind w:left="720" w:firstLine="720"/>
+      </w:pPr>
+      <w:r>
+        <w:rPr>
+          <w:rFonts w:ascii="Times New Roman" w:eastAsia="Times New Roman" w:hAnsi="Times New Roman" w:cs="Times New Roman"/>
+          <w:b/>
+          <w:bCs/>
+          <w:sz w:val="24"/>
+          <w:szCs w:val="24"/>
+        </w:rPr>
+        <w:t xml:space="preserve">Objetivo. </w:t>
+      </w:r>
+      <w:r>
+        <w:rPr>
+          <w:rFonts w:ascii="Times New Roman" w:eastAsia="Times New Roman" w:hAnsi="Times New Roman" w:cs="Times New Roman"/>
+          <w:sz w:val="24"/>
+          <w:szCs w:val="24"/>
+        </w:rPr>
+        <w:t>El objetivo fue evaluar comparativamente la efectividad de arquitecturas CNN, modelos BERT y modelos generativos preentrenados (GPT) para la clasificación robusta de noticias falsas, examinando además los costos computacionales y las ventajas del ajuste fino de Modelos de Lenguaje Grandes frente a técnicas de aprendizaje profundo tradicionales.</w:t>
+      </w:r>
+    </w:p>
+    <w:p>
+      <w:pPr>
+        <w:spacing w:before="80" w:line="360" w:lineRule="auto"/>
+        <w:ind w:left="720" w:firstLine="720"/>
+      </w:pPr>
+      <w:r>
+        <w:rPr>
+          <w:rFonts w:ascii="Times New Roman" w:eastAsia="Times New Roman" w:hAnsi="Times New Roman" w:cs="Times New Roman"/>
+          <w:b/>
+          <w:bCs/>
+          <w:sz w:val="24"/>
+          <w:szCs w:val="24"/>
+        </w:rPr>
         <w:lastRenderedPageBreak/>
         <w:t xml:space="preserve">Metodología. </w:t>
       </w:r>
@@ -8434,18 +10807,13 @@
           <w:sz w:val="24"/>
           <w:szCs w:val="24"/>
         </w:rPr>
-        <w:t>Se realizaron experimentos sistemáticos variando deliberadamente la proporción entre clases en un corpus de notas hospitalarias.</w:t>
+        <w:t>Se compararon modelos CNN, BERT y variantes de GPT (incluyendo GPT-4 Omni y GPT-4o mini) antes y después de un proceso de ajuste fino mediante aprendizaje de pocos ejemplos (few-shot learning), evaluando su exactitud de clasificación y los costos asociados al ajuste fino en escenarios de aplicación real.</w:t>
       </w:r>
     </w:p>
     <w:p>
       <w:pPr>
         <w:spacing w:before="80" w:line="360" w:lineRule="auto"/>
         <w:ind w:left="720" w:firstLine="720"/>
-        <w:rPr>
-          <w:rFonts w:ascii="Times New Roman" w:eastAsia="Times New Roman" w:hAnsi="Times New Roman" w:cs="Times New Roman"/>
-          <w:sz w:val="24"/>
-          <w:szCs w:val="24"/>
-        </w:rPr>
       </w:pPr>
       <w:r>
         <w:rPr>
@@ -8463,13 +10831,13 @@
           <w:sz w:val="24"/>
           <w:szCs w:val="24"/>
         </w:rPr>
-        <w:t>Los resultados mostraron que BERT alcanzó el F1-Score y el AUC más altos en la mayoría de los escenarios evaluados, aunque las CNN mostraron un desempeño competitivo en escenarios con documentos cortos y desbalanceo moderado. Se concluye que la exactitud (Accuracy) simple es una métrica insuficiente para datos clínicos desbalanceados, y que el F1-Score ponderado y el AUC-ROC son las métricas de referencia para este tipo de tarea.</w:t>
-      </w:r>
-    </w:p>
-    <w:p>
-      <w:pPr>
-        <w:spacing w:before="80" w:line="360" w:lineRule="auto"/>
-        <w:ind w:left="720" w:firstLine="720"/>
+        <w:t>Los modelos GPT-4 Omni ajustados alcanzaron una exactitud de 98.6%, superando ampliamente a los modelos CNN tradicionales, que alcanzaron solo 58.6%. El modelo GPT-4o mini, de menor tamaño, obtuvo un desempeño comparable al modelo más grande, evidenciando la rentabilidad de modelos compactos para tareas especializadas, aunque persisten desafíos de costo computacional y desempeño limitado en escenarios de clasificación zero-shot.</w:t>
+      </w:r>
+    </w:p>
+    <w:p>
+      <w:pPr>
+        <w:spacing w:before="200" w:after="120" w:line="360" w:lineRule="auto"/>
+        <w:ind w:left="720"/>
       </w:pPr>
       <w:r>
         <w:rPr>
@@ -8479,975 +10847,7 @@
           <w:sz w:val="24"/>
           <w:szCs w:val="24"/>
         </w:rPr>
-        <w:t xml:space="preserve">3.2.2.6. Automatic Classification of Scanned Electronic University Documents using Deep Neural Networks with Conv2D Layers (Baimakhanova et al., 2023)</w:t>
-      </w:r>
-    </w:p>
-    <w:p>
-      <w:pPr>
-        <w:spacing w:before="80" w:line="360" w:lineRule="auto"/>
-        <w:ind w:left="720" w:firstLine="720"/>
-      </w:pPr>
-      <w:r>
-        <w:rPr>
-          <w:rFonts w:ascii="Times New Roman" w:eastAsia="Times New Roman" w:hAnsi="Times New Roman" w:cs="Times New Roman"/>
-          <w:b/>
-          <w:bCs/>
-          <w:sz w:val="24"/>
-          <w:szCs w:val="24"/>
-        </w:rPr>
-        <w:t xml:space="preserve">Objetivo. </w:t>
-      </w:r>
-      <w:r>
-        <w:rPr>
-          <w:rFonts w:ascii="Times New Roman" w:eastAsia="Times New Roman" w:hAnsi="Times New Roman" w:cs="Times New Roman"/>
-          <w:sz w:val="24"/>
-          <w:szCs w:val="24"/>
-        </w:rPr>
-        <w:t xml:space="preserve">El objetivo fue desarrollar un sistema de clasificación automática de documentos universitarios escaneados mediante una arquitectura híbrida CNN-RNN, evaluando su efectividad y robustez ante variaciones en la calidad del escaneo y la precisión del reconocimiento óptico de caracteres (OCR).</w:t>
-      </w:r>
-    </w:p>
-    <w:p>
-      <w:pPr>
-        <w:spacing w:before="80" w:line="360" w:lineRule="auto"/>
-        <w:ind w:left="720" w:firstLine="720"/>
-      </w:pPr>
-      <w:r>
-        <w:rPr>
-          <w:rFonts w:ascii="Times New Roman" w:eastAsia="Times New Roman" w:hAnsi="Times New Roman" w:cs="Times New Roman"/>
-          <w:b/>
-          <w:bCs/>
-          <w:sz w:val="24"/>
-          <w:szCs w:val="24"/>
-        </w:rPr>
-        <w:t xml:space="preserve">Metodología. </w:t>
-      </w:r>
-      <w:r>
-        <w:rPr>
-          <w:rFonts w:ascii="Times New Roman" w:eastAsia="Times New Roman" w:hAnsi="Times New Roman" w:cs="Times New Roman"/>
-          <w:sz w:val="24"/>
-          <w:szCs w:val="24"/>
-        </w:rPr>
-        <w:t xml:space="preserve">Se construyó un dataset propio de 11,139 documentos universitarios escaneados, clasificados en siete categorías, obtenidos del archivo de una universidad kazaja. El modelo combinó una CNN (MobileNetV2 preentrenada) para la extracción de características visuales con una RNN para modelar las dependencias secuenciales del texto extraído mediante OCR.</w:t>
-      </w:r>
-    </w:p>
-    <w:p>
-      <w:pPr>
-        <w:spacing w:before="80" w:line="360" w:lineRule="auto"/>
-        <w:ind w:left="720" w:firstLine="720"/>
-      </w:pPr>
-      <w:r>
-        <w:rPr>
-          <w:rFonts w:ascii="Times New Roman" w:eastAsia="Times New Roman" w:hAnsi="Times New Roman" w:cs="Times New Roman"/>
-          <w:b/>
-          <w:bCs/>
-          <w:sz w:val="24"/>
-          <w:szCs w:val="24"/>
-        </w:rPr>
-        <w:t xml:space="preserve">Resultados. </w:t>
-      </w:r>
-      <w:r>
-        <w:rPr>
-          <w:rFonts w:ascii="Times New Roman" w:eastAsia="Times New Roman" w:hAnsi="Times New Roman" w:cs="Times New Roman"/>
-          <w:sz w:val="24"/>
-          <w:szCs w:val="24"/>
-        </w:rPr>
-        <w:t xml:space="preserve">El modelo propuesto alcanzó una exactitud (accuracy) de 97.3%, superando a los métodos tradicionales de aprendizaje automático (KNN, SVM) y a modelos de aprendizaje profundo de referencia (CNN estándar, UNET). La precisión de clasificación varió entre 75% y 99.32% según el tipo de documento, y el modelo demostró robustez ante variaciones en la calidad de los documentos escaneados.</w:t>
-      </w:r>
-    </w:p>
-    <w:p>
-      <w:pPr>
-        <w:spacing w:before="80" w:line="360" w:lineRule="auto"/>
-        <w:ind w:left="720" w:firstLine="720"/>
-      </w:pPr>
-      <w:r>
-        <w:rPr>
-          <w:rFonts w:ascii="Times New Roman" w:eastAsia="Times New Roman" w:hAnsi="Times New Roman" w:cs="Times New Roman"/>
-          <w:b/>
-          <w:bCs/>
-          <w:sz w:val="24"/>
-          <w:szCs w:val="24"/>
-        </w:rPr>
-        <w:t xml:space="preserve">3.2.2.7. TextConvoNet: A Convolutional Neural Network Based Architecture for Text Classification (Soni et al., 2023)</w:t>
-      </w:r>
-    </w:p>
-    <w:p>
-      <w:pPr>
-        <w:spacing w:before="80" w:line="360" w:lineRule="auto"/>
-        <w:ind w:left="720" w:firstLine="720"/>
-      </w:pPr>
-      <w:r>
-        <w:rPr>
-          <w:rFonts w:ascii="Times New Roman" w:eastAsia="Times New Roman" w:hAnsi="Times New Roman" w:cs="Times New Roman"/>
-          <w:b/>
-          <w:bCs/>
-          <w:sz w:val="24"/>
-          <w:szCs w:val="24"/>
-        </w:rPr>
-        <w:t xml:space="preserve">Objetivo. </w:t>
-      </w:r>
-      <w:r>
-        <w:rPr>
-          <w:rFonts w:ascii="Times New Roman" w:eastAsia="Times New Roman" w:hAnsi="Times New Roman" w:cs="Times New Roman"/>
-          <w:sz w:val="24"/>
-          <w:szCs w:val="24"/>
-        </w:rPr>
-        <w:t xml:space="preserve">El objetivo fue desarrollar una arquitectura CNN capaz de capturar simultáneamente características n-grama intra-oracionales e inter-oracionales en documentos de texto, superando la limitación de los modelos CNN convencionales que solo extraen características locales dentro de una misma oración.</w:t>
-      </w:r>
-    </w:p>
-    <w:p>
-      <w:pPr>
-        <w:spacing w:before="80" w:line="360" w:lineRule="auto"/>
-        <w:ind w:left="720" w:firstLine="720"/>
-      </w:pPr>
-      <w:r>
-        <w:rPr>
-          <w:rFonts w:ascii="Times New Roman" w:eastAsia="Times New Roman" w:hAnsi="Times New Roman" w:cs="Times New Roman"/>
-          <w:b/>
-          <w:bCs/>
-          <w:sz w:val="24"/>
-          <w:szCs w:val="24"/>
-        </w:rPr>
-        <w:t xml:space="preserve">Metodología. </w:t>
-      </w:r>
-      <w:r>
-        <w:rPr>
-          <w:rFonts w:ascii="Times New Roman" w:eastAsia="Times New Roman" w:hAnsi="Times New Roman" w:cs="Times New Roman"/>
-          <w:sz w:val="24"/>
-          <w:szCs w:val="24"/>
-        </w:rPr>
-        <w:t xml:space="preserve">Se propuso TextConvoNet, que representa el texto de entrada como una matriz bidimensional multi-escala y aplica convoluciones bidimensionales sobre ella. El modelo se evaluó en cinco conjuntos de datos de clasificación binaria y multiclase, comparándolo contra modelos de aprendizaje automático, aprendizaje profundo y modelos basados en atención.</w:t>
-      </w:r>
-    </w:p>
-    <w:p>
-      <w:pPr>
-        <w:spacing w:before="80" w:line="360" w:lineRule="auto"/>
-        <w:ind w:left="720" w:firstLine="720"/>
-      </w:pPr>
-      <w:r>
-        <w:rPr>
-          <w:rFonts w:ascii="Times New Roman" w:eastAsia="Times New Roman" w:hAnsi="Times New Roman" w:cs="Times New Roman"/>
-          <w:b/>
-          <w:bCs/>
-          <w:sz w:val="24"/>
-          <w:szCs w:val="24"/>
-        </w:rPr>
-        <w:t xml:space="preserve">Resultados. </w:t>
-      </w:r>
-      <w:r>
-        <w:rPr>
-          <w:rFonts w:ascii="Times New Roman" w:eastAsia="Times New Roman" w:hAnsi="Times New Roman" w:cs="Times New Roman"/>
-          <w:sz w:val="24"/>
-          <w:szCs w:val="24"/>
-        </w:rPr>
-        <w:t xml:space="preserve">TextConvoNet superó consistentemente a los modelos de comparación en las ocho métricas de evaluación empleadas (exactitud, precisión, recall, F1-score, especificidad, gmean1, gmean2 y coeficiente de correlación de Matthews), demostrando que la captura conjunta de patrones intra e inter-oracionales mejora la clasificación de texto de manera generalizable a distintos dominios.</w:t>
-      </w:r>
-    </w:p>
-    <w:p>
-      <w:pPr>
-        <w:spacing w:before="80" w:line="360" w:lineRule="auto"/>
-        <w:ind w:left="720" w:firstLine="720"/>
-      </w:pPr>
-      <w:r>
-        <w:rPr>
-          <w:rFonts w:ascii="Times New Roman" w:eastAsia="Times New Roman" w:hAnsi="Times New Roman" w:cs="Times New Roman"/>
-          <w:b/>
-          <w:bCs/>
-          <w:sz w:val="24"/>
-          <w:szCs w:val="24"/>
-        </w:rPr>
-        <w:t xml:space="preserve">3.2.2.8. Effective Class-Imbalance Learning Based on SMOTE and Convolutional Neural Networks (Joloudari et al., 2023)</w:t>
-      </w:r>
-    </w:p>
-    <w:p>
-      <w:pPr>
-        <w:spacing w:before="80" w:line="360" w:lineRule="auto"/>
-        <w:ind w:left="720" w:firstLine="720"/>
-      </w:pPr>
-      <w:r>
-        <w:rPr>
-          <w:rFonts w:ascii="Times New Roman" w:eastAsia="Times New Roman" w:hAnsi="Times New Roman" w:cs="Times New Roman"/>
-          <w:b/>
-          <w:bCs/>
-          <w:sz w:val="24"/>
-          <w:szCs w:val="24"/>
-        </w:rPr>
-        <w:t xml:space="preserve">Objetivo. </w:t>
-      </w:r>
-      <w:r>
-        <w:rPr>
-          <w:rFonts w:ascii="Times New Roman" w:eastAsia="Times New Roman" w:hAnsi="Times New Roman" w:cs="Times New Roman"/>
-          <w:sz w:val="24"/>
-          <w:szCs w:val="24"/>
-        </w:rPr>
-        <w:t xml:space="preserve">El objetivo fue determinar la combinación más efectiva entre redes neuronales profundas (DNN y CNN) y técnicas de balanceo de datos (sobremuestreo y submuestreo) para la clasificación de conjuntos de datos con distribución de clases desigual.</w:t>
-      </w:r>
-    </w:p>
-    <w:p>
-      <w:pPr>
-        <w:spacing w:before="80" w:line="360" w:lineRule="auto"/>
-        <w:ind w:left="720" w:firstLine="720"/>
-      </w:pPr>
-      <w:r>
-        <w:rPr>
-          <w:rFonts w:ascii="Times New Roman" w:eastAsia="Times New Roman" w:hAnsi="Times New Roman" w:cs="Times New Roman"/>
-          <w:b/>
-          <w:bCs/>
-          <w:sz w:val="24"/>
-          <w:szCs w:val="24"/>
-        </w:rPr>
-        <w:t xml:space="preserve">Metodología. </w:t>
-      </w:r>
-      <w:r>
-        <w:rPr>
-          <w:rFonts w:ascii="Times New Roman" w:eastAsia="Times New Roman" w:hAnsi="Times New Roman" w:cs="Times New Roman"/>
-          <w:sz w:val="24"/>
-          <w:szCs w:val="24"/>
-        </w:rPr>
-        <w:t xml:space="preserve">Se evaluaron 24 datasets desbalanceados del repositorio KEEL, además de un dataset de cáncer de mama y uno cardiovascular (Z-Alizadeh Sani), combinando CNN y DNN con la técnica SMOTE (Synthetic Minority Oversampling Technique) y una función de pérdida focal (Focal Loss). Los experimentos se repitieron 100 veces con distribuciones de datos aleatorizadas para garantizar la fiabilidad de los resultados.</w:t>
-      </w:r>
-    </w:p>
-    <w:p>
-      <w:pPr>
-        <w:spacing w:before="80" w:line="360" w:lineRule="auto"/>
-        <w:ind w:left="720" w:firstLine="720"/>
-      </w:pPr>
-      <w:r>
-        <w:rPr>
-          <w:rFonts w:ascii="Times New Roman" w:eastAsia="Times New Roman" w:hAnsi="Times New Roman" w:cs="Times New Roman"/>
-          <w:b/>
-          <w:bCs/>
-          <w:sz w:val="24"/>
-          <w:szCs w:val="24"/>
-        </w:rPr>
-        <w:t xml:space="preserve">Resultados. </w:t>
-      </w:r>
-      <w:r>
-        <w:rPr>
-          <w:rFonts w:ascii="Times New Roman" w:eastAsia="Times New Roman" w:hAnsi="Times New Roman" w:cs="Times New Roman"/>
-          <w:sz w:val="24"/>
-          <w:szCs w:val="24"/>
-        </w:rPr>
-        <w:t xml:space="preserve">La combinación SMOTE-Normalización-CNN superó a las demás metodologías evaluadas, alcanzando un rendimiento de 99.08% en la métrica principal. Los autores concluyen que esta combinación es aplicable a otros problemas reales de clasificación binaria con desbalanceo de clases, más allá del dominio específico evaluado.</w:t>
-      </w:r>
-    </w:p>
-    <w:p>
-      <w:pPr>
-        <w:spacing w:before="80" w:line="360" w:lineRule="auto"/>
-        <w:ind w:left="720" w:firstLine="720"/>
-      </w:pPr>
-      <w:r>
-        <w:rPr>
-          <w:rFonts w:ascii="Times New Roman" w:eastAsia="Times New Roman" w:hAnsi="Times New Roman" w:cs="Times New Roman"/>
-          <w:b/>
-          <w:bCs/>
-          <w:sz w:val="24"/>
-          <w:szCs w:val="24"/>
-        </w:rPr>
-        <w:t xml:space="preserve">3.2.2.9. Transfer Learning for Text Classification via Model Risk Analysis (Sun et al., 2024)</w:t>
-      </w:r>
-    </w:p>
-    <w:p>
-      <w:pPr>
-        <w:spacing w:before="80" w:line="360" w:lineRule="auto"/>
-        <w:ind w:left="720" w:firstLine="720"/>
-      </w:pPr>
-      <w:r>
-        <w:rPr>
-          <w:rFonts w:ascii="Times New Roman" w:eastAsia="Times New Roman" w:hAnsi="Times New Roman" w:cs="Times New Roman"/>
-          <w:b/>
-          <w:bCs/>
-          <w:sz w:val="24"/>
-          <w:szCs w:val="24"/>
-        </w:rPr>
-        <w:t xml:space="preserve">Objetivo. </w:t>
-      </w:r>
-      <w:r>
-        <w:rPr>
-          <w:rFonts w:ascii="Times New Roman" w:eastAsia="Times New Roman" w:hAnsi="Times New Roman" w:cs="Times New Roman"/>
-          <w:sz w:val="24"/>
-          <w:szCs w:val="24"/>
-        </w:rPr>
-        <w:t xml:space="preserve">El objetivo fue abordar el problema de la degradación del rendimiento de modelos de clasificación de texto entrenados con aprendizaje profundo cuando se enfrentan a conjuntos de datos con distribución diferente a la de entrenamiento (distribution drift), incluso cuando las categorías de clasificación coinciden entre ambos conjuntos.</w:t>
-      </w:r>
-    </w:p>
-    <w:p>
-      <w:pPr>
-        <w:spacing w:before="80" w:line="360" w:lineRule="auto"/>
-        <w:ind w:left="720" w:firstLine="720"/>
-      </w:pPr>
-      <w:r>
-        <w:rPr>
-          <w:rFonts w:ascii="Times New Roman" w:eastAsia="Times New Roman" w:hAnsi="Times New Roman" w:cs="Times New Roman"/>
-          <w:b/>
-          <w:bCs/>
-          <w:sz w:val="24"/>
-          <w:szCs w:val="24"/>
-        </w:rPr>
-        <w:t xml:space="preserve">Metodología. </w:t>
-      </w:r>
-      <w:r>
-        <w:rPr>
-          <w:rFonts w:ascii="Times New Roman" w:eastAsia="Times New Roman" w:hAnsi="Times New Roman" w:cs="Times New Roman"/>
-          <w:sz w:val="24"/>
-          <w:szCs w:val="24"/>
-        </w:rPr>
-        <w:t xml:space="preserve">Se propuso un método de transferencia de aprendizaje basado en el análisis de riesgo del modelo, evaluado como caso de estudio sobre tareas de clasificación de texto. El enfoque analiza el riesgo de predicción del modelo para identificar y corregir las regiones del espacio de características donde el modelo entrenado es menos confiable ante el nuevo dominio.</w:t>
-      </w:r>
-    </w:p>
-    <w:p>
-      <w:pPr>
-        <w:spacing w:before="80" w:line="360" w:lineRule="auto"/>
-        <w:ind w:left="720" w:firstLine="720"/>
-      </w:pPr>
-      <w:r>
-        <w:rPr>
-          <w:rFonts w:ascii="Times New Roman" w:eastAsia="Times New Roman" w:hAnsi="Times New Roman" w:cs="Times New Roman"/>
-          <w:b/>
-          <w:bCs/>
-          <w:sz w:val="24"/>
-          <w:szCs w:val="24"/>
-        </w:rPr>
-        <w:t xml:space="preserve">Resultados. </w:t>
-      </w:r>
-      <w:r>
-        <w:rPr>
-          <w:rFonts w:ascii="Times New Roman" w:eastAsia="Times New Roman" w:hAnsi="Times New Roman" w:cs="Times New Roman"/>
-          <w:sz w:val="24"/>
-          <w:szCs w:val="24"/>
-        </w:rPr>
-        <w:t xml:space="preserve">El método propuesto demostró mejoras consistentes en la precisión de clasificación al transferir modelos entre conjuntos de datos con distribuciones distintas, en comparación con el ajuste fino (fine-tuning) convencional, validando su aplicabilidad a diversas tareas de procesamiento de lenguaje natural que enfrentan escasez de datos de entrenamiento específicos del dominio objetivo.</w:t>
-      </w:r>
-    </w:p>
-    <w:p>
-      <w:pPr>
-        <w:spacing w:before="80" w:line="360" w:lineRule="auto"/>
-        <w:ind w:left="720" w:firstLine="720"/>
-      </w:pPr>
-      <w:r>
-        <w:rPr>
-          <w:rFonts w:ascii="Times New Roman" w:eastAsia="Times New Roman" w:hAnsi="Times New Roman" w:cs="Times New Roman"/>
-          <w:b/>
-          <w:bCs/>
-          <w:sz w:val="24"/>
-          <w:szCs w:val="24"/>
-        </w:rPr>
-        <w:t xml:space="preserve">3.2.2.10. Automated Classification of Public Transport Complaints via Text Mining Using LLMs and Embeddings (Rakhimzhanov et al., 2025)</w:t>
-      </w:r>
-    </w:p>
-    <w:p>
-      <w:pPr>
-        <w:spacing w:before="80" w:line="360" w:lineRule="auto"/>
-        <w:ind w:left="720" w:firstLine="720"/>
-      </w:pPr>
-      <w:r>
-        <w:rPr>
-          <w:rFonts w:ascii="Times New Roman" w:eastAsia="Times New Roman" w:hAnsi="Times New Roman" w:cs="Times New Roman"/>
-          <w:b/>
-          <w:bCs/>
-          <w:sz w:val="24"/>
-          <w:szCs w:val="24"/>
-        </w:rPr>
-        <w:t xml:space="preserve">Objetivo. </w:t>
-      </w:r>
-      <w:r>
-        <w:rPr>
-          <w:rFonts w:ascii="Times New Roman" w:eastAsia="Times New Roman" w:hAnsi="Times New Roman" w:cs="Times New Roman"/>
-          <w:sz w:val="24"/>
-          <w:szCs w:val="24"/>
-        </w:rPr>
-        <w:t xml:space="preserve">El objetivo fue investigar la efectividad comparativa de Modelos de Lenguaje Grandes (LLMs) y modelos de embeddings ajustados mediante instrucciones para la categorización automática de quejas ciudadanas de transporte público, en el contexto de la expansión de plataformas de servicios públicos digitales y del gobierno electrónico.</w:t>
-      </w:r>
-    </w:p>
-    <w:p>
-      <w:pPr>
-        <w:spacing w:before="80" w:line="360" w:lineRule="auto"/>
-        <w:ind w:left="720" w:firstLine="720"/>
-      </w:pPr>
-      <w:r>
-        <w:rPr>
-          <w:rFonts w:ascii="Times New Roman" w:eastAsia="Times New Roman" w:hAnsi="Times New Roman" w:cs="Times New Roman"/>
-          <w:b/>
-          <w:bCs/>
-          <w:sz w:val="24"/>
-          <w:szCs w:val="24"/>
-        </w:rPr>
-        <w:t xml:space="preserve">Metodología. </w:t>
-      </w:r>
-      <w:r>
-        <w:rPr>
-          <w:rFonts w:ascii="Times New Roman" w:eastAsia="Times New Roman" w:hAnsi="Times New Roman" w:cs="Times New Roman"/>
-          <w:sz w:val="24"/>
-          <w:szCs w:val="24"/>
-        </w:rPr>
-        <w:t xml:space="preserve">Los LLMs se evaluaron mediante inferencia de pocos ejemplos (few-shot), mientras que los modelos de embeddings se evaluaron bajo tres paradigmas: clasificación zero-shot basada únicamente en las etiquetas, clasificación basada en instrucciones, y ajuste fino supervisado. El sistema se desplegó sobre datos reales de retroalimentación ciudadana en un contexto multilingüe.</w:t>
-      </w:r>
-    </w:p>
-    <w:p>
-      <w:pPr>
-        <w:spacing w:before="80" w:line="360" w:lineRule="auto"/>
-        <w:ind w:left="720" w:firstLine="720"/>
-      </w:pPr>
-      <w:r>
-        <w:rPr>
-          <w:rFonts w:ascii="Times New Roman" w:eastAsia="Times New Roman" w:hAnsi="Times New Roman" w:cs="Times New Roman"/>
-          <w:b/>
-          <w:bCs/>
-          <w:sz w:val="24"/>
-          <w:szCs w:val="24"/>
-        </w:rPr>
-        <w:t xml:space="preserve">Resultados. </w:t>
-      </w:r>
-      <w:r>
-        <w:rPr>
-          <w:rFonts w:ascii="Times New Roman" w:eastAsia="Times New Roman" w:hAnsi="Times New Roman" w:cs="Times New Roman"/>
-          <w:sz w:val="24"/>
-          <w:szCs w:val="24"/>
-        </w:rPr>
-        <w:t xml:space="preserve">El modelo de embeddings multilingüe ajustado mediante instrucciones demostró ser viable para su implementación en sistemas de retroalimentación cívica bajo restricciones reales de producción, operando en un régimen de inferencia no paramétrico que no requiere reentrenamiento ni ingeniería de prompts en el momento del despliegue, facilitando su integración en plataformas de gobierno electrónico.</w:t>
-      </w:r>
-    </w:p>
-    <w:p>
-      <w:pPr>
-        <w:spacing w:before="80" w:line="360" w:lineRule="auto"/>
-        <w:ind w:left="720" w:firstLine="720"/>
-      </w:pPr>
-      <w:r>
-        <w:rPr>
-          <w:rFonts w:ascii="Times New Roman" w:eastAsia="Times New Roman" w:hAnsi="Times New Roman" w:cs="Times New Roman"/>
-          <w:b/>
-          <w:bCs/>
-          <w:sz w:val="24"/>
-          <w:szCs w:val="24"/>
-        </w:rPr>
-        <w:t xml:space="preserve">3.2.2.11. Towards Intelligent Legal Document Analysis: CNN-Driven Classification of Case Law Texts (Hossain et al., 2026)</w:t>
-      </w:r>
-    </w:p>
-    <w:p>
-      <w:pPr>
-        <w:spacing w:before="80" w:line="360" w:lineRule="auto"/>
-        <w:ind w:left="720" w:firstLine="720"/>
-      </w:pPr>
-      <w:r>
-        <w:rPr>
-          <w:rFonts w:ascii="Times New Roman" w:eastAsia="Times New Roman" w:hAnsi="Times New Roman" w:cs="Times New Roman"/>
-          <w:b/>
-          <w:bCs/>
-          <w:sz w:val="24"/>
-          <w:szCs w:val="24"/>
-        </w:rPr>
-        <w:t xml:space="preserve">Objetivo. </w:t>
-      </w:r>
-      <w:r>
-        <w:rPr>
-          <w:rFonts w:ascii="Times New Roman" w:eastAsia="Times New Roman" w:hAnsi="Times New Roman" w:cs="Times New Roman"/>
-          <w:sz w:val="24"/>
-          <w:szCs w:val="24"/>
-        </w:rPr>
-        <w:t xml:space="preserve">El objetivo fue desarrollar un marco de clasificación ligero y de alta precisión para la categorización de documentos jurisprudenciales (case law), un dominio caracterizado por lenguaje formal, estructuras oracionales extensas y terminología altamente especializada que dificulta el triaje manual.</w:t>
-      </w:r>
-    </w:p>
-    <w:p>
-      <w:pPr>
-        <w:spacing w:before="80" w:line="360" w:lineRule="auto"/>
-        <w:ind w:left="720" w:firstLine="720"/>
-      </w:pPr>
-      <w:r>
-        <w:rPr>
-          <w:rFonts w:ascii="Times New Roman" w:eastAsia="Times New Roman" w:hAnsi="Times New Roman" w:cs="Times New Roman"/>
-          <w:b/>
-          <w:bCs/>
-          <w:sz w:val="24"/>
-          <w:szCs w:val="24"/>
-        </w:rPr>
-        <w:t xml:space="preserve">Metodología. </w:t>
-      </w:r>
-      <w:r>
-        <w:rPr>
-          <w:rFonts w:ascii="Times New Roman" w:eastAsia="Times New Roman" w:hAnsi="Times New Roman" w:cs="Times New Roman"/>
-          <w:sz w:val="24"/>
-          <w:szCs w:val="24"/>
-        </w:rPr>
-        <w:t xml:space="preserve">Se combinó un preprocesamiento basado en lematización con embeddings FastText sensibles a subpalabras y una CNN unidimensional multi-núcleo (multi-kernel). El sistema se evaluó sobre un corpus público de 25,000 documentos jurídicos anotados, con una partición de entrenamiento y prueba de 75/25, comparándolo contra BERT ajustado, LSTM con FastText, CNN con embeddings aleatorios y un clasificador TF-IDF con k-vecinos más cercanos (KNN).</w:t>
-      </w:r>
-    </w:p>
-    <w:p>
-      <w:pPr>
-        <w:spacing w:before="80" w:line="360" w:lineRule="auto"/>
-        <w:ind w:left="720" w:firstLine="720"/>
-      </w:pPr>
-      <w:r>
-        <w:rPr>
-          <w:rFonts w:ascii="Times New Roman" w:eastAsia="Times New Roman" w:hAnsi="Times New Roman" w:cs="Times New Roman"/>
-          <w:b/>
-          <w:bCs/>
-          <w:sz w:val="24"/>
-          <w:szCs w:val="24"/>
-        </w:rPr>
-        <w:t xml:space="preserve">Resultados. </w:t>
-      </w:r>
-      <w:r>
-        <w:rPr>
-          <w:rFonts w:ascii="Times New Roman" w:eastAsia="Times New Roman" w:hAnsi="Times New Roman" w:cs="Times New Roman"/>
-          <w:sz w:val="24"/>
-          <w:szCs w:val="24"/>
-        </w:rPr>
-        <w:t xml:space="preserve">El sistema propuesto alcanzó una exactitud de clasificación de 97.26% y un F1-score macro de 96.82%, superando a todas las líneas base comparadas, incluyendo BERT ajustado. El modelo operó con solo 5.1 millones de parámetros y una latencia de inferencia de 0.31 ms por documento, más de 13 veces más rápido que BERT, evidenciando que arquitecturas CNN ligeras pueden superar a modelos Transformer de mayor tamaño en tareas de clasificación de documentos institucionales de dominio específico.</w:t>
-      </w:r>
-    </w:p>
-    <w:p>
-      <w:pPr>
-        <w:spacing w:before="80" w:line="360" w:lineRule="auto"/>
-        <w:ind w:left="720" w:firstLine="720"/>
-      </w:pPr>
-      <w:r>
-        <w:rPr>
-          <w:rFonts w:ascii="Times New Roman" w:eastAsia="Times New Roman" w:hAnsi="Times New Roman" w:cs="Times New Roman"/>
-          <w:b/>
-          <w:bCs/>
-          <w:sz w:val="24"/>
-          <w:szCs w:val="24"/>
-        </w:rPr>
-        <w:t xml:space="preserve">3.2.2.12. AI Appeals Processor: A Deep Learning Approach to Automated Classification of Citizen Appeals in Government Services (Beskorovainyi, 2026)</w:t>
-      </w:r>
-    </w:p>
-    <w:p>
-      <w:pPr>
-        <w:spacing w:before="80" w:line="360" w:lineRule="auto"/>
-        <w:ind w:left="720" w:firstLine="720"/>
-      </w:pPr>
-      <w:r>
-        <w:rPr>
-          <w:rFonts w:ascii="Times New Roman" w:eastAsia="Times New Roman" w:hAnsi="Times New Roman" w:cs="Times New Roman"/>
-          <w:b/>
-          <w:bCs/>
-          <w:sz w:val="24"/>
-          <w:szCs w:val="24"/>
-        </w:rPr>
-        <w:t xml:space="preserve">Objetivo. </w:t>
-      </w:r>
-      <w:r>
-        <w:rPr>
-          <w:rFonts w:ascii="Times New Roman" w:eastAsia="Times New Roman" w:hAnsi="Times New Roman" w:cs="Times New Roman"/>
-          <w:sz w:val="24"/>
-          <w:szCs w:val="24"/>
-        </w:rPr>
-        <w:t xml:space="preserve">El objetivo fue desarrollar un sistema de clasificación y derivación automatizada de solicitudes ciudadanas dirigidas a agencias gubernamentales, evaluando qué arquitectura de aprendizaje profundo ofrece el mejor equilibrio entre precisión de clasificación y eficiencia computacional para su despliegue en producción.</w:t>
-      </w:r>
-    </w:p>
-    <w:p>
-      <w:pPr>
-        <w:spacing w:before="80" w:line="360" w:lineRule="auto"/>
-        <w:ind w:left="720" w:firstLine="720"/>
-      </w:pPr>
-      <w:r>
-        <w:rPr>
-          <w:rFonts w:ascii="Times New Roman" w:eastAsia="Times New Roman" w:hAnsi="Times New Roman" w:cs="Times New Roman"/>
-          <w:b/>
-          <w:bCs/>
-          <w:sz w:val="24"/>
-          <w:szCs w:val="24"/>
-        </w:rPr>
-        <w:t xml:space="preserve">Metodología. </w:t>
-      </w:r>
-      <w:r>
-        <w:rPr>
-          <w:rFonts w:ascii="Times New Roman" w:eastAsia="Times New Roman" w:hAnsi="Times New Roman" w:cs="Times New Roman"/>
-          <w:sz w:val="24"/>
-          <w:szCs w:val="24"/>
-        </w:rPr>
-        <w:t xml:space="preserve">Se evaluaron cinco enfoques —Bag-of-Words con SVM, TF-IDF con SVM, fastText, Word2Vec con LSTM, y BERT— sobre un conjunto de datos de 10,000 solicitudes ciudadanas reales, clasificadas en tres categorías principales (quejas, solicitudes y propuestas) y siete dominios temáticos. El sistema se implementó como una arquitectura de microservicios integrada con los sistemas documentales gubernamentales existentes.</w:t>
-      </w:r>
-    </w:p>
-    <w:p>
-      <w:pPr>
-        <w:spacing w:before="80" w:line="360" w:lineRule="auto"/>
-        <w:ind w:left="720" w:firstLine="720"/>
-      </w:pPr>
-      <w:r>
-        <w:rPr>
-          <w:rFonts w:ascii="Times New Roman" w:eastAsia="Times New Roman" w:hAnsi="Times New Roman" w:cs="Times New Roman"/>
-          <w:b/>
-          <w:bCs/>
-          <w:sz w:val="24"/>
-          <w:szCs w:val="24"/>
-        </w:rPr>
-        <w:t xml:space="preserve">Resultados. </w:t>
-      </w:r>
-      <w:r>
-        <w:rPr>
-          <w:rFonts w:ascii="Times New Roman" w:eastAsia="Times New Roman" w:hAnsi="Times New Roman" w:cs="Times New Roman"/>
-          <w:sz w:val="24"/>
-          <w:szCs w:val="24"/>
-        </w:rPr>
-        <w:t xml:space="preserve">La arquitectura Word2Vec con LSTM alcanzó una exactitud de clasificación de 78%, reduciendo el tiempo de procesamiento en 54% (de 22.5 a 10.25 minutos por solicitud) respecto al procesamiento manual, que promedia 20 minutos por solicitud con solo 67% de exactitud. El sistema mantuvo un desempeño estable bajo carga concurrente, con un incremento de latencia de solo 25% ante 20 solicitudes simultáneas.</w:t>
-      </w:r>
-    </w:p>
-    <w:p>
-      <w:pPr>
-        <w:spacing w:before="80" w:line="360" w:lineRule="auto"/>
-        <w:ind w:left="720" w:firstLine="720"/>
-      </w:pPr>
-      <w:r>
-        <w:rPr>
-          <w:rFonts w:ascii="Times New Roman" w:eastAsia="Times New Roman" w:hAnsi="Times New Roman" w:cs="Times New Roman"/>
-          <w:b/>
-          <w:bCs/>
-          <w:sz w:val="24"/>
-          <w:szCs w:val="24"/>
-        </w:rPr>
-        <w:t xml:space="preserve">3.2.2.13. Evaluation of Deep Convolutional Nets for Document Image Classification and Retrieval (Harley et al., 2015)</w:t>
-      </w:r>
-    </w:p>
-    <w:p>
-      <w:pPr>
-        <w:spacing w:before="80" w:line="360" w:lineRule="auto"/>
-        <w:ind w:left="720" w:firstLine="720"/>
-      </w:pPr>
-      <w:r>
-        <w:rPr>
-          <w:rFonts w:ascii="Times New Roman" w:eastAsia="Times New Roman" w:hAnsi="Times New Roman" w:cs="Times New Roman"/>
-          <w:b/>
-          <w:bCs/>
-          <w:sz w:val="24"/>
-          <w:szCs w:val="24"/>
-        </w:rPr>
-        <w:t xml:space="preserve">Objetivo. </w:t>
-      </w:r>
-      <w:r>
-        <w:rPr>
-          <w:rFonts w:ascii="Times New Roman" w:eastAsia="Times New Roman" w:hAnsi="Times New Roman" w:cs="Times New Roman"/>
-          <w:sz w:val="24"/>
-          <w:szCs w:val="24"/>
-        </w:rPr>
-        <w:t xml:space="preserve">El objetivo fue establecer un punto de referencia (benchmark) para la clasificación y recuperación de imágenes de documentos mediante redes neuronales convolucionales profundas, comparando su desempeño frente a métodos tradicionales basados en características diseñadas manualmente.</w:t>
-      </w:r>
-    </w:p>
-    <w:p>
-      <w:pPr>
-        <w:spacing w:before="80" w:line="360" w:lineRule="auto"/>
-        <w:ind w:left="720" w:firstLine="720"/>
-      </w:pPr>
-      <w:r>
-        <w:rPr>
-          <w:rFonts w:ascii="Times New Roman" w:eastAsia="Times New Roman" w:hAnsi="Times New Roman" w:cs="Times New Roman"/>
-          <w:b/>
-          <w:bCs/>
-          <w:sz w:val="24"/>
-          <w:szCs w:val="24"/>
-        </w:rPr>
-        <w:t xml:space="preserve">Metodología. </w:t>
-      </w:r>
-      <w:r>
-        <w:rPr>
-          <w:rFonts w:ascii="Times New Roman" w:eastAsia="Times New Roman" w:hAnsi="Times New Roman" w:cs="Times New Roman"/>
-          <w:sz w:val="24"/>
-          <w:szCs w:val="24"/>
-        </w:rPr>
-        <w:t xml:space="preserve">Se introdujo el conjunto de datos RVL-CDIP, compuesto por 400,000 imágenes de documentos administrativos y empresariales reales —cartas, memorandos, formularios, facturas, entre otros— distribuidos en 16 categorías. Se entrenaron arquitecturas CNN profundas sobre este corpus y se evaluó su capacidad de clasificación y recuperación frente a los métodos del estado del arte previo.</w:t>
-      </w:r>
-    </w:p>
-    <w:p>
-      <w:pPr>
-        <w:spacing w:before="80" w:line="360" w:lineRule="auto"/>
-        <w:ind w:left="720" w:firstLine="720"/>
-      </w:pPr>
-      <w:r>
-        <w:rPr>
-          <w:rFonts w:ascii="Times New Roman" w:eastAsia="Times New Roman" w:hAnsi="Times New Roman" w:cs="Times New Roman"/>
-          <w:b/>
-          <w:bCs/>
-          <w:sz w:val="24"/>
-          <w:szCs w:val="24"/>
-        </w:rPr>
-        <w:t xml:space="preserve">Resultados. </w:t>
-      </w:r>
-      <w:r>
-        <w:rPr>
-          <w:rFonts w:ascii="Times New Roman" w:eastAsia="Times New Roman" w:hAnsi="Times New Roman" w:cs="Times New Roman"/>
-          <w:sz w:val="24"/>
-          <w:szCs w:val="24"/>
-        </w:rPr>
-        <w:t xml:space="preserve">Las CNN superaron consistentemente a los métodos tradicionales de clasificación de documentos, estableciendo un nuevo estado del arte para la tarea. El conjunto de datos RVL-CDIP se convirtió posteriormente en el benchmark estándar de referencia para la investigación en clasificación de documentos administrativos mediante aprendizaje profundo.</w:t>
-      </w:r>
-    </w:p>
-    <w:p>
-      <w:pPr>
-        <w:spacing w:before="80" w:line="360" w:lineRule="auto"/>
-        <w:ind w:left="720" w:firstLine="720"/>
-      </w:pPr>
-      <w:r>
-        <w:rPr>
-          <w:rFonts w:ascii="Times New Roman" w:eastAsia="Times New Roman" w:hAnsi="Times New Roman" w:cs="Times New Roman"/>
-          <w:b/>
-          <w:bCs/>
-          <w:sz w:val="24"/>
-          <w:szCs w:val="24"/>
-        </w:rPr>
-        <w:t xml:space="preserve">3.2.2.14. LayoutLM: Pre-training of Text and Layout for Document Image Understanding (Xu et al., 2020)</w:t>
-      </w:r>
-    </w:p>
-    <w:p>
-      <w:pPr>
-        <w:spacing w:before="80" w:line="360" w:lineRule="auto"/>
-        <w:ind w:left="720" w:firstLine="720"/>
-      </w:pPr>
-      <w:r>
-        <w:rPr>
-          <w:rFonts w:ascii="Times New Roman" w:eastAsia="Times New Roman" w:hAnsi="Times New Roman" w:cs="Times New Roman"/>
-          <w:b/>
-          <w:bCs/>
-          <w:sz w:val="24"/>
-          <w:szCs w:val="24"/>
-        </w:rPr>
-        <w:t xml:space="preserve">Objetivo. </w:t>
-      </w:r>
-      <w:r>
-        <w:rPr>
-          <w:rFonts w:ascii="Times New Roman" w:eastAsia="Times New Roman" w:hAnsi="Times New Roman" w:cs="Times New Roman"/>
-          <w:sz w:val="24"/>
-          <w:szCs w:val="24"/>
-        </w:rPr>
-        <w:t xml:space="preserve">El objetivo fue desarrollar un modelo de preentrenamiento capaz de aprender conjuntamente la representación textual y la información de diseño visual (layout) de los documentos, para mejorar tareas posteriores de comprensión de documentos como la clasificación y la extracción de información en formularios.</w:t>
-      </w:r>
-    </w:p>
-    <w:p>
-      <w:pPr>
-        <w:spacing w:before="80" w:line="360" w:lineRule="auto"/>
-        <w:ind w:left="720" w:firstLine="720"/>
-      </w:pPr>
-      <w:r>
-        <w:rPr>
-          <w:rFonts w:ascii="Times New Roman" w:eastAsia="Times New Roman" w:hAnsi="Times New Roman" w:cs="Times New Roman"/>
-          <w:b/>
-          <w:bCs/>
-          <w:sz w:val="24"/>
-          <w:szCs w:val="24"/>
-        </w:rPr>
-        <w:t xml:space="preserve">Metodología. </w:t>
-      </w:r>
-      <w:r>
-        <w:rPr>
-          <w:rFonts w:ascii="Times New Roman" w:eastAsia="Times New Roman" w:hAnsi="Times New Roman" w:cs="Times New Roman"/>
-          <w:sz w:val="24"/>
-          <w:szCs w:val="24"/>
-        </w:rPr>
-        <w:t xml:space="preserve">Se preentrenó un modelo tipo BERT incorporando, además del texto, las coordenadas espaciales (bounding boxes) de cada palabra dentro del documento, permitiendo capturar la relación entre el contenido textual y su posición visual. El modelo se evaluó en tareas de clasificación de documentos y extracción de información en formularios.</w:t>
-      </w:r>
-    </w:p>
-    <w:p>
-      <w:pPr>
-        <w:spacing w:before="80" w:line="360" w:lineRule="auto"/>
-        <w:ind w:left="720" w:firstLine="720"/>
-      </w:pPr>
-      <w:r>
-        <w:rPr>
-          <w:rFonts w:ascii="Times New Roman" w:eastAsia="Times New Roman" w:hAnsi="Times New Roman" w:cs="Times New Roman"/>
-          <w:b/>
-          <w:bCs/>
-          <w:sz w:val="24"/>
-          <w:szCs w:val="24"/>
-        </w:rPr>
-        <w:t xml:space="preserve">Resultados. </w:t>
-      </w:r>
-      <w:r>
-        <w:rPr>
-          <w:rFonts w:ascii="Times New Roman" w:eastAsia="Times New Roman" w:hAnsi="Times New Roman" w:cs="Times New Roman"/>
-          <w:sz w:val="24"/>
-          <w:szCs w:val="24"/>
-        </w:rPr>
-        <w:t xml:space="preserve">LayoutLM alcanzó una exactitud de 94.42% en la tarea de clasificación de documentos, superando significativamente a los enfoques basados exclusivamente en imagen. El modelo obtuvo su mejor desempeño en la categoría de correos electrónicos (email) y su desempeño más bajo en la categoría de formularios (form), evidenciando el valor de incorporar información de layout junto con el texto.</w:t>
-      </w:r>
-    </w:p>
-    <w:p>
-      <w:pPr>
-        <w:spacing w:before="80" w:line="360" w:lineRule="auto"/>
-        <w:ind w:left="720" w:firstLine="720"/>
-      </w:pPr>
-      <w:r>
-        <w:rPr>
-          <w:rFonts w:ascii="Times New Roman" w:eastAsia="Times New Roman" w:hAnsi="Times New Roman" w:cs="Times New Roman"/>
-          <w:b/>
-          <w:bCs/>
-          <w:sz w:val="24"/>
-          <w:szCs w:val="24"/>
-        </w:rPr>
-        <w:t xml:space="preserve">3.2.2.15. Impact of Convolutional Neural Network and FastText Embedding on Text Classification (Umer et al., 2023)</w:t>
-      </w:r>
-    </w:p>
-    <w:p>
-      <w:pPr>
-        <w:spacing w:before="80" w:line="360" w:lineRule="auto"/>
-        <w:ind w:left="720" w:firstLine="720"/>
-      </w:pPr>
-      <w:r>
-        <w:rPr>
-          <w:rFonts w:ascii="Times New Roman" w:eastAsia="Times New Roman" w:hAnsi="Times New Roman" w:cs="Times New Roman"/>
-          <w:b/>
-          <w:bCs/>
-          <w:sz w:val="24"/>
-          <w:szCs w:val="24"/>
-        </w:rPr>
-        <w:t xml:space="preserve">Objetivo. </w:t>
-      </w:r>
-      <w:r>
-        <w:rPr>
-          <w:rFonts w:ascii="Times New Roman" w:eastAsia="Times New Roman" w:hAnsi="Times New Roman" w:cs="Times New Roman"/>
-          <w:sz w:val="24"/>
-          <w:szCs w:val="24"/>
-        </w:rPr>
-        <w:t xml:space="preserve">El objetivo fue evaluar el impacto de distintas técnicas de representación de palabras (word embeddings) combinadas con arquitecturas CNN sobre el desempeño de la clasificación automática de texto, dado que la efectividad de estas técnicas no había sido evaluada sistemáticamente en términos de representación vectorial insuficiente durante el entrenamiento.</w:t>
-      </w:r>
-    </w:p>
-    <w:p>
-      <w:pPr>
-        <w:spacing w:before="80" w:line="360" w:lineRule="auto"/>
-        <w:ind w:left="720" w:firstLine="720"/>
-      </w:pPr>
-      <w:r>
-        <w:rPr>
-          <w:rFonts w:ascii="Times New Roman" w:eastAsia="Times New Roman" w:hAnsi="Times New Roman" w:cs="Times New Roman"/>
-          <w:b/>
-          <w:bCs/>
-          <w:sz w:val="24"/>
-          <w:szCs w:val="24"/>
-        </w:rPr>
-        <w:t xml:space="preserve">Metodología. </w:t>
-      </w:r>
-      <w:r>
-        <w:rPr>
-          <w:rFonts w:ascii="Times New Roman" w:eastAsia="Times New Roman" w:hAnsi="Times New Roman" w:cs="Times New Roman"/>
-          <w:sz w:val="24"/>
-          <w:szCs w:val="24"/>
-        </w:rPr>
-        <w:t xml:space="preserve">Se entrenó un modelo de clasificación basado en CNN utilizando FastText como técnica de generación de embeddings de palabras, evaluado sobre seis conjuntos de datos de referencia (AG News, Amazon Full y Polarity, Yahoo Question Answer, Yelp Full y Polarity) y adicionalmente sobre un dataset no estándar de reseñas de aerolíneas en Twitter.</w:t>
-      </w:r>
-    </w:p>
-    <w:p>
-      <w:pPr>
-        <w:spacing w:before="80" w:line="360" w:lineRule="auto"/>
-        <w:ind w:left="720" w:firstLine="720"/>
-      </w:pPr>
-      <w:r>
-        <w:rPr>
-          <w:rFonts w:ascii="Times New Roman" w:eastAsia="Times New Roman" w:hAnsi="Times New Roman" w:cs="Times New Roman"/>
-          <w:b/>
-          <w:bCs/>
-          <w:sz w:val="24"/>
-          <w:szCs w:val="24"/>
-        </w:rPr>
-        <w:t xml:space="preserve">Resultados. </w:t>
-      </w:r>
-      <w:r>
-        <w:rPr>
-          <w:rFonts w:ascii="Times New Roman" w:eastAsia="Times New Roman" w:hAnsi="Times New Roman" w:cs="Times New Roman"/>
-          <w:sz w:val="24"/>
-          <w:szCs w:val="24"/>
-        </w:rPr>
-        <w:t xml:space="preserve">El modelo CNN con embeddings FastText demostró un desempeño prometedor y consistente a través de los distintos conjuntos de datos evaluados, confirmando que FastText constituye una técnica de representación de palabras efectiva para mejorar la clasificación de texto mediante arquitecturas CNN, incluso en dominios y formatos de texto variados.</w:t>
-      </w:r>
-    </w:p>
-    <w:p>
-      <w:pPr>
-        <w:spacing w:before="80" w:line="360" w:lineRule="auto"/>
-        <w:ind w:left="720" w:firstLine="720"/>
-      </w:pPr>
-      <w:r>
-        <w:rPr>
-          <w:rFonts w:ascii="Times New Roman" w:eastAsia="Times New Roman" w:hAnsi="Times New Roman" w:cs="Times New Roman"/>
-          <w:b/>
-          <w:bCs/>
-          <w:sz w:val="24"/>
-          <w:szCs w:val="24"/>
-        </w:rPr>
-        <w:t xml:space="preserve">3.2.2.16. Fake News Detection and Classification: A Comparative Study of Convolutional Neural Networks, Large Language Models, and Natural Language Processing Models (Roumeliotis et al., 2025)</w:t>
-      </w:r>
-    </w:p>
-    <w:p>
-      <w:pPr>
-        <w:spacing w:before="80" w:line="360" w:lineRule="auto"/>
-        <w:ind w:left="720" w:firstLine="720"/>
-      </w:pPr>
-      <w:r>
-        <w:rPr>
-          <w:rFonts w:ascii="Times New Roman" w:eastAsia="Times New Roman" w:hAnsi="Times New Roman" w:cs="Times New Roman"/>
-          <w:b/>
-          <w:bCs/>
-          <w:sz w:val="24"/>
-          <w:szCs w:val="24"/>
-        </w:rPr>
-        <w:t xml:space="preserve">Objetivo. </w:t>
-      </w:r>
-      <w:r>
-        <w:rPr>
-          <w:rFonts w:ascii="Times New Roman" w:eastAsia="Times New Roman" w:hAnsi="Times New Roman" w:cs="Times New Roman"/>
-          <w:sz w:val="24"/>
-          <w:szCs w:val="24"/>
-        </w:rPr>
-        <w:t xml:space="preserve">El objetivo fue evaluar comparativamente la efectividad de arquitecturas CNN, modelos BERT y modelos generativos preentrenados (GPT) para la clasificación robusta de noticias falsas, examinando además los costos computacionales y las ventajas del ajuste fino de Modelos de Lenguaje Grandes frente a técnicas de aprendizaje profundo tradicionales.</w:t>
-      </w:r>
-    </w:p>
-    <w:p>
-      <w:pPr>
-        <w:spacing w:before="80" w:line="360" w:lineRule="auto"/>
-        <w:ind w:left="720" w:firstLine="720"/>
-      </w:pPr>
-      <w:r>
-        <w:rPr>
-          <w:rFonts w:ascii="Times New Roman" w:eastAsia="Times New Roman" w:hAnsi="Times New Roman" w:cs="Times New Roman"/>
-          <w:b/>
-          <w:bCs/>
-          <w:sz w:val="24"/>
-          <w:szCs w:val="24"/>
-        </w:rPr>
-        <w:t xml:space="preserve">Metodología. </w:t>
-      </w:r>
-      <w:r>
-        <w:rPr>
-          <w:rFonts w:ascii="Times New Roman" w:eastAsia="Times New Roman" w:hAnsi="Times New Roman" w:cs="Times New Roman"/>
-          <w:sz w:val="24"/>
-          <w:szCs w:val="24"/>
-        </w:rPr>
-        <w:t xml:space="preserve">Se compararon modelos CNN, BERT y variantes de GPT (incluyendo GPT-4 Omni y GPT-4o mini) antes y después de un proceso de ajuste fino mediante aprendizaje de pocos ejemplos (few-shot learning), evaluando su exactitud de clasificación y los costos asociados al ajuste fino en escenarios de aplicación real.</w:t>
-      </w:r>
-    </w:p>
-    <w:p>
-      <w:pPr>
-        <w:spacing w:before="80" w:line="360" w:lineRule="auto"/>
-        <w:ind w:left="720" w:firstLine="720"/>
-      </w:pPr>
-      <w:r>
-        <w:rPr>
-          <w:rFonts w:ascii="Times New Roman" w:eastAsia="Times New Roman" w:hAnsi="Times New Roman" w:cs="Times New Roman"/>
-          <w:b/>
-          <w:bCs/>
-          <w:sz w:val="24"/>
-          <w:szCs w:val="24"/>
-        </w:rPr>
-        <w:t xml:space="preserve">Resultados. </w:t>
-      </w:r>
-      <w:r>
-        <w:rPr>
-          <w:rFonts w:ascii="Times New Roman" w:eastAsia="Times New Roman" w:hAnsi="Times New Roman" w:cs="Times New Roman"/>
-          <w:sz w:val="24"/>
-          <w:szCs w:val="24"/>
-        </w:rPr>
-        <w:t xml:space="preserve">Los modelos GPT-4 Omni ajustados alcanzaron una exactitud de 98.6%, superando ampliamente a los modelos CNN tradicionales, que alcanzaron solo 58.6%. El modelo GPT-4o mini, de menor tamaño, obtuvo un desempeño comparable al modelo más grande, evidenciando la rentabilidad de modelos compactos para tareas especializadas, aunque persisten desafíos de costo computacional y desempeño limitado en escenarios de clasificación zero-shot.</w:t>
-      </w:r>
-    </w:p>
-    <w:p>
-      <w:pPr>
-        <w:spacing w:before="200" w:after="120" w:line="360" w:lineRule="auto"/>
-        <w:ind w:left="720"/>
-      </w:pPr>
-      <w:r>
-        <w:rPr>
-          <w:rFonts w:ascii="Times New Roman" w:eastAsia="Times New Roman" w:hAnsi="Times New Roman" w:cs="Times New Roman"/>
-          <w:b/>
-          <w:bCs/>
-          <w:sz w:val="24"/>
-          <w:szCs w:val="24"/>
-        </w:rPr>
-        <w:t xml:space="preserve">3.3. Marco Legal y Normativo</w:t>
+        <w:t>3.3. Marco Legal y Normativo</w:t>
       </w:r>
     </w:p>
     <w:p>
@@ -9462,7 +10862,7 @@
           <w:sz w:val="24"/>
           <w:szCs w:val="24"/>
         </w:rPr>
-        <w:t xml:space="preserve">A continuación, se presentan los instrumentos normativos que constituyen el marco jurídico aplicable al desarrollo e implementación de un sistema de clasificación automatizada de documentos administrativo-académicos en el contexto de la Mesa de Partes Virtual de una universidad pública peruana:</w:t>
+        <w:t>A continuación, se presentan los instrumentos normativos que constituyen el marco jurídico aplicable al desarrollo e implementación de un sistema de clasificación automatizada de documentos administrativo-académicos en el contexto de la Mesa de Partes Virtual de una universidad pública peruana:</w:t>
       </w:r>
     </w:p>
     <w:p>
@@ -9480,7 +10880,7 @@
           <w:sz w:val="24"/>
           <w:szCs w:val="24"/>
         </w:rPr>
-        <w:t xml:space="preserve">Ley N.° 27444 — Ley del Procedimiento Administrativo General (LPAG)</w:t>
+        <w:t>Ley N.° 27444 — Ley del Procedimiento Administrativo General (LPAG)</w:t>
       </w:r>
     </w:p>
     <w:p>
@@ -9495,7 +10895,7 @@
           <w:sz w:val="24"/>
           <w:szCs w:val="24"/>
         </w:rPr>
-        <w:t xml:space="preserve">Aprobada en 2001 y vigente mediante su Texto Único Ordenado (D.S. N.° 004-2019-JUS), regula los procedimientos administrativos que las entidades públicas —incluidas las universidades— siguen para la recepción, tramitación y resolución de las solicitudes presentadas por los administrados. Los documentos gestionados por la Mesa de Partes Virtual de la FISI constituyen, en términos legales, escritos presentados en el marco de un procedimiento administrativo regulado por esta ley.</w:t>
+        <w:t>Aprobada en 2001 y vigente mediante su Texto Único Ordenado (D.S. N.° 004-2019-JUS), regula los procedimientos administrativos que las entidades públicas —incluidas las universidades— siguen para la recepción, tramitación y resolución de las solicitudes presentadas por los administrados. Los documentos gestionados por la Mesa de Partes Virtual de la FISI constituyen, en términos legales, escritos presentados en el marco de un procedimiento administrativo regulado por esta ley.</w:t>
       </w:r>
     </w:p>
     <w:p>
@@ -9513,7 +10913,7 @@
           <w:sz w:val="24"/>
           <w:szCs w:val="24"/>
         </w:rPr>
-        <w:t xml:space="preserve">Ley N.° 31170 y Decreto Legislativo N.° 1412 — Gobierno Digital y Mesas de Partes Digitales</w:t>
+        <w:t>Ley N.° 31170 y Decreto Legislativo N.° 1412 — Gobierno Digital y Mesas de Partes Digitales</w:t>
       </w:r>
     </w:p>
     <w:p>
@@ -9528,7 +10928,16 @@
           <w:sz w:val="24"/>
           <w:szCs w:val="24"/>
         </w:rPr>
-        <w:t xml:space="preserve">La Ley N.° 31170 dispone la implementación obligatoria de mesas de partes digitales y notificaciones electrónicas en las entidades de la administración pública, en el marco del Decreto Legislativo N.° 1412, Ley de Gobierno Digital, que impulsa la transformación digital de los procesos, servicios y procedimientos administrativos del Estado. La Mesa de Partes Virtual de la FISI se enmarca directamente en el cumplimiento de esta normativa.</w:t>
+        <w:t xml:space="preserve">La Ley N.° 31170 dispone la implementación obligatoria de mesas de partes digitales y notificaciones electrónicas en las entidades de la administración pública, en el marco del Decreto Legislativo N.° 1412, Ley de Gobierno Digital, </w:t>
+      </w:r>
+      <w:r>
+        <w:rPr>
+          <w:rFonts w:ascii="Times New Roman" w:eastAsia="Times New Roman" w:hAnsi="Times New Roman" w:cs="Times New Roman"/>
+          <w:sz w:val="24"/>
+          <w:szCs w:val="24"/>
+        </w:rPr>
+        <w:lastRenderedPageBreak/>
+        <w:t>que impulsa la transformación digital de los procesos, servicios y procedimientos administrativos del Estado. La Mesa de Partes Virtual de la FISI se enmarca directamente en el cumplimiento de esta normativa.</w:t>
       </w:r>
     </w:p>
     <w:p>
@@ -9546,7 +10955,7 @@
           <w:sz w:val="24"/>
           <w:szCs w:val="24"/>
         </w:rPr>
-        <w:t xml:space="preserve">Ley N.° 31465 — Facilitación de la Recepción Documental Digital</w:t>
+        <w:t>Ley N.° 31465 — Facilitación de la Recepción Documental Digital</w:t>
       </w:r>
     </w:p>
     <w:p>
@@ -9561,7 +10970,7 @@
           <w:sz w:val="24"/>
           <w:szCs w:val="24"/>
         </w:rPr>
-        <w:t xml:space="preserve">Modifica los artículos 113, 114, 117 y 123 de la LPAG para precisar las reglas de recepción documental digital y la presentación de escritos por medios electrónicos, sustentando legalmente la migración de trámites físicos hacia plataformas virtuales como la utilizada por la FISI.</w:t>
+        <w:t>Modifica los artículos 113, 114, 117 y 123 de la LPAG para precisar las reglas de recepción documental digital y la presentación de escritos por medios electrónicos, sustentando legalmente la migración de trámites físicos hacia plataformas virtuales como la utilizada por la FISI.</w:t>
       </w:r>
     </w:p>
     <w:p>
@@ -9579,7 +10988,7 @@
           <w:sz w:val="24"/>
           <w:szCs w:val="24"/>
         </w:rPr>
-        <w:t xml:space="preserve">Ley N.° 29733 — Ley de Protección de Datos Personales</w:t>
+        <w:t>Ley N.° 29733 — Ley de Protección de Datos Personales</w:t>
       </w:r>
     </w:p>
     <w:p>
@@ -9594,7 +11003,7 @@
           <w:sz w:val="24"/>
           <w:szCs w:val="24"/>
         </w:rPr>
-        <w:t xml:space="preserve">Los documentos administrativo-académicos gestionados por el sistema propuesto contienen datos personales de los solicitantes (nombre, código universitario, correo electrónico). A diferencia de los datos de salud, estos datos no constituyen "datos sensibles" bajo esta ley, lo que simplifica su tratamiento: no se requiere consentimiento informado especial, comité de ética institucional, ni convenios de acceso extendidos como los exigidos para el tratamiento de historias clínicas electrónicas. El sistema propuesto puede implementarse mediante un convenio directo con la Unidad de Tecnología de Información de la FISI (UTI FISI), aplicando medidas estándar de seguridad y anonimización sobre el dataset de entrenamiento.</w:t>
+        <w:t>Los documentos administrativo-académicos gestionados por el sistema propuesto contienen datos personales de los solicitantes (nombre, código universitario, correo electrónico). A diferencia de los datos de salud, estos datos no constituyen "datos sensibles" bajo esta ley, lo que simplifica su tratamiento: no se requiere consentimiento informado especial, comité de ética institucional, ni convenios de acceso extendidos como los exigidos para el tratamiento de historias clínicas electrónicas. El sistema propuesto puede implementarse mediante un convenio directo con la Unidad de Tecnología de Información de la FISI (UTI FISI), aplicando medidas estándar de seguridad y anonimización sobre el dataset de entrenamiento.</w:t>
       </w:r>
     </w:p>
     <w:p>
@@ -9610,7 +11019,7 @@
           <w:sz w:val="24"/>
           <w:szCs w:val="24"/>
         </w:rPr>
-        <w:t xml:space="preserve">3.4. Aplicativos</w:t>
+        <w:t>3.4. Aplicativos</w:t>
       </w:r>
     </w:p>
     <w:p>
@@ -9625,7 +11034,7 @@
           <w:sz w:val="24"/>
           <w:szCs w:val="24"/>
         </w:rPr>
-        <w:t xml:space="preserve">En el Perú, la gestión documental de las entidades públicas —incluidas las universidades— se apoya en diversas plataformas de trámite documentario. A continuación, se describen los principales sistemas identificados y su nivel de automatización en la clasificación de documentos:</w:t>
+        <w:t>En el Perú, la gestión documental de las entidades públicas —incluidas las universidades— se apoya en diversas plataformas de trámite documentario. A continuación, se describen los principales sistemas identificados y su nivel de automatización en la clasificación de documentos:</w:t>
       </w:r>
     </w:p>
     <w:p>
@@ -9643,7 +11052,7 @@
           <w:sz w:val="24"/>
           <w:szCs w:val="24"/>
         </w:rPr>
-        <w:t xml:space="preserve">SIGED (Sistema de Gestión Electrónica de Documentos)</w:t>
+        <w:t>SIGED (Sistema de Gestión Electrónica de Documentos)</w:t>
       </w:r>
     </w:p>
     <w:p>
@@ -9658,7 +11067,16 @@
           <w:sz w:val="24"/>
           <w:szCs w:val="24"/>
         </w:rPr>
-        <w:t xml:space="preserve">Desarrollado por la Presidencia del Consejo de Ministros (PCM) como parte del catálogo de Software Público del Estado Peruano, SIGED incorpora los cuatro procesos del Modelo de Gestión Documental (MGD): Recepción, Emisión, Despacho y Archivo, integrado con un componente de firma digital (DNI electrónico o token). No incorpora, sin embargo, mecanismos de clasificación automática basados en inteligencia artificial: la categorización de cada documento continúa siendo asignada manualmente por el usuario que lo registra.</w:t>
+        <w:t xml:space="preserve">Desarrollado por la Presidencia del Consejo de Ministros (PCM) como parte del catálogo de Software Público del Estado Peruano, SIGED incorpora los cuatro procesos del Modelo de Gestión Documental (MGD): Recepción, Emisión, Despacho y Archivo, integrado con un componente de firma digital (DNI electrónico o token). No incorpora, sin embargo, mecanismos de clasificación </w:t>
+      </w:r>
+      <w:r>
+        <w:rPr>
+          <w:rFonts w:ascii="Times New Roman" w:eastAsia="Times New Roman" w:hAnsi="Times New Roman" w:cs="Times New Roman"/>
+          <w:sz w:val="24"/>
+          <w:szCs w:val="24"/>
+        </w:rPr>
+        <w:lastRenderedPageBreak/>
+        <w:t>automática basados en inteligencia artificial: la categorización de cada documento continúa siendo asignada manualmente por el usuario que lo registra.</w:t>
       </w:r>
     </w:p>
     <w:p>
@@ -9676,7 +11094,7 @@
           <w:sz w:val="24"/>
           <w:szCs w:val="24"/>
         </w:rPr>
-        <w:t xml:space="preserve">SisGeDo (Sistema de Gestión Documentaria)</w:t>
+        <w:t>SisGeDo (Sistema de Gestión Documentaria)</w:t>
       </w:r>
     </w:p>
     <w:p>
@@ -9691,7 +11109,7 @@
           <w:sz w:val="24"/>
           <w:szCs w:val="24"/>
         </w:rPr>
-        <w:t xml:space="preserve">Utilizado por gobiernos regionales peruanos y por universidades públicas —como la Universidad Nacional de Huancavelica—, SisGeDo permite el registro, seguimiento y consulta de expedientes mediante un número de trámite. Al igual que SIGED, la clasificación del tipo de documento se realiza mediante selección manual de un catálogo predefinido, sin apoyo de modelos de clasificación automática.</w:t>
+        <w:t>Utilizado por gobiernos regionales peruanos y por universidades públicas —como la Universidad Nacional de Huancavelica—, SisGeDo permite el registro, seguimiento y consulta de expedientes mediante un número de trámite. Al igual que SIGED, la clasificación del tipo de documento se realiza mediante selección manual de un catálogo predefinido, sin apoyo de modelos de clasificación automática.</w:t>
       </w:r>
     </w:p>
     <w:p>
@@ -9709,7 +11127,7 @@
           <w:sz w:val="24"/>
           <w:szCs w:val="24"/>
         </w:rPr>
-        <w:t xml:space="preserve">Mesa de Partes Virtual (plataformas institucionales genéricas)</w:t>
+        <w:t>Mesa de Partes Virtual (plataformas institucionales genéricas)</w:t>
       </w:r>
     </w:p>
     <w:p>
@@ -9724,7 +11142,7 @@
           <w:sz w:val="24"/>
           <w:szCs w:val="24"/>
         </w:rPr>
-        <w:t xml:space="preserve">La mayoría de universidades públicas peruanas, incluyendo la FISI-UNMSM, operan una Mesa de Partes Virtual propia para la recepción digital de solicitudes mediante el Formato Único de Trámite (FUT). Estas plataformas digitalizan la recepción del documento, pero no automatizan su clasificación ni su derivación hacia la unidad correspondiente, tareas que continúan dependiendo del criterio manual del personal de la Unidad de Trámite Documentario.</w:t>
+        <w:t>La mayoría de universidades públicas peruanas, incluyendo la FISI-UNMSM, operan una Mesa de Partes Virtual propia para la recepción digital de solicitudes mediante el Formato Único de Trámite (FUT). Estas plataformas digitalizan la recepción del documento, pero no automatizan su clasificación ni su derivación hacia la unidad correspondiente, tareas que continúan dependiendo del criterio manual del personal de la Unidad de Trámite Documentario.</w:t>
       </w:r>
     </w:p>
     <w:p>
@@ -9745,7 +11163,7 @@
     </w:p>
     <w:p>
       <w:pPr>
-        <w:spacing w:before="0" w:after="80" w:line="360" w:lineRule="auto"/>
+        <w:spacing w:after="80" w:line="360" w:lineRule="auto"/>
         <w:ind w:left="720" w:firstLine="720"/>
       </w:pPr>
       <w:r>
@@ -9756,7 +11174,7 @@
           <w:sz w:val="24"/>
           <w:szCs w:val="24"/>
         </w:rPr>
-        <w:t xml:space="preserve">Comparación entre sistemas de gestión documental utilizados en el sector público peruano</w:t>
+        <w:t>Comparación entre sistemas de gestión documental utilizados en el sector público peruano</w:t>
       </w:r>
     </w:p>
     <w:tbl>
@@ -9812,7 +11230,7 @@
                 <w:sz w:val="20"/>
                 <w:szCs w:val="20"/>
               </w:rPr>
-              <w:t xml:space="preserve">Sistema</w:t>
+              <w:t>Sistema</w:t>
             </w:r>
           </w:p>
         </w:tc>
@@ -9846,7 +11264,7 @@
                 <w:sz w:val="20"/>
                 <w:szCs w:val="20"/>
               </w:rPr>
-              <w:t xml:space="preserve">Ámbito de uso</w:t>
+              <w:t>Ámbito de uso</w:t>
             </w:r>
           </w:p>
         </w:tc>
@@ -9880,7 +11298,7 @@
                 <w:sz w:val="20"/>
                 <w:szCs w:val="20"/>
               </w:rPr>
-              <w:t xml:space="preserve">Funcionalidad principal</w:t>
+              <w:t>Funcionalidad principal</w:t>
             </w:r>
           </w:p>
         </w:tc>
@@ -9914,7 +11332,7 @@
                 <w:sz w:val="20"/>
                 <w:szCs w:val="20"/>
               </w:rPr>
-              <w:t xml:space="preserve">Clasificación automática (CNN)</w:t>
+              <w:t>Clasificación automática (CNN)</w:t>
             </w:r>
           </w:p>
         </w:tc>
@@ -9950,7 +11368,7 @@
                 <w:sz w:val="20"/>
                 <w:szCs w:val="20"/>
               </w:rPr>
-              <w:t xml:space="preserve">SIGED</w:t>
+              <w:t>SIGED</w:t>
             </w:r>
           </w:p>
         </w:tc>
@@ -9982,7 +11400,7 @@
                 <w:sz w:val="20"/>
                 <w:szCs w:val="20"/>
               </w:rPr>
-              <w:t xml:space="preserve">Entidades del Poder Ejecutivo (software público del Estado Peruano, PCM)</w:t>
+              <w:t>Entidades del Poder Ejecutivo (software público del Estado Peruano, PCM)</w:t>
             </w:r>
           </w:p>
         </w:tc>
@@ -10014,7 +11432,7 @@
                 <w:sz w:val="20"/>
                 <w:szCs w:val="20"/>
               </w:rPr>
-              <w:t xml:space="preserve">Modelo de Gestión Documental (Recepción, Emisión, Despacho, Archivo) con firma digital.</w:t>
+              <w:t>Modelo de Gestión Documental (Recepción, Emisión, Despacho, Archivo) con firma digital.</w:t>
             </w:r>
           </w:p>
         </w:tc>
@@ -10046,7 +11464,7 @@
                 <w:sz w:val="20"/>
                 <w:szCs w:val="20"/>
               </w:rPr>
-              <w:t xml:space="preserve">No dispone</w:t>
+              <w:t>No dispone</w:t>
             </w:r>
           </w:p>
         </w:tc>
@@ -10082,7 +11500,7 @@
                 <w:sz w:val="20"/>
                 <w:szCs w:val="20"/>
               </w:rPr>
-              <w:t xml:space="preserve">SisGeDo</w:t>
+              <w:t>SisGeDo</w:t>
             </w:r>
           </w:p>
         </w:tc>
@@ -10114,7 +11532,7 @@
                 <w:sz w:val="20"/>
                 <w:szCs w:val="20"/>
               </w:rPr>
-              <w:t xml:space="preserve">Gobiernos regionales y universidades públicas (p. ej. Universidad Nacional de Huancavelica)</w:t>
+              <w:t>Gobiernos regionales y universidades públicas (p. ej. Universidad Nacional de Huancavelica)</w:t>
             </w:r>
           </w:p>
         </w:tc>
@@ -10146,7 +11564,7 @@
                 <w:sz w:val="20"/>
                 <w:szCs w:val="20"/>
               </w:rPr>
-              <w:t xml:space="preserve">Registro, seguimiento y consulta de expedientes mediante número de trámite.</w:t>
+              <w:t>Registro, seguimiento y consulta de expedientes mediante número de trámite.</w:t>
             </w:r>
           </w:p>
         </w:tc>
@@ -10178,7 +11596,7 @@
                 <w:sz w:val="20"/>
                 <w:szCs w:val="20"/>
               </w:rPr>
-              <w:t xml:space="preserve">No dispone</w:t>
+              <w:t>No dispone</w:t>
             </w:r>
           </w:p>
         </w:tc>
@@ -10214,7 +11632,7 @@
                 <w:sz w:val="20"/>
                 <w:szCs w:val="20"/>
               </w:rPr>
-              <w:t xml:space="preserve">Mesa de Partes Virtual (genérica)</w:t>
+              <w:t>Mesa de Partes Virtual (genérica)</w:t>
             </w:r>
           </w:p>
         </w:tc>
@@ -10246,7 +11664,7 @@
                 <w:sz w:val="20"/>
                 <w:szCs w:val="20"/>
               </w:rPr>
-              <w:t xml:space="preserve">Universidades públicas peruanas, incluyendo la FISI-UNMSM</w:t>
+              <w:t>Universidades públicas peruanas, incluyendo la FISI-UNMSM</w:t>
             </w:r>
           </w:p>
         </w:tc>
@@ -10278,7 +11696,7 @@
                 <w:sz w:val="20"/>
                 <w:szCs w:val="20"/>
               </w:rPr>
-              <w:t xml:space="preserve">Recepción digital de solicitudes mediante el Formato Único de Trámite (FUT).</w:t>
+              <w:t>Recepción digital de solicitudes mediante el Formato Único de Trámite (FUT).</w:t>
             </w:r>
           </w:p>
         </w:tc>
@@ -10310,7 +11728,7 @@
                 <w:sz w:val="20"/>
                 <w:szCs w:val="20"/>
               </w:rPr>
-              <w:t xml:space="preserve">No dispone — clasificación y derivación manual</w:t>
+              <w:t>No dispone — clasificación y derivación manual</w:t>
             </w:r>
           </w:p>
         </w:tc>
@@ -10329,7 +11747,8 @@
           <w:sz w:val="24"/>
           <w:szCs w:val="24"/>
         </w:rPr>
-        <w:t xml:space="preserve">Nota. Ninguno de los sistemas identificados incorpora un mecanismo de clasificación automática de documentos basado en aprendizaje profundo, lo que evidencia la brecha tecnológica que la presente investigación busca cubrir. Elaboración propia.</w:t>
+        <w:lastRenderedPageBreak/>
+        <w:t>Nota. Ninguno de los sistemas identificados incorpora un mecanismo de clasificación automática de documentos basado en aprendizaje profundo, lo que evidencia la brecha tecnológica que la presente investigación busca cubrir. Elaboración propia.</w:t>
       </w:r>
     </w:p>
     <w:p>
@@ -10345,7 +11764,7 @@
           <w:sz w:val="24"/>
           <w:szCs w:val="24"/>
         </w:rPr>
-        <w:t xml:space="preserve">3.5. Casos de Éxito</w:t>
+        <w:t>3.5. Casos de Éxito</w:t>
       </w:r>
     </w:p>
     <w:p>
@@ -10360,7 +11779,7 @@
           <w:sz w:val="24"/>
           <w:szCs w:val="24"/>
         </w:rPr>
-        <w:t xml:space="preserve">Si bien no se ha identificado literatura que documente la aplicación de CNN para la clasificación de documentos administrativos en el contexto universitario peruano, existen casos internacionales que validan la viabilidad técnica de este enfoque en dominios institucionales análogos:</w:t>
+        <w:t>Si bien no se ha identificado literatura que documente la aplicación de CNN para la clasificación de documentos administrativos en el contexto universitario peruano, existen casos internacionales que validan la viabilidad técnica de este enfoque en dominios institucionales análogos:</w:t>
       </w:r>
     </w:p>
     <w:p>
@@ -10378,7 +11797,7 @@
           <w:sz w:val="24"/>
           <w:szCs w:val="24"/>
         </w:rPr>
-        <w:t xml:space="preserve">Clasificación de documentos universitarios escaneados (Kazajistán)</w:t>
+        <w:t>Clasificación de documentos universitarios escaneados (Kazajistán)</w:t>
       </w:r>
     </w:p>
     <w:p>
@@ -10393,7 +11812,7 @@
           <w:sz w:val="24"/>
           <w:szCs w:val="24"/>
         </w:rPr>
-        <w:t xml:space="preserve">Baimakhanova et al. (2023) desarrollaron un sistema de clasificación automática para documentos universitarios escaneados de la Universidad Internacional Kazajo-Turca Khoja Akhmet Yassawi, empleando una arquitectura híbrida CNN-RNN sobre un dataset propio de 11,139 documentos reales distribuidos en siete categorías. El sistema alcanzó una exactitud de 97.3%, demostrando que la clasificación automatizada de documentos institucionales escaneados —un escenario estructuralmente similar al de la Mesa de Partes Virtual de la FISI— es técnicamente viable incluso con recursos computacionales moderados.</w:t>
+        <w:t>Baimakhanova et al. (2023) desarrollaron un sistema de clasificación automática para documentos universitarios escaneados de la Universidad Internacional Kazajo-Turca Khoja Akhmet Yassawi, empleando una arquitectura híbrida CNN-RNN sobre un dataset propio de 11,139 documentos reales distribuidos en siete categorías. El sistema alcanzó una exactitud de 97.3%, demostrando que la clasificación automatizada de documentos institucionales escaneados —un escenario estructuralmente similar al de la Mesa de Partes Virtual de la FISI— es técnicamente viable incluso con recursos computacionales moderados.</w:t>
       </w:r>
     </w:p>
     <w:p>
@@ -10411,7 +11830,7 @@
           <w:sz w:val="24"/>
           <w:szCs w:val="24"/>
         </w:rPr>
-        <w:t xml:space="preserve">Clasificación de solicitudes ciudadanas en gobierno electrónico</w:t>
+        <w:t>Clasificación de solicitudes ciudadanas en gobierno electrónico</w:t>
       </w:r>
     </w:p>
     <w:p>
@@ -10426,7 +11845,7 @@
           <w:sz w:val="24"/>
           <w:szCs w:val="24"/>
         </w:rPr>
-        <w:t xml:space="preserve">En el ámbito del gobierno electrónico, Beskorovainyi (2026) implementó un sistema de clasificación y derivación automatizada de solicitudes ciudadanas dirigidas a agencias gubernamentales, reduciendo el tiempo de procesamiento en 54% respecto al trámite manual. De manera similar, Rakhimzhanov et al. (2025) validaron el uso de modelos de clasificación de texto para la categorización automática de quejas ciudadanas de transporte público bajo restricciones reales de producción. Ambos casos confirman que la automatización de la clasificación y derivación documental en el sector público genera mejoras sustanciales y medibles en los tiempos de atención, un resultado directamente extrapolable al objetivo de la presente investigación.</w:t>
+        <w:t>En el ámbito del gobierno electrónico, Beskorovainyi (2026) implementó un sistema de clasificación y derivación automatizada de solicitudes ciudadanas dirigidas a agencias gubernamentales, reduciendo el tiempo de procesamiento en 54% respecto al trámite manual. De manera similar, Rakhimzhanov et al. (2025) validaron el uso de modelos de clasificación de texto para la categorización automática de quejas ciudadanas de transporte público bajo restricciones reales de producción. Ambos casos confirman que la automatización de la clasificación y derivación documental en el sector público genera mejoras sustanciales y medibles en los tiempos de atención, un resultado directamente extrapolable al objetivo de la presente investigación.</w:t>
       </w:r>
     </w:p>
     <w:p>
@@ -10434,7 +11853,7 @@
         <w:spacing w:before="120" w:after="120" w:line="360" w:lineRule="auto"/>
         <w:jc w:val="center"/>
       </w:pPr>
-      <w:bookmarkStart w:id="501" w:name="cap4"/>
+      <w:bookmarkStart w:id="34" w:name="cap4"/>
       <w:r>
         <w:rPr>
           <w:rFonts w:ascii="Times New Roman" w:eastAsia="Times New Roman" w:hAnsi="Times New Roman" w:cs="Times New Roman"/>
@@ -10446,7 +11865,7 @@
         <w:lastRenderedPageBreak/>
         <w:t>Capítulo IV. Sistema de Clasificación Automatizada de Documentos Clínicos</w:t>
       </w:r>
-      <w:bookmarkEnd w:id="501"/>
+      <w:bookmarkEnd w:id="34"/>
     </w:p>
     <w:p>
       <w:pPr>
@@ -10560,9 +11979,16 @@
           <w:sz w:val="24"/>
           <w:szCs w:val="24"/>
         </w:rPr>
-        <w:t xml:space="preserve">CRISP-DM es una metodología estándar de la industria para proyectos de minería de datos y aprendizaje automático, estructurada en seis fases cíclicas: comprensión del negocio, comprensión de los datos, preparación de los datos, modelado, evaluación y despliegue. Su principal fortaleza radica en su naturaleza </w:t>
+        <w:t xml:space="preserve">CRISP-DM es una metodología estándar de la industria para proyectos de minería de datos y aprendizaje automático, estructurada en seis fases cíclicas: comprensión del negocio, comprensión de los datos, preparación de los datos, </w:t>
+      </w:r>
+      <w:r>
+        <w:rPr>
+          <w:rFonts w:ascii="Times New Roman" w:eastAsia="Times New Roman" w:hAnsi="Times New Roman" w:cs="Times New Roman"/>
+          <w:sz w:val="24"/>
+          <w:szCs w:val="24"/>
+        </w:rPr>
         <w:lastRenderedPageBreak/>
-        <w:t>iterativa: los resultados de fases posteriores pueden retroalimentar fases anteriores, lo que la hace especialmente adecuada para proyectos donde la calidad del modelo depende de múltiples rondas de ajuste. Wirth &amp; Hipp (2000) destacan que CRISP-DM es aplicable a cualquier dominio de negocio y tipo de dato, lo que la convierte en la metodología de referencia más extendida en proyectos de inteligencia artificial aplicada.</w:t>
+        <w:t>modelado, evaluación y despliegue. Su principal fortaleza radica en su naturaleza iterativa: los resultados de fases posteriores pueden retroalimentar fases anteriores, lo que la hace especialmente adecuada para proyectos donde la calidad del modelo depende de múltiples rondas de ajuste. Wirth &amp; Hipp (2000) destacan que CRISP-DM es aplicable a cualquier dominio de negocio y tipo de dato, lo que la convierte en la metodología de referencia más extendida en proyectos de inteligencia artificial aplicada.</w:t>
       </w:r>
     </w:p>
     <w:p>
@@ -12039,8 +13465,16 @@
           <w:sz w:val="24"/>
           <w:szCs w:val="24"/>
         </w:rPr>
+        <w:t xml:space="preserve">Como se puede observar en la Tabla 5, la metodología CRISP-DM presenta la mayor cobertura de criterios relevantes para el proyecto, siendo la </w:t>
+      </w:r>
+      <w:r>
+        <w:rPr>
+          <w:rFonts w:ascii="Times New Roman" w:eastAsia="Times New Roman" w:hAnsi="Times New Roman" w:cs="Times New Roman"/>
+          <w:sz w:val="24"/>
+          <w:szCs w:val="24"/>
+        </w:rPr>
         <w:lastRenderedPageBreak/>
-        <w:t>Como se puede observar en la Tabla 5, la metodología CRISP-DM presenta la mayor cobertura de criterios relevantes para el proyecto, siendo la única que combina ciclo iterativo, soporte explícito para gestión del desbalanceo de clases, adecuación para proyectos individuales e integración de una fase de despliegue. Por lo expuesto, la metodología seleccionada para el desarrollo del sistema de clasificación automatizada de documentos administrativo-académicos es CRISP-DM.</w:t>
+        <w:t>única que combina ciclo iterativo, soporte explícito para gestión del desbalanceo de clases, adecuación para proyectos individuales e integración de una fase de despliegue. Por lo expuesto, la metodología seleccionada para el desarrollo del sistema de clasificación automatizada de documentos administrativo-académicos es CRISP-DM.</w:t>
       </w:r>
     </w:p>
     <w:p>
@@ -12190,6 +13624,20 @@
           <w:sz w:val="24"/>
           <w:szCs w:val="24"/>
         </w:rPr>
+      </w:pPr>
+    </w:p>
+    <w:p>
+      <w:pPr>
+        <w:spacing w:before="120" w:after="120" w:line="360" w:lineRule="auto"/>
+        <w:ind w:left="720" w:firstLine="720"/>
+        <w:jc w:val="both"/>
+      </w:pPr>
+    </w:p>
+    <w:p>
+      <w:pPr>
+        <w:spacing w:before="120" w:after="120" w:line="360" w:lineRule="auto"/>
+        <w:ind w:left="720" w:firstLine="720"/>
+        <w:jc w:val="both"/>
       </w:pPr>
     </w:p>
     <w:p>
@@ -13180,7 +14628,7 @@
           <w:sz w:val="24"/>
           <w:szCs w:val="24"/>
         </w:rPr>
-        <w:t xml:space="preserve">Conforme a los resultados de la Tabla 6, Python con PyTorch es la tecnología seleccionada para el desarrollo de la CNN. PyTorch ofrece el ecosistema más completo para el desarrollo de modelos de aprendizaje profundo orientados a la investigación: soporte nativo para CNN con control granular de la arquitectura, un ecosistema maduro de bibliotecas de procesamiento de lenguaje natural en español —como scikit-learn, empleada en este sistema para la vectorización TF-IDF del texto administrativo-académico— y amplia adopción en la comunidad científica internacional que produce los artículos de referencia del estado del arte de esta tesis. Para el despliegue, se empleará FastAPI por su rendimiento asíncrono y su generación automática de documentación OpenAPI, empaquetado mediante Docker para garantizar la portabilidad entre entornos institucionales.</w:t>
+        <w:t>Conforme a los resultados de la Tabla 6, Python con PyTorch es la tecnología seleccionada para el desarrollo de la CNN. PyTorch ofrece el ecosistema más completo para el desarrollo de modelos de aprendizaje profundo orientados a la investigación: soporte nativo para CNN con control granular de la arquitectura, un ecosistema maduro de bibliotecas de procesamiento de lenguaje natural en español —como scikit-learn, empleada en este sistema para la vectorización TF-IDF del texto administrativo-académico— y amplia adopción en la comunidad científica internacional que produce los artículos de referencia del estado del arte de esta tesis. Para el despliegue, se empleará FastAPI por su rendimiento asíncrono y su generación automática de documentación OpenAPI, empaquetado mediante Docker para garantizar la portabilidad entre entornos institucionales.</w:t>
       </w:r>
     </w:p>
     <w:p>
@@ -14254,7 +15702,6 @@
           <w:i/>
           <w:iCs/>
         </w:rPr>
-        <w:lastRenderedPageBreak/>
         <w:t>Nota. Los requisitos fueron definidos en función de los objetivos específicos del proyecto y las necesidades del personal de la Unidad de Trámite Documentario de la Facultad de Ingeniería de Sistemas e Informática. Elaboración propia.</w:t>
       </w:r>
     </w:p>
@@ -14271,6 +15718,7 @@
           <w:sz w:val="24"/>
           <w:szCs w:val="24"/>
         </w:rPr>
+        <w:lastRenderedPageBreak/>
         <w:t>4.1.3.2. Requisitos No Funcionales</w:t>
       </w:r>
     </w:p>
@@ -15098,6 +16546,24 @@
     </w:p>
     <w:p>
       <w:pPr>
+        <w:spacing w:before="60" w:after="160" w:line="360" w:lineRule="auto"/>
+        <w:ind w:left="720"/>
+      </w:pPr>
+    </w:p>
+    <w:p>
+      <w:pPr>
+        <w:spacing w:before="60" w:after="160" w:line="360" w:lineRule="auto"/>
+        <w:ind w:left="720"/>
+      </w:pPr>
+    </w:p>
+    <w:p>
+      <w:pPr>
+        <w:spacing w:before="60" w:after="160" w:line="360" w:lineRule="auto"/>
+        <w:ind w:left="720"/>
+      </w:pPr>
+    </w:p>
+    <w:p>
+      <w:pPr>
         <w:spacing w:before="120" w:after="120" w:line="360" w:lineRule="auto"/>
         <w:ind w:left="720"/>
       </w:pPr>
@@ -15768,30 +17234,17 @@
           <w:sz w:val="24"/>
           <w:szCs w:val="24"/>
         </w:rPr>
-        <w:t xml:space="preserve">La aplicación concreta de CRISP-DM en el presente proyecto se desarrolló de la siguiente manera. En la fase de comprensión del negocio, se definieron las cinco categorías de documentos administrativo-académicos (certificado de estudios, constancia académica, trámite de convalidación, trámite de grado o título e solicitud administrativa general) a partir del </w:t>
+        <w:t xml:space="preserve">La aplicación concreta de CRISP-DM en el presente proyecto se desarrolló de la siguiente manera. En la fase de comprensión del negocio, se definieron las cinco categorías de documentos administrativo-académicos (certificado de estudios, constancia académica, trámite de convalidación, trámite de grado o título e solicitud administrativa general) a partir del análisis del problema descrito en el </w:t>
+      </w:r>
+      <w:r>
+        <w:rPr>
+          <w:rFonts w:ascii="Times New Roman" w:eastAsia="Times New Roman" w:hAnsi="Times New Roman" w:cs="Times New Roman"/>
+          <w:sz w:val="24"/>
+          <w:szCs w:val="24"/>
+        </w:rPr>
         <w:lastRenderedPageBreak/>
-        <w:t>análisis del problema descrito en el Capítulo I. En las fases de comprensión y preparación de los datos, se construyó un conjunto de documentos administrativo-académicos de prueba en español, sobre el cual se aplicó un pipeline de normalización de texto y vectorización mediante TF-IDF. En la fase de modelado, se implementó la arquitectura CNN descrita en la sección 4.2.4, entrenada mediante el framework PyTorch sobre dicho conjunto de datos. En la fase de evaluación, el desempeño del modelo se verificó mediante el score de confianza —obtenido de la función Softmax de la capa final de la red— y se estableció un umbral de 0.60 para activar alertas de revisión manual, en línea con el criterio de gestión del desbalanceo de clases documentado por Lu et al. (2022). Finalmente, en la fase de despliegue, el sistema fue empaquetado como una API REST desarrollada con FastAPI, con una interfaz web para la clasificación de documentos y documentación automática mediante Swagger UI, y publicado en un repositorio de control de versiones para garantizar su trazabilidad. El carácter iterativo de CRISP-DM permitió, además, retroalimentar el diseño del pipeline de preprocesamiento a partir de los resultados observados durante las pruebas del prototipo, ajustando los criterios de normalización del texto administrativo en función del vocabulario efectivamente presente en los documentos evaluados.</w:t>
-      </w:r>
-    </w:p>
-    <w:p>
-      <w:pPr>
-        <w:spacing w:before="60" w:after="60" w:line="360" w:lineRule="auto"/>
-      </w:pPr>
-    </w:p>
-    <w:p>
-      <w:pPr>
-        <w:spacing w:before="60" w:after="60" w:line="360" w:lineRule="auto"/>
-      </w:pPr>
-    </w:p>
-    <w:p>
-      <w:pPr>
-        <w:spacing w:before="60" w:after="60" w:line="360" w:lineRule="auto"/>
-      </w:pPr>
-    </w:p>
-    <w:p>
-      <w:pPr>
-        <w:spacing w:before="60" w:after="60" w:line="360" w:lineRule="auto"/>
-      </w:pPr>
+        <w:t>Capítulo I. En las fases de comprensión y preparación de los datos, se construyó un conjunto de documentos administrativo-académicos de prueba en español, sobre el cual se aplicó un pipeline de normalización de texto y vectorización mediante TF-IDF. En la fase de modelado, se implementó la arquitectura CNN descrita en la sección 4.2.4, entrenada mediante el framework PyTorch sobre dicho conjunto de datos. En la fase de evaluación, el desempeño del modelo se verificó mediante el score de confianza —obtenido de la función Softmax de la capa final de la red— y se estableció un umbral de 0.60 para activar alertas de revisión manual, en línea con el criterio de gestión del desbalanceo de clases documentado por Lu et al. (2022). Finalmente, en la fase de despliegue, el sistema fue empaquetado como una API REST desarrollada con FastAPI, con una interfaz web para la clasificación de documentos y documentación automática mediante Swagger UI, y publicado en un repositorio de control de versiones para garantizar su trazabilidad. El carácter iterativo de CRISP-DM permitió, además, retroalimentar el diseño del pipeline de preprocesamiento a partir de los resultados observados durante las pruebas del prototipo, ajustando los criterios de normalización del texto administrativo en función del vocabulario efectivamente presente en los documentos evaluados.</w:t>
+      </w:r>
     </w:p>
     <w:p>
       <w:pPr>
@@ -15808,7 +17261,7 @@
         </w:rPr>
         <w:t xml:space="preserve">4.2. Diseño del </w:t>
       </w:r>
-      <w:commentRangeStart w:id="12"/>
+      <w:commentRangeStart w:id="35"/>
       <w:r>
         <w:rPr>
           <w:rFonts w:ascii="Times New Roman" w:eastAsia="Times New Roman" w:hAnsi="Times New Roman" w:cs="Times New Roman"/>
@@ -15819,14 +17272,14 @@
         </w:rPr>
         <w:t>Sistema</w:t>
       </w:r>
-      <w:commentRangeEnd w:id="12"/>
+      <w:commentRangeEnd w:id="35"/>
       <w:r>
         <w:rPr>
           <w:rStyle w:val="Refdecomentario"/>
           <w:sz w:val="22"/>
           <w:szCs w:val="22"/>
         </w:rPr>
-        <w:commentReference w:id="12"/>
+        <w:commentReference w:id="35"/>
       </w:r>
     </w:p>
     <w:p>
@@ -15874,8 +17327,16 @@
           <w:sz w:val="24"/>
           <w:szCs w:val="24"/>
         </w:rPr>
+        <w:t>El sistema propuesto es un servicio de clasificación automatizada de documentos administrativo-académicos en español, desplegado como una API REST que puede integrarse con los sistemas de gestión de archivos existentes en los la Facultad de Ingeniería de Sistemas e Informática sin necesidad de reemplazar la infraestructura actual. El núcleo del sistema es una Red Neuronal Convolucional (CNN) entrenada sobre un corpus de documentos administrativo-</w:t>
+      </w:r>
+      <w:r>
+        <w:rPr>
+          <w:rFonts w:ascii="Times New Roman" w:eastAsia="Times New Roman" w:hAnsi="Times New Roman" w:cs="Times New Roman"/>
+          <w:sz w:val="24"/>
+          <w:szCs w:val="24"/>
+        </w:rPr>
         <w:lastRenderedPageBreak/>
-        <w:t>El sistema propuesto es un servicio de clasificación automatizada de documentos administrativo-académicos en español, desplegado como una API REST que puede integrarse con los sistemas de gestión de archivos existentes en los la Facultad de Ingeniería de Sistemas e Informática sin necesidad de reemplazar la infraestructura actual. El núcleo del sistema es una Red Neuronal Convolucional (CNN) entrenada sobre un corpus de documentos administrativo-académicos locales, que recibe como entrada el texto de un documento y produce como salida la categoría asignada junto con el nivel de confianza de la predicción.</w:t>
+        <w:t>académicos locales, que recibe como entrada el texto de un documento y produce como salida la categoría asignada junto con el nivel de confianza de la predicción.</w:t>
       </w:r>
     </w:p>
     <w:p>
@@ -15959,12 +17420,16 @@
         <w:spacing w:before="120" w:after="120" w:line="360" w:lineRule="auto"/>
         <w:ind w:left="1080"/>
         <w:jc w:val="both"/>
-      </w:pPr>
-      <w:r>
-        <w:rPr>
-          <w:rFonts w:ascii="Times New Roman" w:eastAsia="Times New Roman" w:hAnsi="Times New Roman" w:cs="Times New Roman"/>
-          <w:sz w:val="24"/>
-          <w:szCs w:val="24"/>
+        <w:rPr>
+          <w:lang w:val="pt-PT"/>
+        </w:rPr>
+      </w:pPr>
+      <w:r>
+        <w:rPr>
+          <w:rFonts w:ascii="Times New Roman" w:eastAsia="Times New Roman" w:hAnsi="Times New Roman" w:cs="Times New Roman"/>
+          <w:sz w:val="24"/>
+          <w:szCs w:val="24"/>
+          <w:lang w:val="pt-PT"/>
         </w:rPr>
         <w:t>Trámites de Grado o Título.</w:t>
       </w:r>
@@ -16045,9 +17510,7 @@
           <w:sz w:val="24"/>
           <w:szCs w:val="24"/>
         </w:rPr>
-        <w:t xml:space="preserve">Los diagramas de caso de uso modelan las interacciones entre los actores del sistema y las funcionalidades que este provee. Se identificaron tres actores principales: el Personal Administrativo (usuario primario del sistema de clasificación), el Personal Técnico (responsable del mantenimiento y monitoreo del </w:t>
-        <w:lastRenderedPageBreak/>
-        <w:t>sistema) y el Administrador del Sistema (responsable de la configuración de categorías y gestión del modelo).</w:t>
+        <w:t>Los diagramas de caso de uso modelan las interacciones entre los actores del sistema y las funcionalidades que este provee. Se identificaron tres actores principales: el Personal Administrativo (usuario primario del sistema de clasificación), el Personal Técnico (responsable del mantenimiento y monitoreo del sistema) y el Administrador del Sistema (responsable de la configuración de categorías y gestión del modelo).</w:t>
       </w:r>
     </w:p>
     <w:p>
@@ -16112,6 +17575,7 @@
           <w:sz w:val="24"/>
           <w:szCs w:val="24"/>
         </w:rPr>
+        <w:lastRenderedPageBreak/>
         <w:t xml:space="preserve">CU-02: Consultar historial de clasificaciones. </w:t>
       </w:r>
       <w:r>
@@ -16214,6 +17678,97 @@
       <w:pPr>
         <w:spacing w:before="120" w:after="120" w:line="360" w:lineRule="auto"/>
         <w:jc w:val="center"/>
+      </w:pPr>
+    </w:p>
+    <w:p>
+      <w:pPr>
+        <w:spacing w:before="160" w:after="30" w:line="360" w:lineRule="auto"/>
+        <w:ind w:left="720" w:firstLine="720"/>
+        <w:rPr>
+          <w:rFonts w:ascii="Times New Roman" w:eastAsia="Times New Roman" w:hAnsi="Times New Roman" w:cs="Times New Roman"/>
+          <w:b/>
+          <w:bCs/>
+          <w:sz w:val="24"/>
+          <w:szCs w:val="24"/>
+        </w:rPr>
+      </w:pPr>
+    </w:p>
+    <w:p>
+      <w:pPr>
+        <w:spacing w:before="160" w:after="30" w:line="360" w:lineRule="auto"/>
+        <w:ind w:left="720" w:firstLine="720"/>
+        <w:rPr>
+          <w:rFonts w:ascii="Times New Roman" w:eastAsia="Times New Roman" w:hAnsi="Times New Roman" w:cs="Times New Roman"/>
+          <w:b/>
+          <w:bCs/>
+          <w:sz w:val="24"/>
+          <w:szCs w:val="24"/>
+        </w:rPr>
+      </w:pPr>
+    </w:p>
+    <w:p>
+      <w:pPr>
+        <w:spacing w:before="160" w:after="30" w:line="360" w:lineRule="auto"/>
+        <w:ind w:left="720" w:firstLine="720"/>
+        <w:rPr>
+          <w:rFonts w:ascii="Times New Roman" w:eastAsia="Times New Roman" w:hAnsi="Times New Roman" w:cs="Times New Roman"/>
+          <w:b/>
+          <w:bCs/>
+          <w:sz w:val="24"/>
+          <w:szCs w:val="24"/>
+        </w:rPr>
+      </w:pPr>
+    </w:p>
+    <w:p>
+      <w:pPr>
+        <w:spacing w:before="160" w:after="30" w:line="360" w:lineRule="auto"/>
+        <w:ind w:left="720" w:firstLine="720"/>
+        <w:rPr>
+          <w:rFonts w:ascii="Times New Roman" w:eastAsia="Times New Roman" w:hAnsi="Times New Roman" w:cs="Times New Roman"/>
+          <w:b/>
+          <w:bCs/>
+          <w:sz w:val="24"/>
+          <w:szCs w:val="24"/>
+        </w:rPr>
+      </w:pPr>
+    </w:p>
+    <w:p>
+      <w:pPr>
+        <w:spacing w:before="160" w:after="30" w:line="360" w:lineRule="auto"/>
+        <w:ind w:left="720" w:firstLine="720"/>
+        <w:rPr>
+          <w:rFonts w:ascii="Times New Roman" w:eastAsia="Times New Roman" w:hAnsi="Times New Roman" w:cs="Times New Roman"/>
+          <w:b/>
+          <w:bCs/>
+          <w:sz w:val="24"/>
+          <w:szCs w:val="24"/>
+        </w:rPr>
+      </w:pPr>
+    </w:p>
+    <w:p>
+      <w:pPr>
+        <w:spacing w:before="160" w:after="30" w:line="360" w:lineRule="auto"/>
+        <w:ind w:left="720" w:firstLine="720"/>
+        <w:rPr>
+          <w:rFonts w:ascii="Times New Roman" w:eastAsia="Times New Roman" w:hAnsi="Times New Roman" w:cs="Times New Roman"/>
+          <w:b/>
+          <w:bCs/>
+          <w:sz w:val="24"/>
+          <w:szCs w:val="24"/>
+        </w:rPr>
+      </w:pPr>
+    </w:p>
+    <w:p>
+      <w:pPr>
+        <w:spacing w:before="160" w:after="30" w:line="360" w:lineRule="auto"/>
+        <w:ind w:left="720" w:firstLine="720"/>
+        <w:rPr>
+          <w:rFonts w:ascii="Times New Roman" w:eastAsia="Times New Roman" w:hAnsi="Times New Roman" w:cs="Times New Roman"/>
+          <w:b/>
+          <w:bCs/>
+          <w:sz w:val="24"/>
+          <w:szCs w:val="24"/>
+        </w:rPr>
       </w:pPr>
     </w:p>
     <w:p>
@@ -16502,6 +18057,13 @@
     <w:p>
       <w:pPr>
         <w:spacing w:before="120" w:after="120" w:line="360" w:lineRule="auto"/>
+        <w:ind w:left="720" w:firstLine="720"/>
+        <w:jc w:val="both"/>
+      </w:pPr>
+    </w:p>
+    <w:p>
+      <w:pPr>
+        <w:spacing w:before="120" w:after="120" w:line="360" w:lineRule="auto"/>
         <w:ind w:left="720"/>
       </w:pPr>
       <w:r>
@@ -16671,16 +18233,24 @@
           <w:sz w:val="24"/>
           <w:szCs w:val="24"/>
         </w:rPr>
+        <w:t xml:space="preserve">Capa de procesamiento (Motor CNN). </w:t>
+      </w:r>
+      <w:r>
+        <w:rPr>
+          <w:rFonts w:ascii="Times New Roman" w:eastAsia="Times New Roman" w:hAnsi="Times New Roman" w:cs="Times New Roman"/>
+          <w:sz w:val="24"/>
+          <w:szCs w:val="24"/>
+        </w:rPr>
+        <w:t xml:space="preserve">Contiene el pipeline de preprocesamiento de texto —tokenizador, normalizador del texto administrativo, generador de embeddings— y el modelo CNN entrenado con PyTorch. Esta capa </w:t>
+      </w:r>
+      <w:r>
+        <w:rPr>
+          <w:rFonts w:ascii="Times New Roman" w:eastAsia="Times New Roman" w:hAnsi="Times New Roman" w:cs="Times New Roman"/>
+          <w:sz w:val="24"/>
+          <w:szCs w:val="24"/>
+        </w:rPr>
         <w:lastRenderedPageBreak/>
-        <w:t xml:space="preserve">Capa de procesamiento (Motor CNN). </w:t>
-      </w:r>
-      <w:r>
-        <w:rPr>
-          <w:rFonts w:ascii="Times New Roman" w:eastAsia="Times New Roman" w:hAnsi="Times New Roman" w:cs="Times New Roman"/>
-          <w:sz w:val="24"/>
-          <w:szCs w:val="24"/>
-        </w:rPr>
-        <w:t>Contiene el pipeline de preprocesamiento de texto —tokenizador, normalizador del texto administrativo, generador de embeddings— y el modelo CNN entrenado con PyTorch. Esta capa recibe el texto del documento, lo transforma en una representación vectorial y produce la clasificación. El modelo puede ser actualizado sin reiniciar el servicio REST mediante la carga dinámica de pesos.</w:t>
+        <w:t>recibe el texto del documento, lo transforma en una representación vectorial y produce la clasificación. El modelo puede ser actualizado sin reiniciar el servicio REST mediante la carga dinámica de pesos.</w:t>
       </w:r>
     </w:p>
     <w:p>
@@ -16790,6 +18360,26 @@
       <w:pPr>
         <w:spacing w:before="120" w:after="120" w:line="360" w:lineRule="auto"/>
         <w:jc w:val="center"/>
+      </w:pPr>
+    </w:p>
+    <w:p>
+      <w:pPr>
+        <w:spacing w:before="120" w:after="120" w:line="360" w:lineRule="auto"/>
+      </w:pPr>
+    </w:p>
+    <w:p>
+      <w:pPr>
+        <w:spacing w:before="120" w:after="120" w:line="360" w:lineRule="auto"/>
+      </w:pPr>
+    </w:p>
+    <w:p>
+      <w:pPr>
+        <w:spacing w:before="120" w:after="120" w:line="360" w:lineRule="auto"/>
+      </w:pPr>
+    </w:p>
+    <w:p>
+      <w:pPr>
+        <w:spacing w:before="120" w:after="120" w:line="360" w:lineRule="auto"/>
       </w:pPr>
     </w:p>
     <w:p>
@@ -16956,6 +18546,13 @@
     <w:p>
       <w:pPr>
         <w:spacing w:before="120" w:after="120" w:line="360" w:lineRule="auto"/>
+        <w:ind w:left="720" w:firstLine="720"/>
+        <w:jc w:val="both"/>
+      </w:pPr>
+    </w:p>
+    <w:p>
+      <w:pPr>
+        <w:spacing w:before="120" w:after="120" w:line="360" w:lineRule="auto"/>
         <w:ind w:left="720"/>
       </w:pPr>
       <w:r>
@@ -17077,9 +18674,7 @@
           <w:sz w:val="24"/>
           <w:szCs w:val="24"/>
         </w:rPr>
-        <w:t xml:space="preserve">TensorFlow es un framework de código abierto desarrollado por Google, diseñado para el desarrollo y despliegue de modelos de aprendizaje automático a escala. Si bien ofrece capacidades robustas para producción mediante TensorFlow Serving, su curva de aprendizaje es más pronunciada que la de PyTorch para tareas </w:t>
-        <w:lastRenderedPageBreak/>
-        <w:t>de investigación y prototipado, lo que representa una desventaja en el contexto de la presente tesis.</w:t>
+        <w:t>TensorFlow es un framework de código abierto desarrollado por Google, diseñado para el desarrollo y despliegue de modelos de aprendizaje automático a escala. Si bien ofrece capacidades robustas para producción mediante TensorFlow Serving, su curva de aprendizaje es más pronunciada que la de PyTorch para tareas de investigación y prototipado, lo que representa una desventaja en el contexto de la presente tesis.</w:t>
       </w:r>
     </w:p>
     <w:p>
@@ -17095,6 +18690,7 @@
           <w:sz w:val="24"/>
           <w:szCs w:val="24"/>
         </w:rPr>
+        <w:lastRenderedPageBreak/>
         <w:t>4.1.2.1.3. Keras</w:t>
       </w:r>
     </w:p>
@@ -17115,7 +18711,7 @@
           <w:sz w:val="24"/>
           <w:szCs w:val="24"/>
         </w:rPr>
-        <w:t xml:space="preserve">Keras es una API de alto nivel para el desarrollo de redes neuronales, integrada actualmente como interfaz oficial de TensorFlow. Su diseño minimalista facilita la construcción rápida de modelos, aunque sacrifica el control detallado sobre la arquitectura que requiere el diseño de una CNN especializada para texto administrativo-académico. Además, su ecosistema de soporte para PLN en español es más limitado que el de PyTorch, que cuenta con bibliotecas maduras como HuggingFace Transformers y scikit-learn.</w:t>
+        <w:t>Keras es una API de alto nivel para el desarrollo de redes neuronales, integrada actualmente como interfaz oficial de TensorFlow. Su diseño minimalista facilita la construcción rápida de modelos, aunque sacrifica el control detallado sobre la arquitectura que requiere el diseño de una CNN especializada para texto administrativo-académico. Además, su ecosistema de soporte para PLN en español es más limitado que el de PyTorch, que cuenta con bibliotecas maduras como HuggingFace Transformers y scikit-learn.</w:t>
       </w:r>
     </w:p>
     <w:p>
@@ -17156,157 +18752,6 @@
     </w:p>
     <w:p>
       <w:pPr>
-        <w:spacing w:before="120" w:after="120" w:line="360" w:lineRule="auto"/>
-        <w:ind w:left="720" w:firstLine="720"/>
-        <w:jc w:val="both"/>
-        <w:rPr>
-          <w:rFonts w:ascii="Times New Roman" w:eastAsia="Times New Roman" w:hAnsi="Times New Roman" w:cs="Times New Roman"/>
-          <w:sz w:val="24"/>
-          <w:szCs w:val="24"/>
-        </w:rPr>
-      </w:pPr>
-    </w:p>
-    <w:p>
-      <w:pPr>
-        <w:spacing w:before="120" w:after="120" w:line="360" w:lineRule="auto"/>
-        <w:ind w:left="720" w:firstLine="720"/>
-        <w:jc w:val="both"/>
-        <w:rPr>
-          <w:rFonts w:ascii="Times New Roman" w:eastAsia="Times New Roman" w:hAnsi="Times New Roman" w:cs="Times New Roman"/>
-          <w:sz w:val="24"/>
-          <w:szCs w:val="24"/>
-        </w:rPr>
-      </w:pPr>
-    </w:p>
-    <w:p>
-      <w:pPr>
-        <w:spacing w:before="120" w:after="120" w:line="360" w:lineRule="auto"/>
-        <w:ind w:left="720" w:firstLine="720"/>
-        <w:jc w:val="both"/>
-        <w:rPr>
-          <w:rFonts w:ascii="Times New Roman" w:eastAsia="Times New Roman" w:hAnsi="Times New Roman" w:cs="Times New Roman"/>
-          <w:sz w:val="24"/>
-          <w:szCs w:val="24"/>
-        </w:rPr>
-      </w:pPr>
-    </w:p>
-    <w:p>
-      <w:pPr>
-        <w:spacing w:before="120" w:after="120" w:line="360" w:lineRule="auto"/>
-        <w:ind w:left="720" w:firstLine="720"/>
-        <w:jc w:val="both"/>
-        <w:rPr>
-          <w:rFonts w:ascii="Times New Roman" w:eastAsia="Times New Roman" w:hAnsi="Times New Roman" w:cs="Times New Roman"/>
-          <w:sz w:val="24"/>
-          <w:szCs w:val="24"/>
-        </w:rPr>
-      </w:pPr>
-    </w:p>
-    <w:p>
-      <w:pPr>
-        <w:spacing w:before="120" w:after="120" w:line="360" w:lineRule="auto"/>
-        <w:ind w:left="720" w:firstLine="720"/>
-        <w:jc w:val="both"/>
-        <w:rPr>
-          <w:rFonts w:ascii="Times New Roman" w:eastAsia="Times New Roman" w:hAnsi="Times New Roman" w:cs="Times New Roman"/>
-          <w:sz w:val="24"/>
-          <w:szCs w:val="24"/>
-        </w:rPr>
-      </w:pPr>
-    </w:p>
-    <w:p>
-      <w:pPr>
-        <w:spacing w:before="120" w:after="120" w:line="360" w:lineRule="auto"/>
-        <w:ind w:left="720" w:firstLine="720"/>
-        <w:jc w:val="both"/>
-        <w:rPr>
-          <w:rFonts w:ascii="Times New Roman" w:eastAsia="Times New Roman" w:hAnsi="Times New Roman" w:cs="Times New Roman"/>
-          <w:sz w:val="24"/>
-          <w:szCs w:val="24"/>
-        </w:rPr>
-      </w:pPr>
-    </w:p>
-    <w:p>
-      <w:pPr>
-        <w:spacing w:before="120" w:after="120" w:line="360" w:lineRule="auto"/>
-        <w:ind w:left="720" w:firstLine="720"/>
-        <w:jc w:val="both"/>
-        <w:rPr>
-          <w:rFonts w:ascii="Times New Roman" w:eastAsia="Times New Roman" w:hAnsi="Times New Roman" w:cs="Times New Roman"/>
-          <w:sz w:val="24"/>
-          <w:szCs w:val="24"/>
-        </w:rPr>
-      </w:pPr>
-    </w:p>
-    <w:p>
-      <w:pPr>
-        <w:spacing w:before="120" w:after="120" w:line="360" w:lineRule="auto"/>
-        <w:ind w:left="720" w:firstLine="720"/>
-        <w:jc w:val="both"/>
-        <w:rPr>
-          <w:rFonts w:ascii="Times New Roman" w:eastAsia="Times New Roman" w:hAnsi="Times New Roman" w:cs="Times New Roman"/>
-          <w:sz w:val="24"/>
-          <w:szCs w:val="24"/>
-        </w:rPr>
-      </w:pPr>
-    </w:p>
-    <w:p>
-      <w:pPr>
-        <w:spacing w:before="120" w:after="120" w:line="360" w:lineRule="auto"/>
-        <w:ind w:left="720" w:firstLine="720"/>
-        <w:jc w:val="both"/>
-        <w:rPr>
-          <w:rFonts w:ascii="Times New Roman" w:eastAsia="Times New Roman" w:hAnsi="Times New Roman" w:cs="Times New Roman"/>
-          <w:sz w:val="24"/>
-          <w:szCs w:val="24"/>
-        </w:rPr>
-      </w:pPr>
-    </w:p>
-    <w:p>
-      <w:pPr>
-        <w:spacing w:before="120" w:after="120" w:line="360" w:lineRule="auto"/>
-        <w:ind w:left="720" w:firstLine="720"/>
-        <w:jc w:val="both"/>
-        <w:rPr>
-          <w:rFonts w:ascii="Times New Roman" w:eastAsia="Times New Roman" w:hAnsi="Times New Roman" w:cs="Times New Roman"/>
-          <w:sz w:val="24"/>
-          <w:szCs w:val="24"/>
-        </w:rPr>
-      </w:pPr>
-    </w:p>
-    <w:p>
-      <w:pPr>
-        <w:spacing w:before="120" w:after="120" w:line="360" w:lineRule="auto"/>
-        <w:ind w:left="720" w:firstLine="720"/>
-        <w:jc w:val="both"/>
-        <w:rPr>
-          <w:rFonts w:ascii="Times New Roman" w:eastAsia="Times New Roman" w:hAnsi="Times New Roman" w:cs="Times New Roman"/>
-          <w:sz w:val="24"/>
-          <w:szCs w:val="24"/>
-        </w:rPr>
-      </w:pPr>
-    </w:p>
-    <w:p>
-      <w:pPr>
-        <w:spacing w:before="120" w:after="120" w:line="360" w:lineRule="auto"/>
-        <w:ind w:left="720" w:firstLine="720"/>
-        <w:jc w:val="both"/>
-        <w:rPr>
-          <w:rFonts w:ascii="Times New Roman" w:eastAsia="Times New Roman" w:hAnsi="Times New Roman" w:cs="Times New Roman"/>
-          <w:sz w:val="24"/>
-          <w:szCs w:val="24"/>
-        </w:rPr>
-      </w:pPr>
-    </w:p>
-    <w:p>
-      <w:pPr>
-        <w:spacing w:before="120" w:after="120" w:line="360" w:lineRule="auto"/>
-        <w:ind w:left="720" w:firstLine="720"/>
-        <w:jc w:val="both"/>
-      </w:pPr>
-    </w:p>
-    <w:p>
-      <w:pPr>
         <w:spacing w:before="160" w:after="30" w:line="360" w:lineRule="auto"/>
         <w:ind w:left="720" w:firstLine="720"/>
       </w:pPr>
@@ -17318,7 +18763,6 @@
           <w:sz w:val="24"/>
           <w:szCs w:val="24"/>
         </w:rPr>
-        <w:lastRenderedPageBreak/>
         <w:t>Tabla 10</w:t>
       </w:r>
     </w:p>
@@ -18314,63 +19758,9 @@
           <w:sz w:val="24"/>
           <w:szCs w:val="24"/>
         </w:rPr>
-        <w:t xml:space="preserve">En conclusión, PyTorch es la tecnología seleccionada para la capa lógica del sistema, gracias a su alto control sobre la arquitectura CNN, su compatibilidad con el ecosistema de procesamiento de lenguaje natural en español empleado en el sistema —vectorización TF-IDF mediante scikit-learn— y su amplia adopción en la comunidad científica que produce los artículos de referencia del estado del arte de esta tesis.</w:t>
-      </w:r>
-    </w:p>
-    <w:p>
-      <w:pPr>
-        <w:spacing w:before="120" w:after="120" w:line="360" w:lineRule="auto"/>
-        <w:ind w:left="720" w:firstLine="720"/>
-        <w:jc w:val="both"/>
-        <w:rPr>
-          <w:rFonts w:ascii="Times New Roman" w:eastAsia="Times New Roman" w:hAnsi="Times New Roman" w:cs="Times New Roman"/>
-          <w:sz w:val="24"/>
-          <w:szCs w:val="24"/>
-        </w:rPr>
-      </w:pPr>
-    </w:p>
-    <w:p>
-      <w:pPr>
-        <w:spacing w:before="120" w:after="120" w:line="360" w:lineRule="auto"/>
-        <w:ind w:left="720" w:firstLine="720"/>
-        <w:jc w:val="both"/>
-        <w:rPr>
-          <w:rFonts w:ascii="Times New Roman" w:eastAsia="Times New Roman" w:hAnsi="Times New Roman" w:cs="Times New Roman"/>
-          <w:sz w:val="24"/>
-          <w:szCs w:val="24"/>
-        </w:rPr>
-      </w:pPr>
-    </w:p>
-    <w:p>
-      <w:pPr>
-        <w:spacing w:before="120" w:after="120" w:line="360" w:lineRule="auto"/>
-        <w:ind w:left="720" w:firstLine="720"/>
-        <w:jc w:val="both"/>
-        <w:rPr>
-          <w:rFonts w:ascii="Times New Roman" w:eastAsia="Times New Roman" w:hAnsi="Times New Roman" w:cs="Times New Roman"/>
-          <w:sz w:val="24"/>
-          <w:szCs w:val="24"/>
-        </w:rPr>
-      </w:pPr>
-    </w:p>
-    <w:p>
-      <w:pPr>
-        <w:spacing w:before="120" w:after="120" w:line="360" w:lineRule="auto"/>
-        <w:ind w:left="720" w:firstLine="720"/>
-        <w:jc w:val="both"/>
-        <w:rPr>
-          <w:rFonts w:ascii="Times New Roman" w:eastAsia="Times New Roman" w:hAnsi="Times New Roman" w:cs="Times New Roman"/>
-          <w:sz w:val="24"/>
-          <w:szCs w:val="24"/>
-        </w:rPr>
-      </w:pPr>
-    </w:p>
-    <w:p>
-      <w:pPr>
-        <w:spacing w:before="120" w:after="120" w:line="360" w:lineRule="auto"/>
-        <w:ind w:left="720" w:firstLine="720"/>
-        <w:jc w:val="both"/>
-      </w:pPr>
+        <w:lastRenderedPageBreak/>
+        <w:t>En conclusión, PyTorch es la tecnología seleccionada para la capa lógica del sistema, gracias a su alto control sobre la arquitectura CNN, su compatibilidad con el ecosistema de procesamiento de lenguaje natural en español empleado en el sistema —vectorización TF-IDF mediante scikit-learn— y su amplia adopción en la comunidad científica que produce los artículos de referencia del estado del arte de esta tesis.</w:t>
+      </w:r>
     </w:p>
     <w:p>
       <w:pPr>
@@ -18385,7 +19775,6 @@
           <w:sz w:val="24"/>
           <w:szCs w:val="24"/>
         </w:rPr>
-        <w:lastRenderedPageBreak/>
         <w:t>4.1.2.2. Tecnologías de la Capa de Datos</w:t>
       </w:r>
     </w:p>
@@ -18499,7 +19888,16 @@
           <w:sz w:val="24"/>
           <w:szCs w:val="24"/>
         </w:rPr>
-        <w:t>SQLite es un motor de base de datos embebido, sin servidor, que almacena toda la base de datos en un único archivo de disco. Si bien resulta adecuado para entornos de desarrollo y pruebas locales por su simplicidad de configuración, no está diseñado para gestionar conexiones concurrentes de alto volumen, lo que limita su uso en entornos de producción institucional donde múltiples usuarios accederán al sistema simultáneamente.</w:t>
+        <w:t xml:space="preserve">SQLite es un motor de base de datos embebido, sin servidor, que almacena toda la base de datos en un único archivo de disco. Si bien resulta adecuado para </w:t>
+      </w:r>
+      <w:r>
+        <w:rPr>
+          <w:rFonts w:ascii="Times New Roman" w:eastAsia="Times New Roman" w:hAnsi="Times New Roman" w:cs="Times New Roman"/>
+          <w:sz w:val="24"/>
+          <w:szCs w:val="24"/>
+        </w:rPr>
+        <w:lastRenderedPageBreak/>
+        <w:t>entornos de desarrollo y pruebas locales por su simplicidad de configuración, no está diseñado para gestionar conexiones concurrentes de alto volumen, lo que limita su uso en entornos de producción institucional donde múltiples usuarios accederán al sistema simultáneamente.</w:t>
       </w:r>
     </w:p>
     <w:p>
@@ -18515,7 +19913,6 @@
           <w:sz w:val="24"/>
           <w:szCs w:val="24"/>
         </w:rPr>
-        <w:lastRenderedPageBreak/>
         <w:t>4.1.2.2.4. Comparación de Tecnologías de la Capa de Datos</w:t>
       </w:r>
     </w:p>
@@ -19434,53 +20831,14 @@
           <w:szCs w:val="24"/>
         </w:rPr>
       </w:pPr>
-    </w:p>
-    <w:p>
-      <w:pPr>
-        <w:spacing w:before="120" w:after="120" w:line="360" w:lineRule="auto"/>
-        <w:ind w:left="720" w:firstLine="720"/>
-        <w:jc w:val="both"/>
-        <w:rPr>
-          <w:rFonts w:ascii="Times New Roman" w:eastAsia="Times New Roman" w:hAnsi="Times New Roman" w:cs="Times New Roman"/>
-          <w:sz w:val="24"/>
-          <w:szCs w:val="24"/>
-        </w:rPr>
-      </w:pPr>
-      <w:r>
-        <w:rPr>
-          <w:rFonts w:ascii="Times New Roman" w:eastAsia="Times New Roman" w:hAnsi="Times New Roman" w:cs="Times New Roman"/>
-          <w:sz w:val="24"/>
-          <w:szCs w:val="24"/>
-        </w:rPr>
-        <w:t>En conclusión, se seleccionó PostgreSQL como tecnología para la capa de datos en el entorno de producción, por su alta escalabilidad, soporte para conexiones concurrentes y compatibilidad nativa con Python. Para el entorno de desarrollo y pruebas locales se empleará SQLite, dada su simplicidad de configuración y su integración directa con el ecosistema Python sin requerir instalación de servidor externo.</w:t>
-      </w:r>
-      <w:r>
-        <w:rPr>
-          <w:rFonts w:ascii="Times New Roman" w:eastAsia="Times New Roman" w:hAnsi="Times New Roman" w:cs="Times New Roman"/>
-          <w:sz w:val="24"/>
-          <w:szCs w:val="24"/>
-        </w:rPr>
-        <w:t xml:space="preserve"> En el prototipo funcional desarrollado en el marco de esta investigación se implementó SQLite como capa de datos, conforme a lo señalado para el entorno de desarrollo y pruebas.</w:t>
-      </w:r>
-    </w:p>
-    <w:p>
-      <w:pPr>
-        <w:spacing w:before="120" w:after="120" w:line="360" w:lineRule="auto"/>
-        <w:ind w:left="720" w:firstLine="720"/>
-        <w:jc w:val="both"/>
-        <w:rPr>
-          <w:rFonts w:ascii="Times New Roman" w:eastAsia="Times New Roman" w:hAnsi="Times New Roman" w:cs="Times New Roman"/>
-          <w:sz w:val="24"/>
-          <w:szCs w:val="24"/>
-        </w:rPr>
-      </w:pPr>
-    </w:p>
-    <w:p>
-      <w:pPr>
-        <w:spacing w:before="120" w:after="120" w:line="360" w:lineRule="auto"/>
-        <w:ind w:left="720" w:firstLine="720"/>
-        <w:jc w:val="both"/>
-      </w:pPr>
+      <w:r>
+        <w:rPr>
+          <w:rFonts w:ascii="Times New Roman" w:eastAsia="Times New Roman" w:hAnsi="Times New Roman" w:cs="Times New Roman"/>
+          <w:sz w:val="24"/>
+          <w:szCs w:val="24"/>
+        </w:rPr>
+        <w:t>En conclusión, se seleccionó PostgreSQL como tecnología para la capa de datos en el entorno de producción, por su alta escalabilidad, soporte para conexiones concurrentes y compatibilidad nativa con Python. Para el entorno de desarrollo y pruebas locales se empleará SQLite, dada su simplicidad de configuración y su integración directa con el ecosistema Python sin requerir instalación de servidor externo. En el prototipo funcional desarrollado en el marco de esta investigación se implementó SQLite como capa de datos, conforme a lo señalado para el entorno de desarrollo y pruebas.</w:t>
+      </w:r>
     </w:p>
     <w:p>
       <w:pPr>
@@ -19613,6 +20971,30 @@
         </w:rPr>
         <w:t>Django REST Framework (DRF) es una extensión del framework Django que facilita la construcción de APIs REST robustas. Si bien ofrece un ecosistema completo para aplicaciones web de gran escala, su curva de aprendizaje es pronunciada y su arquitectura full-stack introduce una complejidad innecesaria para un sistema cuyo propósito es exclusivamente proveer un servicio de inferencia mediante API.</w:t>
       </w:r>
+    </w:p>
+    <w:p>
+      <w:pPr>
+        <w:spacing w:before="120" w:after="120" w:line="360" w:lineRule="auto"/>
+        <w:ind w:left="720" w:firstLine="720"/>
+        <w:jc w:val="both"/>
+        <w:rPr>
+          <w:rFonts w:ascii="Times New Roman" w:eastAsia="Times New Roman" w:hAnsi="Times New Roman" w:cs="Times New Roman"/>
+          <w:sz w:val="24"/>
+          <w:szCs w:val="24"/>
+        </w:rPr>
+      </w:pPr>
+    </w:p>
+    <w:p>
+      <w:pPr>
+        <w:spacing w:before="120" w:after="120" w:line="360" w:lineRule="auto"/>
+        <w:ind w:left="720" w:firstLine="720"/>
+        <w:jc w:val="both"/>
+        <w:rPr>
+          <w:rFonts w:ascii="Times New Roman" w:eastAsia="Times New Roman" w:hAnsi="Times New Roman" w:cs="Times New Roman"/>
+          <w:sz w:val="24"/>
+          <w:szCs w:val="24"/>
+        </w:rPr>
+      </w:pPr>
     </w:p>
     <w:p>
       <w:pPr>
@@ -20615,6 +21997,18 @@
         <w:spacing w:before="120" w:after="120" w:line="360" w:lineRule="auto"/>
         <w:ind w:left="720" w:firstLine="720"/>
         <w:jc w:val="both"/>
+        <w:rPr>
+          <w:rFonts w:ascii="Times New Roman" w:eastAsia="Times New Roman" w:hAnsi="Times New Roman" w:cs="Times New Roman"/>
+          <w:sz w:val="24"/>
+          <w:szCs w:val="24"/>
+        </w:rPr>
+      </w:pPr>
+    </w:p>
+    <w:p>
+      <w:pPr>
+        <w:spacing w:before="120" w:after="120" w:line="360" w:lineRule="auto"/>
+        <w:ind w:left="720" w:firstLine="720"/>
+        <w:jc w:val="both"/>
       </w:pPr>
     </w:p>
     <w:p>
@@ -20749,6 +22143,13 @@
         </w:rPr>
         <w:t>Para el desarrollo del sistema propuesto se empleó un conjunto de tecnologías que permitieron implementar el pipeline de procesamiento, el modelo CNN, la API REST y el sistema de monitoreo. La Tabla 13 detalla las principales herramientas y bibliotecas utilizadas.</w:t>
       </w:r>
+    </w:p>
+    <w:p>
+      <w:pPr>
+        <w:spacing w:before="120" w:after="120" w:line="360" w:lineRule="auto"/>
+        <w:ind w:left="720" w:firstLine="720"/>
+        <w:jc w:val="both"/>
+      </w:pPr>
     </w:p>
     <w:p>
       <w:pPr>
@@ -21090,7 +22491,7 @@
                 <w:sz w:val="20"/>
                 <w:szCs w:val="20"/>
               </w:rPr>
-              <w:t xml:space="preserve">Chart.js</w:t>
+              <w:t>Chart.js</w:t>
             </w:r>
           </w:p>
         </w:tc>
@@ -21115,7 +22516,7 @@
                 <w:sz w:val="20"/>
                 <w:szCs w:val="20"/>
               </w:rPr>
-              <w:t xml:space="preserve">Biblioteca JavaScript utilizada en la interfaz web para renderizar los gráficos interactivos de distribución de documentos por categoría y de tiempo de inferencia.</w:t>
+              <w:t>Biblioteca JavaScript utilizada en la interfaz web para renderizar los gráficos interactivos de distribución de documentos por categoría y de tiempo de inferencia.</w:t>
             </w:r>
           </w:p>
         </w:tc>
@@ -21323,7 +22724,7 @@
                 <w:sz w:val="20"/>
                 <w:szCs w:val="20"/>
               </w:rPr>
-              <w:t xml:space="preserve">Biblioteca utilizada para la vectorización TF-IDF del texto administrativo-académico y para el cálculo de métricas de evaluación del modelo: F1-Score ponderado, AUC-ROC y matriz de confusión.</w:t>
+              <w:t>Biblioteca utilizada para la vectorización TF-IDF del texto administrativo-académico y para el cálculo de métricas de evaluación del modelo: F1-Score ponderado, AUC-ROC y matriz de confusión.</w:t>
             </w:r>
           </w:p>
         </w:tc>
@@ -21464,6 +22865,12 @@
           <w:i/>
           <w:iCs/>
         </w:rPr>
+      </w:pPr>
+    </w:p>
+    <w:p>
+      <w:pPr>
+        <w:spacing w:before="60" w:after="160" w:line="360" w:lineRule="auto"/>
+        <w:ind w:left="720"/>
       </w:pPr>
     </w:p>
     <w:p>
@@ -22062,6 +23469,28 @@
         </w:rPr>
         <w:t>Nota. Las funcionalidades descritas corresponden a los módulos implementados en el prototipo del sistema. Elaboración propia.</w:t>
       </w:r>
+    </w:p>
+    <w:p>
+      <w:pPr>
+        <w:spacing w:before="60" w:after="160" w:line="360" w:lineRule="auto"/>
+        <w:ind w:left="720"/>
+        <w:rPr>
+          <w:rFonts w:ascii="Times New Roman" w:eastAsia="Times New Roman" w:hAnsi="Times New Roman" w:cs="Times New Roman"/>
+          <w:i/>
+          <w:iCs/>
+        </w:rPr>
+      </w:pPr>
+    </w:p>
+    <w:p>
+      <w:pPr>
+        <w:spacing w:before="60" w:after="160" w:line="360" w:lineRule="auto"/>
+        <w:ind w:left="720"/>
+        <w:rPr>
+          <w:rFonts w:ascii="Times New Roman" w:eastAsia="Times New Roman" w:hAnsi="Times New Roman" w:cs="Times New Roman"/>
+          <w:i/>
+          <w:iCs/>
+        </w:rPr>
+      </w:pPr>
     </w:p>
     <w:p>
       <w:pPr>
@@ -22433,6 +23862,20 @@
     <w:p>
       <w:pPr>
         <w:spacing w:before="120" w:after="120" w:line="360" w:lineRule="auto"/>
+        <w:ind w:left="720" w:firstLine="720"/>
+        <w:jc w:val="both"/>
+      </w:pPr>
+    </w:p>
+    <w:p>
+      <w:pPr>
+        <w:spacing w:before="120" w:after="120" w:line="360" w:lineRule="auto"/>
+        <w:ind w:left="720" w:firstLine="720"/>
+        <w:jc w:val="both"/>
+      </w:pPr>
+    </w:p>
+    <w:p>
+      <w:pPr>
+        <w:spacing w:before="120" w:after="120" w:line="360" w:lineRule="auto"/>
         <w:ind w:firstLine="720"/>
       </w:pPr>
       <w:r>
@@ -22546,6 +23989,20 @@
     <w:p>
       <w:pPr>
         <w:spacing w:before="120" w:after="120" w:line="360" w:lineRule="auto"/>
+        <w:ind w:left="720" w:firstLine="720"/>
+        <w:jc w:val="both"/>
+      </w:pPr>
+    </w:p>
+    <w:p>
+      <w:pPr>
+        <w:spacing w:before="120" w:after="120" w:line="360" w:lineRule="auto"/>
+        <w:ind w:left="720" w:firstLine="720"/>
+        <w:jc w:val="both"/>
+      </w:pPr>
+    </w:p>
+    <w:p>
+      <w:pPr>
+        <w:spacing w:before="120" w:after="120" w:line="360" w:lineRule="auto"/>
         <w:ind w:firstLine="720"/>
       </w:pPr>
       <w:r>
@@ -22572,7 +24029,7 @@
           <w:sz w:val="24"/>
           <w:szCs w:val="24"/>
         </w:rPr>
-        <w:t xml:space="preserve">El sistema propuesto cuenta con dos interfaces de acceso complementarias. La primera es una interfaz web integrada, desarrollada en HTML, CSS y JavaScript y embebida directamente en la aplicación FastAPI, que permite al personal administrativo de la UTD clasificar documentos, consultar métricas y configurar las categorías del sistema desde un navegador web sin necesidad de herramientas adicionales. La segunda es la documentación interactiva generada automáticamente por FastAPI en formato Swagger UI, orientada al personal técnico para explorar, probar y validar todos los endpoints disponibles del sistema.</w:t>
+        <w:t>El sistema propuesto cuenta con dos interfaces de acceso complementarias. La primera es una interfaz web integrada, desarrollada en HTML, CSS y JavaScript y embebida directamente en la aplicación FastAPI, que permite al personal administrativo de la UTD clasificar documentos, consultar métricas y configurar las categorías del sistema desde un navegador web sin necesidad de herramientas adicionales. La segunda es la documentación interactiva generada automáticamente por FastAPI en formato Swagger UI, orientada al personal técnico para explorar, probar y validar todos los endpoints disponibles del sistema.</w:t>
       </w:r>
     </w:p>
     <w:p>
@@ -22587,7 +24044,7 @@
           <w:sz w:val="24"/>
           <w:szCs w:val="24"/>
         </w:rPr>
-        <w:t xml:space="preserve">La interfaz web principal está disponible en la ruta raíz (/) del servidor tras el despliegue. Permite ingresar el texto de un documento, obtener la categoría asignada junto con su score de confianza y los términos clave que motivaron la predicción, así como visualizar el historial y las métricas del sistema, tal como se muestra en la Figura 8.</w:t>
+        <w:t>La interfaz web principal está disponible en la ruta raíz (/) del servidor tras el despliegue. Permite ingresar el texto de un documento, obtener la categoría asignada junto con su score de confianza y los términos clave que motivaron la predicción, así como visualizar el historial y las métricas del sistema, tal como se muestra en la Figura 8.</w:t>
       </w:r>
     </w:p>
     <w:p>
@@ -22610,7 +24067,7 @@
           <w:sz w:val="24"/>
           <w:szCs w:val="24"/>
         </w:rPr>
-        <w:t xml:space="preserve">Figura 8.  Interfaz web principal del sistema — formulario de clasificación y resultado</w:t>
+        <w:t>Figura 8.  Interfaz web principal del sistema — formulario de clasificación y resultado</w:t>
       </w:r>
       <w:r>
         <w:br/>
@@ -22618,13 +24075,13 @@
       <w:r>
         <w:rPr>
           <w:rFonts w:ascii="Times New Roman" w:eastAsia="Times New Roman" w:hAnsi="Times New Roman" w:cs="Times New Roman"/>
-          <w:sz w:val="24"/>
-          <w:szCs w:val="24"/>
           <w:i/>
           <w:iCs/>
+          <w:sz w:val="24"/>
+          <w:szCs w:val="24"/>
           <w:highlight w:val="yellow"/>
         </w:rPr>
-        <w:t xml:space="preserve">[ESPACIO PARA CAPTURA — pegar aquí una imagen de la página de inicio del sistema (http://localhost:8000/), mostrando el encabezado con el logo de la UNMSM, el formulario de clasificación y el resultado con la categoría, el score de confianza y los términos clave]</w:t>
+        <w:t>[ESPACIO PARA CAPTURA — pegar aquí una imagen de la página de inicio del sistema (http://localhost:8000/), mostrando el encabezado con el logo de la UNMSM, el formulario de clasificación y el resultado con la categoría, el score de confianza y los términos clave]</w:t>
       </w:r>
     </w:p>
     <w:p>
@@ -22643,12 +24100,13 @@
           <w:i/>
           <w:iCs/>
         </w:rPr>
-        <w:t xml:space="preserve">Nota. Captura de la interfaz web principal del sistema, accesible en la ruta raíz (/) del servidor. Muestra el formulario de clasificación, el resultado con el score de confianza y los términos clave (TF-IDF) que más influyeron en la predicción. Elaboración propia.</w:t>
+        <w:t>Nota. Captura de la interfaz web principal del sistema, accesible en la ruta raíz (/) del servidor. Muestra el formulario de clasificación, el resultado con el score de confianza y los términos clave (TF-IDF) que más influyeron en la predicción. Elaboración propia.</w:t>
       </w:r>
     </w:p>
     <w:p>
       <w:pPr>
         <w:spacing w:before="60" w:after="160" w:line="360" w:lineRule="auto"/>
+        <w:ind w:left="720"/>
         <w:rPr>
           <w:rFonts w:ascii="Times New Roman" w:eastAsia="Times New Roman" w:hAnsi="Times New Roman" w:cs="Times New Roman"/>
           <w:i/>
@@ -22668,7 +24126,7 @@
           <w:sz w:val="24"/>
           <w:szCs w:val="24"/>
         </w:rPr>
-        <w:t xml:space="preserve">Los endpoints principales expuestos por la API REST del sistema, documentados en la interfaz Swagger UI, son los siguientes:</w:t>
+        <w:t>Los endpoints principales expuestos por la API REST del sistema, documentados en la interfaz Swagger UI, son los siguientes:</w:t>
       </w:r>
     </w:p>
     <w:p>
@@ -22690,20 +24148,8 @@
           <w:sz w:val="24"/>
           <w:szCs w:val="24"/>
         </w:rPr>
-        <w:t xml:space="preserve">POST /clasificar. Recibe el texto de un documento administrativo-académico en formato JSON y retorna la categoría asignada, el score de confianza, los términos clave (TF-IDF) que más influyeron en la predicción —como mecanismo de explicabilidad del modelo— y una alerta si el score es inferior al umbral definido.</w:t>
-      </w:r>
-    </w:p>
-    <w:p>
-      <w:pPr>
-        <w:spacing w:before="120" w:after="120" w:line="360" w:lineRule="auto"/>
-        <w:ind w:left="720" w:firstLine="720"/>
-        <w:jc w:val="both"/>
-        <w:rPr>
-          <w:rFonts w:ascii="Times New Roman" w:eastAsia="Times New Roman" w:hAnsi="Times New Roman" w:cs="Times New Roman"/>
-          <w:sz w:val="24"/>
-          <w:szCs w:val="24"/>
-        </w:rPr>
-      </w:pPr>
+        <w:t xml:space="preserve">POST /clasificar. Recibe el texto de un documento administrativo-académico en formato JSON y retorna la categoría asignada, el score de confianza, los términos clave (TF-IDF) que más influyeron en la predicción </w:t>
+      </w:r>
       <w:r>
         <w:rPr>
           <w:rFonts w:ascii="Times New Roman" w:eastAsia="Times New Roman" w:hAnsi="Times New Roman" w:cs="Times New Roman"/>
@@ -22712,7 +24158,30 @@
           <w:sz w:val="24"/>
           <w:szCs w:val="24"/>
         </w:rPr>
-        <w:t xml:space="preserve">Figura 9.  Panel de métricas y gráficos interactivos del sistema</w:t>
+        <w:lastRenderedPageBreak/>
+        <w:t>—como mecanismo de explicabilidad del modelo— y una alerta si el score es inferior al umbral definido.</w:t>
+      </w:r>
+    </w:p>
+    <w:p>
+      <w:pPr>
+        <w:spacing w:before="120" w:after="120" w:line="360" w:lineRule="auto"/>
+        <w:ind w:left="720" w:firstLine="720"/>
+        <w:jc w:val="both"/>
+        <w:rPr>
+          <w:rFonts w:ascii="Times New Roman" w:eastAsia="Times New Roman" w:hAnsi="Times New Roman" w:cs="Times New Roman"/>
+          <w:sz w:val="24"/>
+          <w:szCs w:val="24"/>
+        </w:rPr>
+      </w:pPr>
+      <w:r>
+        <w:rPr>
+          <w:rFonts w:ascii="Times New Roman" w:eastAsia="Times New Roman" w:hAnsi="Times New Roman" w:cs="Times New Roman"/>
+          <w:b/>
+          <w:bCs/>
+          <w:sz w:val="24"/>
+          <w:szCs w:val="24"/>
+        </w:rPr>
+        <w:t>Figura 9.  Panel de métricas y gráficos interactivos del sistema</w:t>
       </w:r>
       <w:r>
         <w:br/>
@@ -22720,13 +24189,13 @@
       <w:r>
         <w:rPr>
           <w:rFonts w:ascii="Times New Roman" w:eastAsia="Times New Roman" w:hAnsi="Times New Roman" w:cs="Times New Roman"/>
-          <w:sz w:val="24"/>
-          <w:szCs w:val="24"/>
           <w:i/>
           <w:iCs/>
+          <w:sz w:val="24"/>
+          <w:szCs w:val="24"/>
           <w:highlight w:val="yellow"/>
         </w:rPr>
-        <w:t xml:space="preserve">[ESPACIO PARA CAPTURA — pegar aquí una imagen del panel de métricas del sistema, mostrando las tarjetas de estadísticas, el gráfico de dona de distribución por categoría y el gráfico de línea del tiempo de inferencia (Chart.js)]</w:t>
+        <w:t>[ESPACIO PARA CAPTURA — pegar aquí una imagen del panel de métricas del sistema, mostrando las tarjetas de estadísticas, el gráfico de dona de distribución por categoría y el gráfico de línea del tiempo de inferencia (Chart.js)]</w:t>
       </w:r>
     </w:p>
     <w:p>
@@ -22745,7 +24214,7 @@
           <w:i/>
           <w:iCs/>
         </w:rPr>
-        <w:t xml:space="preserve">Nota. La interfaz Swagger UI es generada automáticamente por FastAPI a partir de las definiciones de los endpoints y los esquemas Pydantic del sistema. Permite probar los endpoints directamente desde el navegador sin necesidad de herramientas externas. Elaboración propia.</w:t>
+        <w:t>Nota. La interfaz Swagger UI es generada automáticamente por FastAPI a partir de las definiciones de los endpoints y los esquemas Pydantic del sistema. Permite probar los endpoints directamente desde el navegador sin necesidad de herramientas externas. Elaboración propia.</w:t>
       </w:r>
     </w:p>
     <w:p>
@@ -22860,20 +24329,118 @@
         <w:jc w:val="both"/>
         <w:rPr>
           <w:rFonts w:ascii="Times New Roman" w:eastAsia="Times New Roman" w:hAnsi="Times New Roman" w:cs="Times New Roman"/>
-          <w:sz w:val="24"/>
-          <w:szCs w:val="24"/>
-        </w:rPr>
-      </w:pPr>
-      <w:r>
-        <w:rPr>
-          <w:rFonts w:ascii="Times New Roman" w:eastAsia="Times New Roman" w:hAnsi="Times New Roman" w:cs="Times New Roman"/>
           <w:b/>
           <w:bCs/>
           <w:sz w:val="24"/>
           <w:szCs w:val="24"/>
         </w:rPr>
-        <w:t xml:space="preserve">GET /historial/exportar. Exporta el historial completo de clasificaciones en formato CSV, incluyendo el fragmento del documento, la categoría asignada, el score de confianza, los términos clave y la marca de tiempo de cada registro.</w:t>
-      </w:r>
+      </w:pPr>
+      <w:r>
+        <w:rPr>
+          <w:rFonts w:ascii="Times New Roman" w:eastAsia="Times New Roman" w:hAnsi="Times New Roman" w:cs="Times New Roman"/>
+          <w:b/>
+          <w:bCs/>
+          <w:sz w:val="24"/>
+          <w:szCs w:val="24"/>
+        </w:rPr>
+        <w:t>GET /historial/exportar. Exporta el historial completo de clasificaciones en formato CSV, incluyendo el fragmento del documento, la categoría asignada, el score de confianza, los términos clave y la marca de tiempo de cada registro.</w:t>
+      </w:r>
+    </w:p>
+    <w:p>
+      <w:pPr>
+        <w:spacing w:before="120" w:after="120" w:line="360" w:lineRule="auto"/>
+        <w:ind w:left="720" w:firstLine="720"/>
+        <w:jc w:val="both"/>
+        <w:rPr>
+          <w:rFonts w:ascii="Times New Roman" w:eastAsia="Times New Roman" w:hAnsi="Times New Roman" w:cs="Times New Roman"/>
+          <w:b/>
+          <w:bCs/>
+          <w:sz w:val="24"/>
+          <w:szCs w:val="24"/>
+        </w:rPr>
+      </w:pPr>
+    </w:p>
+    <w:p>
+      <w:pPr>
+        <w:spacing w:before="120" w:after="120" w:line="360" w:lineRule="auto"/>
+        <w:ind w:left="720" w:firstLine="720"/>
+        <w:jc w:val="both"/>
+        <w:rPr>
+          <w:rFonts w:ascii="Times New Roman" w:eastAsia="Times New Roman" w:hAnsi="Times New Roman" w:cs="Times New Roman"/>
+          <w:b/>
+          <w:bCs/>
+          <w:sz w:val="24"/>
+          <w:szCs w:val="24"/>
+        </w:rPr>
+      </w:pPr>
+    </w:p>
+    <w:p>
+      <w:pPr>
+        <w:spacing w:before="120" w:after="120" w:line="360" w:lineRule="auto"/>
+        <w:ind w:left="720" w:firstLine="720"/>
+        <w:jc w:val="both"/>
+        <w:rPr>
+          <w:rFonts w:ascii="Times New Roman" w:eastAsia="Times New Roman" w:hAnsi="Times New Roman" w:cs="Times New Roman"/>
+          <w:b/>
+          <w:bCs/>
+          <w:sz w:val="24"/>
+          <w:szCs w:val="24"/>
+        </w:rPr>
+      </w:pPr>
+    </w:p>
+    <w:p>
+      <w:pPr>
+        <w:spacing w:before="120" w:after="120" w:line="360" w:lineRule="auto"/>
+        <w:ind w:left="720" w:firstLine="720"/>
+        <w:jc w:val="both"/>
+        <w:rPr>
+          <w:rFonts w:ascii="Times New Roman" w:eastAsia="Times New Roman" w:hAnsi="Times New Roman" w:cs="Times New Roman"/>
+          <w:b/>
+          <w:bCs/>
+          <w:sz w:val="24"/>
+          <w:szCs w:val="24"/>
+        </w:rPr>
+      </w:pPr>
+    </w:p>
+    <w:p>
+      <w:pPr>
+        <w:spacing w:before="120" w:after="120" w:line="360" w:lineRule="auto"/>
+        <w:ind w:left="720" w:firstLine="720"/>
+        <w:jc w:val="both"/>
+        <w:rPr>
+          <w:rFonts w:ascii="Times New Roman" w:eastAsia="Times New Roman" w:hAnsi="Times New Roman" w:cs="Times New Roman"/>
+          <w:b/>
+          <w:bCs/>
+          <w:sz w:val="24"/>
+          <w:szCs w:val="24"/>
+        </w:rPr>
+      </w:pPr>
+    </w:p>
+    <w:p>
+      <w:pPr>
+        <w:spacing w:before="120" w:after="120" w:line="360" w:lineRule="auto"/>
+        <w:ind w:left="720" w:firstLine="720"/>
+        <w:jc w:val="both"/>
+        <w:rPr>
+          <w:rFonts w:ascii="Times New Roman" w:eastAsia="Times New Roman" w:hAnsi="Times New Roman" w:cs="Times New Roman"/>
+          <w:b/>
+          <w:bCs/>
+          <w:sz w:val="24"/>
+          <w:szCs w:val="24"/>
+        </w:rPr>
+      </w:pPr>
+    </w:p>
+    <w:p>
+      <w:pPr>
+        <w:spacing w:before="120" w:after="120" w:line="360" w:lineRule="auto"/>
+        <w:ind w:left="720" w:firstLine="720"/>
+        <w:jc w:val="both"/>
+        <w:rPr>
+          <w:rFonts w:ascii="Times New Roman" w:eastAsia="Times New Roman" w:hAnsi="Times New Roman" w:cs="Times New Roman"/>
+          <w:sz w:val="24"/>
+          <w:szCs w:val="24"/>
+        </w:rPr>
+      </w:pPr>
     </w:p>
     <w:p>
       <w:pPr>
@@ -22921,7 +24488,7 @@
           <w:szCs w:val="24"/>
           <w:lang w:val="en-US"/>
         </w:rPr>
-        <w:t xml:space="preserve">International Journal of Advanced Computer Science and Applications, 14</w:t>
+        <w:t>International Journal of Advanced Computer Science and Applications, 14</w:t>
       </w:r>
       <w:r>
         <w:rPr>
@@ -22930,7 +24497,7 @@
           <w:szCs w:val="24"/>
           <w:lang w:val="en-US"/>
         </w:rPr>
-        <w:t xml:space="preserve">(5), 694–701.</w:t>
+        <w:t>(5), 694–701.</w:t>
       </w:r>
     </w:p>
     <w:p>
@@ -22951,7 +24518,6 @@
           <w:szCs w:val="24"/>
           <w:lang w:val="en-US"/>
         </w:rPr>
-        <w:lastRenderedPageBreak/>
         <w:t xml:space="preserve">Berastain Merino, H. H., Pérez Valles, C. E., &amp; Medina Sotelo, C. G. (2022). Historia clínica digital única universal en el Perú: del caos al ordenamiento en información médica. </w:t>
       </w:r>
       <w:r>
@@ -22993,7 +24559,7 @@
           <w:szCs w:val="24"/>
           <w:lang w:val="en-US"/>
         </w:rPr>
-        <w:t xml:space="preserve">Beskorovainyi, V. (2026). AI appeals processor: A deep learning approach to automated classification of citizen appeals in government services. arXiv. https://doi.org/10.48550/arXiv.2604.03672</w:t>
+        <w:t>Beskorovainyi, V. (2026). AI appeals processor: A deep learning approach to automated classification of citizen appeals in government services. arXiv. https://doi.org/10.48550/arXiv.2604.03672</w:t>
       </w:r>
     </w:p>
     <w:p>
@@ -23014,7 +24580,7 @@
           <w:szCs w:val="24"/>
           <w:lang w:val="en-US"/>
         </w:rPr>
-        <w:t xml:space="preserve">Congreso de la República del Perú. (2001). Ley N.° 27444, Ley del Procedimiento Administrativo General. Diario Oficial El Peruano. https://spijweb.minjus.gob.pe/sdm_downloads/ley-n-27444-ley-del-procedimiento-administrativo-general/</w:t>
+        <w:t>Congreso de la República del Perú. (2001). Ley N.° 27444, Ley del Procedimiento Administrativo General. Diario Oficial El Peruano. https://spijweb.minjus.gob.pe/sdm_downloads/ley-n-27444-ley-del-procedimiento-administrativo-general/</w:t>
       </w:r>
     </w:p>
     <w:p>
@@ -23035,7 +24601,7 @@
           <w:szCs w:val="24"/>
           <w:lang w:val="en-US"/>
         </w:rPr>
-        <w:t xml:space="preserve">Congreso de la República del Perú. (2011). Ley N.° 29733, Ley de Protección de Datos Personales. Diario Oficial El Peruano.</w:t>
+        <w:t>Congreso de la República del Perú. (2011). Ley N.° 29733, Ley de Protección de Datos Personales. Diario Oficial El Peruano.</w:t>
       </w:r>
     </w:p>
     <w:p>
@@ -23056,7 +24622,7 @@
           <w:szCs w:val="24"/>
           <w:lang w:val="en-US"/>
         </w:rPr>
-        <w:t xml:space="preserve">Congreso de la República del Perú. (2018). Decreto Legislativo N.° 1412, Decreto Legislativo que aprueba la Ley de Gobierno Digital. Diario Oficial El Peruano.</w:t>
+        <w:t>Congreso de la República del Perú. (2018). Decreto Legislativo N.° 1412, Decreto Legislativo que aprueba la Ley de Gobierno Digital. Diario Oficial El Peruano.</w:t>
       </w:r>
     </w:p>
     <w:p>
@@ -23077,7 +24643,7 @@
           <w:szCs w:val="24"/>
           <w:lang w:val="en-US"/>
         </w:rPr>
-        <w:t xml:space="preserve">Congreso de la República del Perú. (2021). Ley N.° 31170, Ley que dispone la implementación de mesas de partes digitales y notificaciones electrónicas. Diario Oficial El Peruano.</w:t>
+        <w:t>Congreso de la República del Perú. (2021). Ley N.° 31170, Ley que dispone la implementación de mesas de partes digitales y notificaciones electrónicas. Diario Oficial El Peruano.</w:t>
       </w:r>
     </w:p>
     <w:p>
@@ -23098,7 +24664,7 @@
           <w:szCs w:val="24"/>
           <w:lang w:val="en-US"/>
         </w:rPr>
-        <w:t xml:space="preserve">Congreso de la República del Perú. (2022). Ley N.° 31465, Ley que modifica la Ley N.° 27444, Ley del Procedimiento Administrativo General, a fin de facilitar la recepción documental digital. Diario Oficial El Peruano.</w:t>
+        <w:t>Congreso de la República del Perú. (2022). Ley N.° 31465, Ley que modifica la Ley N.° 27444, Ley del Procedimiento Administrativo General, a fin de facilitar la recepción documental digital. Diario Oficial El Peruano.</w:t>
       </w:r>
     </w:p>
     <w:p>
@@ -23161,7 +24727,7 @@
         </w:rPr>
         <w:t xml:space="preserve">(9), 3596–3607. </w:t>
       </w:r>
-      <w:hyperlink r:id="rId29">
+      <w:hyperlink r:id="rId20">
         <w:r>
           <w:rPr>
             <w:rFonts w:ascii="Times New Roman" w:eastAsia="Times New Roman" w:hAnsi="Times New Roman" w:cs="Times New Roman"/>
@@ -23193,7 +24759,8 @@
           <w:szCs w:val="24"/>
           <w:lang w:val="en-US"/>
         </w:rPr>
-        <w:t xml:space="preserve">Harley, A. W., Ufkes, A., &amp; Derpanis, K. G. (2015). Evaluation of deep convolutional nets for document image classification and retrieval. En 2015 13th International Conference on Document Analysis and Recognition (ICDAR) (pp. 991–995). IEEE. https://doi.org/10.1109/ICDAR.2015.7333910</w:t>
+        <w:lastRenderedPageBreak/>
+        <w:t>Harley, A. W., Ufkes, A., &amp; Derpanis, K. G. (2015). Evaluation of deep convolutional nets for document image classification and retrieval. En 2015 13th International Conference on Document Analysis and Recognition (ICDAR) (pp. 991–995). IEEE. https://doi.org/10.1109/ICDAR.2015.7333910</w:t>
       </w:r>
     </w:p>
     <w:p>
@@ -23214,7 +24781,7 @@
           <w:szCs w:val="24"/>
           <w:lang w:val="en-US"/>
         </w:rPr>
-        <w:t xml:space="preserve">Hossain, M., Das, S. R., Ayon, Z. S., Promi, S. A., Choudhury, A. A., Rahman, S., &amp; Uddin, J. (2026). Towards intelligent legal document analysis: CNN-driven classification of case law texts. arXiv. https://doi.org/10.48550/arXiv.2604.17674</w:t>
+        <w:t>Hossain, M., Das, S. R., Ayon, Z. S., Promi, S. A., Choudhury, A. A., Rahman, S., &amp; Uddin, J. (2026). Towards intelligent legal document analysis: CNN-driven classification of case law texts. arXiv. https://doi.org/10.48550/arXiv.2604.17674</w:t>
       </w:r>
     </w:p>
     <w:p>
@@ -23233,7 +24800,7 @@
           <w:rFonts w:ascii="Times New Roman" w:eastAsia="Times New Roman" w:hAnsi="Times New Roman" w:cs="Times New Roman"/>
           <w:sz w:val="24"/>
           <w:szCs w:val="24"/>
-          <w:lang w:val="pt-PT"/>
+          <w:lang w:val="en-US"/>
         </w:rPr>
         <w:t xml:space="preserve">Hsu, J.-L., Hsu, T.-J., Hsieh, C.-H., &amp; Singaravelan, A. (2020). </w:t>
       </w:r>
@@ -23286,7 +24853,7 @@
         </w:rPr>
         <w:t xml:space="preserve">(24), 7116. </w:t>
       </w:r>
-      <w:hyperlink r:id="rId30">
+      <w:hyperlink r:id="rId21">
         <w:r>
           <w:rPr>
             <w:rFonts w:ascii="Times New Roman" w:eastAsia="Times New Roman" w:hAnsi="Times New Roman" w:cs="Times New Roman"/>
@@ -23329,7 +24896,7 @@
           <w:szCs w:val="24"/>
           <w:lang w:val="en-US"/>
         </w:rPr>
-        <w:t xml:space="preserve">Applied Sciences, 13</w:t>
+        <w:t>Applied Sciences, 13</w:t>
       </w:r>
       <w:r>
         <w:rPr>
@@ -23338,7 +24905,7 @@
           <w:szCs w:val="24"/>
           <w:lang w:val="en-US"/>
         </w:rPr>
-        <w:t xml:space="preserve">(6), 4006. https://doi.org/10.3390/app13064006</w:t>
+        <w:t>(6), 4006. https://doi.org/10.3390/app13064006</w:t>
       </w:r>
     </w:p>
     <w:p>
@@ -23401,7 +24968,7 @@
         </w:rPr>
         <w:t xml:space="preserve">(5), 8180–8187. </w:t>
       </w:r>
-      <w:hyperlink r:id="rId33">
+      <w:hyperlink r:id="rId22">
         <w:r>
           <w:rPr>
             <w:rFonts w:ascii="Times New Roman" w:eastAsia="Times New Roman" w:hAnsi="Times New Roman" w:cs="Times New Roman"/>
@@ -23433,7 +25000,6 @@
           <w:szCs w:val="24"/>
           <w:lang w:val="en-US"/>
         </w:rPr>
-        <w:lastRenderedPageBreak/>
         <w:t xml:space="preserve">Lu, H., Ehwerhemuepha, L., &amp; Rakovski, C. (2022). A comparative study on deep learning models for text classification of unstructured medical notes with various levels of class imbalance. </w:t>
       </w:r>
       <w:r>
@@ -23476,7 +25042,7 @@
         </w:rPr>
         <w:t xml:space="preserve">(1), 189. </w:t>
       </w:r>
-      <w:hyperlink r:id="rId36">
+      <w:hyperlink r:id="rId23">
         <w:r>
           <w:rPr>
             <w:rFonts w:ascii="Times New Roman" w:eastAsia="Times New Roman" w:hAnsi="Times New Roman" w:cs="Times New Roman"/>
@@ -23519,7 +25085,7 @@
           <w:szCs w:val="24"/>
           <w:lang w:val="en-US"/>
         </w:rPr>
-        <w:t xml:space="preserve">Information, 16</w:t>
+        <w:t>Information, 16</w:t>
       </w:r>
       <w:r>
         <w:rPr>
@@ -23528,7 +25094,7 @@
           <w:szCs w:val="24"/>
           <w:lang w:val="en-US"/>
         </w:rPr>
-        <w:t xml:space="preserve">(8), 644. https://doi.org/10.3390/info16080644</w:t>
+        <w:t>(8), 644. https://doi.org/10.3390/info16080644</w:t>
       </w:r>
     </w:p>
     <w:p>
@@ -23601,7 +25167,7 @@
           <w:szCs w:val="24"/>
           <w:lang w:val="en-US"/>
         </w:rPr>
-        <w:t xml:space="preserve">Future Internet, 17</w:t>
+        <w:t>Future Internet, 17</w:t>
       </w:r>
       <w:r>
         <w:rPr>
@@ -23610,7 +25176,7 @@
           <w:szCs w:val="24"/>
           <w:lang w:val="en-US"/>
         </w:rPr>
-        <w:t xml:space="preserve">(1), 28. https://doi.org/10.3390/fi17010028</w:t>
+        <w:t>(1), 28. https://doi.org/10.3390/fi17010028</w:t>
       </w:r>
     </w:p>
     <w:p>
@@ -23631,6 +25197,7 @@
           <w:szCs w:val="24"/>
           <w:lang w:val="en-US"/>
         </w:rPr>
+        <w:lastRenderedPageBreak/>
         <w:t xml:space="preserve">Soni, S., Chouhan, S. S., &amp; Rathore, S. S. (2023). TextConvoNet: A convolutional neural network based architecture for text classification. </w:t>
       </w:r>
       <w:r>
@@ -23642,7 +25209,7 @@
           <w:szCs w:val="24"/>
           <w:lang w:val="en-US"/>
         </w:rPr>
-        <w:t xml:space="preserve">Applied Intelligence, 53</w:t>
+        <w:t>Applied Intelligence, 53</w:t>
       </w:r>
       <w:r>
         <w:rPr>
@@ -23651,7 +25218,7 @@
           <w:szCs w:val="24"/>
           <w:lang w:val="en-US"/>
         </w:rPr>
-        <w:t xml:space="preserve">(11), 14249–14268. https://doi.org/10.1007/s10489-022-04221-9</w:t>
+        <w:t>(11), 14249–14268. https://doi.org/10.1007/s10489-022-04221-9</w:t>
       </w:r>
     </w:p>
     <w:p>
@@ -23672,7 +25239,7 @@
           <w:szCs w:val="24"/>
           <w:lang w:val="en-US"/>
         </w:rPr>
-        <w:t xml:space="preserve">Sun, Y., Fan, C., &amp; Chen, Q. (2024). Transfer learning for text classification via model risk analysis. En Findings of the Association for Computational Linguistics: EMNLP 2024 (pp. 2814–2825). Association for Computational Linguistics. https://doi.org/10.18653/v1/2024.findings-emnlp.160</w:t>
+        <w:t>Sun, Y., Fan, C., &amp; Chen, Q. (2024). Transfer learning for text classification via model risk analysis. En Findings of the Association for Computational Linguistics: EMNLP 2024 (pp. 2814–2825). Association for Computational Linguistics. https://doi.org/10.18653/v1/2024.findings-emnlp.160</w:t>
       </w:r>
     </w:p>
     <w:p>
@@ -23735,7 +25302,7 @@
         </w:rPr>
         <w:t xml:space="preserve">(4), e0266932. </w:t>
       </w:r>
-      <w:hyperlink r:id="rId39">
+      <w:hyperlink r:id="rId24">
         <w:r>
           <w:rPr>
             <w:rFonts w:ascii="Times New Roman" w:eastAsia="Times New Roman" w:hAnsi="Times New Roman" w:cs="Times New Roman"/>
@@ -23778,7 +25345,7 @@
           <w:szCs w:val="24"/>
           <w:lang w:val="en-US"/>
         </w:rPr>
-        <w:t xml:space="preserve">Multimedia Tools and Applications, 82</w:t>
+        <w:t>Multimedia Tools and Applications, 82</w:t>
       </w:r>
       <w:r>
         <w:rPr>
@@ -23787,7 +25354,7 @@
           <w:szCs w:val="24"/>
           <w:lang w:val="en-US"/>
         </w:rPr>
-        <w:t xml:space="preserve">(4), 5569–5585. https://doi.org/10.1007/s11042-022-13459-x</w:t>
+        <w:t>(4), 5569–5585. https://doi.org/10.1007/s11042-022-13459-x</w:t>
       </w:r>
     </w:p>
     <w:p>
@@ -23819,7 +25386,7 @@
           <w:szCs w:val="24"/>
           <w:lang w:val="en-US"/>
         </w:rPr>
-        <w:t xml:space="preserve">Proceedings of the 26th ACM SIGKDD International Conference on Knowledge Discovery &amp; Data Mining</w:t>
+        <w:t>Proceedings of the 26th ACM SIGKDD International Conference on Knowledge Discovery &amp; Data Mining</w:t>
       </w:r>
       <w:r>
         <w:rPr>
@@ -23831,13 +25398,19 @@
         <w:t xml:space="preserve"> (pp. 1192–1200). Association for Computing Machinery. https://doi.org/10.1145/3394486.3403172</w:t>
       </w:r>
     </w:p>
+    <w:sectPr>
+      <w:pgSz w:w="11906" w:h="16838"/>
+      <w:pgMar w:top="1417" w:right="1701" w:bottom="1417" w:left="1701" w:header="708" w:footer="708" w:gutter="0"/>
+      <w:cols w:space="708"/>
+      <w:docGrid w:linePitch="360"/>
+    </w:sectPr>
   </w:body>
 </w:document>
 </file>
 
 <file path=word/comments.xml><?xml version="1.0" encoding="utf-8"?>
 <w:comments xmlns:wpc="http://schemas.microsoft.com/office/word/2010/wordprocessingCanvas" xmlns:cx="http://schemas.microsoft.com/office/drawing/2014/chartex" xmlns:cx1="http://schemas.microsoft.com/office/drawing/2015/9/8/chartex" xmlns:cx2="http://schemas.microsoft.com/office/drawing/2015/10/21/chartex" xmlns:cx3="http://schemas.microsoft.com/office/drawing/2016/5/9/chartex" xmlns:cx4="http://schemas.microsoft.com/office/drawing/2016/5/10/chartex" xmlns:cx5="http://schemas.microsoft.com/office/drawing/2016/5/11/chartex" xmlns:cx6="http://schemas.microsoft.com/office/drawing/2016/5/12/chartex" xmlns:cx7="http://schemas.microsoft.com/office/drawing/2016/5/13/chartex" xmlns:cx8="http://schemas.microsoft.com/office/drawing/2016/5/14/chartex" xmlns:mc="http://schemas.openxmlformats.org/markup-compatibility/2006" xmlns:aink="http://schemas.microsoft.com/office/drawing/2016/ink" xmlns:am3d="http://schemas.microsoft.com/office/drawing/2017/model3d" xmlns:o="urn:schemas-microsoft-com:office:office" xmlns:oel="http://schemas.microsoft.com/office/2019/extlst" xmlns:r="http://schemas.openxmlformats.org/officeDocument/2006/relationships" xmlns:m="http://schemas.openxmlformats.org/officeDocument/2006/math" xmlns:v="urn:schemas-microsoft-com:vml" xmlns:wp14="http://schemas.microsoft.com/office/word/2010/wordprocessingDrawing" xmlns:wp="http://schemas.openxmlformats.org/drawingml/2006/wordprocessingDrawing" xmlns:w10="urn:schemas-microsoft-com:office:word" xmlns:w="http://schemas.openxmlformats.org/wordprocessingml/2006/main" xmlns:w14="http://schemas.microsoft.com/office/word/2010/wordml" xmlns:w15="http://schemas.microsoft.com/office/word/2012/wordml" xmlns:w16cex="http://schemas.microsoft.com/office/word/2018/wordml/cex" xmlns:w16cid="http://schemas.microsoft.com/office/word/2016/wordml/cid" xmlns:w16="http://schemas.microsoft.com/office/word/2018/wordml" xmlns:w16du="http://schemas.microsoft.com/office/word/2023/wordml/word16du" xmlns:w16sdtdh="http://schemas.microsoft.com/office/word/2020/wordml/sdtdatahash" xmlns:w16sdtfl="http://schemas.microsoft.com/office/word/2024/wordml/sdtformatlock" xmlns:w16se="http://schemas.microsoft.com/office/word/2015/wordml/symex" xmlns:wpg="http://schemas.microsoft.com/office/word/2010/wordprocessingGroup" xmlns:wpi="http://schemas.microsoft.com/office/word/2010/wordprocessingInk" xmlns:wne="http://schemas.microsoft.com/office/word/2006/wordml" xmlns:wps="http://schemas.microsoft.com/office/word/2010/wordprocessingShape" mc:Ignorable="w14 w15 w16se w16cid w16 w16cex w16sdtdh w16sdtfl w16du wp14">
-  <w:comment w:id="0" w:author="Fany Yexenia Sobero Rodriguez" w:date="2026-09-07T09:31:00Z" w:initials="FS">
+  <w:comment w:id="2" w:author="Fany Yexenia Sobero Rodriguez" w:date="2026-09-07T09:31:00Z" w:initials="FS">
     <w:p>
       <w:pPr>
         <w:pStyle w:val="Textocomentario"/>
@@ -23853,7 +25426,7 @@
       </w:r>
     </w:p>
   </w:comment>
-  <w:comment w:id="1" w:author="Fany Yexenia Sobero Rodriguez" w:date="2026-09-07T09:32:00Z" w:initials="FS">
+  <w:comment w:id="3" w:author="Fany Yexenia Sobero Rodriguez" w:date="2026-09-07T09:32:00Z" w:initials="FS">
     <w:p>
       <w:pPr>
         <w:pStyle w:val="Textocomentario"/>
@@ -23869,7 +25442,7 @@
       </w:r>
     </w:p>
   </w:comment>
-  <w:comment w:id="2" w:author="Fany Yexenia Sobero Rodriguez" w:date="2026-09-07T09:32:00Z" w:initials="FS">
+  <w:comment w:id="4" w:author="Fany Yexenia Sobero Rodriguez" w:date="2026-09-07T09:32:00Z" w:initials="FS">
     <w:p>
       <w:pPr>
         <w:pStyle w:val="Textocomentario"/>
@@ -23885,7 +25458,7 @@
       </w:r>
     </w:p>
   </w:comment>
-  <w:comment w:id="3" w:author="Fany Yexenia Sobero Rodriguez" w:date="2026-09-07T09:33:00Z" w:initials="FS">
+  <w:comment w:id="6" w:author="Fany Yexenia Sobero Rodriguez" w:date="2026-09-07T09:33:00Z" w:initials="FS">
     <w:p>
       <w:pPr>
         <w:pStyle w:val="Textocomentario"/>
@@ -23901,7 +25474,7 @@
       </w:r>
     </w:p>
   </w:comment>
-  <w:comment w:id="4" w:author="Fany Yexenia Sobero Rodriguez" w:date="2026-09-07T09:37:00Z" w:initials="FS">
+  <w:comment w:id="7" w:author="Fany Yexenia Sobero Rodriguez" w:date="2026-09-07T09:37:00Z" w:initials="FS">
     <w:p>
       <w:pPr>
         <w:pStyle w:val="Textocomentario"/>
@@ -23917,7 +25490,7 @@
       </w:r>
     </w:p>
   </w:comment>
-  <w:comment w:id="5" w:author="Fany Yexenia Sobero Rodriguez" w:date="2026-09-07T09:37:00Z" w:initials="FS">
+  <w:comment w:id="8" w:author="Fany Yexenia Sobero Rodriguez" w:date="2026-09-07T09:37:00Z" w:initials="FS">
     <w:p>
       <w:pPr>
         <w:pStyle w:val="Textocomentario"/>
@@ -23933,7 +25506,7 @@
       </w:r>
     </w:p>
   </w:comment>
-  <w:comment w:id="6" w:author="Fany Yexenia Sobero Rodriguez" w:date="2026-09-07T09:38:00Z" w:initials="FS">
+  <w:comment w:id="9" w:author="Fany Yexenia Sobero Rodriguez" w:date="2026-09-07T09:38:00Z" w:initials="FS">
     <w:p>
       <w:pPr>
         <w:pStyle w:val="Textocomentario"/>
@@ -23949,7 +25522,7 @@
       </w:r>
     </w:p>
   </w:comment>
-  <w:comment w:id="7" w:author="Fany Yexenia Sobero Rodriguez" w:date="2026-09-07T09:39:00Z" w:initials="FS">
+  <w:comment w:id="12" w:author="Fany Yexenia Sobero Rodriguez" w:date="2026-09-07T09:39:00Z" w:initials="FS">
     <w:p>
       <w:pPr>
         <w:pStyle w:val="Textocomentario"/>
@@ -23965,7 +25538,7 @@
       </w:r>
     </w:p>
   </w:comment>
-  <w:comment w:id="8" w:author="Fany Yexenia Sobero Rodriguez" w:date="2026-09-07T09:40:00Z" w:initials="FS">
+  <w:comment w:id="14" w:author="Fany Yexenia Sobero Rodriguez" w:date="2026-09-07T09:40:00Z" w:initials="FS">
     <w:p>
       <w:pPr>
         <w:pStyle w:val="Textocomentario"/>
@@ -23981,7 +25554,7 @@
       </w:r>
     </w:p>
   </w:comment>
-  <w:comment w:id="9" w:author="Fany Yexenia Sobero Rodriguez" w:date="2026-09-07T09:40:00Z" w:initials="FS">
+  <w:comment w:id="16" w:author="Fany Yexenia Sobero Rodriguez" w:date="2026-09-07T09:40:00Z" w:initials="FS">
     <w:p>
       <w:pPr>
         <w:pStyle w:val="Textocomentario"/>
@@ -23997,7 +25570,7 @@
       </w:r>
     </w:p>
   </w:comment>
-  <w:comment w:id="10" w:author="Edwin dlc" w:date="2026-05-20T20:52:00Z" w:initials="">
+  <w:comment w:id="26" w:author="Edwin dlc" w:date="2026-05-20T20:52:00Z" w:initials="">
     <w:p>
       <w:pPr>
         <w:widowControl w:val="0"/>
@@ -24029,23 +25602,7 @@
       </w:r>
     </w:p>
   </w:comment>
-  <w:comment w:id="11" w:author="Fany Yexenia Sobero Rodriguez" w:date="2026-09-07T09:44:00Z" w:initials="FS">
-    <w:p>
-      <w:pPr>
-        <w:pStyle w:val="Textocomentario"/>
-      </w:pPr>
-      <w:r>
-        <w:rPr>
-          <w:rStyle w:val="Refdecomentario"/>
-        </w:rPr>
-        <w:annotationRef/>
-      </w:r>
-      <w:r>
-        <w:t>Sugiero quitar los subtitulos, abstract, aporte,etc. Loas articulos deben mostrar objetivos, metodologia y resultados.</w:t>
-      </w:r>
-    </w:p>
-  </w:comment>
-  <w:comment w:id="12" w:author="Fany Yexenia Sobero Rodriguez" w:date="2026-09-07T09:46:00Z" w:initials="FS">
+  <w:comment w:id="35" w:author="Fany Yexenia Sobero Rodriguez" w:date="2026-09-07T09:46:00Z" w:initials="FS">
     <w:p>
       <w:pPr>
         <w:pStyle w:val="Textocomentario"/>
@@ -24077,7 +25634,6 @@
   <w15:commentEx w15:paraId="6E005E2C" w15:done="0"/>
   <w15:commentEx w15:paraId="5A2ED519" w15:done="0"/>
   <w15:commentEx w15:paraId="000004E0" w15:done="1"/>
-  <w15:commentEx w15:paraId="2F29356F" w15:done="0"/>
   <w15:commentEx w15:paraId="0E381062" w15:done="0"/>
 </w15:commentsEx>
 </file>
@@ -24094,7 +25650,6 @@
   <w16cex:commentExtensible w16cex:durableId="652A4902" w16cex:dateUtc="2026-09-07T14:39:00Z"/>
   <w16cex:commentExtensible w16cex:durableId="10F5611E" w16cex:dateUtc="2026-09-07T14:40:00Z"/>
   <w16cex:commentExtensible w16cex:durableId="0C77252C" w16cex:dateUtc="2026-09-07T14:40:00Z"/>
-  <w16cex:commentExtensible w16cex:durableId="563A1969" w16cex:dateUtc="2026-09-07T14:44:00Z"/>
   <w16cex:commentExtensible w16cex:durableId="16126B9C" w16cex:dateUtc="2026-09-07T14:46:00Z"/>
 </w16cex:commentsExtensible>
 </file>
@@ -24112,7 +25667,6 @@
   <w16cid:commentId w16cid:paraId="6E005E2C" w16cid:durableId="10F5611E"/>
   <w16cid:commentId w16cid:paraId="5A2ED519" w16cid:durableId="0C77252C"/>
   <w16cid:commentId w16cid:paraId="000004E0" w16cid:durableId="000004E0"/>
-  <w16cid:commentId w16cid:paraId="2F29356F" w16cid:durableId="563A1969"/>
   <w16cid:commentId w16cid:paraId="0E381062" w16cid:durableId="16126B9C"/>
 </w16cid:commentsIds>
 </file>
@@ -25902,6 +27456,7 @@
   <w:style w:type="character" w:default="1" w:styleId="Fuentedeprrafopredeter">
     <w:name w:val="Default Paragraph Font"/>
     <w:uiPriority w:val="1"/>
+    <w:semiHidden/>
     <w:unhideWhenUsed/>
   </w:style>
   <w:style w:type="table" w:default="1" w:styleId="Tablanormal">
@@ -26868,15 +28423,6 @@
 </file>
 
 <file path=customXml/item1.xml><?xml version="1.0" encoding="utf-8"?>
-<?mso-contentType ?>
-<FormTemplates xmlns="http://schemas.microsoft.com/sharepoint/v3/contenttype/forms">
-  <Display>DocumentLibraryForm</Display>
-  <Edit>DocumentLibraryForm</Edit>
-  <New>DocumentLibraryForm</New>
-</FormTemplates>
-</file>
-
-<file path=customXml/item2.xml><?xml version="1.0" encoding="utf-8"?>
 <ct:contentTypeSchema xmlns:ct="http://schemas.microsoft.com/office/2006/metadata/contentType" xmlns:ma="http://schemas.microsoft.com/office/2006/metadata/properties/metaAttributes" ct:_="" ma:_="" ma:contentTypeName="Documento" ma:contentTypeID="0x010100B08585C9ECC0034990B1406EA9E76FA2" ma:contentTypeVersion="16" ma:contentTypeDescription="Crear nuevo documento." ma:contentTypeScope="" ma:versionID="89c696b14aca75e4796bcda26f941de4">
   <xsd:schema xmlns:xsd="http://www.w3.org/2001/XMLSchema" xmlns:xs="http://www.w3.org/2001/XMLSchema" xmlns:p="http://schemas.microsoft.com/office/2006/metadata/properties" xmlns:ns3="28e2f4d9-3764-4c33-a7ac-d81dcfc4cda5" xmlns:ns4="cfc1c222-df68-4cf3-a6c9-b7df2d7c3b81" targetNamespace="http://schemas.microsoft.com/office/2006/metadata/properties" ma:root="true" ma:fieldsID="a8df79ce8a04ee5f3fa8c8c118fcf184" ns3:_="" ns4:_="">
     <xsd:import namespace="28e2f4d9-3764-4c33-a7ac-d81dcfc4cda5"/>
@@ -27115,6 +28661,14 @@
 </ct:contentTypeSchema>
 </file>
 
+<file path=customXml/item2.xml><?xml version="1.0" encoding="utf-8"?>
+<p:properties xmlns:p="http://schemas.microsoft.com/office/2006/metadata/properties" xmlns:xsi="http://www.w3.org/2001/XMLSchema-instance" xmlns:pc="http://schemas.microsoft.com/office/infopath/2007/PartnerControls">
+  <documentManagement>
+    <_activity xmlns="28e2f4d9-3764-4c33-a7ac-d81dcfc4cda5" xsi:nil="true"/>
+  </documentManagement>
+</p:properties>
+</file>
+
 <file path=customXml/item3.xml><?xml version="1.0" encoding="utf-8"?>
 <go:gDocsCustomXmlDataStorage xmlns:go="http://customooxmlschemas.google.com/" xmlns:r="http://schemas.openxmlformats.org/officeDocument/2006/relationships" uri="GoogleDocsCustomDataVersion2">
   <go:docsCustomData xmlns:go="http://customooxmlschemas.google.com/" roundtripDataSignature="AMtx7miYkiSfv0ZpReA2AqSd39Xa16z38A==">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</go:docsCustomData>
@@ -27122,22 +28676,15 @@
 </file>
 
 <file path=customXml/item4.xml><?xml version="1.0" encoding="utf-8"?>
-<p:properties xmlns:p="http://schemas.microsoft.com/office/2006/metadata/properties" xmlns:xsi="http://www.w3.org/2001/XMLSchema-instance" xmlns:pc="http://schemas.microsoft.com/office/infopath/2007/PartnerControls">
-  <documentManagement>
-    <_activity xmlns="28e2f4d9-3764-4c33-a7ac-d81dcfc4cda5" xsi:nil="true"/>
-  </documentManagement>
-</p:properties>
+<?mso-contentType ?>
+<FormTemplates xmlns="http://schemas.microsoft.com/sharepoint/v3/contenttype/forms">
+  <Display>DocumentLibraryForm</Display>
+  <Edit>DocumentLibraryForm</Edit>
+  <New>DocumentLibraryForm</New>
+</FormTemplates>
 </file>
 
 <file path=customXml/itemProps1.xml><?xml version="1.0" encoding="utf-8"?>
-<ds:datastoreItem xmlns:ds="http://schemas.openxmlformats.org/officeDocument/2006/customXml" ds:itemID="{75CCA1F2-90B8-45B4-B388-7CBB70000DE0}">
-  <ds:schemaRefs>
-    <ds:schemaRef ds:uri="http://schemas.microsoft.com/sharepoint/v3/contenttype/forms"/>
-  </ds:schemaRefs>
-</ds:datastoreItem>
-</file>
-
-<file path=customXml/itemProps2.xml><?xml version="1.0" encoding="utf-8"?>
 <ds:datastoreItem xmlns:ds="http://schemas.openxmlformats.org/officeDocument/2006/customXml" ds:itemID="{B6AB4854-EBAD-44B6-9885-50B003833E99}">
   <ds:schemaRefs>
     <ds:schemaRef ds:uri="http://schemas.microsoft.com/office/2006/metadata/contentType"/>
@@ -27156,6 +28703,16 @@
 </ds:datastoreItem>
 </file>
 
+<file path=customXml/itemProps2.xml><?xml version="1.0" encoding="utf-8"?>
+<ds:datastoreItem xmlns:ds="http://schemas.openxmlformats.org/officeDocument/2006/customXml" ds:itemID="{D950901F-3F17-4208-9CA9-B4CFF991898A}">
+  <ds:schemaRefs>
+    <ds:schemaRef ds:uri="http://schemas.microsoft.com/office/2006/metadata/properties"/>
+    <ds:schemaRef ds:uri="http://schemas.microsoft.com/office/infopath/2007/PartnerControls"/>
+    <ds:schemaRef ds:uri="28e2f4d9-3764-4c33-a7ac-d81dcfc4cda5"/>
+  </ds:schemaRefs>
+</ds:datastoreItem>
+</file>
+
 <file path=customXml/itemProps3.xml><?xml version="1.0" encoding="utf-8"?>
 <ds:datastoreItem xmlns:ds="http://schemas.openxmlformats.org/officeDocument/2006/customXml" ds:itemID="{11111111-1234-1234-1234-123412341234}">
   <ds:schemaRefs>
@@ -27166,11 +28723,9 @@
 </file>
 
 <file path=customXml/itemProps4.xml><?xml version="1.0" encoding="utf-8"?>
-<ds:datastoreItem xmlns:ds="http://schemas.openxmlformats.org/officeDocument/2006/customXml" ds:itemID="{D950901F-3F17-4208-9CA9-B4CFF991898A}">
+<ds:datastoreItem xmlns:ds="http://schemas.openxmlformats.org/officeDocument/2006/customXml" ds:itemID="{75CCA1F2-90B8-45B4-B388-7CBB70000DE0}">
   <ds:schemaRefs>
-    <ds:schemaRef ds:uri="http://schemas.microsoft.com/office/2006/metadata/properties"/>
-    <ds:schemaRef ds:uri="http://schemas.microsoft.com/office/infopath/2007/PartnerControls"/>
-    <ds:schemaRef ds:uri="28e2f4d9-3764-4c33-a7ac-d81dcfc4cda5"/>
+    <ds:schemaRef ds:uri="http://schemas.microsoft.com/sharepoint/v3/contenttype/forms"/>
   </ds:schemaRefs>
 </ds:datastoreItem>
 </file>
--- a/Avance 3 1609/Tesis_FISI_Completa.docx
+++ b/Avance 3 1609/Tesis_FISI_Completa.docx
@@ -24071,17 +24071,57 @@
       </w:r>
       <w:r>
         <w:br/>
-      </w:r>
-      <w:r>
+        <w:drawing>
+          <wp:inline xmlns:a="http://schemas.openxmlformats.org/drawingml/2006/main" xmlns:pic="http://schemas.openxmlformats.org/drawingml/2006/picture">
+            <wp:extent cx="4937760" cy="3798277"/>
+            <wp:docPr id="1366294103" name="Picture 1366294103"/>
+            <wp:cNvGraphicFramePr>
+              <a:graphicFrameLocks noChangeAspect="1"/>
+            </wp:cNvGraphicFramePr>
+            <a:graphic>
+              <a:graphicData uri="http://schemas.openxmlformats.org/drawingml/2006/picture">
+                <pic:pic>
+                  <pic:nvPicPr>
+                    <pic:cNvPr id="0" name="figura8_interfaz.png"/>
+                    <pic:cNvPicPr/>
+                  </pic:nvPicPr>
+                  <pic:blipFill>
+                    <a:blip r:embed="rId28"/>
+                    <a:stretch>
+                      <a:fillRect/>
+                    </a:stretch>
+                  </pic:blipFill>
+                  <pic:spPr>
+                    <a:xfrm>
+                      <a:off x="0" y="0"/>
+                      <a:ext cx="4937760" cy="3798277"/>
+                    </a:xfrm>
+                    <a:prstGeom prst="rect"/>
+                  </pic:spPr>
+                </pic:pic>
+              </a:graphicData>
+            </a:graphic>
+          </wp:inline>
+        </w:drawing>
+      </w:r>
+    </w:p>
+    <w:p>
+      <w:pPr>
+        <w:spacing w:before="60" w:after="160" w:line="360" w:lineRule="auto"/>
+        <w:ind w:left="720"/>
         <w:rPr>
           <w:rFonts w:ascii="Times New Roman" w:eastAsia="Times New Roman" w:hAnsi="Times New Roman" w:cs="Times New Roman"/>
           <w:i/>
           <w:iCs/>
-          <w:sz w:val="24"/>
-          <w:szCs w:val="24"/>
-          <w:highlight w:val="yellow"/>
-        </w:rPr>
-        <w:t>[ESPACIO PARA CAPTURA — pegar aquí una imagen de la página de inicio del sistema (http://localhost:8000/), mostrando el encabezado con el logo de la UNMSM, el formulario de clasificación y el resultado con la categoría, el score de confianza y los términos clave]</w:t>
+        </w:rPr>
+      </w:pPr>
+      <w:r>
+        <w:rPr>
+          <w:rFonts w:ascii="Times New Roman" w:eastAsia="Times New Roman" w:hAnsi="Times New Roman" w:cs="Times New Roman"/>
+          <w:i/>
+          <w:iCs/>
+        </w:rPr>
+        <w:t>Nota. Captura de la interfaz web principal del sistema, accesible en la ruta raíz (/) del servidor. Muestra el formulario de clasificación, el resultado con el score de confianza y los términos clave (TF-IDF) que más influyeron en la predicción. Elaboración propia.</w:t>
       </w:r>
     </w:p>
     <w:p>
@@ -24094,25 +24134,6 @@
           <w:iCs/>
         </w:rPr>
       </w:pPr>
-      <w:r>
-        <w:rPr>
-          <w:rFonts w:ascii="Times New Roman" w:eastAsia="Times New Roman" w:hAnsi="Times New Roman" w:cs="Times New Roman"/>
-          <w:i/>
-          <w:iCs/>
-        </w:rPr>
-        <w:t>Nota. Captura de la interfaz web principal del sistema, accesible en la ruta raíz (/) del servidor. Muestra el formulario de clasificación, el resultado con el score de confianza y los términos clave (TF-IDF) que más influyeron en la predicción. Elaboración propia.</w:t>
-      </w:r>
-    </w:p>
-    <w:p>
-      <w:pPr>
-        <w:spacing w:before="60" w:after="160" w:line="360" w:lineRule="auto"/>
-        <w:ind w:left="720"/>
-        <w:rPr>
-          <w:rFonts w:ascii="Times New Roman" w:eastAsia="Times New Roman" w:hAnsi="Times New Roman" w:cs="Times New Roman"/>
-          <w:i/>
-          <w:iCs/>
-        </w:rPr>
-      </w:pPr>
     </w:p>
     <w:p>
       <w:pPr>
@@ -24185,17 +24206,38 @@
       </w:r>
       <w:r>
         <w:br/>
-      </w:r>
-      <w:r>
-        <w:rPr>
-          <w:rFonts w:ascii="Times New Roman" w:eastAsia="Times New Roman" w:hAnsi="Times New Roman" w:cs="Times New Roman"/>
-          <w:i/>
-          <w:iCs/>
-          <w:sz w:val="24"/>
-          <w:szCs w:val="24"/>
-          <w:highlight w:val="yellow"/>
-        </w:rPr>
-        <w:t>[ESPACIO PARA CAPTURA — pegar aquí una imagen del panel de métricas del sistema, mostrando las tarjetas de estadísticas, el gráfico de dona de distribución por categoría y el gráfico de línea del tiempo de inferencia (Chart.js)]</w:t>
+        <w:drawing>
+          <wp:inline xmlns:a="http://schemas.openxmlformats.org/drawingml/2006/main" xmlns:pic="http://schemas.openxmlformats.org/drawingml/2006/picture">
+            <wp:extent cx="4937760" cy="2278966"/>
+            <wp:docPr id="1366294104" name="Picture 1366294104"/>
+            <wp:cNvGraphicFramePr>
+              <a:graphicFrameLocks noChangeAspect="1"/>
+            </wp:cNvGraphicFramePr>
+            <a:graphic>
+              <a:graphicData uri="http://schemas.openxmlformats.org/drawingml/2006/picture">
+                <pic:pic>
+                  <pic:nvPicPr>
+                    <pic:cNvPr id="0" name="figura9_metricas.png"/>
+                    <pic:cNvPicPr/>
+                  </pic:nvPicPr>
+                  <pic:blipFill>
+                    <a:blip r:embed="rId29"/>
+                    <a:stretch>
+                      <a:fillRect/>
+                    </a:stretch>
+                  </pic:blipFill>
+                  <pic:spPr>
+                    <a:xfrm>
+                      <a:off x="0" y="0"/>
+                      <a:ext cx="4937760" cy="2278966"/>
+                    </a:xfrm>
+                    <a:prstGeom prst="rect"/>
+                  </pic:spPr>
+                </pic:pic>
+              </a:graphicData>
+            </a:graphic>
+          </wp:inline>
+        </w:drawing>
       </w:r>
     </w:p>
     <w:p>
